--- a/docs/05_GenAI_SoftwareDevelopment_functional-testing.docx
+++ b/docs/05_GenAI_SoftwareDevelopment_functional-testing.docx
@@ -229,34 +229,13 @@
     </w:p>
     <w:p>
       <w:pPr>
-        <w:pStyle w:val="ListParagraph"/>
-        <w:numPr>
-          <w:ilvl w:val="0"/>
-          <w:numId w:val="3"/>
-        </w:numPr>
-        <w:spacing w:after="120" w:line="240" w:lineRule="auto"/>
-        <w:ind w:left="567" w:hanging="567"/>
-        <w:rPr>
-          <w:rFonts w:ascii="Times New Roman" w:hAnsi="Times New Roman" w:cs="Times New Roman"/>
-          <w:sz w:val="26"/>
-          <w:szCs w:val="26"/>
-        </w:rPr>
+        <w:pStyle w:val="Heading1"/>
       </w:pPr>
       <w:r>
-        <w:rPr>
-          <w:rFonts w:ascii="Times New Roman" w:hAnsi="Times New Roman" w:cs="Times New Roman"/>
-          <w:sz w:val="26"/>
-          <w:szCs w:val="26"/>
-        </w:rPr>
         <w:t>Những yêu cầu về tài nguyên</w:t>
       </w:r>
       <w:bookmarkStart w:id="0" w:name="_Toc327032327"/>
       <w:r>
-        <w:rPr>
-          <w:rFonts w:ascii="Times New Roman" w:hAnsi="Times New Roman" w:cs="Times New Roman"/>
-          <w:sz w:val="26"/>
-          <w:szCs w:val="26"/>
-        </w:rPr>
         <w:t xml:space="preserve"> cho kiểm thử ứng dụng</w:t>
       </w:r>
     </w:p>
@@ -508,6 +487,15 @@
               </w:rPr>
               <w:t>1T</w:t>
             </w:r>
+            <w:r>
+              <w:rPr>
+                <w:rFonts w:ascii="Times New Roman" w:hAnsi="Times New Roman" w:cs="Times New Roman"/>
+                <w:color w:val="FF0000"/>
+                <w:sz w:val="26"/>
+                <w:szCs w:val="26"/>
+              </w:rPr>
+              <w:t>B</w:t>
+            </w:r>
           </w:p>
         </w:tc>
         <w:tc>
@@ -535,7 +523,6 @@
               </w:rPr>
               <w:t xml:space="preserve">64 </w:t>
             </w:r>
-            <w:proofErr w:type="gramStart"/>
             <w:r>
               <w:rPr>
                 <w:rFonts w:ascii="Times New Roman" w:hAnsi="Times New Roman" w:cs="Times New Roman"/>
@@ -545,7 +532,6 @@
               </w:rPr>
               <w:t>bit</w:t>
             </w:r>
-            <w:proofErr w:type="gramEnd"/>
           </w:p>
         </w:tc>
       </w:tr>
@@ -970,24 +956,9 @@
     </w:p>
     <w:p>
       <w:pPr>
-        <w:pStyle w:val="ListParagraph"/>
-        <w:numPr>
-          <w:ilvl w:val="0"/>
-          <w:numId w:val="4"/>
-        </w:numPr>
-        <w:spacing w:after="120" w:line="240" w:lineRule="auto"/>
-        <w:rPr>
-          <w:rFonts w:ascii="Times New Roman" w:hAnsi="Times New Roman" w:cs="Times New Roman"/>
-          <w:sz w:val="26"/>
-          <w:szCs w:val="26"/>
-        </w:rPr>
+        <w:pStyle w:val="Heading1"/>
       </w:pPr>
       <w:r>
-        <w:rPr>
-          <w:rFonts w:ascii="Times New Roman" w:hAnsi="Times New Roman" w:cs="Times New Roman"/>
-          <w:sz w:val="26"/>
-          <w:szCs w:val="26"/>
-        </w:rPr>
         <w:t>Danh sách các tình huống để kiểm tra ứng dụng.</w:t>
       </w:r>
     </w:p>
@@ -1477,24 +1448,6 @@
                 <w:sz w:val="26"/>
                 <w:szCs w:val="26"/>
               </w:rPr>
-              <w:br/>
-            </w:r>
-          </w:p>
-          <w:p>
-            <w:pPr>
-              <w:spacing w:after="120" w:line="240" w:lineRule="auto"/>
-              <w:rPr>
-                <w:rFonts w:ascii="Times New Roman" w:hAnsi="Times New Roman" w:cs="Times New Roman"/>
-                <w:sz w:val="26"/>
-                <w:szCs w:val="26"/>
-              </w:rPr>
-            </w:pPr>
-            <w:r>
-              <w:rPr>
-                <w:rFonts w:ascii="Times New Roman" w:hAnsi="Times New Roman" w:cs="Times New Roman"/>
-                <w:sz w:val="26"/>
-                <w:szCs w:val="26"/>
-              </w:rPr>
               <w:t>Password: 123456</w:t>
             </w:r>
           </w:p>
@@ -1801,24 +1754,6 @@
                 <w:sz w:val="26"/>
                 <w:szCs w:val="26"/>
               </w:rPr>
-              <w:br/>
-            </w:r>
-          </w:p>
-          <w:p>
-            <w:pPr>
-              <w:spacing w:after="120" w:line="240" w:lineRule="auto"/>
-              <w:rPr>
-                <w:rFonts w:ascii="Times New Roman" w:hAnsi="Times New Roman" w:cs="Times New Roman"/>
-                <w:sz w:val="26"/>
-                <w:szCs w:val="26"/>
-              </w:rPr>
-            </w:pPr>
-            <w:r>
-              <w:rPr>
-                <w:rFonts w:ascii="Times New Roman" w:hAnsi="Times New Roman" w:cs="Times New Roman"/>
-                <w:sz w:val="26"/>
-                <w:szCs w:val="26"/>
-              </w:rPr>
               <w:t>Password: wrong_pass</w:t>
             </w:r>
           </w:p>
@@ -3124,9 +3059,8 @@
                 <w:bCs/>
                 <w:sz w:val="26"/>
                 <w:szCs w:val="26"/>
-                <w:lang w:val="vi-VN"/>
-              </w:rPr>
-              <w:t>_</w:t>
+              </w:rPr>
+              <w:t>C</w:t>
             </w:r>
             <w:r>
               <w:rPr>
@@ -3136,7 +3070,17 @@
                 <w:sz w:val="26"/>
                 <w:szCs w:val="26"/>
               </w:rPr>
-              <w:t>C01</w:t>
+              <w:t>_</w:t>
+            </w:r>
+            <w:r>
+              <w:rPr>
+                <w:rFonts w:ascii="Times New Roman" w:hAnsi="Times New Roman" w:cs="Times New Roman"/>
+                <w:b/>
+                <w:bCs/>
+                <w:sz w:val="26"/>
+                <w:szCs w:val="26"/>
+              </w:rPr>
+              <w:t>01</w:t>
             </w:r>
           </w:p>
         </w:tc>
@@ -3278,24 +3222,6 @@
                 <w:sz w:val="26"/>
                 <w:szCs w:val="26"/>
               </w:rPr>
-              <w:br/>
-            </w:r>
-          </w:p>
-          <w:p>
-            <w:pPr>
-              <w:spacing w:after="120" w:line="240" w:lineRule="auto"/>
-              <w:rPr>
-                <w:rFonts w:ascii="Times New Roman" w:hAnsi="Times New Roman" w:cs="Times New Roman"/>
-                <w:sz w:val="26"/>
-                <w:szCs w:val="26"/>
-              </w:rPr>
-            </w:pPr>
-            <w:r>
-              <w:rPr>
-                <w:rFonts w:ascii="Times New Roman" w:hAnsi="Times New Roman" w:cs="Times New Roman"/>
-                <w:sz w:val="26"/>
-                <w:szCs w:val="26"/>
-              </w:rPr>
               <w:t>Trích yếu: V/v kiểm tra công tác văn thư</w:t>
             </w:r>
           </w:p>
@@ -3314,43 +3240,7 @@
                 <w:sz w:val="26"/>
                 <w:szCs w:val="26"/>
               </w:rPr>
-              <w:br/>
-            </w:r>
-          </w:p>
-          <w:p>
-            <w:pPr>
-              <w:spacing w:after="120" w:line="240" w:lineRule="auto"/>
-              <w:rPr>
-                <w:rFonts w:ascii="Times New Roman" w:hAnsi="Times New Roman" w:cs="Times New Roman"/>
-                <w:sz w:val="26"/>
-                <w:szCs w:val="26"/>
-              </w:rPr>
-            </w:pPr>
-            <w:r>
-              <w:rPr>
-                <w:rFonts w:ascii="Times New Roman" w:hAnsi="Times New Roman" w:cs="Times New Roman"/>
-                <w:sz w:val="26"/>
-                <w:szCs w:val="26"/>
-              </w:rPr>
               <w:t>Cơ quan gửi: UBND Tỉnh</w:t>
-            </w:r>
-          </w:p>
-          <w:p>
-            <w:pPr>
-              <w:spacing w:after="120" w:line="240" w:lineRule="auto"/>
-              <w:rPr>
-                <w:rFonts w:ascii="Times New Roman" w:hAnsi="Times New Roman" w:cs="Times New Roman"/>
-                <w:sz w:val="26"/>
-                <w:szCs w:val="26"/>
-              </w:rPr>
-            </w:pPr>
-            <w:r>
-              <w:rPr>
-                <w:rFonts w:ascii="Times New Roman" w:hAnsi="Times New Roman" w:cs="Times New Roman"/>
-                <w:sz w:val="26"/>
-                <w:szCs w:val="26"/>
-              </w:rPr>
-              <w:br/>
             </w:r>
           </w:p>
           <w:p>
@@ -3643,24 +3533,6 @@
                 <w:sz w:val="26"/>
                 <w:szCs w:val="26"/>
               </w:rPr>
-              <w:br/>
-            </w:r>
-          </w:p>
-          <w:p>
-            <w:pPr>
-              <w:spacing w:after="120" w:line="240" w:lineRule="auto"/>
-              <w:rPr>
-                <w:rFonts w:ascii="Times New Roman" w:hAnsi="Times New Roman" w:cs="Times New Roman"/>
-                <w:sz w:val="26"/>
-                <w:szCs w:val="26"/>
-              </w:rPr>
-            </w:pPr>
-            <w:r>
-              <w:rPr>
-                <w:rFonts w:ascii="Times New Roman" w:hAnsi="Times New Roman" w:cs="Times New Roman"/>
-                <w:sz w:val="26"/>
-                <w:szCs w:val="26"/>
-              </w:rPr>
               <w:t>Trích yếu: ""</w:t>
             </w:r>
           </w:p>
@@ -3936,24 +3808,6 @@
                 <w:sz w:val="26"/>
                 <w:szCs w:val="26"/>
               </w:rPr>
-              <w:br/>
-            </w:r>
-          </w:p>
-          <w:p>
-            <w:pPr>
-              <w:spacing w:after="120" w:line="240" w:lineRule="auto"/>
-              <w:rPr>
-                <w:rFonts w:ascii="Times New Roman" w:hAnsi="Times New Roman" w:cs="Times New Roman"/>
-                <w:sz w:val="26"/>
-                <w:szCs w:val="26"/>
-              </w:rPr>
-            </w:pPr>
-            <w:r>
-              <w:rPr>
-                <w:rFonts w:ascii="Times New Roman" w:hAnsi="Times New Roman" w:cs="Times New Roman"/>
-                <w:sz w:val="26"/>
-                <w:szCs w:val="26"/>
-              </w:rPr>
               <w:t>Số hiệu: 45/CV-ĐH</w:t>
             </w:r>
           </w:p>
@@ -3972,43 +3826,7 @@
                 <w:sz w:val="26"/>
                 <w:szCs w:val="26"/>
               </w:rPr>
-              <w:br/>
-            </w:r>
-          </w:p>
-          <w:p>
-            <w:pPr>
-              <w:spacing w:after="120" w:line="240" w:lineRule="auto"/>
-              <w:rPr>
-                <w:rFonts w:ascii="Times New Roman" w:hAnsi="Times New Roman" w:cs="Times New Roman"/>
-                <w:sz w:val="26"/>
-                <w:szCs w:val="26"/>
-              </w:rPr>
-            </w:pPr>
-            <w:r>
-              <w:rPr>
-                <w:rFonts w:ascii="Times New Roman" w:hAnsi="Times New Roman" w:cs="Times New Roman"/>
-                <w:sz w:val="26"/>
-                <w:szCs w:val="26"/>
-              </w:rPr>
               <w:t>Trích yếu: Báo cáo quý 3</w:t>
-            </w:r>
-          </w:p>
-          <w:p>
-            <w:pPr>
-              <w:spacing w:after="120" w:line="240" w:lineRule="auto"/>
-              <w:rPr>
-                <w:rFonts w:ascii="Times New Roman" w:hAnsi="Times New Roman" w:cs="Times New Roman"/>
-                <w:sz w:val="26"/>
-                <w:szCs w:val="26"/>
-              </w:rPr>
-            </w:pPr>
-            <w:r>
-              <w:rPr>
-                <w:rFonts w:ascii="Times New Roman" w:hAnsi="Times New Roman" w:cs="Times New Roman"/>
-                <w:sz w:val="26"/>
-                <w:szCs w:val="26"/>
-              </w:rPr>
-              <w:br/>
             </w:r>
           </w:p>
           <w:p>
@@ -5221,24 +5039,6 @@
                 <w:sz w:val="26"/>
                 <w:szCs w:val="26"/>
               </w:rPr>
-              <w:br/>
-            </w:r>
-          </w:p>
-          <w:p>
-            <w:pPr>
-              <w:spacing w:after="120" w:line="240" w:lineRule="auto"/>
-              <w:rPr>
-                <w:rFonts w:ascii="Times New Roman" w:hAnsi="Times New Roman" w:cs="Times New Roman"/>
-                <w:sz w:val="26"/>
-                <w:szCs w:val="26"/>
-              </w:rPr>
-            </w:pPr>
-            <w:r>
-              <w:rPr>
-                <w:rFonts w:ascii="Times New Roman" w:hAnsi="Times New Roman" w:cs="Times New Roman"/>
-                <w:sz w:val="26"/>
-                <w:szCs w:val="26"/>
-              </w:rPr>
               <w:t>Chuyên viên: chuyenvien (ID: 3)</w:t>
             </w:r>
           </w:p>
@@ -5257,43 +5057,7 @@
                 <w:sz w:val="26"/>
                 <w:szCs w:val="26"/>
               </w:rPr>
-              <w:br/>
-            </w:r>
-          </w:p>
-          <w:p>
-            <w:pPr>
-              <w:spacing w:after="120" w:line="240" w:lineRule="auto"/>
-              <w:rPr>
-                <w:rFonts w:ascii="Times New Roman" w:hAnsi="Times New Roman" w:cs="Times New Roman"/>
-                <w:sz w:val="26"/>
-                <w:szCs w:val="26"/>
-              </w:rPr>
-            </w:pPr>
-            <w:r>
-              <w:rPr>
-                <w:rFonts w:ascii="Times New Roman" w:hAnsi="Times New Roman" w:cs="Times New Roman"/>
-                <w:sz w:val="26"/>
-                <w:szCs w:val="26"/>
-              </w:rPr>
               <w:t>Hạn xử lý: 2026-10-05</w:t>
-            </w:r>
-          </w:p>
-          <w:p>
-            <w:pPr>
-              <w:spacing w:after="120" w:line="240" w:lineRule="auto"/>
-              <w:rPr>
-                <w:rFonts w:ascii="Times New Roman" w:hAnsi="Times New Roman" w:cs="Times New Roman"/>
-                <w:sz w:val="26"/>
-                <w:szCs w:val="26"/>
-              </w:rPr>
-            </w:pPr>
-            <w:r>
-              <w:rPr>
-                <w:rFonts w:ascii="Times New Roman" w:hAnsi="Times New Roman" w:cs="Times New Roman"/>
-                <w:sz w:val="26"/>
-                <w:szCs w:val="26"/>
-              </w:rPr>
-              <w:br/>
             </w:r>
           </w:p>
           <w:p>
@@ -6100,43 +5864,7 @@
                 <w:sz w:val="26"/>
                 <w:szCs w:val="26"/>
               </w:rPr>
-              <w:br/>
-            </w:r>
-          </w:p>
-          <w:p>
-            <w:pPr>
-              <w:spacing w:after="120" w:line="240" w:lineRule="auto"/>
-              <w:rPr>
-                <w:rFonts w:ascii="Times New Roman" w:hAnsi="Times New Roman" w:cs="Times New Roman"/>
-                <w:sz w:val="26"/>
-                <w:szCs w:val="26"/>
-              </w:rPr>
-            </w:pPr>
-            <w:r>
-              <w:rPr>
-                <w:rFonts w:ascii="Times New Roman" w:hAnsi="Times New Roman" w:cs="Times New Roman"/>
-                <w:sz w:val="26"/>
-                <w:szCs w:val="26"/>
-              </w:rPr>
               <w:t>Status: IN_PROGRESS</w:t>
-            </w:r>
-          </w:p>
-          <w:p>
-            <w:pPr>
-              <w:spacing w:after="120" w:line="240" w:lineRule="auto"/>
-              <w:rPr>
-                <w:rFonts w:ascii="Times New Roman" w:hAnsi="Times New Roman" w:cs="Times New Roman"/>
-                <w:sz w:val="26"/>
-                <w:szCs w:val="26"/>
-              </w:rPr>
-            </w:pPr>
-            <w:r>
-              <w:rPr>
-                <w:rFonts w:ascii="Times New Roman" w:hAnsi="Times New Roman" w:cs="Times New Roman"/>
-                <w:sz w:val="26"/>
-                <w:szCs w:val="26"/>
-              </w:rPr>
-              <w:br/>
             </w:r>
           </w:p>
           <w:p>
@@ -8827,25 +8555,7 @@
                 <w:sz w:val="26"/>
                 <w:szCs w:val="26"/>
               </w:rPr>
-              <w:t xml:space="preserve">P1 (Demo </w:t>
-            </w:r>
-            <w:proofErr w:type="gramStart"/>
-            <w:r>
-              <w:rPr>
-                <w:rFonts w:ascii="Times New Roman" w:hAnsi="Times New Roman" w:cs="Times New Roman"/>
-                <w:sz w:val="26"/>
-                <w:szCs w:val="26"/>
-              </w:rPr>
-              <w:t>an</w:t>
-            </w:r>
-            <w:proofErr w:type="gramEnd"/>
-            <w:r>
-              <w:rPr>
-                <w:rFonts w:ascii="Times New Roman" w:hAnsi="Times New Roman" w:cs="Times New Roman"/>
-                <w:sz w:val="26"/>
-                <w:szCs w:val="26"/>
-              </w:rPr>
-              <w:t xml:space="preserve"> toàn)</w:t>
+              <w:t>P1 (Demo an toàn)</w:t>
             </w:r>
           </w:p>
         </w:tc>
@@ -8885,59 +8595,39 @@
     </w:p>
     <w:p>
       <w:pPr>
-        <w:spacing w:line="264" w:lineRule="auto"/>
-        <w:ind w:right="720"/>
-        <w:rPr>
-          <w:rFonts w:ascii="Times New Roman" w:hAnsi="Times New Roman" w:cs="Times New Roman"/>
-          <w:sz w:val="26"/>
-          <w:szCs w:val="26"/>
-        </w:rPr>
+        <w:pStyle w:val="Heading1"/>
       </w:pPr>
       <w:r>
-        <w:rPr>
-          <w:rFonts w:ascii="Times New Roman" w:hAnsi="Times New Roman" w:cs="Times New Roman"/>
-          <w:sz w:val="26"/>
-          <w:szCs w:val="26"/>
-        </w:rPr>
-        <w:t>3. Báo cáo kết quả test (Test report)</w:t>
+        <w:t>Báo cáo kết quả test (Test report)</w:t>
       </w:r>
     </w:p>
     <w:tbl>
       <w:tblPr>
-        <w:tblW w:w="5000" w:type="pct"/>
-        <w:tblLayout w:type="fixed"/>
+        <w:tblStyle w:val="TableGrid"/>
+        <w:tblW w:w="0" w:type="auto"/>
         <w:tblLook w:val="04A0" w:firstRow="1" w:lastRow="0" w:firstColumn="1" w:lastColumn="0" w:noHBand="0" w:noVBand="1"/>
       </w:tblPr>
       <w:tblGrid>
-        <w:gridCol w:w="1320"/>
-        <w:gridCol w:w="941"/>
-        <w:gridCol w:w="1246"/>
-        <w:gridCol w:w="1002"/>
-        <w:gridCol w:w="1046"/>
-        <w:gridCol w:w="1894"/>
-        <w:gridCol w:w="1612"/>
+        <w:gridCol w:w="1775"/>
+        <w:gridCol w:w="1110"/>
+        <w:gridCol w:w="740"/>
+        <w:gridCol w:w="968"/>
+        <w:gridCol w:w="1012"/>
+        <w:gridCol w:w="1644"/>
+        <w:gridCol w:w="1812"/>
       </w:tblGrid>
       <w:tr>
-        <w:trPr>
-          <w:trHeight w:val="270"/>
-        </w:trPr>
-        <w:tc>
-          <w:tcPr>
-            <w:tcW w:w="3194" w:type="dxa"/>
-            <w:tcBorders>
-              <w:top w:val="single" w:sz="4" w:space="0" w:color="000000"/>
-              <w:left w:val="single" w:sz="4" w:space="0" w:color="000000"/>
-              <w:bottom w:val="single" w:sz="4" w:space="0" w:color="000000"/>
-              <w:right w:val="single" w:sz="4" w:space="0" w:color="000000"/>
-            </w:tcBorders>
-            <w:shd w:val="clear" w:color="000000" w:fill="FFFFFF"/>
-            <w:vAlign w:val="center"/>
-          </w:tcPr>
-          <w:p>
-            <w:pPr>
+        <w:tc>
+          <w:tcPr>
+            <w:tcW w:w="0" w:type="auto"/>
+            <w:hideMark/>
+          </w:tcPr>
+          <w:p>
+            <w:pPr>
+              <w:spacing w:after="0" w:line="360" w:lineRule="auto"/>
               <w:jc w:val="center"/>
               <w:rPr>
-                <w:rFonts w:ascii="Times New Roman" w:eastAsia="MS PGothic" w:hAnsi="Times New Roman" w:cs="Times New Roman"/>
+                <w:rFonts w:ascii="Times New Roman" w:hAnsi="Times New Roman" w:cs="Times New Roman"/>
                 <w:b/>
                 <w:bCs/>
                 <w:sz w:val="26"/>
@@ -8946,66 +8636,27 @@
             </w:pPr>
             <w:r>
               <w:rPr>
-                <w:rStyle w:val="Strong"/>
-                <w:rFonts w:ascii="Times New Roman" w:hAnsi="Times New Roman" w:cs="Times New Roman"/>
-                <w:sz w:val="26"/>
-                <w:szCs w:val="26"/>
-              </w:rPr>
-              <w:t>Test ID</w:t>
-            </w:r>
-          </w:p>
-        </w:tc>
-        <w:tc>
-          <w:tcPr>
-            <w:tcW w:w="2160" w:type="dxa"/>
-            <w:tcBorders>
-              <w:top w:val="single" w:sz="4" w:space="0" w:color="000000"/>
-              <w:left w:val="single" w:sz="4" w:space="0" w:color="000000"/>
-              <w:bottom w:val="single" w:sz="4" w:space="0" w:color="000000"/>
-              <w:right w:val="single" w:sz="4" w:space="0" w:color="000000"/>
-            </w:tcBorders>
-            <w:shd w:val="clear" w:color="000000" w:fill="FFFFFF"/>
-            <w:vAlign w:val="center"/>
-          </w:tcPr>
-          <w:p>
-            <w:pPr>
-              <w:jc w:val="center"/>
-              <w:rPr>
-                <w:rFonts w:ascii="Times New Roman" w:eastAsia="MS PGothic" w:hAnsi="Times New Roman" w:cs="Times New Roman"/>
+                <w:rFonts w:ascii="Times New Roman" w:hAnsi="Times New Roman" w:cs="Times New Roman"/>
                 <w:b/>
                 <w:bCs/>
                 <w:sz w:val="26"/>
                 <w:szCs w:val="26"/>
               </w:rPr>
-            </w:pPr>
-            <w:r>
-              <w:rPr>
-                <w:rStyle w:val="Strong"/>
-                <w:rFonts w:ascii="Times New Roman" w:hAnsi="Times New Roman" w:cs="Times New Roman"/>
-                <w:sz w:val="26"/>
-                <w:szCs w:val="26"/>
-              </w:rPr>
-              <w:t>Ngày testing</w:t>
-            </w:r>
-          </w:p>
-        </w:tc>
-        <w:tc>
-          <w:tcPr>
-            <w:tcW w:w="2993" w:type="dxa"/>
-            <w:tcBorders>
-              <w:top w:val="single" w:sz="4" w:space="0" w:color="000000"/>
-              <w:left w:val="single" w:sz="4" w:space="0" w:color="000000"/>
-              <w:bottom w:val="single" w:sz="4" w:space="0" w:color="000000"/>
-              <w:right w:val="single" w:sz="4" w:space="0" w:color="000000"/>
-            </w:tcBorders>
-            <w:shd w:val="clear" w:color="000000" w:fill="FFFFFF"/>
-            <w:vAlign w:val="center"/>
-          </w:tcPr>
-          <w:p>
-            <w:pPr>
+              <w:t>Test ID</w:t>
+            </w:r>
+          </w:p>
+        </w:tc>
+        <w:tc>
+          <w:tcPr>
+            <w:tcW w:w="0" w:type="auto"/>
+            <w:hideMark/>
+          </w:tcPr>
+          <w:p>
+            <w:pPr>
+              <w:spacing w:after="0" w:line="360" w:lineRule="auto"/>
               <w:jc w:val="center"/>
               <w:rPr>
-                <w:rFonts w:ascii="Times New Roman" w:eastAsia="MS PGothic" w:hAnsi="Times New Roman" w:cs="Times New Roman"/>
+                <w:rFonts w:ascii="Times New Roman" w:hAnsi="Times New Roman" w:cs="Times New Roman"/>
                 <w:b/>
                 <w:bCs/>
                 <w:sz w:val="26"/>
@@ -9014,33 +8665,27 @@
             </w:pPr>
             <w:r>
               <w:rPr>
-                <w:rFonts w:ascii="Times New Roman" w:eastAsia="MS PGothic" w:hAnsi="Times New Roman" w:cs="Times New Roman"/>
+                <w:rFonts w:ascii="Times New Roman" w:hAnsi="Times New Roman" w:cs="Times New Roman"/>
                 <w:b/>
                 <w:bCs/>
                 <w:sz w:val="26"/>
                 <w:szCs w:val="26"/>
               </w:rPr>
-              <w:t>Người tham gia Test</w:t>
-            </w:r>
-          </w:p>
-        </w:tc>
-        <w:tc>
-          <w:tcPr>
-            <w:tcW w:w="2327" w:type="dxa"/>
-            <w:tcBorders>
-              <w:top w:val="single" w:sz="4" w:space="0" w:color="000000"/>
-              <w:left w:val="single" w:sz="4" w:space="0" w:color="000000"/>
-              <w:bottom w:val="single" w:sz="4" w:space="0" w:color="000000"/>
-              <w:right w:val="single" w:sz="4" w:space="0" w:color="000000"/>
-            </w:tcBorders>
-            <w:shd w:val="clear" w:color="000000" w:fill="FFFFFF"/>
-            <w:vAlign w:val="center"/>
-          </w:tcPr>
-          <w:p>
-            <w:pPr>
+              <w:t>Ngày testing</w:t>
+            </w:r>
+          </w:p>
+        </w:tc>
+        <w:tc>
+          <w:tcPr>
+            <w:tcW w:w="2207" w:type="dxa"/>
+            <w:hideMark/>
+          </w:tcPr>
+          <w:p>
+            <w:pPr>
+              <w:spacing w:after="0" w:line="360" w:lineRule="auto"/>
               <w:jc w:val="center"/>
               <w:rPr>
-                <w:rFonts w:ascii="Times New Roman" w:eastAsia="MS PGothic" w:hAnsi="Times New Roman" w:cs="Times New Roman"/>
+                <w:rFonts w:ascii="Times New Roman" w:hAnsi="Times New Roman" w:cs="Times New Roman"/>
                 <w:b/>
                 <w:bCs/>
                 <w:sz w:val="26"/>
@@ -9049,149 +8694,153 @@
             </w:pPr>
             <w:r>
               <w:rPr>
-                <w:rStyle w:val="Strong"/>
-                <w:rFonts w:ascii="Times New Roman" w:hAnsi="Times New Roman" w:cs="Times New Roman"/>
-                <w:sz w:val="26"/>
-                <w:szCs w:val="26"/>
-              </w:rPr>
-              <w:t>Pass/Fail</w:t>
-            </w:r>
-          </w:p>
-        </w:tc>
-        <w:tc>
-          <w:tcPr>
-            <w:tcW w:w="2448" w:type="dxa"/>
-            <w:tcBorders>
-              <w:top w:val="single" w:sz="4" w:space="0" w:color="000000"/>
-              <w:left w:val="single" w:sz="4" w:space="0" w:color="000000"/>
-              <w:bottom w:val="single" w:sz="4" w:space="0" w:color="000000"/>
-              <w:right w:val="single" w:sz="4" w:space="0" w:color="000000"/>
-            </w:tcBorders>
-            <w:shd w:val="clear" w:color="000000" w:fill="FFFFFF"/>
-            <w:vAlign w:val="center"/>
-          </w:tcPr>
-          <w:p>
-            <w:pPr>
-              <w:jc w:val="center"/>
-              <w:rPr>
-                <w:rFonts w:ascii="Times New Roman" w:eastAsia="MS PGothic" w:hAnsi="Times New Roman" w:cs="Times New Roman"/>
+                <w:rFonts w:ascii="Times New Roman" w:hAnsi="Times New Roman" w:cs="Times New Roman"/>
                 <w:b/>
                 <w:bCs/>
                 <w:sz w:val="26"/>
                 <w:szCs w:val="26"/>
               </w:rPr>
-            </w:pPr>
-            <w:r>
-              <w:rPr>
-                <w:rFonts w:ascii="Times New Roman" w:eastAsia="MS PGothic" w:hAnsi="Times New Roman" w:cs="Times New Roman"/>
+              <w:t>Người tham gia Test</w:t>
+            </w:r>
+          </w:p>
+        </w:tc>
+        <w:tc>
+          <w:tcPr>
+            <w:tcW w:w="1134" w:type="dxa"/>
+            <w:hideMark/>
+          </w:tcPr>
+          <w:p>
+            <w:pPr>
+              <w:spacing w:after="0" w:line="360" w:lineRule="auto"/>
+              <w:jc w:val="center"/>
+              <w:rPr>
+                <w:rFonts w:ascii="Times New Roman" w:hAnsi="Times New Roman" w:cs="Times New Roman"/>
                 <w:b/>
                 <w:bCs/>
                 <w:sz w:val="26"/>
                 <w:szCs w:val="26"/>
               </w:rPr>
-              <w:t>Độ nghiêm trọng</w:t>
-            </w:r>
-          </w:p>
-        </w:tc>
-        <w:tc>
-          <w:tcPr>
-            <w:tcW w:w="4763" w:type="dxa"/>
-            <w:tcBorders>
-              <w:top w:val="single" w:sz="4" w:space="0" w:color="000000"/>
-              <w:left w:val="single" w:sz="4" w:space="0" w:color="000000"/>
-              <w:bottom w:val="single" w:sz="4" w:space="0" w:color="000000"/>
-              <w:right w:val="single" w:sz="4" w:space="0" w:color="000000"/>
-            </w:tcBorders>
-            <w:shd w:val="clear" w:color="000000" w:fill="FFFFFF"/>
-            <w:vAlign w:val="center"/>
-          </w:tcPr>
-          <w:p>
-            <w:pPr>
-              <w:jc w:val="center"/>
-              <w:rPr>
-                <w:rFonts w:ascii="Times New Roman" w:eastAsia="MS PGothic" w:hAnsi="Times New Roman" w:cs="Times New Roman"/>
+            </w:pPr>
+            <w:r>
+              <w:rPr>
+                <w:rFonts w:ascii="Times New Roman" w:hAnsi="Times New Roman" w:cs="Times New Roman"/>
                 <w:b/>
                 <w:bCs/>
                 <w:sz w:val="26"/>
                 <w:szCs w:val="26"/>
               </w:rPr>
-            </w:pPr>
-            <w:r>
-              <w:rPr>
-                <w:rFonts w:ascii="Times New Roman" w:eastAsia="MS PGothic" w:hAnsi="Times New Roman" w:cs="Times New Roman"/>
+              <w:t>Pass/Fail</w:t>
+            </w:r>
+          </w:p>
+        </w:tc>
+        <w:tc>
+          <w:tcPr>
+            <w:tcW w:w="2693" w:type="dxa"/>
+            <w:hideMark/>
+          </w:tcPr>
+          <w:p>
+            <w:pPr>
+              <w:spacing w:after="0" w:line="360" w:lineRule="auto"/>
+              <w:jc w:val="center"/>
+              <w:rPr>
+                <w:rFonts w:ascii="Times New Roman" w:hAnsi="Times New Roman" w:cs="Times New Roman"/>
                 <w:b/>
                 <w:bCs/>
                 <w:sz w:val="26"/>
                 <w:szCs w:val="26"/>
               </w:rPr>
-              <w:t>Tóm tắt lỗi</w:t>
-            </w:r>
-          </w:p>
-        </w:tc>
-        <w:tc>
-          <w:tcPr>
-            <w:tcW w:w="3991" w:type="dxa"/>
-            <w:tcBorders>
-              <w:top w:val="single" w:sz="4" w:space="0" w:color="000000"/>
-              <w:left w:val="single" w:sz="4" w:space="0" w:color="000000"/>
-              <w:bottom w:val="single" w:sz="4" w:space="0" w:color="000000"/>
-              <w:right w:val="single" w:sz="4" w:space="0" w:color="000000"/>
-            </w:tcBorders>
-            <w:shd w:val="clear" w:color="000000" w:fill="FFFFFF"/>
-            <w:vAlign w:val="center"/>
-          </w:tcPr>
-          <w:p>
-            <w:pPr>
-              <w:jc w:val="center"/>
-              <w:rPr>
-                <w:rFonts w:ascii="Times New Roman" w:eastAsia="MS PGothic" w:hAnsi="Times New Roman" w:cs="Times New Roman"/>
+            </w:pPr>
+            <w:r>
+              <w:rPr>
+                <w:rFonts w:ascii="Times New Roman" w:hAnsi="Times New Roman" w:cs="Times New Roman"/>
                 <w:b/>
                 <w:bCs/>
                 <w:sz w:val="26"/>
                 <w:szCs w:val="26"/>
               </w:rPr>
-            </w:pPr>
-            <w:r>
-              <w:rPr>
-                <w:rFonts w:ascii="Times New Roman" w:eastAsia="MS PGothic" w:hAnsi="Times New Roman" w:cs="Times New Roman"/>
+              <w:t>Độ nghiêm trọng</w:t>
+            </w:r>
+          </w:p>
+        </w:tc>
+        <w:tc>
+          <w:tcPr>
+            <w:tcW w:w="4515" w:type="dxa"/>
+            <w:hideMark/>
+          </w:tcPr>
+          <w:p>
+            <w:pPr>
+              <w:spacing w:after="0" w:line="360" w:lineRule="auto"/>
+              <w:jc w:val="center"/>
+              <w:rPr>
+                <w:rFonts w:ascii="Times New Roman" w:hAnsi="Times New Roman" w:cs="Times New Roman"/>
                 <w:b/>
                 <w:bCs/>
                 <w:sz w:val="26"/>
                 <w:szCs w:val="26"/>
               </w:rPr>
+            </w:pPr>
+            <w:r>
+              <w:rPr>
+                <w:rFonts w:ascii="Times New Roman" w:hAnsi="Times New Roman" w:cs="Times New Roman"/>
+                <w:b/>
+                <w:bCs/>
+                <w:sz w:val="26"/>
+                <w:szCs w:val="26"/>
+              </w:rPr>
+              <w:t>Tóm tắt lỗi</w:t>
+            </w:r>
+          </w:p>
+        </w:tc>
+        <w:tc>
+          <w:tcPr>
+            <w:tcW w:w="2330" w:type="dxa"/>
+            <w:hideMark/>
+          </w:tcPr>
+          <w:p>
+            <w:pPr>
+              <w:spacing w:after="0" w:line="360" w:lineRule="auto"/>
+              <w:jc w:val="center"/>
+              <w:rPr>
+                <w:rFonts w:ascii="Times New Roman" w:hAnsi="Times New Roman" w:cs="Times New Roman"/>
+                <w:b/>
+                <w:bCs/>
+                <w:sz w:val="26"/>
+                <w:szCs w:val="26"/>
+              </w:rPr>
+            </w:pPr>
+            <w:r>
+              <w:rPr>
+                <w:rFonts w:ascii="Times New Roman" w:hAnsi="Times New Roman" w:cs="Times New Roman"/>
+                <w:b/>
+                <w:bCs/>
+                <w:sz w:val="26"/>
+                <w:szCs w:val="26"/>
+              </w:rPr>
               <w:t>Ghi chú</w:t>
             </w:r>
           </w:p>
         </w:tc>
       </w:tr>
       <w:tr>
-        <w:trPr>
-          <w:trHeight w:val="270"/>
-        </w:trPr>
-        <w:tc>
-          <w:tcPr>
-            <w:tcW w:w="3194" w:type="dxa"/>
-            <w:tcBorders>
-              <w:top w:val="single" w:sz="4" w:space="0" w:color="000000"/>
-              <w:left w:val="single" w:sz="4" w:space="0" w:color="000000"/>
-              <w:bottom w:val="single" w:sz="4" w:space="0" w:color="000000"/>
-              <w:right w:val="single" w:sz="4" w:space="0" w:color="000000"/>
-            </w:tcBorders>
-            <w:shd w:val="clear" w:color="000000" w:fill="FFFFFF"/>
-            <w:vAlign w:val="center"/>
-          </w:tcPr>
-          <w:p>
-            <w:pPr>
-              <w:jc w:val="center"/>
-              <w:rPr>
-                <w:rFonts w:ascii="Times New Roman" w:eastAsia="MS PGothic" w:hAnsi="Times New Roman" w:cs="Times New Roman"/>
-                <w:sz w:val="26"/>
-                <w:szCs w:val="26"/>
-              </w:rPr>
-            </w:pPr>
-            <w:r>
-              <w:rPr>
-                <w:rFonts w:ascii="Times New Roman" w:hAnsi="Times New Roman" w:cs="Times New Roman"/>
+        <w:tc>
+          <w:tcPr>
+            <w:tcW w:w="0" w:type="auto"/>
+            <w:hideMark/>
+          </w:tcPr>
+          <w:p>
+            <w:pPr>
+              <w:spacing w:after="0" w:line="360" w:lineRule="auto"/>
+              <w:rPr>
+                <w:rFonts w:ascii="Times New Roman" w:hAnsi="Times New Roman" w:cs="Times New Roman"/>
+                <w:sz w:val="26"/>
+                <w:szCs w:val="26"/>
+              </w:rPr>
+            </w:pPr>
+            <w:r>
+              <w:rPr>
+                <w:rFonts w:ascii="Times New Roman" w:hAnsi="Times New Roman" w:cs="Times New Roman"/>
+                <w:b/>
+                <w:bCs/>
                 <w:sz w:val="26"/>
                 <w:szCs w:val="26"/>
               </w:rPr>
@@ -9201,21 +8850,14 @@
         </w:tc>
         <w:tc>
           <w:tcPr>
-            <w:tcW w:w="2160" w:type="dxa"/>
-            <w:tcBorders>
-              <w:top w:val="single" w:sz="4" w:space="0" w:color="000000"/>
-              <w:left w:val="single" w:sz="4" w:space="0" w:color="000000"/>
-              <w:bottom w:val="single" w:sz="4" w:space="0" w:color="000000"/>
-              <w:right w:val="single" w:sz="4" w:space="0" w:color="000000"/>
-            </w:tcBorders>
-            <w:shd w:val="clear" w:color="000000" w:fill="FFFFFF"/>
-            <w:vAlign w:val="center"/>
-          </w:tcPr>
-          <w:p>
-            <w:pPr>
-              <w:jc w:val="center"/>
-              <w:rPr>
-                <w:rFonts w:ascii="Times New Roman" w:eastAsia="MS PGothic" w:hAnsi="Times New Roman" w:cs="Times New Roman"/>
+            <w:tcW w:w="0" w:type="auto"/>
+            <w:hideMark/>
+          </w:tcPr>
+          <w:p>
+            <w:pPr>
+              <w:spacing w:after="0" w:line="360" w:lineRule="auto"/>
+              <w:rPr>
+                <w:rFonts w:ascii="Times New Roman" w:hAnsi="Times New Roman" w:cs="Times New Roman"/>
                 <w:sz w:val="26"/>
                 <w:szCs w:val="26"/>
               </w:rPr>
@@ -9232,28 +8874,21 @@
         </w:tc>
         <w:tc>
           <w:tcPr>
-            <w:tcW w:w="2993" w:type="dxa"/>
-            <w:tcBorders>
-              <w:top w:val="single" w:sz="4" w:space="0" w:color="000000"/>
-              <w:left w:val="single" w:sz="4" w:space="0" w:color="000000"/>
-              <w:bottom w:val="single" w:sz="4" w:space="0" w:color="000000"/>
-              <w:right w:val="single" w:sz="4" w:space="0" w:color="000000"/>
-            </w:tcBorders>
-            <w:shd w:val="clear" w:color="000000" w:fill="FFFFFF"/>
-            <w:vAlign w:val="center"/>
-          </w:tcPr>
-          <w:p>
-            <w:pPr>
-              <w:jc w:val="center"/>
-              <w:rPr>
-                <w:rFonts w:ascii="Times New Roman" w:eastAsia="MS PGothic" w:hAnsi="Times New Roman" w:cs="Times New Roman"/>
-                <w:sz w:val="26"/>
-                <w:szCs w:val="26"/>
-              </w:rPr>
-            </w:pPr>
-            <w:r>
-              <w:rPr>
-                <w:rFonts w:ascii="Times New Roman" w:eastAsia="MS PGothic" w:hAnsi="Times New Roman" w:cs="Times New Roman"/>
+            <w:tcW w:w="2207" w:type="dxa"/>
+            <w:hideMark/>
+          </w:tcPr>
+          <w:p>
+            <w:pPr>
+              <w:spacing w:after="0" w:line="360" w:lineRule="auto"/>
+              <w:rPr>
+                <w:rFonts w:ascii="Times New Roman" w:hAnsi="Times New Roman" w:cs="Times New Roman"/>
+                <w:sz w:val="26"/>
+                <w:szCs w:val="26"/>
+              </w:rPr>
+            </w:pPr>
+            <w:r>
+              <w:rPr>
+                <w:rFonts w:ascii="Times New Roman" w:hAnsi="Times New Roman" w:cs="Times New Roman"/>
                 <w:sz w:val="26"/>
                 <w:szCs w:val="26"/>
               </w:rPr>
@@ -9263,28 +8898,23 @@
         </w:tc>
         <w:tc>
           <w:tcPr>
-            <w:tcW w:w="2327" w:type="dxa"/>
-            <w:tcBorders>
-              <w:top w:val="single" w:sz="4" w:space="0" w:color="000000"/>
-              <w:left w:val="single" w:sz="4" w:space="0" w:color="000000"/>
-              <w:bottom w:val="single" w:sz="4" w:space="0" w:color="000000"/>
-              <w:right w:val="single" w:sz="4" w:space="0" w:color="000000"/>
-            </w:tcBorders>
-            <w:shd w:val="clear" w:color="000000" w:fill="FFFFFF"/>
-            <w:vAlign w:val="center"/>
-          </w:tcPr>
-          <w:p>
-            <w:pPr>
-              <w:jc w:val="center"/>
-              <w:rPr>
-                <w:rFonts w:ascii="Times New Roman" w:eastAsia="MS PGothic" w:hAnsi="Times New Roman" w:cs="Times New Roman"/>
-                <w:sz w:val="26"/>
-                <w:szCs w:val="26"/>
-              </w:rPr>
-            </w:pPr>
-            <w:r>
-              <w:rPr>
-                <w:rFonts w:ascii="Times New Roman" w:hAnsi="Times New Roman" w:cs="Times New Roman"/>
+            <w:tcW w:w="1134" w:type="dxa"/>
+            <w:hideMark/>
+          </w:tcPr>
+          <w:p>
+            <w:pPr>
+              <w:spacing w:after="0" w:line="360" w:lineRule="auto"/>
+              <w:rPr>
+                <w:rFonts w:ascii="Times New Roman" w:hAnsi="Times New Roman" w:cs="Times New Roman"/>
+                <w:sz w:val="26"/>
+                <w:szCs w:val="26"/>
+              </w:rPr>
+            </w:pPr>
+            <w:r>
+              <w:rPr>
+                <w:rFonts w:ascii="Times New Roman" w:hAnsi="Times New Roman" w:cs="Times New Roman"/>
+                <w:b/>
+                <w:bCs/>
                 <w:sz w:val="26"/>
                 <w:szCs w:val="26"/>
               </w:rPr>
@@ -9294,21 +8924,14 @@
         </w:tc>
         <w:tc>
           <w:tcPr>
-            <w:tcW w:w="2448" w:type="dxa"/>
-            <w:tcBorders>
-              <w:top w:val="single" w:sz="4" w:space="0" w:color="000000"/>
-              <w:left w:val="single" w:sz="4" w:space="0" w:color="000000"/>
-              <w:bottom w:val="single" w:sz="4" w:space="0" w:color="000000"/>
-              <w:right w:val="single" w:sz="4" w:space="0" w:color="000000"/>
-            </w:tcBorders>
-            <w:shd w:val="clear" w:color="000000" w:fill="FFFFFF"/>
-            <w:vAlign w:val="center"/>
-          </w:tcPr>
-          <w:p>
-            <w:pPr>
-              <w:jc w:val="center"/>
-              <w:rPr>
-                <w:rFonts w:ascii="Times New Roman" w:eastAsia="MS PGothic" w:hAnsi="Times New Roman" w:cs="Times New Roman"/>
+            <w:tcW w:w="2693" w:type="dxa"/>
+            <w:hideMark/>
+          </w:tcPr>
+          <w:p>
+            <w:pPr>
+              <w:spacing w:after="0" w:line="360" w:lineRule="auto"/>
+              <w:rPr>
+                <w:rFonts w:ascii="Times New Roman" w:hAnsi="Times New Roman" w:cs="Times New Roman"/>
                 <w:sz w:val="26"/>
                 <w:szCs w:val="26"/>
               </w:rPr>
@@ -9325,21 +8948,14 @@
         </w:tc>
         <w:tc>
           <w:tcPr>
-            <w:tcW w:w="4763" w:type="dxa"/>
-            <w:tcBorders>
-              <w:top w:val="single" w:sz="4" w:space="0" w:color="000000"/>
-              <w:left w:val="single" w:sz="4" w:space="0" w:color="000000"/>
-              <w:bottom w:val="single" w:sz="4" w:space="0" w:color="000000"/>
-              <w:right w:val="single" w:sz="4" w:space="0" w:color="000000"/>
-            </w:tcBorders>
-            <w:shd w:val="clear" w:color="000000" w:fill="FFFFFF"/>
-            <w:vAlign w:val="center"/>
-          </w:tcPr>
-          <w:p>
-            <w:pPr>
-              <w:jc w:val="center"/>
-              <w:rPr>
-                <w:rFonts w:ascii="Times New Roman" w:eastAsia="MS PGothic" w:hAnsi="Times New Roman" w:cs="Times New Roman"/>
+            <w:tcW w:w="4515" w:type="dxa"/>
+            <w:hideMark/>
+          </w:tcPr>
+          <w:p>
+            <w:pPr>
+              <w:spacing w:after="0" w:line="360" w:lineRule="auto"/>
+              <w:rPr>
+                <w:rFonts w:ascii="Times New Roman" w:hAnsi="Times New Roman" w:cs="Times New Roman"/>
                 <w:sz w:val="26"/>
                 <w:szCs w:val="26"/>
               </w:rPr>
@@ -9356,21 +8972,14 @@
         </w:tc>
         <w:tc>
           <w:tcPr>
-            <w:tcW w:w="3991" w:type="dxa"/>
-            <w:tcBorders>
-              <w:top w:val="single" w:sz="4" w:space="0" w:color="000000"/>
-              <w:left w:val="single" w:sz="4" w:space="0" w:color="000000"/>
-              <w:bottom w:val="single" w:sz="4" w:space="0" w:color="000000"/>
-              <w:right w:val="single" w:sz="4" w:space="0" w:color="000000"/>
-            </w:tcBorders>
-            <w:shd w:val="clear" w:color="000000" w:fill="FFFFFF"/>
-            <w:vAlign w:val="center"/>
-          </w:tcPr>
-          <w:p>
-            <w:pPr>
-              <w:jc w:val="center"/>
-              <w:rPr>
-                <w:rFonts w:ascii="Times New Roman" w:eastAsia="MS PGothic" w:hAnsi="Times New Roman" w:cs="Times New Roman"/>
+            <w:tcW w:w="2330" w:type="dxa"/>
+            <w:hideMark/>
+          </w:tcPr>
+          <w:p>
+            <w:pPr>
+              <w:spacing w:after="0" w:line="360" w:lineRule="auto"/>
+              <w:rPr>
+                <w:rFonts w:ascii="Times New Roman" w:hAnsi="Times New Roman" w:cs="Times New Roman"/>
                 <w:sz w:val="26"/>
                 <w:szCs w:val="26"/>
               </w:rPr>
@@ -9387,33 +8996,25 @@
         </w:tc>
       </w:tr>
       <w:tr>
-        <w:trPr>
-          <w:trHeight w:val="270"/>
-        </w:trPr>
-        <w:tc>
-          <w:tcPr>
-            <w:tcW w:w="3194" w:type="dxa"/>
-            <w:tcBorders>
-              <w:top w:val="single" w:sz="4" w:space="0" w:color="000000"/>
-              <w:left w:val="single" w:sz="4" w:space="0" w:color="000000"/>
-              <w:bottom w:val="single" w:sz="4" w:space="0" w:color="000000"/>
-              <w:right w:val="single" w:sz="4" w:space="0" w:color="000000"/>
-            </w:tcBorders>
-            <w:shd w:val="clear" w:color="000000" w:fill="FFFFFF"/>
-            <w:vAlign w:val="center"/>
-          </w:tcPr>
-          <w:p>
-            <w:pPr>
-              <w:jc w:val="center"/>
-              <w:rPr>
-                <w:rFonts w:ascii="Times New Roman" w:eastAsia="MS PGothic" w:hAnsi="Times New Roman" w:cs="Times New Roman"/>
-                <w:sz w:val="26"/>
-                <w:szCs w:val="26"/>
-              </w:rPr>
-            </w:pPr>
-            <w:r>
-              <w:rPr>
-                <w:rFonts w:ascii="Times New Roman" w:hAnsi="Times New Roman" w:cs="Times New Roman"/>
+        <w:tc>
+          <w:tcPr>
+            <w:tcW w:w="0" w:type="auto"/>
+            <w:hideMark/>
+          </w:tcPr>
+          <w:p>
+            <w:pPr>
+              <w:spacing w:after="0" w:line="360" w:lineRule="auto"/>
+              <w:rPr>
+                <w:rFonts w:ascii="Times New Roman" w:hAnsi="Times New Roman" w:cs="Times New Roman"/>
+                <w:sz w:val="26"/>
+                <w:szCs w:val="26"/>
+              </w:rPr>
+            </w:pPr>
+            <w:r>
+              <w:rPr>
+                <w:rFonts w:ascii="Times New Roman" w:hAnsi="Times New Roman" w:cs="Times New Roman"/>
+                <w:b/>
+                <w:bCs/>
                 <w:sz w:val="26"/>
                 <w:szCs w:val="26"/>
               </w:rPr>
@@ -9423,21 +9024,14 @@
         </w:tc>
         <w:tc>
           <w:tcPr>
-            <w:tcW w:w="2160" w:type="dxa"/>
-            <w:tcBorders>
-              <w:top w:val="single" w:sz="4" w:space="0" w:color="000000"/>
-              <w:left w:val="single" w:sz="4" w:space="0" w:color="000000"/>
-              <w:bottom w:val="single" w:sz="4" w:space="0" w:color="000000"/>
-              <w:right w:val="single" w:sz="4" w:space="0" w:color="000000"/>
-            </w:tcBorders>
-            <w:shd w:val="clear" w:color="000000" w:fill="FFFFFF"/>
-            <w:vAlign w:val="center"/>
-          </w:tcPr>
-          <w:p>
-            <w:pPr>
-              <w:jc w:val="center"/>
-              <w:rPr>
-                <w:rFonts w:ascii="Times New Roman" w:eastAsia="MS PGothic" w:hAnsi="Times New Roman" w:cs="Times New Roman"/>
+            <w:tcW w:w="0" w:type="auto"/>
+            <w:hideMark/>
+          </w:tcPr>
+          <w:p>
+            <w:pPr>
+              <w:spacing w:after="0" w:line="360" w:lineRule="auto"/>
+              <w:rPr>
+                <w:rFonts w:ascii="Times New Roman" w:hAnsi="Times New Roman" w:cs="Times New Roman"/>
                 <w:sz w:val="26"/>
                 <w:szCs w:val="26"/>
               </w:rPr>
@@ -9454,28 +9048,21 @@
         </w:tc>
         <w:tc>
           <w:tcPr>
-            <w:tcW w:w="2993" w:type="dxa"/>
-            <w:tcBorders>
-              <w:top w:val="single" w:sz="4" w:space="0" w:color="000000"/>
-              <w:left w:val="single" w:sz="4" w:space="0" w:color="000000"/>
-              <w:bottom w:val="single" w:sz="4" w:space="0" w:color="000000"/>
-              <w:right w:val="single" w:sz="4" w:space="0" w:color="000000"/>
-            </w:tcBorders>
-            <w:shd w:val="clear" w:color="000000" w:fill="FFFFFF"/>
-            <w:vAlign w:val="center"/>
-          </w:tcPr>
-          <w:p>
-            <w:pPr>
-              <w:jc w:val="center"/>
-              <w:rPr>
-                <w:rFonts w:ascii="Times New Roman" w:eastAsia="MS PGothic" w:hAnsi="Times New Roman" w:cs="Times New Roman"/>
-                <w:sz w:val="26"/>
-                <w:szCs w:val="26"/>
-              </w:rPr>
-            </w:pPr>
-            <w:r>
-              <w:rPr>
-                <w:rFonts w:ascii="Times New Roman" w:eastAsia="MS PGothic" w:hAnsi="Times New Roman" w:cs="Times New Roman"/>
+            <w:tcW w:w="2207" w:type="dxa"/>
+            <w:hideMark/>
+          </w:tcPr>
+          <w:p>
+            <w:pPr>
+              <w:spacing w:after="0" w:line="360" w:lineRule="auto"/>
+              <w:rPr>
+                <w:rFonts w:ascii="Times New Roman" w:hAnsi="Times New Roman" w:cs="Times New Roman"/>
+                <w:sz w:val="26"/>
+                <w:szCs w:val="26"/>
+              </w:rPr>
+            </w:pPr>
+            <w:r>
+              <w:rPr>
+                <w:rFonts w:ascii="Times New Roman" w:hAnsi="Times New Roman" w:cs="Times New Roman"/>
                 <w:sz w:val="26"/>
                 <w:szCs w:val="26"/>
               </w:rPr>
@@ -9485,28 +9072,23 @@
         </w:tc>
         <w:tc>
           <w:tcPr>
-            <w:tcW w:w="2327" w:type="dxa"/>
-            <w:tcBorders>
-              <w:top w:val="single" w:sz="4" w:space="0" w:color="000000"/>
-              <w:left w:val="single" w:sz="4" w:space="0" w:color="000000"/>
-              <w:bottom w:val="single" w:sz="4" w:space="0" w:color="000000"/>
-              <w:right w:val="single" w:sz="4" w:space="0" w:color="000000"/>
-            </w:tcBorders>
-            <w:shd w:val="clear" w:color="000000" w:fill="FFFFFF"/>
-            <w:vAlign w:val="center"/>
-          </w:tcPr>
-          <w:p>
-            <w:pPr>
-              <w:jc w:val="center"/>
-              <w:rPr>
-                <w:rFonts w:ascii="Times New Roman" w:eastAsia="MS PGothic" w:hAnsi="Times New Roman" w:cs="Times New Roman"/>
-                <w:sz w:val="26"/>
-                <w:szCs w:val="26"/>
-              </w:rPr>
-            </w:pPr>
-            <w:r>
-              <w:rPr>
-                <w:rFonts w:ascii="Times New Roman" w:hAnsi="Times New Roman" w:cs="Times New Roman"/>
+            <w:tcW w:w="1134" w:type="dxa"/>
+            <w:hideMark/>
+          </w:tcPr>
+          <w:p>
+            <w:pPr>
+              <w:spacing w:after="0" w:line="360" w:lineRule="auto"/>
+              <w:rPr>
+                <w:rFonts w:ascii="Times New Roman" w:hAnsi="Times New Roman" w:cs="Times New Roman"/>
+                <w:sz w:val="26"/>
+                <w:szCs w:val="26"/>
+              </w:rPr>
+            </w:pPr>
+            <w:r>
+              <w:rPr>
+                <w:rFonts w:ascii="Times New Roman" w:hAnsi="Times New Roman" w:cs="Times New Roman"/>
+                <w:b/>
+                <w:bCs/>
                 <w:sz w:val="26"/>
                 <w:szCs w:val="26"/>
               </w:rPr>
@@ -9516,21 +9098,14 @@
         </w:tc>
         <w:tc>
           <w:tcPr>
-            <w:tcW w:w="2448" w:type="dxa"/>
-            <w:tcBorders>
-              <w:top w:val="single" w:sz="4" w:space="0" w:color="000000"/>
-              <w:left w:val="single" w:sz="4" w:space="0" w:color="000000"/>
-              <w:bottom w:val="single" w:sz="4" w:space="0" w:color="000000"/>
-              <w:right w:val="single" w:sz="4" w:space="0" w:color="000000"/>
-            </w:tcBorders>
-            <w:shd w:val="clear" w:color="000000" w:fill="FFFFFF"/>
-            <w:vAlign w:val="center"/>
-          </w:tcPr>
-          <w:p>
-            <w:pPr>
-              <w:jc w:val="center"/>
-              <w:rPr>
-                <w:rFonts w:ascii="Times New Roman" w:eastAsia="MS PGothic" w:hAnsi="Times New Roman" w:cs="Times New Roman"/>
+            <w:tcW w:w="2693" w:type="dxa"/>
+            <w:hideMark/>
+          </w:tcPr>
+          <w:p>
+            <w:pPr>
+              <w:spacing w:after="0" w:line="360" w:lineRule="auto"/>
+              <w:rPr>
+                <w:rFonts w:ascii="Times New Roman" w:hAnsi="Times New Roman" w:cs="Times New Roman"/>
                 <w:sz w:val="26"/>
                 <w:szCs w:val="26"/>
               </w:rPr>
@@ -9547,21 +9122,14 @@
         </w:tc>
         <w:tc>
           <w:tcPr>
-            <w:tcW w:w="4763" w:type="dxa"/>
-            <w:tcBorders>
-              <w:top w:val="single" w:sz="4" w:space="0" w:color="000000"/>
-              <w:left w:val="single" w:sz="4" w:space="0" w:color="000000"/>
-              <w:bottom w:val="single" w:sz="4" w:space="0" w:color="000000"/>
-              <w:right w:val="single" w:sz="4" w:space="0" w:color="000000"/>
-            </w:tcBorders>
-            <w:shd w:val="clear" w:color="000000" w:fill="FFFFFF"/>
-            <w:vAlign w:val="center"/>
-          </w:tcPr>
-          <w:p>
-            <w:pPr>
-              <w:jc w:val="center"/>
-              <w:rPr>
-                <w:rFonts w:ascii="Times New Roman" w:eastAsia="MS PGothic" w:hAnsi="Times New Roman" w:cs="Times New Roman"/>
+            <w:tcW w:w="4515" w:type="dxa"/>
+            <w:hideMark/>
+          </w:tcPr>
+          <w:p>
+            <w:pPr>
+              <w:spacing w:after="0" w:line="360" w:lineRule="auto"/>
+              <w:rPr>
+                <w:rFonts w:ascii="Times New Roman" w:hAnsi="Times New Roman" w:cs="Times New Roman"/>
                 <w:sz w:val="26"/>
                 <w:szCs w:val="26"/>
               </w:rPr>
@@ -9578,21 +9146,14 @@
         </w:tc>
         <w:tc>
           <w:tcPr>
-            <w:tcW w:w="3991" w:type="dxa"/>
-            <w:tcBorders>
-              <w:top w:val="single" w:sz="4" w:space="0" w:color="000000"/>
-              <w:left w:val="single" w:sz="4" w:space="0" w:color="000000"/>
-              <w:bottom w:val="single" w:sz="4" w:space="0" w:color="000000"/>
-              <w:right w:val="single" w:sz="4" w:space="0" w:color="000000"/>
-            </w:tcBorders>
-            <w:shd w:val="clear" w:color="000000" w:fill="FFFFFF"/>
-            <w:vAlign w:val="center"/>
-          </w:tcPr>
-          <w:p>
-            <w:pPr>
-              <w:jc w:val="center"/>
-              <w:rPr>
-                <w:rFonts w:ascii="Times New Roman" w:eastAsia="MS PGothic" w:hAnsi="Times New Roman" w:cs="Times New Roman"/>
+            <w:tcW w:w="2330" w:type="dxa"/>
+            <w:hideMark/>
+          </w:tcPr>
+          <w:p>
+            <w:pPr>
+              <w:spacing w:after="0" w:line="360" w:lineRule="auto"/>
+              <w:rPr>
+                <w:rFonts w:ascii="Times New Roman" w:hAnsi="Times New Roman" w:cs="Times New Roman"/>
                 <w:sz w:val="26"/>
                 <w:szCs w:val="26"/>
               </w:rPr>
@@ -9609,33 +9170,25 @@
         </w:tc>
       </w:tr>
       <w:tr>
-        <w:trPr>
-          <w:trHeight w:val="270"/>
-        </w:trPr>
-        <w:tc>
-          <w:tcPr>
-            <w:tcW w:w="3194" w:type="dxa"/>
-            <w:tcBorders>
-              <w:top w:val="single" w:sz="4" w:space="0" w:color="000000"/>
-              <w:left w:val="single" w:sz="4" w:space="0" w:color="000000"/>
-              <w:bottom w:val="single" w:sz="4" w:space="0" w:color="000000"/>
-              <w:right w:val="single" w:sz="4" w:space="0" w:color="000000"/>
-            </w:tcBorders>
-            <w:shd w:val="clear" w:color="000000" w:fill="FFFFFF"/>
-            <w:vAlign w:val="center"/>
-          </w:tcPr>
-          <w:p>
-            <w:pPr>
-              <w:jc w:val="center"/>
-              <w:rPr>
-                <w:rFonts w:ascii="Times New Roman" w:eastAsia="MS PGothic" w:hAnsi="Times New Roman" w:cs="Times New Roman"/>
-                <w:sz w:val="26"/>
-                <w:szCs w:val="26"/>
-              </w:rPr>
-            </w:pPr>
-            <w:r>
-              <w:rPr>
-                <w:rFonts w:ascii="Times New Roman" w:hAnsi="Times New Roman" w:cs="Times New Roman"/>
+        <w:tc>
+          <w:tcPr>
+            <w:tcW w:w="0" w:type="auto"/>
+            <w:hideMark/>
+          </w:tcPr>
+          <w:p>
+            <w:pPr>
+              <w:spacing w:after="0" w:line="360" w:lineRule="auto"/>
+              <w:rPr>
+                <w:rFonts w:ascii="Times New Roman" w:hAnsi="Times New Roman" w:cs="Times New Roman"/>
+                <w:sz w:val="26"/>
+                <w:szCs w:val="26"/>
+              </w:rPr>
+            </w:pPr>
+            <w:r>
+              <w:rPr>
+                <w:rFonts w:ascii="Times New Roman" w:hAnsi="Times New Roman" w:cs="Times New Roman"/>
+                <w:b/>
+                <w:bCs/>
                 <w:sz w:val="26"/>
                 <w:szCs w:val="26"/>
               </w:rPr>
@@ -9645,21 +9198,14 @@
         </w:tc>
         <w:tc>
           <w:tcPr>
-            <w:tcW w:w="2160" w:type="dxa"/>
-            <w:tcBorders>
-              <w:top w:val="single" w:sz="4" w:space="0" w:color="000000"/>
-              <w:left w:val="single" w:sz="4" w:space="0" w:color="000000"/>
-              <w:bottom w:val="single" w:sz="4" w:space="0" w:color="000000"/>
-              <w:right w:val="single" w:sz="4" w:space="0" w:color="000000"/>
-            </w:tcBorders>
-            <w:shd w:val="clear" w:color="000000" w:fill="FFFFFF"/>
-            <w:vAlign w:val="center"/>
-          </w:tcPr>
-          <w:p>
-            <w:pPr>
-              <w:jc w:val="center"/>
-              <w:rPr>
-                <w:rFonts w:ascii="Times New Roman" w:eastAsia="MS PGothic" w:hAnsi="Times New Roman" w:cs="Times New Roman"/>
+            <w:tcW w:w="0" w:type="auto"/>
+            <w:hideMark/>
+          </w:tcPr>
+          <w:p>
+            <w:pPr>
+              <w:spacing w:after="0" w:line="360" w:lineRule="auto"/>
+              <w:rPr>
+                <w:rFonts w:ascii="Times New Roman" w:hAnsi="Times New Roman" w:cs="Times New Roman"/>
                 <w:sz w:val="26"/>
                 <w:szCs w:val="26"/>
               </w:rPr>
@@ -9676,28 +9222,21 @@
         </w:tc>
         <w:tc>
           <w:tcPr>
-            <w:tcW w:w="2993" w:type="dxa"/>
-            <w:tcBorders>
-              <w:top w:val="single" w:sz="4" w:space="0" w:color="000000"/>
-              <w:left w:val="single" w:sz="4" w:space="0" w:color="000000"/>
-              <w:bottom w:val="single" w:sz="4" w:space="0" w:color="000000"/>
-              <w:right w:val="single" w:sz="4" w:space="0" w:color="000000"/>
-            </w:tcBorders>
-            <w:shd w:val="clear" w:color="000000" w:fill="FFFFFF"/>
-            <w:vAlign w:val="center"/>
-          </w:tcPr>
-          <w:p>
-            <w:pPr>
-              <w:jc w:val="center"/>
-              <w:rPr>
-                <w:rFonts w:ascii="Times New Roman" w:eastAsia="MS PGothic" w:hAnsi="Times New Roman" w:cs="Times New Roman"/>
-                <w:sz w:val="26"/>
-                <w:szCs w:val="26"/>
-              </w:rPr>
-            </w:pPr>
-            <w:r>
-              <w:rPr>
-                <w:rFonts w:ascii="Times New Roman" w:eastAsia="MS PGothic" w:hAnsi="Times New Roman" w:cs="Times New Roman"/>
+            <w:tcW w:w="2207" w:type="dxa"/>
+            <w:hideMark/>
+          </w:tcPr>
+          <w:p>
+            <w:pPr>
+              <w:spacing w:after="0" w:line="360" w:lineRule="auto"/>
+              <w:rPr>
+                <w:rFonts w:ascii="Times New Roman" w:hAnsi="Times New Roman" w:cs="Times New Roman"/>
+                <w:sz w:val="26"/>
+                <w:szCs w:val="26"/>
+              </w:rPr>
+            </w:pPr>
+            <w:r>
+              <w:rPr>
+                <w:rFonts w:ascii="Times New Roman" w:hAnsi="Times New Roman" w:cs="Times New Roman"/>
                 <w:sz w:val="26"/>
                 <w:szCs w:val="26"/>
               </w:rPr>
@@ -9707,28 +9246,23 @@
         </w:tc>
         <w:tc>
           <w:tcPr>
-            <w:tcW w:w="2327" w:type="dxa"/>
-            <w:tcBorders>
-              <w:top w:val="single" w:sz="4" w:space="0" w:color="000000"/>
-              <w:left w:val="single" w:sz="4" w:space="0" w:color="000000"/>
-              <w:bottom w:val="single" w:sz="4" w:space="0" w:color="000000"/>
-              <w:right w:val="single" w:sz="4" w:space="0" w:color="000000"/>
-            </w:tcBorders>
-            <w:shd w:val="clear" w:color="000000" w:fill="FFFFFF"/>
-            <w:vAlign w:val="center"/>
-          </w:tcPr>
-          <w:p>
-            <w:pPr>
-              <w:jc w:val="center"/>
-              <w:rPr>
-                <w:rFonts w:ascii="Times New Roman" w:eastAsia="MS PGothic" w:hAnsi="Times New Roman" w:cs="Times New Roman"/>
-                <w:sz w:val="26"/>
-                <w:szCs w:val="26"/>
-              </w:rPr>
-            </w:pPr>
-            <w:r>
-              <w:rPr>
-                <w:rFonts w:ascii="Times New Roman" w:hAnsi="Times New Roman" w:cs="Times New Roman"/>
+            <w:tcW w:w="1134" w:type="dxa"/>
+            <w:hideMark/>
+          </w:tcPr>
+          <w:p>
+            <w:pPr>
+              <w:spacing w:after="0" w:line="360" w:lineRule="auto"/>
+              <w:rPr>
+                <w:rFonts w:ascii="Times New Roman" w:hAnsi="Times New Roman" w:cs="Times New Roman"/>
+                <w:sz w:val="26"/>
+                <w:szCs w:val="26"/>
+              </w:rPr>
+            </w:pPr>
+            <w:r>
+              <w:rPr>
+                <w:rFonts w:ascii="Times New Roman" w:hAnsi="Times New Roman" w:cs="Times New Roman"/>
+                <w:b/>
+                <w:bCs/>
                 <w:sz w:val="26"/>
                 <w:szCs w:val="26"/>
               </w:rPr>
@@ -9738,21 +9272,14 @@
         </w:tc>
         <w:tc>
           <w:tcPr>
-            <w:tcW w:w="2448" w:type="dxa"/>
-            <w:tcBorders>
-              <w:top w:val="single" w:sz="4" w:space="0" w:color="000000"/>
-              <w:left w:val="single" w:sz="4" w:space="0" w:color="000000"/>
-              <w:bottom w:val="single" w:sz="4" w:space="0" w:color="000000"/>
-              <w:right w:val="single" w:sz="4" w:space="0" w:color="000000"/>
-            </w:tcBorders>
-            <w:shd w:val="clear" w:color="000000" w:fill="FFFFFF"/>
-            <w:vAlign w:val="center"/>
-          </w:tcPr>
-          <w:p>
-            <w:pPr>
-              <w:jc w:val="center"/>
-              <w:rPr>
-                <w:rFonts w:ascii="Times New Roman" w:eastAsia="MS PGothic" w:hAnsi="Times New Roman" w:cs="Times New Roman"/>
+            <w:tcW w:w="2693" w:type="dxa"/>
+            <w:hideMark/>
+          </w:tcPr>
+          <w:p>
+            <w:pPr>
+              <w:spacing w:after="0" w:line="360" w:lineRule="auto"/>
+              <w:rPr>
+                <w:rFonts w:ascii="Times New Roman" w:hAnsi="Times New Roman" w:cs="Times New Roman"/>
                 <w:sz w:val="26"/>
                 <w:szCs w:val="26"/>
               </w:rPr>
@@ -9769,21 +9296,14 @@
         </w:tc>
         <w:tc>
           <w:tcPr>
-            <w:tcW w:w="4763" w:type="dxa"/>
-            <w:tcBorders>
-              <w:top w:val="single" w:sz="4" w:space="0" w:color="000000"/>
-              <w:left w:val="single" w:sz="4" w:space="0" w:color="000000"/>
-              <w:bottom w:val="single" w:sz="4" w:space="0" w:color="000000"/>
-              <w:right w:val="single" w:sz="4" w:space="0" w:color="000000"/>
-            </w:tcBorders>
-            <w:shd w:val="clear" w:color="000000" w:fill="FFFFFF"/>
-            <w:vAlign w:val="center"/>
-          </w:tcPr>
-          <w:p>
-            <w:pPr>
-              <w:jc w:val="center"/>
-              <w:rPr>
-                <w:rFonts w:ascii="Times New Roman" w:eastAsia="MS PGothic" w:hAnsi="Times New Roman" w:cs="Times New Roman"/>
+            <w:tcW w:w="4515" w:type="dxa"/>
+            <w:hideMark/>
+          </w:tcPr>
+          <w:p>
+            <w:pPr>
+              <w:spacing w:after="0" w:line="360" w:lineRule="auto"/>
+              <w:rPr>
+                <w:rFonts w:ascii="Times New Roman" w:hAnsi="Times New Roman" w:cs="Times New Roman"/>
                 <w:sz w:val="26"/>
                 <w:szCs w:val="26"/>
               </w:rPr>
@@ -9800,64 +9320,49 @@
         </w:tc>
         <w:tc>
           <w:tcPr>
-            <w:tcW w:w="3991" w:type="dxa"/>
-            <w:tcBorders>
-              <w:top w:val="single" w:sz="4" w:space="0" w:color="000000"/>
-              <w:left w:val="single" w:sz="4" w:space="0" w:color="000000"/>
-              <w:bottom w:val="single" w:sz="4" w:space="0" w:color="000000"/>
-              <w:right w:val="single" w:sz="4" w:space="0" w:color="000000"/>
-            </w:tcBorders>
-            <w:shd w:val="clear" w:color="000000" w:fill="FFFFFF"/>
-            <w:vAlign w:val="center"/>
-          </w:tcPr>
-          <w:p>
-            <w:pPr>
-              <w:jc w:val="center"/>
-              <w:rPr>
-                <w:rFonts w:ascii="Times New Roman" w:eastAsia="MS PGothic" w:hAnsi="Times New Roman" w:cs="Times New Roman"/>
-                <w:sz w:val="26"/>
-                <w:szCs w:val="26"/>
-              </w:rPr>
-            </w:pPr>
-            <w:r>
-              <w:rPr>
-                <w:rFonts w:ascii="Times New Roman" w:hAnsi="Times New Roman" w:cs="Times New Roman"/>
-                <w:sz w:val="26"/>
-                <w:szCs w:val="26"/>
-              </w:rPr>
-              <w:t>Kiểm thử giao diện (UI Test)</w:t>
+            <w:tcW w:w="2330" w:type="dxa"/>
+            <w:hideMark/>
+          </w:tcPr>
+          <w:p>
+            <w:pPr>
+              <w:spacing w:after="0" w:line="360" w:lineRule="auto"/>
+              <w:rPr>
+                <w:rFonts w:ascii="Times New Roman" w:hAnsi="Times New Roman" w:cs="Times New Roman"/>
+                <w:sz w:val="26"/>
+                <w:szCs w:val="26"/>
+              </w:rPr>
+            </w:pPr>
+            <w:r>
+              <w:rPr>
+                <w:rFonts w:ascii="Times New Roman" w:hAnsi="Times New Roman" w:cs="Times New Roman"/>
+                <w:sz w:val="26"/>
+                <w:szCs w:val="26"/>
+              </w:rPr>
+              <w:t>Kiểm thử giao diện (UI Test thủ công)</w:t>
             </w:r>
           </w:p>
         </w:tc>
       </w:tr>
       <w:tr>
-        <w:trPr>
-          <w:trHeight w:val="270"/>
-        </w:trPr>
-        <w:tc>
-          <w:tcPr>
-            <w:tcW w:w="3194" w:type="dxa"/>
-            <w:tcBorders>
-              <w:top w:val="single" w:sz="4" w:space="0" w:color="000000"/>
-              <w:left w:val="single" w:sz="4" w:space="0" w:color="000000"/>
-              <w:bottom w:val="single" w:sz="4" w:space="0" w:color="000000"/>
-              <w:right w:val="single" w:sz="4" w:space="0" w:color="000000"/>
-            </w:tcBorders>
-            <w:shd w:val="clear" w:color="000000" w:fill="FFFFFF"/>
-            <w:vAlign w:val="center"/>
-          </w:tcPr>
-          <w:p>
-            <w:pPr>
-              <w:jc w:val="center"/>
-              <w:rPr>
-                <w:rFonts w:ascii="Times New Roman" w:eastAsia="MS PGothic" w:hAnsi="Times New Roman" w:cs="Times New Roman"/>
-                <w:sz w:val="26"/>
-                <w:szCs w:val="26"/>
-              </w:rPr>
-            </w:pPr>
-            <w:r>
-              <w:rPr>
-                <w:rFonts w:ascii="Times New Roman" w:hAnsi="Times New Roman" w:cs="Times New Roman"/>
+        <w:tc>
+          <w:tcPr>
+            <w:tcW w:w="0" w:type="auto"/>
+            <w:hideMark/>
+          </w:tcPr>
+          <w:p>
+            <w:pPr>
+              <w:spacing w:after="0" w:line="360" w:lineRule="auto"/>
+              <w:rPr>
+                <w:rFonts w:ascii="Times New Roman" w:hAnsi="Times New Roman" w:cs="Times New Roman"/>
+                <w:sz w:val="26"/>
+                <w:szCs w:val="26"/>
+              </w:rPr>
+            </w:pPr>
+            <w:r>
+              <w:rPr>
+                <w:rFonts w:ascii="Times New Roman" w:hAnsi="Times New Roman" w:cs="Times New Roman"/>
+                <w:b/>
+                <w:bCs/>
                 <w:sz w:val="26"/>
                 <w:szCs w:val="26"/>
               </w:rPr>
@@ -9867,21 +9372,14 @@
         </w:tc>
         <w:tc>
           <w:tcPr>
-            <w:tcW w:w="2160" w:type="dxa"/>
-            <w:tcBorders>
-              <w:top w:val="single" w:sz="4" w:space="0" w:color="000000"/>
-              <w:left w:val="single" w:sz="4" w:space="0" w:color="000000"/>
-              <w:bottom w:val="single" w:sz="4" w:space="0" w:color="000000"/>
-              <w:right w:val="single" w:sz="4" w:space="0" w:color="000000"/>
-            </w:tcBorders>
-            <w:shd w:val="clear" w:color="000000" w:fill="FFFFFF"/>
-            <w:vAlign w:val="center"/>
-          </w:tcPr>
-          <w:p>
-            <w:pPr>
-              <w:jc w:val="center"/>
-              <w:rPr>
-                <w:rFonts w:ascii="Times New Roman" w:eastAsia="MS PGothic" w:hAnsi="Times New Roman" w:cs="Times New Roman"/>
+            <w:tcW w:w="0" w:type="auto"/>
+            <w:hideMark/>
+          </w:tcPr>
+          <w:p>
+            <w:pPr>
+              <w:spacing w:after="0" w:line="360" w:lineRule="auto"/>
+              <w:rPr>
+                <w:rFonts w:ascii="Times New Roman" w:hAnsi="Times New Roman" w:cs="Times New Roman"/>
                 <w:sz w:val="26"/>
                 <w:szCs w:val="26"/>
               </w:rPr>
@@ -9898,28 +9396,21 @@
         </w:tc>
         <w:tc>
           <w:tcPr>
-            <w:tcW w:w="2993" w:type="dxa"/>
-            <w:tcBorders>
-              <w:top w:val="single" w:sz="4" w:space="0" w:color="000000"/>
-              <w:left w:val="single" w:sz="4" w:space="0" w:color="000000"/>
-              <w:bottom w:val="single" w:sz="4" w:space="0" w:color="000000"/>
-              <w:right w:val="single" w:sz="4" w:space="0" w:color="000000"/>
-            </w:tcBorders>
-            <w:shd w:val="clear" w:color="000000" w:fill="FFFFFF"/>
-            <w:vAlign w:val="center"/>
-          </w:tcPr>
-          <w:p>
-            <w:pPr>
-              <w:jc w:val="center"/>
-              <w:rPr>
-                <w:rFonts w:ascii="Times New Roman" w:eastAsia="MS PGothic" w:hAnsi="Times New Roman" w:cs="Times New Roman"/>
-                <w:sz w:val="26"/>
-                <w:szCs w:val="26"/>
-              </w:rPr>
-            </w:pPr>
-            <w:r>
-              <w:rPr>
-                <w:rFonts w:ascii="Times New Roman" w:eastAsia="MS PGothic" w:hAnsi="Times New Roman" w:cs="Times New Roman"/>
+            <w:tcW w:w="2207" w:type="dxa"/>
+            <w:hideMark/>
+          </w:tcPr>
+          <w:p>
+            <w:pPr>
+              <w:spacing w:after="0" w:line="360" w:lineRule="auto"/>
+              <w:rPr>
+                <w:rFonts w:ascii="Times New Roman" w:hAnsi="Times New Roman" w:cs="Times New Roman"/>
+                <w:sz w:val="26"/>
+                <w:szCs w:val="26"/>
+              </w:rPr>
+            </w:pPr>
+            <w:r>
+              <w:rPr>
+                <w:rFonts w:ascii="Times New Roman" w:hAnsi="Times New Roman" w:cs="Times New Roman"/>
                 <w:sz w:val="26"/>
                 <w:szCs w:val="26"/>
               </w:rPr>
@@ -9929,28 +9420,23 @@
         </w:tc>
         <w:tc>
           <w:tcPr>
-            <w:tcW w:w="2327" w:type="dxa"/>
-            <w:tcBorders>
-              <w:top w:val="single" w:sz="4" w:space="0" w:color="000000"/>
-              <w:left w:val="single" w:sz="4" w:space="0" w:color="000000"/>
-              <w:bottom w:val="single" w:sz="4" w:space="0" w:color="000000"/>
-              <w:right w:val="single" w:sz="4" w:space="0" w:color="000000"/>
-            </w:tcBorders>
-            <w:shd w:val="clear" w:color="000000" w:fill="FFFFFF"/>
-            <w:vAlign w:val="center"/>
-          </w:tcPr>
-          <w:p>
-            <w:pPr>
-              <w:jc w:val="center"/>
-              <w:rPr>
-                <w:rFonts w:ascii="Times New Roman" w:eastAsia="MS PGothic" w:hAnsi="Times New Roman" w:cs="Times New Roman"/>
-                <w:sz w:val="26"/>
-                <w:szCs w:val="26"/>
-              </w:rPr>
-            </w:pPr>
-            <w:r>
-              <w:rPr>
-                <w:rFonts w:ascii="Times New Roman" w:hAnsi="Times New Roman" w:cs="Times New Roman"/>
+            <w:tcW w:w="1134" w:type="dxa"/>
+            <w:hideMark/>
+          </w:tcPr>
+          <w:p>
+            <w:pPr>
+              <w:spacing w:after="0" w:line="360" w:lineRule="auto"/>
+              <w:rPr>
+                <w:rFonts w:ascii="Times New Roman" w:hAnsi="Times New Roman" w:cs="Times New Roman"/>
+                <w:sz w:val="26"/>
+                <w:szCs w:val="26"/>
+              </w:rPr>
+            </w:pPr>
+            <w:r>
+              <w:rPr>
+                <w:rFonts w:ascii="Times New Roman" w:hAnsi="Times New Roman" w:cs="Times New Roman"/>
+                <w:b/>
+                <w:bCs/>
                 <w:sz w:val="26"/>
                 <w:szCs w:val="26"/>
               </w:rPr>
@@ -9960,21 +9446,14 @@
         </w:tc>
         <w:tc>
           <w:tcPr>
-            <w:tcW w:w="2448" w:type="dxa"/>
-            <w:tcBorders>
-              <w:top w:val="single" w:sz="4" w:space="0" w:color="000000"/>
-              <w:left w:val="single" w:sz="4" w:space="0" w:color="000000"/>
-              <w:bottom w:val="single" w:sz="4" w:space="0" w:color="000000"/>
-              <w:right w:val="single" w:sz="4" w:space="0" w:color="000000"/>
-            </w:tcBorders>
-            <w:shd w:val="clear" w:color="000000" w:fill="FFFFFF"/>
-            <w:vAlign w:val="center"/>
-          </w:tcPr>
-          <w:p>
-            <w:pPr>
-              <w:jc w:val="center"/>
-              <w:rPr>
-                <w:rFonts w:ascii="Times New Roman" w:eastAsia="MS PGothic" w:hAnsi="Times New Roman" w:cs="Times New Roman"/>
+            <w:tcW w:w="2693" w:type="dxa"/>
+            <w:hideMark/>
+          </w:tcPr>
+          <w:p>
+            <w:pPr>
+              <w:spacing w:after="0" w:line="360" w:lineRule="auto"/>
+              <w:rPr>
+                <w:rFonts w:ascii="Times New Roman" w:hAnsi="Times New Roman" w:cs="Times New Roman"/>
                 <w:sz w:val="26"/>
                 <w:szCs w:val="26"/>
               </w:rPr>
@@ -9991,21 +9470,14 @@
         </w:tc>
         <w:tc>
           <w:tcPr>
-            <w:tcW w:w="4763" w:type="dxa"/>
-            <w:tcBorders>
-              <w:top w:val="single" w:sz="4" w:space="0" w:color="000000"/>
-              <w:left w:val="single" w:sz="4" w:space="0" w:color="000000"/>
-              <w:bottom w:val="single" w:sz="4" w:space="0" w:color="000000"/>
-              <w:right w:val="single" w:sz="4" w:space="0" w:color="000000"/>
-            </w:tcBorders>
-            <w:shd w:val="clear" w:color="000000" w:fill="FFFFFF"/>
-            <w:vAlign w:val="center"/>
-          </w:tcPr>
-          <w:p>
-            <w:pPr>
-              <w:jc w:val="center"/>
-              <w:rPr>
-                <w:rFonts w:ascii="Times New Roman" w:eastAsia="MS PGothic" w:hAnsi="Times New Roman" w:cs="Times New Roman"/>
+            <w:tcW w:w="4515" w:type="dxa"/>
+            <w:hideMark/>
+          </w:tcPr>
+          <w:p>
+            <w:pPr>
+              <w:spacing w:after="0" w:line="360" w:lineRule="auto"/>
+              <w:rPr>
+                <w:rFonts w:ascii="Times New Roman" w:hAnsi="Times New Roman" w:cs="Times New Roman"/>
                 <w:sz w:val="26"/>
                 <w:szCs w:val="26"/>
               </w:rPr>
@@ -10022,21 +9494,14 @@
         </w:tc>
         <w:tc>
           <w:tcPr>
-            <w:tcW w:w="3991" w:type="dxa"/>
-            <w:tcBorders>
-              <w:top w:val="single" w:sz="4" w:space="0" w:color="000000"/>
-              <w:left w:val="single" w:sz="4" w:space="0" w:color="000000"/>
-              <w:bottom w:val="single" w:sz="4" w:space="0" w:color="000000"/>
-              <w:right w:val="single" w:sz="4" w:space="0" w:color="000000"/>
-            </w:tcBorders>
-            <w:shd w:val="clear" w:color="000000" w:fill="FFFFFF"/>
-            <w:vAlign w:val="center"/>
-          </w:tcPr>
-          <w:p>
-            <w:pPr>
-              <w:jc w:val="center"/>
-              <w:rPr>
-                <w:rFonts w:ascii="Times New Roman" w:eastAsia="MS PGothic" w:hAnsi="Times New Roman" w:cs="Times New Roman"/>
+            <w:tcW w:w="2330" w:type="dxa"/>
+            <w:hideMark/>
+          </w:tcPr>
+          <w:p>
+            <w:pPr>
+              <w:spacing w:after="0" w:line="360" w:lineRule="auto"/>
+              <w:rPr>
+                <w:rFonts w:ascii="Times New Roman" w:hAnsi="Times New Roman" w:cs="Times New Roman"/>
                 <w:sz w:val="26"/>
                 <w:szCs w:val="26"/>
               </w:rPr>
@@ -10053,33 +9518,25 @@
         </w:tc>
       </w:tr>
       <w:tr>
-        <w:trPr>
-          <w:trHeight w:val="270"/>
-        </w:trPr>
-        <w:tc>
-          <w:tcPr>
-            <w:tcW w:w="3194" w:type="dxa"/>
-            <w:tcBorders>
-              <w:top w:val="single" w:sz="4" w:space="0" w:color="000000"/>
-              <w:left w:val="single" w:sz="4" w:space="0" w:color="000000"/>
-              <w:bottom w:val="single" w:sz="4" w:space="0" w:color="000000"/>
-              <w:right w:val="single" w:sz="4" w:space="0" w:color="000000"/>
-            </w:tcBorders>
-            <w:shd w:val="clear" w:color="000000" w:fill="FFFFFF"/>
-            <w:vAlign w:val="center"/>
-          </w:tcPr>
-          <w:p>
-            <w:pPr>
-              <w:jc w:val="center"/>
-              <w:rPr>
-                <w:rFonts w:ascii="Times New Roman" w:hAnsi="Times New Roman" w:cs="Times New Roman"/>
-                <w:sz w:val="26"/>
-                <w:szCs w:val="26"/>
-              </w:rPr>
-            </w:pPr>
-            <w:r>
-              <w:rPr>
-                <w:rFonts w:ascii="Times New Roman" w:hAnsi="Times New Roman" w:cs="Times New Roman"/>
+        <w:tc>
+          <w:tcPr>
+            <w:tcW w:w="0" w:type="auto"/>
+            <w:hideMark/>
+          </w:tcPr>
+          <w:p>
+            <w:pPr>
+              <w:spacing w:after="0" w:line="360" w:lineRule="auto"/>
+              <w:rPr>
+                <w:rFonts w:ascii="Times New Roman" w:hAnsi="Times New Roman" w:cs="Times New Roman"/>
+                <w:sz w:val="26"/>
+                <w:szCs w:val="26"/>
+              </w:rPr>
+            </w:pPr>
+            <w:r>
+              <w:rPr>
+                <w:rFonts w:ascii="Times New Roman" w:hAnsi="Times New Roman" w:cs="Times New Roman"/>
+                <w:b/>
+                <w:bCs/>
                 <w:sz w:val="26"/>
                 <w:szCs w:val="26"/>
               </w:rPr>
@@ -10089,21 +9546,14 @@
         </w:tc>
         <w:tc>
           <w:tcPr>
-            <w:tcW w:w="2160" w:type="dxa"/>
-            <w:tcBorders>
-              <w:top w:val="single" w:sz="4" w:space="0" w:color="000000"/>
-              <w:left w:val="single" w:sz="4" w:space="0" w:color="000000"/>
-              <w:bottom w:val="single" w:sz="4" w:space="0" w:color="000000"/>
-              <w:right w:val="single" w:sz="4" w:space="0" w:color="000000"/>
-            </w:tcBorders>
-            <w:shd w:val="clear" w:color="000000" w:fill="FFFFFF"/>
-            <w:vAlign w:val="center"/>
-          </w:tcPr>
-          <w:p>
-            <w:pPr>
-              <w:jc w:val="center"/>
-              <w:rPr>
-                <w:rFonts w:ascii="Times New Roman" w:eastAsia="MS PGothic" w:hAnsi="Times New Roman" w:cs="Times New Roman"/>
+            <w:tcW w:w="0" w:type="auto"/>
+            <w:hideMark/>
+          </w:tcPr>
+          <w:p>
+            <w:pPr>
+              <w:spacing w:after="0" w:line="360" w:lineRule="auto"/>
+              <w:rPr>
+                <w:rFonts w:ascii="Times New Roman" w:hAnsi="Times New Roman" w:cs="Times New Roman"/>
                 <w:sz w:val="26"/>
                 <w:szCs w:val="26"/>
               </w:rPr>
@@ -10120,28 +9570,21 @@
         </w:tc>
         <w:tc>
           <w:tcPr>
-            <w:tcW w:w="2993" w:type="dxa"/>
-            <w:tcBorders>
-              <w:top w:val="single" w:sz="4" w:space="0" w:color="000000"/>
-              <w:left w:val="single" w:sz="4" w:space="0" w:color="000000"/>
-              <w:bottom w:val="single" w:sz="4" w:space="0" w:color="000000"/>
-              <w:right w:val="single" w:sz="4" w:space="0" w:color="000000"/>
-            </w:tcBorders>
-            <w:shd w:val="clear" w:color="000000" w:fill="FFFFFF"/>
-            <w:vAlign w:val="center"/>
-          </w:tcPr>
-          <w:p>
-            <w:pPr>
-              <w:jc w:val="center"/>
-              <w:rPr>
-                <w:rFonts w:ascii="Times New Roman" w:eastAsia="MS PGothic" w:hAnsi="Times New Roman" w:cs="Times New Roman"/>
-                <w:sz w:val="26"/>
-                <w:szCs w:val="26"/>
-              </w:rPr>
-            </w:pPr>
-            <w:r>
-              <w:rPr>
-                <w:rFonts w:ascii="Times New Roman" w:eastAsia="MS PGothic" w:hAnsi="Times New Roman" w:cs="Times New Roman"/>
+            <w:tcW w:w="2207" w:type="dxa"/>
+            <w:hideMark/>
+          </w:tcPr>
+          <w:p>
+            <w:pPr>
+              <w:spacing w:after="0" w:line="360" w:lineRule="auto"/>
+              <w:rPr>
+                <w:rFonts w:ascii="Times New Roman" w:hAnsi="Times New Roman" w:cs="Times New Roman"/>
+                <w:sz w:val="26"/>
+                <w:szCs w:val="26"/>
+              </w:rPr>
+            </w:pPr>
+            <w:r>
+              <w:rPr>
+                <w:rFonts w:ascii="Times New Roman" w:hAnsi="Times New Roman" w:cs="Times New Roman"/>
                 <w:sz w:val="26"/>
                 <w:szCs w:val="26"/>
               </w:rPr>
@@ -10151,28 +9594,23 @@
         </w:tc>
         <w:tc>
           <w:tcPr>
-            <w:tcW w:w="2327" w:type="dxa"/>
-            <w:tcBorders>
-              <w:top w:val="single" w:sz="4" w:space="0" w:color="000000"/>
-              <w:left w:val="single" w:sz="4" w:space="0" w:color="000000"/>
-              <w:bottom w:val="single" w:sz="4" w:space="0" w:color="000000"/>
-              <w:right w:val="single" w:sz="4" w:space="0" w:color="000000"/>
-            </w:tcBorders>
-            <w:shd w:val="clear" w:color="000000" w:fill="FFFFFF"/>
-            <w:vAlign w:val="center"/>
-          </w:tcPr>
-          <w:p>
-            <w:pPr>
-              <w:jc w:val="center"/>
-              <w:rPr>
-                <w:rFonts w:ascii="Times New Roman" w:eastAsia="MS PGothic" w:hAnsi="Times New Roman" w:cs="Times New Roman"/>
-                <w:sz w:val="26"/>
-                <w:szCs w:val="26"/>
-              </w:rPr>
-            </w:pPr>
-            <w:r>
-              <w:rPr>
-                <w:rFonts w:ascii="Times New Roman" w:hAnsi="Times New Roman" w:cs="Times New Roman"/>
+            <w:tcW w:w="1134" w:type="dxa"/>
+            <w:hideMark/>
+          </w:tcPr>
+          <w:p>
+            <w:pPr>
+              <w:spacing w:after="0" w:line="360" w:lineRule="auto"/>
+              <w:rPr>
+                <w:rFonts w:ascii="Times New Roman" w:hAnsi="Times New Roman" w:cs="Times New Roman"/>
+                <w:sz w:val="26"/>
+                <w:szCs w:val="26"/>
+              </w:rPr>
+            </w:pPr>
+            <w:r>
+              <w:rPr>
+                <w:rFonts w:ascii="Times New Roman" w:hAnsi="Times New Roman" w:cs="Times New Roman"/>
+                <w:b/>
+                <w:bCs/>
                 <w:sz w:val="26"/>
                 <w:szCs w:val="26"/>
               </w:rPr>
@@ -10182,21 +9620,14 @@
         </w:tc>
         <w:tc>
           <w:tcPr>
-            <w:tcW w:w="2448" w:type="dxa"/>
-            <w:tcBorders>
-              <w:top w:val="single" w:sz="4" w:space="0" w:color="000000"/>
-              <w:left w:val="single" w:sz="4" w:space="0" w:color="000000"/>
-              <w:bottom w:val="single" w:sz="4" w:space="0" w:color="000000"/>
-              <w:right w:val="single" w:sz="4" w:space="0" w:color="000000"/>
-            </w:tcBorders>
-            <w:shd w:val="clear" w:color="000000" w:fill="FFFFFF"/>
-            <w:vAlign w:val="center"/>
-          </w:tcPr>
-          <w:p>
-            <w:pPr>
-              <w:jc w:val="center"/>
-              <w:rPr>
-                <w:rFonts w:ascii="Times New Roman" w:eastAsia="MS PGothic" w:hAnsi="Times New Roman" w:cs="Times New Roman"/>
+            <w:tcW w:w="2693" w:type="dxa"/>
+            <w:hideMark/>
+          </w:tcPr>
+          <w:p>
+            <w:pPr>
+              <w:spacing w:after="0" w:line="360" w:lineRule="auto"/>
+              <w:rPr>
+                <w:rFonts w:ascii="Times New Roman" w:hAnsi="Times New Roman" w:cs="Times New Roman"/>
                 <w:sz w:val="26"/>
                 <w:szCs w:val="26"/>
               </w:rPr>
@@ -10213,21 +9644,14 @@
         </w:tc>
         <w:tc>
           <w:tcPr>
-            <w:tcW w:w="4763" w:type="dxa"/>
-            <w:tcBorders>
-              <w:top w:val="single" w:sz="4" w:space="0" w:color="000000"/>
-              <w:left w:val="single" w:sz="4" w:space="0" w:color="000000"/>
-              <w:bottom w:val="single" w:sz="4" w:space="0" w:color="000000"/>
-              <w:right w:val="single" w:sz="4" w:space="0" w:color="000000"/>
-            </w:tcBorders>
-            <w:shd w:val="clear" w:color="000000" w:fill="FFFFFF"/>
-            <w:vAlign w:val="center"/>
-          </w:tcPr>
-          <w:p>
-            <w:pPr>
-              <w:jc w:val="center"/>
-              <w:rPr>
-                <w:rFonts w:ascii="Times New Roman" w:eastAsia="MS PGothic" w:hAnsi="Times New Roman" w:cs="Times New Roman"/>
+            <w:tcW w:w="4515" w:type="dxa"/>
+            <w:hideMark/>
+          </w:tcPr>
+          <w:p>
+            <w:pPr>
+              <w:spacing w:after="0" w:line="360" w:lineRule="auto"/>
+              <w:rPr>
+                <w:rFonts w:ascii="Times New Roman" w:hAnsi="Times New Roman" w:cs="Times New Roman"/>
                 <w:sz w:val="26"/>
                 <w:szCs w:val="26"/>
               </w:rPr>
@@ -10244,21 +9668,14 @@
         </w:tc>
         <w:tc>
           <w:tcPr>
-            <w:tcW w:w="3991" w:type="dxa"/>
-            <w:tcBorders>
-              <w:top w:val="single" w:sz="4" w:space="0" w:color="000000"/>
-              <w:left w:val="single" w:sz="4" w:space="0" w:color="000000"/>
-              <w:bottom w:val="single" w:sz="4" w:space="0" w:color="000000"/>
-              <w:right w:val="single" w:sz="4" w:space="0" w:color="000000"/>
-            </w:tcBorders>
-            <w:shd w:val="clear" w:color="000000" w:fill="FFFFFF"/>
-            <w:vAlign w:val="center"/>
-          </w:tcPr>
-          <w:p>
-            <w:pPr>
-              <w:jc w:val="center"/>
-              <w:rPr>
-                <w:rFonts w:ascii="Times New Roman" w:eastAsia="MS PGothic" w:hAnsi="Times New Roman" w:cs="Times New Roman"/>
+            <w:tcW w:w="2330" w:type="dxa"/>
+            <w:hideMark/>
+          </w:tcPr>
+          <w:p>
+            <w:pPr>
+              <w:spacing w:after="0" w:line="360" w:lineRule="auto"/>
+              <w:rPr>
+                <w:rFonts w:ascii="Times New Roman" w:hAnsi="Times New Roman" w:cs="Times New Roman"/>
                 <w:sz w:val="26"/>
                 <w:szCs w:val="26"/>
               </w:rPr>
@@ -10275,57 +9692,42 @@
         </w:tc>
       </w:tr>
       <w:tr>
-        <w:trPr>
-          <w:trHeight w:val="270"/>
-        </w:trPr>
-        <w:tc>
-          <w:tcPr>
-            <w:tcW w:w="3194" w:type="dxa"/>
-            <w:tcBorders>
-              <w:top w:val="single" w:sz="4" w:space="0" w:color="000000"/>
-              <w:left w:val="single" w:sz="4" w:space="0" w:color="000000"/>
-              <w:bottom w:val="single" w:sz="4" w:space="0" w:color="000000"/>
-              <w:right w:val="single" w:sz="4" w:space="0" w:color="000000"/>
-            </w:tcBorders>
-            <w:shd w:val="clear" w:color="000000" w:fill="FFFFFF"/>
-            <w:vAlign w:val="center"/>
-          </w:tcPr>
-          <w:p>
-            <w:pPr>
-              <w:jc w:val="center"/>
-              <w:rPr>
-                <w:rFonts w:ascii="Times New Roman" w:hAnsi="Times New Roman" w:cs="Times New Roman"/>
-                <w:sz w:val="26"/>
-                <w:szCs w:val="26"/>
-              </w:rPr>
-            </w:pPr>
-            <w:r>
-              <w:rPr>
-                <w:rFonts w:ascii="Times New Roman" w:hAnsi="Times New Roman" w:cs="Times New Roman"/>
-                <w:sz w:val="26"/>
-                <w:szCs w:val="26"/>
-              </w:rPr>
-              <w:t>TC_DOC_01</w:t>
-            </w:r>
-          </w:p>
-        </w:tc>
-        <w:tc>
-          <w:tcPr>
-            <w:tcW w:w="2160" w:type="dxa"/>
-            <w:tcBorders>
-              <w:top w:val="single" w:sz="4" w:space="0" w:color="000000"/>
-              <w:left w:val="single" w:sz="4" w:space="0" w:color="000000"/>
-              <w:bottom w:val="single" w:sz="4" w:space="0" w:color="000000"/>
-              <w:right w:val="single" w:sz="4" w:space="0" w:color="000000"/>
-            </w:tcBorders>
-            <w:shd w:val="clear" w:color="000000" w:fill="FFFFFF"/>
-            <w:vAlign w:val="center"/>
-          </w:tcPr>
-          <w:p>
-            <w:pPr>
-              <w:jc w:val="center"/>
-              <w:rPr>
-                <w:rFonts w:ascii="Times New Roman" w:eastAsia="MS PGothic" w:hAnsi="Times New Roman" w:cs="Times New Roman"/>
+        <w:tc>
+          <w:tcPr>
+            <w:tcW w:w="0" w:type="auto"/>
+            <w:hideMark/>
+          </w:tcPr>
+          <w:p>
+            <w:pPr>
+              <w:spacing w:after="0" w:line="360" w:lineRule="auto"/>
+              <w:rPr>
+                <w:rFonts w:ascii="Times New Roman" w:hAnsi="Times New Roman" w:cs="Times New Roman"/>
+                <w:sz w:val="26"/>
+                <w:szCs w:val="26"/>
+              </w:rPr>
+            </w:pPr>
+            <w:r>
+              <w:rPr>
+                <w:rFonts w:ascii="Times New Roman" w:hAnsi="Times New Roman" w:cs="Times New Roman"/>
+                <w:b/>
+                <w:bCs/>
+                <w:sz w:val="26"/>
+                <w:szCs w:val="26"/>
+              </w:rPr>
+              <w:t>TC_RBAC_03</w:t>
+            </w:r>
+          </w:p>
+        </w:tc>
+        <w:tc>
+          <w:tcPr>
+            <w:tcW w:w="0" w:type="auto"/>
+            <w:hideMark/>
+          </w:tcPr>
+          <w:p>
+            <w:pPr>
+              <w:spacing w:after="0" w:line="360" w:lineRule="auto"/>
+              <w:rPr>
+                <w:rFonts w:ascii="Times New Roman" w:hAnsi="Times New Roman" w:cs="Times New Roman"/>
                 <w:sz w:val="26"/>
                 <w:szCs w:val="26"/>
               </w:rPr>
@@ -10342,28 +9744,21 @@
         </w:tc>
         <w:tc>
           <w:tcPr>
-            <w:tcW w:w="2993" w:type="dxa"/>
-            <w:tcBorders>
-              <w:top w:val="single" w:sz="4" w:space="0" w:color="000000"/>
-              <w:left w:val="single" w:sz="4" w:space="0" w:color="000000"/>
-              <w:bottom w:val="single" w:sz="4" w:space="0" w:color="000000"/>
-              <w:right w:val="single" w:sz="4" w:space="0" w:color="000000"/>
-            </w:tcBorders>
-            <w:shd w:val="clear" w:color="000000" w:fill="FFFFFF"/>
-            <w:vAlign w:val="center"/>
-          </w:tcPr>
-          <w:p>
-            <w:pPr>
-              <w:jc w:val="center"/>
-              <w:rPr>
-                <w:rFonts w:ascii="Times New Roman" w:eastAsia="MS PGothic" w:hAnsi="Times New Roman" w:cs="Times New Roman"/>
-                <w:sz w:val="26"/>
-                <w:szCs w:val="26"/>
-              </w:rPr>
-            </w:pPr>
-            <w:r>
-              <w:rPr>
-                <w:rFonts w:ascii="Times New Roman" w:eastAsia="MS PGothic" w:hAnsi="Times New Roman" w:cs="Times New Roman"/>
+            <w:tcW w:w="2207" w:type="dxa"/>
+            <w:hideMark/>
+          </w:tcPr>
+          <w:p>
+            <w:pPr>
+              <w:spacing w:after="0" w:line="360" w:lineRule="auto"/>
+              <w:rPr>
+                <w:rFonts w:ascii="Times New Roman" w:hAnsi="Times New Roman" w:cs="Times New Roman"/>
+                <w:sz w:val="26"/>
+                <w:szCs w:val="26"/>
+              </w:rPr>
+            </w:pPr>
+            <w:r>
+              <w:rPr>
+                <w:rFonts w:ascii="Times New Roman" w:hAnsi="Times New Roman" w:cs="Times New Roman"/>
                 <w:sz w:val="26"/>
                 <w:szCs w:val="26"/>
               </w:rPr>
@@ -10373,28 +9768,23 @@
         </w:tc>
         <w:tc>
           <w:tcPr>
-            <w:tcW w:w="2327" w:type="dxa"/>
-            <w:tcBorders>
-              <w:top w:val="single" w:sz="4" w:space="0" w:color="000000"/>
-              <w:left w:val="single" w:sz="4" w:space="0" w:color="000000"/>
-              <w:bottom w:val="single" w:sz="4" w:space="0" w:color="000000"/>
-              <w:right w:val="single" w:sz="4" w:space="0" w:color="000000"/>
-            </w:tcBorders>
-            <w:shd w:val="clear" w:color="000000" w:fill="FFFFFF"/>
-            <w:vAlign w:val="center"/>
-          </w:tcPr>
-          <w:p>
-            <w:pPr>
-              <w:jc w:val="center"/>
-              <w:rPr>
-                <w:rFonts w:ascii="Times New Roman" w:eastAsia="MS PGothic" w:hAnsi="Times New Roman" w:cs="Times New Roman"/>
-                <w:sz w:val="26"/>
-                <w:szCs w:val="26"/>
-              </w:rPr>
-            </w:pPr>
-            <w:r>
-              <w:rPr>
-                <w:rFonts w:ascii="Times New Roman" w:hAnsi="Times New Roman" w:cs="Times New Roman"/>
+            <w:tcW w:w="1134" w:type="dxa"/>
+            <w:hideMark/>
+          </w:tcPr>
+          <w:p>
+            <w:pPr>
+              <w:spacing w:after="0" w:line="360" w:lineRule="auto"/>
+              <w:rPr>
+                <w:rFonts w:ascii="Times New Roman" w:hAnsi="Times New Roman" w:cs="Times New Roman"/>
+                <w:sz w:val="26"/>
+                <w:szCs w:val="26"/>
+              </w:rPr>
+            </w:pPr>
+            <w:r>
+              <w:rPr>
+                <w:rFonts w:ascii="Times New Roman" w:hAnsi="Times New Roman" w:cs="Times New Roman"/>
+                <w:b/>
+                <w:bCs/>
                 <w:sz w:val="26"/>
                 <w:szCs w:val="26"/>
               </w:rPr>
@@ -10404,21 +9794,14 @@
         </w:tc>
         <w:tc>
           <w:tcPr>
-            <w:tcW w:w="2448" w:type="dxa"/>
-            <w:tcBorders>
-              <w:top w:val="single" w:sz="4" w:space="0" w:color="000000"/>
-              <w:left w:val="single" w:sz="4" w:space="0" w:color="000000"/>
-              <w:bottom w:val="single" w:sz="4" w:space="0" w:color="000000"/>
-              <w:right w:val="single" w:sz="4" w:space="0" w:color="000000"/>
-            </w:tcBorders>
-            <w:shd w:val="clear" w:color="000000" w:fill="FFFFFF"/>
-            <w:vAlign w:val="center"/>
-          </w:tcPr>
-          <w:p>
-            <w:pPr>
-              <w:jc w:val="center"/>
-              <w:rPr>
-                <w:rFonts w:ascii="Times New Roman" w:eastAsia="MS PGothic" w:hAnsi="Times New Roman" w:cs="Times New Roman"/>
+            <w:tcW w:w="2693" w:type="dxa"/>
+            <w:hideMark/>
+          </w:tcPr>
+          <w:p>
+            <w:pPr>
+              <w:spacing w:after="0" w:line="360" w:lineRule="auto"/>
+              <w:rPr>
+                <w:rFonts w:ascii="Times New Roman" w:hAnsi="Times New Roman" w:cs="Times New Roman"/>
                 <w:sz w:val="26"/>
                 <w:szCs w:val="26"/>
               </w:rPr>
@@ -10435,119 +9818,90 @@
         </w:tc>
         <w:tc>
           <w:tcPr>
-            <w:tcW w:w="4763" w:type="dxa"/>
-            <w:tcBorders>
-              <w:top w:val="single" w:sz="4" w:space="0" w:color="000000"/>
-              <w:left w:val="single" w:sz="4" w:space="0" w:color="000000"/>
-              <w:bottom w:val="single" w:sz="4" w:space="0" w:color="000000"/>
-              <w:right w:val="single" w:sz="4" w:space="0" w:color="000000"/>
-            </w:tcBorders>
-            <w:shd w:val="clear" w:color="000000" w:fill="FFFFFF"/>
-            <w:vAlign w:val="center"/>
-          </w:tcPr>
-          <w:p>
-            <w:pPr>
-              <w:jc w:val="center"/>
-              <w:rPr>
-                <w:rFonts w:ascii="Times New Roman" w:eastAsia="MS PGothic" w:hAnsi="Times New Roman" w:cs="Times New Roman"/>
-                <w:sz w:val="26"/>
-                <w:szCs w:val="26"/>
-              </w:rPr>
-            </w:pPr>
-            <w:r>
-              <w:rPr>
-                <w:rFonts w:ascii="Times New Roman" w:hAnsi="Times New Roman" w:cs="Times New Roman"/>
-                <w:sz w:val="26"/>
-                <w:szCs w:val="26"/>
-              </w:rPr>
-              <w:t>Không có lỗi. Công văn đến được khởi tạo chuẩn 3NF, gán trạng thái khởi tạo RECEIVED.</w:t>
-            </w:r>
-          </w:p>
-        </w:tc>
-        <w:tc>
-          <w:tcPr>
-            <w:tcW w:w="3991" w:type="dxa"/>
-            <w:tcBorders>
-              <w:top w:val="single" w:sz="4" w:space="0" w:color="000000"/>
-              <w:left w:val="single" w:sz="4" w:space="0" w:color="000000"/>
-              <w:bottom w:val="single" w:sz="4" w:space="0" w:color="000000"/>
-              <w:right w:val="single" w:sz="4" w:space="0" w:color="000000"/>
-            </w:tcBorders>
-            <w:shd w:val="clear" w:color="000000" w:fill="FFFFFF"/>
-            <w:vAlign w:val="center"/>
-          </w:tcPr>
-          <w:p>
-            <w:pPr>
-              <w:jc w:val="center"/>
-              <w:rPr>
-                <w:rFonts w:ascii="Times New Roman" w:eastAsia="MS PGothic" w:hAnsi="Times New Roman" w:cs="Times New Roman"/>
-                <w:sz w:val="26"/>
-                <w:szCs w:val="26"/>
-              </w:rPr>
-            </w:pPr>
-            <w:r>
-              <w:rPr>
-                <w:rFonts w:ascii="Times New Roman" w:hAnsi="Times New Roman" w:cs="Times New Roman"/>
-                <w:sz w:val="26"/>
-                <w:szCs w:val="26"/>
-              </w:rPr>
-              <w:t>Pytest tự động (test_documents.py)</w:t>
+            <w:tcW w:w="4515" w:type="dxa"/>
+            <w:hideMark/>
+          </w:tcPr>
+          <w:p>
+            <w:pPr>
+              <w:spacing w:after="0" w:line="360" w:lineRule="auto"/>
+              <w:rPr>
+                <w:rFonts w:ascii="Times New Roman" w:hAnsi="Times New Roman" w:cs="Times New Roman"/>
+                <w:sz w:val="26"/>
+                <w:szCs w:val="26"/>
+              </w:rPr>
+            </w:pPr>
+            <w:r>
+              <w:rPr>
+                <w:rFonts w:ascii="Times New Roman" w:hAnsi="Times New Roman" w:cs="Times New Roman"/>
+                <w:sz w:val="26"/>
+                <w:szCs w:val="26"/>
+              </w:rPr>
+              <w:t>Không có lỗi. Giao diện ẩn form tạo đối với Lãnh đạo; API chặn với mã 403 Forbidden.</w:t>
+            </w:r>
+          </w:p>
+        </w:tc>
+        <w:tc>
+          <w:tcPr>
+            <w:tcW w:w="2330" w:type="dxa"/>
+            <w:hideMark/>
+          </w:tcPr>
+          <w:p>
+            <w:pPr>
+              <w:spacing w:after="0" w:line="360" w:lineRule="auto"/>
+              <w:rPr>
+                <w:rFonts w:ascii="Times New Roman" w:hAnsi="Times New Roman" w:cs="Times New Roman"/>
+                <w:sz w:val="26"/>
+                <w:szCs w:val="26"/>
+              </w:rPr>
+            </w:pPr>
+            <w:r>
+              <w:rPr>
+                <w:rFonts w:ascii="Times New Roman" w:hAnsi="Times New Roman" w:cs="Times New Roman"/>
+                <w:sz w:val="26"/>
+                <w:szCs w:val="26"/>
+              </w:rPr>
+              <w:t>Kiểm thử phân quyền (RBAC Test)</w:t>
             </w:r>
           </w:p>
         </w:tc>
       </w:tr>
       <w:tr>
-        <w:trPr>
-          <w:trHeight w:val="270"/>
-        </w:trPr>
-        <w:tc>
-          <w:tcPr>
-            <w:tcW w:w="3194" w:type="dxa"/>
-            <w:tcBorders>
-              <w:top w:val="single" w:sz="4" w:space="0" w:color="000000"/>
-              <w:left w:val="single" w:sz="4" w:space="0" w:color="000000"/>
-              <w:bottom w:val="single" w:sz="4" w:space="0" w:color="000000"/>
-              <w:right w:val="single" w:sz="4" w:space="0" w:color="000000"/>
-            </w:tcBorders>
-            <w:shd w:val="clear" w:color="000000" w:fill="FFFFFF"/>
-            <w:vAlign w:val="center"/>
-          </w:tcPr>
-          <w:p>
-            <w:pPr>
-              <w:jc w:val="center"/>
-              <w:rPr>
-                <w:rFonts w:ascii="Times New Roman" w:hAnsi="Times New Roman" w:cs="Times New Roman"/>
-                <w:sz w:val="26"/>
-                <w:szCs w:val="26"/>
-              </w:rPr>
-            </w:pPr>
-            <w:r>
-              <w:rPr>
-                <w:rFonts w:ascii="Times New Roman" w:hAnsi="Times New Roman" w:cs="Times New Roman"/>
-                <w:sz w:val="26"/>
-                <w:szCs w:val="26"/>
-              </w:rPr>
-              <w:t>TC_DOC_02</w:t>
-            </w:r>
-          </w:p>
-        </w:tc>
-        <w:tc>
-          <w:tcPr>
-            <w:tcW w:w="2160" w:type="dxa"/>
-            <w:tcBorders>
-              <w:top w:val="single" w:sz="4" w:space="0" w:color="000000"/>
-              <w:left w:val="single" w:sz="4" w:space="0" w:color="000000"/>
-              <w:bottom w:val="single" w:sz="4" w:space="0" w:color="000000"/>
-              <w:right w:val="single" w:sz="4" w:space="0" w:color="000000"/>
-            </w:tcBorders>
-            <w:shd w:val="clear" w:color="000000" w:fill="FFFFFF"/>
-            <w:vAlign w:val="center"/>
-          </w:tcPr>
-          <w:p>
-            <w:pPr>
-              <w:jc w:val="center"/>
-              <w:rPr>
-                <w:rFonts w:ascii="Times New Roman" w:eastAsia="MS PGothic" w:hAnsi="Times New Roman" w:cs="Times New Roman"/>
+        <w:tc>
+          <w:tcPr>
+            <w:tcW w:w="0" w:type="auto"/>
+            <w:hideMark/>
+          </w:tcPr>
+          <w:p>
+            <w:pPr>
+              <w:spacing w:after="0" w:line="360" w:lineRule="auto"/>
+              <w:rPr>
+                <w:rFonts w:ascii="Times New Roman" w:hAnsi="Times New Roman" w:cs="Times New Roman"/>
+                <w:sz w:val="26"/>
+                <w:szCs w:val="26"/>
+              </w:rPr>
+            </w:pPr>
+            <w:r>
+              <w:rPr>
+                <w:rFonts w:ascii="Times New Roman" w:hAnsi="Times New Roman" w:cs="Times New Roman"/>
+                <w:b/>
+                <w:bCs/>
+                <w:sz w:val="26"/>
+                <w:szCs w:val="26"/>
+              </w:rPr>
+              <w:t>TC_DOC_01</w:t>
+            </w:r>
+          </w:p>
+        </w:tc>
+        <w:tc>
+          <w:tcPr>
+            <w:tcW w:w="0" w:type="auto"/>
+            <w:hideMark/>
+          </w:tcPr>
+          <w:p>
+            <w:pPr>
+              <w:spacing w:after="0" w:line="360" w:lineRule="auto"/>
+              <w:rPr>
+                <w:rFonts w:ascii="Times New Roman" w:hAnsi="Times New Roman" w:cs="Times New Roman"/>
                 <w:sz w:val="26"/>
                 <w:szCs w:val="26"/>
               </w:rPr>
@@ -10564,28 +9918,21 @@
         </w:tc>
         <w:tc>
           <w:tcPr>
-            <w:tcW w:w="2993" w:type="dxa"/>
-            <w:tcBorders>
-              <w:top w:val="single" w:sz="4" w:space="0" w:color="000000"/>
-              <w:left w:val="single" w:sz="4" w:space="0" w:color="000000"/>
-              <w:bottom w:val="single" w:sz="4" w:space="0" w:color="000000"/>
-              <w:right w:val="single" w:sz="4" w:space="0" w:color="000000"/>
-            </w:tcBorders>
-            <w:shd w:val="clear" w:color="000000" w:fill="FFFFFF"/>
-            <w:vAlign w:val="center"/>
-          </w:tcPr>
-          <w:p>
-            <w:pPr>
-              <w:jc w:val="center"/>
-              <w:rPr>
-                <w:rFonts w:ascii="Times New Roman" w:eastAsia="MS PGothic" w:hAnsi="Times New Roman" w:cs="Times New Roman"/>
-                <w:sz w:val="26"/>
-                <w:szCs w:val="26"/>
-              </w:rPr>
-            </w:pPr>
-            <w:r>
-              <w:rPr>
-                <w:rFonts w:ascii="Times New Roman" w:eastAsia="MS PGothic" w:hAnsi="Times New Roman" w:cs="Times New Roman"/>
+            <w:tcW w:w="2207" w:type="dxa"/>
+            <w:hideMark/>
+          </w:tcPr>
+          <w:p>
+            <w:pPr>
+              <w:spacing w:after="0" w:line="360" w:lineRule="auto"/>
+              <w:rPr>
+                <w:rFonts w:ascii="Times New Roman" w:hAnsi="Times New Roman" w:cs="Times New Roman"/>
+                <w:sz w:val="26"/>
+                <w:szCs w:val="26"/>
+              </w:rPr>
+            </w:pPr>
+            <w:r>
+              <w:rPr>
+                <w:rFonts w:ascii="Times New Roman" w:hAnsi="Times New Roman" w:cs="Times New Roman"/>
                 <w:sz w:val="26"/>
                 <w:szCs w:val="26"/>
               </w:rPr>
@@ -10595,28 +9942,23 @@
         </w:tc>
         <w:tc>
           <w:tcPr>
-            <w:tcW w:w="2327" w:type="dxa"/>
-            <w:tcBorders>
-              <w:top w:val="single" w:sz="4" w:space="0" w:color="000000"/>
-              <w:left w:val="single" w:sz="4" w:space="0" w:color="000000"/>
-              <w:bottom w:val="single" w:sz="4" w:space="0" w:color="000000"/>
-              <w:right w:val="single" w:sz="4" w:space="0" w:color="000000"/>
-            </w:tcBorders>
-            <w:shd w:val="clear" w:color="000000" w:fill="FFFFFF"/>
-            <w:vAlign w:val="center"/>
-          </w:tcPr>
-          <w:p>
-            <w:pPr>
-              <w:jc w:val="center"/>
-              <w:rPr>
-                <w:rFonts w:ascii="Times New Roman" w:eastAsia="MS PGothic" w:hAnsi="Times New Roman" w:cs="Times New Roman"/>
-                <w:sz w:val="26"/>
-                <w:szCs w:val="26"/>
-              </w:rPr>
-            </w:pPr>
-            <w:r>
-              <w:rPr>
-                <w:rFonts w:ascii="Times New Roman" w:hAnsi="Times New Roman" w:cs="Times New Roman"/>
+            <w:tcW w:w="1134" w:type="dxa"/>
+            <w:hideMark/>
+          </w:tcPr>
+          <w:p>
+            <w:pPr>
+              <w:spacing w:after="0" w:line="360" w:lineRule="auto"/>
+              <w:rPr>
+                <w:rFonts w:ascii="Times New Roman" w:hAnsi="Times New Roman" w:cs="Times New Roman"/>
+                <w:sz w:val="26"/>
+                <w:szCs w:val="26"/>
+              </w:rPr>
+            </w:pPr>
+            <w:r>
+              <w:rPr>
+                <w:rFonts w:ascii="Times New Roman" w:hAnsi="Times New Roman" w:cs="Times New Roman"/>
+                <w:b/>
+                <w:bCs/>
                 <w:sz w:val="26"/>
                 <w:szCs w:val="26"/>
               </w:rPr>
@@ -10626,83 +9968,62 @@
         </w:tc>
         <w:tc>
           <w:tcPr>
-            <w:tcW w:w="2448" w:type="dxa"/>
-            <w:tcBorders>
-              <w:top w:val="single" w:sz="4" w:space="0" w:color="000000"/>
-              <w:left w:val="single" w:sz="4" w:space="0" w:color="000000"/>
-              <w:bottom w:val="single" w:sz="4" w:space="0" w:color="000000"/>
-              <w:right w:val="single" w:sz="4" w:space="0" w:color="000000"/>
-            </w:tcBorders>
-            <w:shd w:val="clear" w:color="000000" w:fill="FFFFFF"/>
-            <w:vAlign w:val="center"/>
-          </w:tcPr>
-          <w:p>
-            <w:pPr>
-              <w:jc w:val="center"/>
-              <w:rPr>
-                <w:rFonts w:ascii="Times New Roman" w:eastAsia="MS PGothic" w:hAnsi="Times New Roman" w:cs="Times New Roman"/>
-                <w:sz w:val="26"/>
-                <w:szCs w:val="26"/>
-              </w:rPr>
-            </w:pPr>
-            <w:r>
-              <w:rPr>
-                <w:rFonts w:ascii="Times New Roman" w:hAnsi="Times New Roman" w:cs="Times New Roman"/>
-                <w:sz w:val="26"/>
-                <w:szCs w:val="26"/>
-              </w:rPr>
-              <w:t>Trung bình (Medium)</w:t>
-            </w:r>
-          </w:p>
-        </w:tc>
-        <w:tc>
-          <w:tcPr>
-            <w:tcW w:w="4763" w:type="dxa"/>
-            <w:tcBorders>
-              <w:top w:val="single" w:sz="4" w:space="0" w:color="000000"/>
-              <w:left w:val="single" w:sz="4" w:space="0" w:color="000000"/>
-              <w:bottom w:val="single" w:sz="4" w:space="0" w:color="000000"/>
-              <w:right w:val="single" w:sz="4" w:space="0" w:color="000000"/>
-            </w:tcBorders>
-            <w:shd w:val="clear" w:color="000000" w:fill="FFFFFF"/>
-            <w:vAlign w:val="center"/>
-          </w:tcPr>
-          <w:p>
-            <w:pPr>
-              <w:jc w:val="center"/>
-              <w:rPr>
-                <w:rFonts w:ascii="Times New Roman" w:eastAsia="MS PGothic" w:hAnsi="Times New Roman" w:cs="Times New Roman"/>
-                <w:sz w:val="26"/>
-                <w:szCs w:val="26"/>
-              </w:rPr>
-            </w:pPr>
-            <w:r>
-              <w:rPr>
-                <w:rFonts w:ascii="Times New Roman" w:hAnsi="Times New Roman" w:cs="Times New Roman"/>
-                <w:sz w:val="26"/>
-                <w:szCs w:val="26"/>
-              </w:rPr>
-              <w:t>Không có lỗi. Pydantic schema chặn dữ liệu rỗng và trả về chi tiết trường thiếu (HTTP 422).</w:t>
-            </w:r>
-          </w:p>
-        </w:tc>
-        <w:tc>
-          <w:tcPr>
-            <w:tcW w:w="3991" w:type="dxa"/>
-            <w:tcBorders>
-              <w:top w:val="single" w:sz="4" w:space="0" w:color="000000"/>
-              <w:left w:val="single" w:sz="4" w:space="0" w:color="000000"/>
-              <w:bottom w:val="single" w:sz="4" w:space="0" w:color="000000"/>
-              <w:right w:val="single" w:sz="4" w:space="0" w:color="000000"/>
-            </w:tcBorders>
-            <w:shd w:val="clear" w:color="000000" w:fill="FFFFFF"/>
-            <w:vAlign w:val="center"/>
-          </w:tcPr>
-          <w:p>
-            <w:pPr>
-              <w:jc w:val="center"/>
-              <w:rPr>
-                <w:rFonts w:ascii="Times New Roman" w:eastAsia="MS PGothic" w:hAnsi="Times New Roman" w:cs="Times New Roman"/>
+            <w:tcW w:w="2693" w:type="dxa"/>
+            <w:hideMark/>
+          </w:tcPr>
+          <w:p>
+            <w:pPr>
+              <w:spacing w:after="0" w:line="360" w:lineRule="auto"/>
+              <w:rPr>
+                <w:rFonts w:ascii="Times New Roman" w:hAnsi="Times New Roman" w:cs="Times New Roman"/>
+                <w:sz w:val="26"/>
+                <w:szCs w:val="26"/>
+              </w:rPr>
+            </w:pPr>
+            <w:r>
+              <w:rPr>
+                <w:rFonts w:ascii="Times New Roman" w:hAnsi="Times New Roman" w:cs="Times New Roman"/>
+                <w:sz w:val="26"/>
+                <w:szCs w:val="26"/>
+              </w:rPr>
+              <w:t>Nghiêm trọng (Critical)</w:t>
+            </w:r>
+          </w:p>
+        </w:tc>
+        <w:tc>
+          <w:tcPr>
+            <w:tcW w:w="4515" w:type="dxa"/>
+            <w:hideMark/>
+          </w:tcPr>
+          <w:p>
+            <w:pPr>
+              <w:spacing w:after="0" w:line="360" w:lineRule="auto"/>
+              <w:rPr>
+                <w:rFonts w:ascii="Times New Roman" w:hAnsi="Times New Roman" w:cs="Times New Roman"/>
+                <w:sz w:val="26"/>
+                <w:szCs w:val="26"/>
+              </w:rPr>
+            </w:pPr>
+            <w:r>
+              <w:rPr>
+                <w:rFonts w:ascii="Times New Roman" w:hAnsi="Times New Roman" w:cs="Times New Roman"/>
+                <w:sz w:val="26"/>
+                <w:szCs w:val="26"/>
+              </w:rPr>
+              <w:t>Không có lỗi. Công văn đến được khởi tạo chuẩn 3NF, gán trạng thái khởi tạo RECEIVED.</w:t>
+            </w:r>
+          </w:p>
+        </w:tc>
+        <w:tc>
+          <w:tcPr>
+            <w:tcW w:w="2330" w:type="dxa"/>
+            <w:hideMark/>
+          </w:tcPr>
+          <w:p>
+            <w:pPr>
+              <w:spacing w:after="0" w:line="360" w:lineRule="auto"/>
+              <w:rPr>
+                <w:rFonts w:ascii="Times New Roman" w:hAnsi="Times New Roman" w:cs="Times New Roman"/>
                 <w:sz w:val="26"/>
                 <w:szCs w:val="26"/>
               </w:rPr>
@@ -10719,57 +10040,42 @@
         </w:tc>
       </w:tr>
       <w:tr>
-        <w:trPr>
-          <w:trHeight w:val="270"/>
-        </w:trPr>
-        <w:tc>
-          <w:tcPr>
-            <w:tcW w:w="3194" w:type="dxa"/>
-            <w:tcBorders>
-              <w:top w:val="single" w:sz="4" w:space="0" w:color="000000"/>
-              <w:left w:val="single" w:sz="4" w:space="0" w:color="000000"/>
-              <w:bottom w:val="single" w:sz="4" w:space="0" w:color="000000"/>
-              <w:right w:val="single" w:sz="4" w:space="0" w:color="000000"/>
-            </w:tcBorders>
-            <w:shd w:val="clear" w:color="000000" w:fill="FFFFFF"/>
-            <w:vAlign w:val="center"/>
-          </w:tcPr>
-          <w:p>
-            <w:pPr>
-              <w:jc w:val="center"/>
-              <w:rPr>
-                <w:rFonts w:ascii="Times New Roman" w:hAnsi="Times New Roman" w:cs="Times New Roman"/>
-                <w:sz w:val="26"/>
-                <w:szCs w:val="26"/>
-              </w:rPr>
-            </w:pPr>
-            <w:r>
-              <w:rPr>
-                <w:rFonts w:ascii="Times New Roman" w:hAnsi="Times New Roman" w:cs="Times New Roman"/>
-                <w:sz w:val="26"/>
-                <w:szCs w:val="26"/>
-              </w:rPr>
-              <w:t>TC_DOC_03</w:t>
-            </w:r>
-          </w:p>
-        </w:tc>
-        <w:tc>
-          <w:tcPr>
-            <w:tcW w:w="2160" w:type="dxa"/>
-            <w:tcBorders>
-              <w:top w:val="single" w:sz="4" w:space="0" w:color="000000"/>
-              <w:left w:val="single" w:sz="4" w:space="0" w:color="000000"/>
-              <w:bottom w:val="single" w:sz="4" w:space="0" w:color="000000"/>
-              <w:right w:val="single" w:sz="4" w:space="0" w:color="000000"/>
-            </w:tcBorders>
-            <w:shd w:val="clear" w:color="000000" w:fill="FFFFFF"/>
-            <w:vAlign w:val="center"/>
-          </w:tcPr>
-          <w:p>
-            <w:pPr>
-              <w:jc w:val="center"/>
-              <w:rPr>
-                <w:rFonts w:ascii="Times New Roman" w:eastAsia="MS PGothic" w:hAnsi="Times New Roman" w:cs="Times New Roman"/>
+        <w:tc>
+          <w:tcPr>
+            <w:tcW w:w="0" w:type="auto"/>
+            <w:hideMark/>
+          </w:tcPr>
+          <w:p>
+            <w:pPr>
+              <w:spacing w:after="0" w:line="360" w:lineRule="auto"/>
+              <w:rPr>
+                <w:rFonts w:ascii="Times New Roman" w:hAnsi="Times New Roman" w:cs="Times New Roman"/>
+                <w:sz w:val="26"/>
+                <w:szCs w:val="26"/>
+              </w:rPr>
+            </w:pPr>
+            <w:r>
+              <w:rPr>
+                <w:rFonts w:ascii="Times New Roman" w:hAnsi="Times New Roman" w:cs="Times New Roman"/>
+                <w:b/>
+                <w:bCs/>
+                <w:sz w:val="26"/>
+                <w:szCs w:val="26"/>
+              </w:rPr>
+              <w:t>TC_DOC_02</w:t>
+            </w:r>
+          </w:p>
+        </w:tc>
+        <w:tc>
+          <w:tcPr>
+            <w:tcW w:w="0" w:type="auto"/>
+            <w:hideMark/>
+          </w:tcPr>
+          <w:p>
+            <w:pPr>
+              <w:spacing w:after="0" w:line="360" w:lineRule="auto"/>
+              <w:rPr>
+                <w:rFonts w:ascii="Times New Roman" w:hAnsi="Times New Roman" w:cs="Times New Roman"/>
                 <w:sz w:val="26"/>
                 <w:szCs w:val="26"/>
               </w:rPr>
@@ -10786,28 +10092,21 @@
         </w:tc>
         <w:tc>
           <w:tcPr>
-            <w:tcW w:w="2993" w:type="dxa"/>
-            <w:tcBorders>
-              <w:top w:val="single" w:sz="4" w:space="0" w:color="000000"/>
-              <w:left w:val="single" w:sz="4" w:space="0" w:color="000000"/>
-              <w:bottom w:val="single" w:sz="4" w:space="0" w:color="000000"/>
-              <w:right w:val="single" w:sz="4" w:space="0" w:color="000000"/>
-            </w:tcBorders>
-            <w:shd w:val="clear" w:color="000000" w:fill="FFFFFF"/>
-            <w:vAlign w:val="center"/>
-          </w:tcPr>
-          <w:p>
-            <w:pPr>
-              <w:jc w:val="center"/>
-              <w:rPr>
-                <w:rFonts w:ascii="Times New Roman" w:eastAsia="MS PGothic" w:hAnsi="Times New Roman" w:cs="Times New Roman"/>
-                <w:sz w:val="26"/>
-                <w:szCs w:val="26"/>
-              </w:rPr>
-            </w:pPr>
-            <w:r>
-              <w:rPr>
-                <w:rFonts w:ascii="Times New Roman" w:eastAsia="MS PGothic" w:hAnsi="Times New Roman" w:cs="Times New Roman"/>
+            <w:tcW w:w="2207" w:type="dxa"/>
+            <w:hideMark/>
+          </w:tcPr>
+          <w:p>
+            <w:pPr>
+              <w:spacing w:after="0" w:line="360" w:lineRule="auto"/>
+              <w:rPr>
+                <w:rFonts w:ascii="Times New Roman" w:hAnsi="Times New Roman" w:cs="Times New Roman"/>
+                <w:sz w:val="26"/>
+                <w:szCs w:val="26"/>
+              </w:rPr>
+            </w:pPr>
+            <w:r>
+              <w:rPr>
+                <w:rFonts w:ascii="Times New Roman" w:hAnsi="Times New Roman" w:cs="Times New Roman"/>
                 <w:sz w:val="26"/>
                 <w:szCs w:val="26"/>
               </w:rPr>
@@ -10817,28 +10116,23 @@
         </w:tc>
         <w:tc>
           <w:tcPr>
-            <w:tcW w:w="2327" w:type="dxa"/>
-            <w:tcBorders>
-              <w:top w:val="single" w:sz="4" w:space="0" w:color="000000"/>
-              <w:left w:val="single" w:sz="4" w:space="0" w:color="000000"/>
-              <w:bottom w:val="single" w:sz="4" w:space="0" w:color="000000"/>
-              <w:right w:val="single" w:sz="4" w:space="0" w:color="000000"/>
-            </w:tcBorders>
-            <w:shd w:val="clear" w:color="000000" w:fill="FFFFFF"/>
-            <w:vAlign w:val="center"/>
-          </w:tcPr>
-          <w:p>
-            <w:pPr>
-              <w:jc w:val="center"/>
-              <w:rPr>
-                <w:rFonts w:ascii="Times New Roman" w:eastAsia="MS PGothic" w:hAnsi="Times New Roman" w:cs="Times New Roman"/>
-                <w:sz w:val="26"/>
-                <w:szCs w:val="26"/>
-              </w:rPr>
-            </w:pPr>
-            <w:r>
-              <w:rPr>
-                <w:rFonts w:ascii="Times New Roman" w:hAnsi="Times New Roman" w:cs="Times New Roman"/>
+            <w:tcW w:w="1134" w:type="dxa"/>
+            <w:hideMark/>
+          </w:tcPr>
+          <w:p>
+            <w:pPr>
+              <w:spacing w:after="0" w:line="360" w:lineRule="auto"/>
+              <w:rPr>
+                <w:rFonts w:ascii="Times New Roman" w:hAnsi="Times New Roman" w:cs="Times New Roman"/>
+                <w:sz w:val="26"/>
+                <w:szCs w:val="26"/>
+              </w:rPr>
+            </w:pPr>
+            <w:r>
+              <w:rPr>
+                <w:rFonts w:ascii="Times New Roman" w:hAnsi="Times New Roman" w:cs="Times New Roman"/>
+                <w:b/>
+                <w:bCs/>
                 <w:sz w:val="26"/>
                 <w:szCs w:val="26"/>
               </w:rPr>
@@ -10848,150 +10142,114 @@
         </w:tc>
         <w:tc>
           <w:tcPr>
-            <w:tcW w:w="2448" w:type="dxa"/>
-            <w:tcBorders>
-              <w:top w:val="single" w:sz="4" w:space="0" w:color="000000"/>
-              <w:left w:val="single" w:sz="4" w:space="0" w:color="000000"/>
-              <w:bottom w:val="single" w:sz="4" w:space="0" w:color="000000"/>
-              <w:right w:val="single" w:sz="4" w:space="0" w:color="000000"/>
-            </w:tcBorders>
-            <w:shd w:val="clear" w:color="000000" w:fill="FFFFFF"/>
-            <w:vAlign w:val="center"/>
-          </w:tcPr>
-          <w:p>
-            <w:pPr>
-              <w:jc w:val="center"/>
-              <w:rPr>
-                <w:rFonts w:ascii="Times New Roman" w:eastAsia="MS PGothic" w:hAnsi="Times New Roman" w:cs="Times New Roman"/>
-                <w:sz w:val="26"/>
-                <w:szCs w:val="26"/>
-              </w:rPr>
-            </w:pPr>
-            <w:r>
-              <w:rPr>
-                <w:rFonts w:ascii="Times New Roman" w:hAnsi="Times New Roman" w:cs="Times New Roman"/>
-                <w:sz w:val="26"/>
-                <w:szCs w:val="26"/>
-              </w:rPr>
-              <w:t>Cao (High)</w:t>
-            </w:r>
-          </w:p>
-        </w:tc>
-        <w:tc>
-          <w:tcPr>
-            <w:tcW w:w="4763" w:type="dxa"/>
-            <w:tcBorders>
-              <w:top w:val="single" w:sz="4" w:space="0" w:color="000000"/>
-              <w:left w:val="single" w:sz="4" w:space="0" w:color="000000"/>
-              <w:bottom w:val="single" w:sz="4" w:space="0" w:color="000000"/>
-              <w:right w:val="single" w:sz="4" w:space="0" w:color="000000"/>
-            </w:tcBorders>
-            <w:shd w:val="clear" w:color="000000" w:fill="FFFFFF"/>
-            <w:vAlign w:val="center"/>
-          </w:tcPr>
-          <w:p>
-            <w:pPr>
-              <w:jc w:val="center"/>
-              <w:rPr>
-                <w:rFonts w:ascii="Times New Roman" w:eastAsia="MS PGothic" w:hAnsi="Times New Roman" w:cs="Times New Roman"/>
-                <w:sz w:val="26"/>
-                <w:szCs w:val="26"/>
-              </w:rPr>
-            </w:pPr>
-            <w:r>
-              <w:rPr>
-                <w:rFonts w:ascii="Times New Roman" w:hAnsi="Times New Roman" w:cs="Times New Roman"/>
-                <w:sz w:val="26"/>
-                <w:szCs w:val="26"/>
-              </w:rPr>
-              <w:t>Không có lỗi. Công văn đi lưu thành công với cờ OUTGOING và hiển thị trên sổ công văn đi.</w:t>
-            </w:r>
-          </w:p>
-        </w:tc>
-        <w:tc>
-          <w:tcPr>
-            <w:tcW w:w="3991" w:type="dxa"/>
-            <w:tcBorders>
-              <w:top w:val="single" w:sz="4" w:space="0" w:color="000000"/>
-              <w:left w:val="single" w:sz="4" w:space="0" w:color="000000"/>
-              <w:bottom w:val="single" w:sz="4" w:space="0" w:color="000000"/>
-              <w:right w:val="single" w:sz="4" w:space="0" w:color="000000"/>
-            </w:tcBorders>
-            <w:shd w:val="clear" w:color="000000" w:fill="FFFFFF"/>
-            <w:vAlign w:val="center"/>
-          </w:tcPr>
-          <w:p>
-            <w:pPr>
-              <w:jc w:val="center"/>
-              <w:rPr>
-                <w:rFonts w:ascii="Times New Roman" w:eastAsia="MS PGothic" w:hAnsi="Times New Roman" w:cs="Times New Roman"/>
-                <w:sz w:val="26"/>
-                <w:szCs w:val="26"/>
-              </w:rPr>
-            </w:pPr>
-            <w:r>
-              <w:rPr>
-                <w:rFonts w:ascii="Times New Roman" w:hAnsi="Times New Roman" w:cs="Times New Roman"/>
-                <w:sz w:val="26"/>
-                <w:szCs w:val="26"/>
-              </w:rPr>
-              <w:t>Kiểm thử tích hợp (Integration)</w:t>
+            <w:tcW w:w="2693" w:type="dxa"/>
+            <w:hideMark/>
+          </w:tcPr>
+          <w:p>
+            <w:pPr>
+              <w:spacing w:after="0" w:line="360" w:lineRule="auto"/>
+              <w:rPr>
+                <w:rFonts w:ascii="Times New Roman" w:hAnsi="Times New Roman" w:cs="Times New Roman"/>
+                <w:sz w:val="26"/>
+                <w:szCs w:val="26"/>
+              </w:rPr>
+            </w:pPr>
+            <w:r>
+              <w:rPr>
+                <w:rFonts w:ascii="Times New Roman" w:hAnsi="Times New Roman" w:cs="Times New Roman"/>
+                <w:sz w:val="26"/>
+                <w:szCs w:val="26"/>
+              </w:rPr>
+              <w:t>Trung bình (Medium)</w:t>
+            </w:r>
+          </w:p>
+        </w:tc>
+        <w:tc>
+          <w:tcPr>
+            <w:tcW w:w="4515" w:type="dxa"/>
+            <w:hideMark/>
+          </w:tcPr>
+          <w:p>
+            <w:pPr>
+              <w:spacing w:after="0" w:line="360" w:lineRule="auto"/>
+              <w:rPr>
+                <w:rFonts w:ascii="Times New Roman" w:hAnsi="Times New Roman" w:cs="Times New Roman"/>
+                <w:sz w:val="26"/>
+                <w:szCs w:val="26"/>
+              </w:rPr>
+            </w:pPr>
+            <w:r>
+              <w:rPr>
+                <w:rFonts w:ascii="Times New Roman" w:hAnsi="Times New Roman" w:cs="Times New Roman"/>
+                <w:sz w:val="26"/>
+                <w:szCs w:val="26"/>
+              </w:rPr>
+              <w:t>Không có lỗi. Pydantic schema chặn dữ liệu rỗng và trả về chi tiết trường thiếu (HTTP 422).</w:t>
+            </w:r>
+          </w:p>
+        </w:tc>
+        <w:tc>
+          <w:tcPr>
+            <w:tcW w:w="2330" w:type="dxa"/>
+            <w:hideMark/>
+          </w:tcPr>
+          <w:p>
+            <w:pPr>
+              <w:spacing w:after="0" w:line="360" w:lineRule="auto"/>
+              <w:rPr>
+                <w:rFonts w:ascii="Times New Roman" w:hAnsi="Times New Roman" w:cs="Times New Roman"/>
+                <w:sz w:val="26"/>
+                <w:szCs w:val="26"/>
+              </w:rPr>
+            </w:pPr>
+            <w:r>
+              <w:rPr>
+                <w:rFonts w:ascii="Times New Roman" w:hAnsi="Times New Roman" w:cs="Times New Roman"/>
+                <w:sz w:val="26"/>
+                <w:szCs w:val="26"/>
+              </w:rPr>
+              <w:t>Pytest tự động (test_documents.py)</w:t>
             </w:r>
           </w:p>
         </w:tc>
       </w:tr>
       <w:tr>
-        <w:trPr>
-          <w:trHeight w:val="270"/>
-        </w:trPr>
-        <w:tc>
-          <w:tcPr>
-            <w:tcW w:w="3194" w:type="dxa"/>
-            <w:tcBorders>
-              <w:top w:val="single" w:sz="4" w:space="0" w:color="000000"/>
-              <w:left w:val="single" w:sz="4" w:space="0" w:color="000000"/>
-              <w:bottom w:val="single" w:sz="4" w:space="0" w:color="000000"/>
-              <w:right w:val="single" w:sz="4" w:space="0" w:color="000000"/>
-            </w:tcBorders>
-            <w:shd w:val="clear" w:color="000000" w:fill="FFFFFF"/>
-            <w:vAlign w:val="center"/>
-          </w:tcPr>
-          <w:p>
-            <w:pPr>
-              <w:jc w:val="center"/>
-              <w:rPr>
-                <w:rFonts w:ascii="Times New Roman" w:hAnsi="Times New Roman" w:cs="Times New Roman"/>
-                <w:sz w:val="26"/>
-                <w:szCs w:val="26"/>
-              </w:rPr>
-            </w:pPr>
-            <w:r>
-              <w:rPr>
-                <w:rFonts w:ascii="Times New Roman" w:hAnsi="Times New Roman" w:cs="Times New Roman"/>
-                <w:sz w:val="26"/>
-                <w:szCs w:val="26"/>
-              </w:rPr>
-              <w:t>TC_FILE_01</w:t>
-            </w:r>
-          </w:p>
-        </w:tc>
-        <w:tc>
-          <w:tcPr>
-            <w:tcW w:w="2160" w:type="dxa"/>
-            <w:tcBorders>
-              <w:top w:val="single" w:sz="4" w:space="0" w:color="000000"/>
-              <w:left w:val="single" w:sz="4" w:space="0" w:color="000000"/>
-              <w:bottom w:val="single" w:sz="4" w:space="0" w:color="000000"/>
-              <w:right w:val="single" w:sz="4" w:space="0" w:color="000000"/>
-            </w:tcBorders>
-            <w:shd w:val="clear" w:color="000000" w:fill="FFFFFF"/>
-            <w:vAlign w:val="center"/>
-          </w:tcPr>
-          <w:p>
-            <w:pPr>
-              <w:jc w:val="center"/>
-              <w:rPr>
-                <w:rFonts w:ascii="Times New Roman" w:eastAsia="MS PGothic" w:hAnsi="Times New Roman" w:cs="Times New Roman"/>
+        <w:tc>
+          <w:tcPr>
+            <w:tcW w:w="0" w:type="auto"/>
+            <w:hideMark/>
+          </w:tcPr>
+          <w:p>
+            <w:pPr>
+              <w:spacing w:after="0" w:line="360" w:lineRule="auto"/>
+              <w:rPr>
+                <w:rFonts w:ascii="Times New Roman" w:hAnsi="Times New Roman" w:cs="Times New Roman"/>
+                <w:sz w:val="26"/>
+                <w:szCs w:val="26"/>
+              </w:rPr>
+            </w:pPr>
+            <w:r>
+              <w:rPr>
+                <w:rFonts w:ascii="Times New Roman" w:hAnsi="Times New Roman" w:cs="Times New Roman"/>
+                <w:b/>
+                <w:bCs/>
+                <w:sz w:val="26"/>
+                <w:szCs w:val="26"/>
+              </w:rPr>
+              <w:t>TC_DOC_03</w:t>
+            </w:r>
+          </w:p>
+        </w:tc>
+        <w:tc>
+          <w:tcPr>
+            <w:tcW w:w="0" w:type="auto"/>
+            <w:hideMark/>
+          </w:tcPr>
+          <w:p>
+            <w:pPr>
+              <w:spacing w:after="0" w:line="360" w:lineRule="auto"/>
+              <w:rPr>
+                <w:rFonts w:ascii="Times New Roman" w:hAnsi="Times New Roman" w:cs="Times New Roman"/>
                 <w:sz w:val="26"/>
                 <w:szCs w:val="26"/>
               </w:rPr>
@@ -11008,28 +10266,21 @@
         </w:tc>
         <w:tc>
           <w:tcPr>
-            <w:tcW w:w="2993" w:type="dxa"/>
-            <w:tcBorders>
-              <w:top w:val="single" w:sz="4" w:space="0" w:color="000000"/>
-              <w:left w:val="single" w:sz="4" w:space="0" w:color="000000"/>
-              <w:bottom w:val="single" w:sz="4" w:space="0" w:color="000000"/>
-              <w:right w:val="single" w:sz="4" w:space="0" w:color="000000"/>
-            </w:tcBorders>
-            <w:shd w:val="clear" w:color="000000" w:fill="FFFFFF"/>
-            <w:vAlign w:val="center"/>
-          </w:tcPr>
-          <w:p>
-            <w:pPr>
-              <w:jc w:val="center"/>
-              <w:rPr>
-                <w:rFonts w:ascii="Times New Roman" w:eastAsia="MS PGothic" w:hAnsi="Times New Roman" w:cs="Times New Roman"/>
-                <w:sz w:val="26"/>
-                <w:szCs w:val="26"/>
-              </w:rPr>
-            </w:pPr>
-            <w:r>
-              <w:rPr>
-                <w:rFonts w:ascii="Times New Roman" w:eastAsia="MS PGothic" w:hAnsi="Times New Roman" w:cs="Times New Roman"/>
+            <w:tcW w:w="2207" w:type="dxa"/>
+            <w:hideMark/>
+          </w:tcPr>
+          <w:p>
+            <w:pPr>
+              <w:spacing w:after="0" w:line="360" w:lineRule="auto"/>
+              <w:rPr>
+                <w:rFonts w:ascii="Times New Roman" w:hAnsi="Times New Roman" w:cs="Times New Roman"/>
+                <w:sz w:val="26"/>
+                <w:szCs w:val="26"/>
+              </w:rPr>
+            </w:pPr>
+            <w:r>
+              <w:rPr>
+                <w:rFonts w:ascii="Times New Roman" w:hAnsi="Times New Roman" w:cs="Times New Roman"/>
                 <w:sz w:val="26"/>
                 <w:szCs w:val="26"/>
               </w:rPr>
@@ -11039,28 +10290,23 @@
         </w:tc>
         <w:tc>
           <w:tcPr>
-            <w:tcW w:w="2327" w:type="dxa"/>
-            <w:tcBorders>
-              <w:top w:val="single" w:sz="4" w:space="0" w:color="000000"/>
-              <w:left w:val="single" w:sz="4" w:space="0" w:color="000000"/>
-              <w:bottom w:val="single" w:sz="4" w:space="0" w:color="000000"/>
-              <w:right w:val="single" w:sz="4" w:space="0" w:color="000000"/>
-            </w:tcBorders>
-            <w:shd w:val="clear" w:color="000000" w:fill="FFFFFF"/>
-            <w:vAlign w:val="center"/>
-          </w:tcPr>
-          <w:p>
-            <w:pPr>
-              <w:jc w:val="center"/>
-              <w:rPr>
-                <w:rFonts w:ascii="Times New Roman" w:eastAsia="MS PGothic" w:hAnsi="Times New Roman" w:cs="Times New Roman"/>
-                <w:sz w:val="26"/>
-                <w:szCs w:val="26"/>
-              </w:rPr>
-            </w:pPr>
-            <w:r>
-              <w:rPr>
-                <w:rFonts w:ascii="Times New Roman" w:hAnsi="Times New Roman" w:cs="Times New Roman"/>
+            <w:tcW w:w="1134" w:type="dxa"/>
+            <w:hideMark/>
+          </w:tcPr>
+          <w:p>
+            <w:pPr>
+              <w:spacing w:after="0" w:line="360" w:lineRule="auto"/>
+              <w:rPr>
+                <w:rFonts w:ascii="Times New Roman" w:hAnsi="Times New Roman" w:cs="Times New Roman"/>
+                <w:sz w:val="26"/>
+                <w:szCs w:val="26"/>
+              </w:rPr>
+            </w:pPr>
+            <w:r>
+              <w:rPr>
+                <w:rFonts w:ascii="Times New Roman" w:hAnsi="Times New Roman" w:cs="Times New Roman"/>
+                <w:b/>
+                <w:bCs/>
                 <w:sz w:val="26"/>
                 <w:szCs w:val="26"/>
               </w:rPr>
@@ -11070,21 +10316,14 @@
         </w:tc>
         <w:tc>
           <w:tcPr>
-            <w:tcW w:w="2448" w:type="dxa"/>
-            <w:tcBorders>
-              <w:top w:val="single" w:sz="4" w:space="0" w:color="000000"/>
-              <w:left w:val="single" w:sz="4" w:space="0" w:color="000000"/>
-              <w:bottom w:val="single" w:sz="4" w:space="0" w:color="000000"/>
-              <w:right w:val="single" w:sz="4" w:space="0" w:color="000000"/>
-            </w:tcBorders>
-            <w:shd w:val="clear" w:color="000000" w:fill="FFFFFF"/>
-            <w:vAlign w:val="center"/>
-          </w:tcPr>
-          <w:p>
-            <w:pPr>
-              <w:jc w:val="center"/>
-              <w:rPr>
-                <w:rFonts w:ascii="Times New Roman" w:eastAsia="MS PGothic" w:hAnsi="Times New Roman" w:cs="Times New Roman"/>
+            <w:tcW w:w="2693" w:type="dxa"/>
+            <w:hideMark/>
+          </w:tcPr>
+          <w:p>
+            <w:pPr>
+              <w:spacing w:after="0" w:line="360" w:lineRule="auto"/>
+              <w:rPr>
+                <w:rFonts w:ascii="Times New Roman" w:hAnsi="Times New Roman" w:cs="Times New Roman"/>
                 <w:sz w:val="26"/>
                 <w:szCs w:val="26"/>
               </w:rPr>
@@ -11101,119 +10340,90 @@
         </w:tc>
         <w:tc>
           <w:tcPr>
-            <w:tcW w:w="4763" w:type="dxa"/>
-            <w:tcBorders>
-              <w:top w:val="single" w:sz="4" w:space="0" w:color="000000"/>
-              <w:left w:val="single" w:sz="4" w:space="0" w:color="000000"/>
-              <w:bottom w:val="single" w:sz="4" w:space="0" w:color="000000"/>
-              <w:right w:val="single" w:sz="4" w:space="0" w:color="000000"/>
-            </w:tcBorders>
-            <w:shd w:val="clear" w:color="000000" w:fill="FFFFFF"/>
-            <w:vAlign w:val="center"/>
-          </w:tcPr>
-          <w:p>
-            <w:pPr>
-              <w:jc w:val="center"/>
-              <w:rPr>
-                <w:rFonts w:ascii="Times New Roman" w:eastAsia="MS PGothic" w:hAnsi="Times New Roman" w:cs="Times New Roman"/>
-                <w:sz w:val="26"/>
-                <w:szCs w:val="26"/>
-              </w:rPr>
-            </w:pPr>
-            <w:r>
-              <w:rPr>
-                <w:rFonts w:ascii="Times New Roman" w:hAnsi="Times New Roman" w:cs="Times New Roman"/>
-                <w:sz w:val="26"/>
-                <w:szCs w:val="26"/>
-              </w:rPr>
-              <w:t>Không có lỗi. Tệp PDF/DOCX được lưu an toàn vào thư mục upload; trích xuất nội dung text chuẩn xác.</w:t>
-            </w:r>
-          </w:p>
-        </w:tc>
-        <w:tc>
-          <w:tcPr>
-            <w:tcW w:w="3991" w:type="dxa"/>
-            <w:tcBorders>
-              <w:top w:val="single" w:sz="4" w:space="0" w:color="000000"/>
-              <w:left w:val="single" w:sz="4" w:space="0" w:color="000000"/>
-              <w:bottom w:val="single" w:sz="4" w:space="0" w:color="000000"/>
-              <w:right w:val="single" w:sz="4" w:space="0" w:color="000000"/>
-            </w:tcBorders>
-            <w:shd w:val="clear" w:color="000000" w:fill="FFFFFF"/>
-            <w:vAlign w:val="center"/>
-          </w:tcPr>
-          <w:p>
-            <w:pPr>
-              <w:jc w:val="center"/>
-              <w:rPr>
-                <w:rFonts w:ascii="Times New Roman" w:eastAsia="MS PGothic" w:hAnsi="Times New Roman" w:cs="Times New Roman"/>
-                <w:sz w:val="26"/>
-                <w:szCs w:val="26"/>
-              </w:rPr>
-            </w:pPr>
-            <w:r>
-              <w:rPr>
-                <w:rFonts w:ascii="Times New Roman" w:hAnsi="Times New Roman" w:cs="Times New Roman"/>
-                <w:sz w:val="26"/>
-                <w:szCs w:val="26"/>
-              </w:rPr>
-              <w:t>Kiểm thử End-to-End</w:t>
+            <w:tcW w:w="4515" w:type="dxa"/>
+            <w:hideMark/>
+          </w:tcPr>
+          <w:p>
+            <w:pPr>
+              <w:spacing w:after="0" w:line="360" w:lineRule="auto"/>
+              <w:rPr>
+                <w:rFonts w:ascii="Times New Roman" w:hAnsi="Times New Roman" w:cs="Times New Roman"/>
+                <w:sz w:val="26"/>
+                <w:szCs w:val="26"/>
+              </w:rPr>
+            </w:pPr>
+            <w:r>
+              <w:rPr>
+                <w:rFonts w:ascii="Times New Roman" w:hAnsi="Times New Roman" w:cs="Times New Roman"/>
+                <w:sz w:val="26"/>
+                <w:szCs w:val="26"/>
+              </w:rPr>
+              <w:t>Không có lỗi. Công văn đi lưu thành công với cờ OUTGOING và hiển thị trên sổ công văn đi.</w:t>
+            </w:r>
+          </w:p>
+        </w:tc>
+        <w:tc>
+          <w:tcPr>
+            <w:tcW w:w="2330" w:type="dxa"/>
+            <w:hideMark/>
+          </w:tcPr>
+          <w:p>
+            <w:pPr>
+              <w:spacing w:after="0" w:line="360" w:lineRule="auto"/>
+              <w:rPr>
+                <w:rFonts w:ascii="Times New Roman" w:hAnsi="Times New Roman" w:cs="Times New Roman"/>
+                <w:sz w:val="26"/>
+                <w:szCs w:val="26"/>
+              </w:rPr>
+            </w:pPr>
+            <w:r>
+              <w:rPr>
+                <w:rFonts w:ascii="Times New Roman" w:hAnsi="Times New Roman" w:cs="Times New Roman"/>
+                <w:sz w:val="26"/>
+                <w:szCs w:val="26"/>
+              </w:rPr>
+              <w:t>Kiểm thử tích hợp (Integration)</w:t>
             </w:r>
           </w:p>
         </w:tc>
       </w:tr>
       <w:tr>
-        <w:trPr>
-          <w:trHeight w:val="270"/>
-        </w:trPr>
-        <w:tc>
-          <w:tcPr>
-            <w:tcW w:w="3194" w:type="dxa"/>
-            <w:tcBorders>
-              <w:top w:val="single" w:sz="4" w:space="0" w:color="000000"/>
-              <w:left w:val="single" w:sz="4" w:space="0" w:color="000000"/>
-              <w:bottom w:val="single" w:sz="4" w:space="0" w:color="000000"/>
-              <w:right w:val="single" w:sz="4" w:space="0" w:color="000000"/>
-            </w:tcBorders>
-            <w:shd w:val="clear" w:color="000000" w:fill="FFFFFF"/>
-            <w:vAlign w:val="center"/>
-          </w:tcPr>
-          <w:p>
-            <w:pPr>
-              <w:jc w:val="center"/>
-              <w:rPr>
-                <w:rFonts w:ascii="Times New Roman" w:hAnsi="Times New Roman" w:cs="Times New Roman"/>
-                <w:sz w:val="26"/>
-                <w:szCs w:val="26"/>
-              </w:rPr>
-            </w:pPr>
-            <w:r>
-              <w:rPr>
-                <w:rFonts w:ascii="Times New Roman" w:hAnsi="Times New Roman" w:cs="Times New Roman"/>
-                <w:sz w:val="26"/>
-                <w:szCs w:val="26"/>
-              </w:rPr>
-              <w:t>TC_FILE_02</w:t>
-            </w:r>
-          </w:p>
-        </w:tc>
-        <w:tc>
-          <w:tcPr>
-            <w:tcW w:w="2160" w:type="dxa"/>
-            <w:tcBorders>
-              <w:top w:val="single" w:sz="4" w:space="0" w:color="000000"/>
-              <w:left w:val="single" w:sz="4" w:space="0" w:color="000000"/>
-              <w:bottom w:val="single" w:sz="4" w:space="0" w:color="000000"/>
-              <w:right w:val="single" w:sz="4" w:space="0" w:color="000000"/>
-            </w:tcBorders>
-            <w:shd w:val="clear" w:color="000000" w:fill="FFFFFF"/>
-            <w:vAlign w:val="center"/>
-          </w:tcPr>
-          <w:p>
-            <w:pPr>
-              <w:jc w:val="center"/>
-              <w:rPr>
-                <w:rFonts w:ascii="Times New Roman" w:eastAsia="MS PGothic" w:hAnsi="Times New Roman" w:cs="Times New Roman"/>
+        <w:tc>
+          <w:tcPr>
+            <w:tcW w:w="0" w:type="auto"/>
+            <w:hideMark/>
+          </w:tcPr>
+          <w:p>
+            <w:pPr>
+              <w:spacing w:after="0" w:line="360" w:lineRule="auto"/>
+              <w:rPr>
+                <w:rFonts w:ascii="Times New Roman" w:hAnsi="Times New Roman" w:cs="Times New Roman"/>
+                <w:sz w:val="26"/>
+                <w:szCs w:val="26"/>
+              </w:rPr>
+            </w:pPr>
+            <w:r>
+              <w:rPr>
+                <w:rFonts w:ascii="Times New Roman" w:hAnsi="Times New Roman" w:cs="Times New Roman"/>
+                <w:b/>
+                <w:bCs/>
+                <w:sz w:val="26"/>
+                <w:szCs w:val="26"/>
+              </w:rPr>
+              <w:t>TC_DOC_04</w:t>
+            </w:r>
+          </w:p>
+        </w:tc>
+        <w:tc>
+          <w:tcPr>
+            <w:tcW w:w="0" w:type="auto"/>
+            <w:hideMark/>
+          </w:tcPr>
+          <w:p>
+            <w:pPr>
+              <w:spacing w:after="0" w:line="360" w:lineRule="auto"/>
+              <w:rPr>
+                <w:rFonts w:ascii="Times New Roman" w:hAnsi="Times New Roman" w:cs="Times New Roman"/>
                 <w:sz w:val="26"/>
                 <w:szCs w:val="26"/>
               </w:rPr>
@@ -11230,28 +10440,21 @@
         </w:tc>
         <w:tc>
           <w:tcPr>
-            <w:tcW w:w="2993" w:type="dxa"/>
-            <w:tcBorders>
-              <w:top w:val="single" w:sz="4" w:space="0" w:color="000000"/>
-              <w:left w:val="single" w:sz="4" w:space="0" w:color="000000"/>
-              <w:bottom w:val="single" w:sz="4" w:space="0" w:color="000000"/>
-              <w:right w:val="single" w:sz="4" w:space="0" w:color="000000"/>
-            </w:tcBorders>
-            <w:shd w:val="clear" w:color="000000" w:fill="FFFFFF"/>
-            <w:vAlign w:val="center"/>
-          </w:tcPr>
-          <w:p>
-            <w:pPr>
-              <w:jc w:val="center"/>
-              <w:rPr>
-                <w:rFonts w:ascii="Times New Roman" w:eastAsia="MS PGothic" w:hAnsi="Times New Roman" w:cs="Times New Roman"/>
-                <w:sz w:val="26"/>
-                <w:szCs w:val="26"/>
-              </w:rPr>
-            </w:pPr>
-            <w:r>
-              <w:rPr>
-                <w:rFonts w:ascii="Times New Roman" w:eastAsia="MS PGothic" w:hAnsi="Times New Roman" w:cs="Times New Roman"/>
+            <w:tcW w:w="2207" w:type="dxa"/>
+            <w:hideMark/>
+          </w:tcPr>
+          <w:p>
+            <w:pPr>
+              <w:spacing w:after="0" w:line="360" w:lineRule="auto"/>
+              <w:rPr>
+                <w:rFonts w:ascii="Times New Roman" w:hAnsi="Times New Roman" w:cs="Times New Roman"/>
+                <w:sz w:val="26"/>
+                <w:szCs w:val="26"/>
+              </w:rPr>
+            </w:pPr>
+            <w:r>
+              <w:rPr>
+                <w:rFonts w:ascii="Times New Roman" w:hAnsi="Times New Roman" w:cs="Times New Roman"/>
                 <w:sz w:val="26"/>
                 <w:szCs w:val="26"/>
               </w:rPr>
@@ -11261,28 +10464,23 @@
         </w:tc>
         <w:tc>
           <w:tcPr>
-            <w:tcW w:w="2327" w:type="dxa"/>
-            <w:tcBorders>
-              <w:top w:val="single" w:sz="4" w:space="0" w:color="000000"/>
-              <w:left w:val="single" w:sz="4" w:space="0" w:color="000000"/>
-              <w:bottom w:val="single" w:sz="4" w:space="0" w:color="000000"/>
-              <w:right w:val="single" w:sz="4" w:space="0" w:color="000000"/>
-            </w:tcBorders>
-            <w:shd w:val="clear" w:color="000000" w:fill="FFFFFF"/>
-            <w:vAlign w:val="center"/>
-          </w:tcPr>
-          <w:p>
-            <w:pPr>
-              <w:jc w:val="center"/>
-              <w:rPr>
-                <w:rFonts w:ascii="Times New Roman" w:eastAsia="MS PGothic" w:hAnsi="Times New Roman" w:cs="Times New Roman"/>
-                <w:sz w:val="26"/>
-                <w:szCs w:val="26"/>
-              </w:rPr>
-            </w:pPr>
-            <w:r>
-              <w:rPr>
-                <w:rFonts w:ascii="Times New Roman" w:hAnsi="Times New Roman" w:cs="Times New Roman"/>
+            <w:tcW w:w="1134" w:type="dxa"/>
+            <w:hideMark/>
+          </w:tcPr>
+          <w:p>
+            <w:pPr>
+              <w:spacing w:after="0" w:line="360" w:lineRule="auto"/>
+              <w:rPr>
+                <w:rFonts w:ascii="Times New Roman" w:hAnsi="Times New Roman" w:cs="Times New Roman"/>
+                <w:sz w:val="26"/>
+                <w:szCs w:val="26"/>
+              </w:rPr>
+            </w:pPr>
+            <w:r>
+              <w:rPr>
+                <w:rFonts w:ascii="Times New Roman" w:hAnsi="Times New Roman" w:cs="Times New Roman"/>
+                <w:b/>
+                <w:bCs/>
                 <w:sz w:val="26"/>
                 <w:szCs w:val="26"/>
               </w:rPr>
@@ -11292,21 +10490,14 @@
         </w:tc>
         <w:tc>
           <w:tcPr>
-            <w:tcW w:w="2448" w:type="dxa"/>
-            <w:tcBorders>
-              <w:top w:val="single" w:sz="4" w:space="0" w:color="000000"/>
-              <w:left w:val="single" w:sz="4" w:space="0" w:color="000000"/>
-              <w:bottom w:val="single" w:sz="4" w:space="0" w:color="000000"/>
-              <w:right w:val="single" w:sz="4" w:space="0" w:color="000000"/>
-            </w:tcBorders>
-            <w:shd w:val="clear" w:color="000000" w:fill="FFFFFF"/>
-            <w:vAlign w:val="center"/>
-          </w:tcPr>
-          <w:p>
-            <w:pPr>
-              <w:jc w:val="center"/>
-              <w:rPr>
-                <w:rFonts w:ascii="Times New Roman" w:eastAsia="MS PGothic" w:hAnsi="Times New Roman" w:cs="Times New Roman"/>
+            <w:tcW w:w="2693" w:type="dxa"/>
+            <w:hideMark/>
+          </w:tcPr>
+          <w:p>
+            <w:pPr>
+              <w:spacing w:after="0" w:line="360" w:lineRule="auto"/>
+              <w:rPr>
+                <w:rFonts w:ascii="Times New Roman" w:hAnsi="Times New Roman" w:cs="Times New Roman"/>
                 <w:sz w:val="26"/>
                 <w:szCs w:val="26"/>
               </w:rPr>
@@ -11323,119 +10514,90 @@
         </w:tc>
         <w:tc>
           <w:tcPr>
-            <w:tcW w:w="4763" w:type="dxa"/>
-            <w:tcBorders>
-              <w:top w:val="single" w:sz="4" w:space="0" w:color="000000"/>
-              <w:left w:val="single" w:sz="4" w:space="0" w:color="000000"/>
-              <w:bottom w:val="single" w:sz="4" w:space="0" w:color="000000"/>
-              <w:right w:val="single" w:sz="4" w:space="0" w:color="000000"/>
-            </w:tcBorders>
-            <w:shd w:val="clear" w:color="000000" w:fill="FFFFFF"/>
-            <w:vAlign w:val="center"/>
-          </w:tcPr>
-          <w:p>
-            <w:pPr>
-              <w:jc w:val="center"/>
-              <w:rPr>
-                <w:rFonts w:ascii="Times New Roman" w:eastAsia="MS PGothic" w:hAnsi="Times New Roman" w:cs="Times New Roman"/>
-                <w:sz w:val="26"/>
-                <w:szCs w:val="26"/>
-              </w:rPr>
-            </w:pPr>
-            <w:r>
-              <w:rPr>
-                <w:rFonts w:ascii="Times New Roman" w:hAnsi="Times New Roman" w:cs="Times New Roman"/>
-                <w:sz w:val="26"/>
-                <w:szCs w:val="26"/>
-              </w:rPr>
-              <w:t>Không có lỗi. Hệ thống kiểm tra đuôi tệp và MIME-type, từ chối file lạ ngay lập tức.</w:t>
-            </w:r>
-          </w:p>
-        </w:tc>
-        <w:tc>
-          <w:tcPr>
-            <w:tcW w:w="3991" w:type="dxa"/>
-            <w:tcBorders>
-              <w:top w:val="single" w:sz="4" w:space="0" w:color="000000"/>
-              <w:left w:val="single" w:sz="4" w:space="0" w:color="000000"/>
-              <w:bottom w:val="single" w:sz="4" w:space="0" w:color="000000"/>
-              <w:right w:val="single" w:sz="4" w:space="0" w:color="000000"/>
-            </w:tcBorders>
-            <w:shd w:val="clear" w:color="000000" w:fill="FFFFFF"/>
-            <w:vAlign w:val="center"/>
-          </w:tcPr>
-          <w:p>
-            <w:pPr>
-              <w:jc w:val="center"/>
-              <w:rPr>
-                <w:rFonts w:ascii="Times New Roman" w:eastAsia="MS PGothic" w:hAnsi="Times New Roman" w:cs="Times New Roman"/>
-                <w:sz w:val="26"/>
-                <w:szCs w:val="26"/>
-              </w:rPr>
-            </w:pPr>
-            <w:r>
-              <w:rPr>
-                <w:rFonts w:ascii="Times New Roman" w:hAnsi="Times New Roman" w:cs="Times New Roman"/>
-                <w:sz w:val="26"/>
-                <w:szCs w:val="26"/>
-              </w:rPr>
-              <w:t>Kiểm thử bảo mật (Negative test)</w:t>
+            <w:tcW w:w="4515" w:type="dxa"/>
+            <w:hideMark/>
+          </w:tcPr>
+          <w:p>
+            <w:pPr>
+              <w:spacing w:after="0" w:line="360" w:lineRule="auto"/>
+              <w:rPr>
+                <w:rFonts w:ascii="Times New Roman" w:hAnsi="Times New Roman" w:cs="Times New Roman"/>
+                <w:sz w:val="26"/>
+                <w:szCs w:val="26"/>
+              </w:rPr>
+            </w:pPr>
+            <w:r>
+              <w:rPr>
+                <w:rFonts w:ascii="Times New Roman" w:hAnsi="Times New Roman" w:cs="Times New Roman"/>
+                <w:sz w:val="26"/>
+                <w:szCs w:val="26"/>
+              </w:rPr>
+              <w:t>Không có lỗi. Văn bản đã phân công (IN_PROGRESS) bị khóa sửa số hiệu và tệp. Báo 409 Conflict.</w:t>
+            </w:r>
+          </w:p>
+        </w:tc>
+        <w:tc>
+          <w:tcPr>
+            <w:tcW w:w="2330" w:type="dxa"/>
+            <w:hideMark/>
+          </w:tcPr>
+          <w:p>
+            <w:pPr>
+              <w:spacing w:after="0" w:line="360" w:lineRule="auto"/>
+              <w:rPr>
+                <w:rFonts w:ascii="Times New Roman" w:hAnsi="Times New Roman" w:cs="Times New Roman"/>
+                <w:sz w:val="26"/>
+                <w:szCs w:val="26"/>
+              </w:rPr>
+            </w:pPr>
+            <w:r>
+              <w:rPr>
+                <w:rFonts w:ascii="Times New Roman" w:hAnsi="Times New Roman" w:cs="Times New Roman"/>
+                <w:sz w:val="26"/>
+                <w:szCs w:val="26"/>
+              </w:rPr>
+              <w:t>Kiểm thử nghiệp vụ (Business Rule Test)</w:t>
             </w:r>
           </w:p>
         </w:tc>
       </w:tr>
       <w:tr>
-        <w:trPr>
-          <w:trHeight w:val="270"/>
-        </w:trPr>
-        <w:tc>
-          <w:tcPr>
-            <w:tcW w:w="3194" w:type="dxa"/>
-            <w:tcBorders>
-              <w:top w:val="single" w:sz="4" w:space="0" w:color="000000"/>
-              <w:left w:val="single" w:sz="4" w:space="0" w:color="000000"/>
-              <w:bottom w:val="single" w:sz="4" w:space="0" w:color="000000"/>
-              <w:right w:val="single" w:sz="4" w:space="0" w:color="000000"/>
-            </w:tcBorders>
-            <w:shd w:val="clear" w:color="000000" w:fill="FFFFFF"/>
-            <w:vAlign w:val="center"/>
-          </w:tcPr>
-          <w:p>
-            <w:pPr>
-              <w:jc w:val="center"/>
-              <w:rPr>
-                <w:rFonts w:ascii="Times New Roman" w:hAnsi="Times New Roman" w:cs="Times New Roman"/>
-                <w:sz w:val="26"/>
-                <w:szCs w:val="26"/>
-              </w:rPr>
-            </w:pPr>
-            <w:r>
-              <w:rPr>
-                <w:rFonts w:ascii="Times New Roman" w:hAnsi="Times New Roman" w:cs="Times New Roman"/>
-                <w:sz w:val="26"/>
-                <w:szCs w:val="26"/>
-              </w:rPr>
-              <w:t>TC_TASK_01</w:t>
-            </w:r>
-          </w:p>
-        </w:tc>
-        <w:tc>
-          <w:tcPr>
-            <w:tcW w:w="2160" w:type="dxa"/>
-            <w:tcBorders>
-              <w:top w:val="single" w:sz="4" w:space="0" w:color="000000"/>
-              <w:left w:val="single" w:sz="4" w:space="0" w:color="000000"/>
-              <w:bottom w:val="single" w:sz="4" w:space="0" w:color="000000"/>
-              <w:right w:val="single" w:sz="4" w:space="0" w:color="000000"/>
-            </w:tcBorders>
-            <w:shd w:val="clear" w:color="000000" w:fill="FFFFFF"/>
-            <w:vAlign w:val="center"/>
-          </w:tcPr>
-          <w:p>
-            <w:pPr>
-              <w:jc w:val="center"/>
-              <w:rPr>
-                <w:rFonts w:ascii="Times New Roman" w:eastAsia="MS PGothic" w:hAnsi="Times New Roman" w:cs="Times New Roman"/>
+        <w:tc>
+          <w:tcPr>
+            <w:tcW w:w="0" w:type="auto"/>
+            <w:hideMark/>
+          </w:tcPr>
+          <w:p>
+            <w:pPr>
+              <w:spacing w:after="0" w:line="360" w:lineRule="auto"/>
+              <w:rPr>
+                <w:rFonts w:ascii="Times New Roman" w:hAnsi="Times New Roman" w:cs="Times New Roman"/>
+                <w:sz w:val="26"/>
+                <w:szCs w:val="26"/>
+              </w:rPr>
+            </w:pPr>
+            <w:r>
+              <w:rPr>
+                <w:rFonts w:ascii="Times New Roman" w:hAnsi="Times New Roman" w:cs="Times New Roman"/>
+                <w:b/>
+                <w:bCs/>
+                <w:sz w:val="26"/>
+                <w:szCs w:val="26"/>
+              </w:rPr>
+              <w:t>TC_FILE_01</w:t>
+            </w:r>
+          </w:p>
+        </w:tc>
+        <w:tc>
+          <w:tcPr>
+            <w:tcW w:w="0" w:type="auto"/>
+            <w:hideMark/>
+          </w:tcPr>
+          <w:p>
+            <w:pPr>
+              <w:spacing w:after="0" w:line="360" w:lineRule="auto"/>
+              <w:rPr>
+                <w:rFonts w:ascii="Times New Roman" w:hAnsi="Times New Roman" w:cs="Times New Roman"/>
                 <w:sz w:val="26"/>
                 <w:szCs w:val="26"/>
               </w:rPr>
@@ -11452,28 +10614,21 @@
         </w:tc>
         <w:tc>
           <w:tcPr>
-            <w:tcW w:w="2993" w:type="dxa"/>
-            <w:tcBorders>
-              <w:top w:val="single" w:sz="4" w:space="0" w:color="000000"/>
-              <w:left w:val="single" w:sz="4" w:space="0" w:color="000000"/>
-              <w:bottom w:val="single" w:sz="4" w:space="0" w:color="000000"/>
-              <w:right w:val="single" w:sz="4" w:space="0" w:color="000000"/>
-            </w:tcBorders>
-            <w:shd w:val="clear" w:color="000000" w:fill="FFFFFF"/>
-            <w:vAlign w:val="center"/>
-          </w:tcPr>
-          <w:p>
-            <w:pPr>
-              <w:jc w:val="center"/>
-              <w:rPr>
-                <w:rFonts w:ascii="Times New Roman" w:eastAsia="MS PGothic" w:hAnsi="Times New Roman" w:cs="Times New Roman"/>
-                <w:sz w:val="26"/>
-                <w:szCs w:val="26"/>
-              </w:rPr>
-            </w:pPr>
-            <w:r>
-              <w:rPr>
-                <w:rFonts w:ascii="Times New Roman" w:eastAsia="MS PGothic" w:hAnsi="Times New Roman" w:cs="Times New Roman"/>
+            <w:tcW w:w="2207" w:type="dxa"/>
+            <w:hideMark/>
+          </w:tcPr>
+          <w:p>
+            <w:pPr>
+              <w:spacing w:after="0" w:line="360" w:lineRule="auto"/>
+              <w:rPr>
+                <w:rFonts w:ascii="Times New Roman" w:hAnsi="Times New Roman" w:cs="Times New Roman"/>
+                <w:sz w:val="26"/>
+                <w:szCs w:val="26"/>
+              </w:rPr>
+            </w:pPr>
+            <w:r>
+              <w:rPr>
+                <w:rFonts w:ascii="Times New Roman" w:hAnsi="Times New Roman" w:cs="Times New Roman"/>
                 <w:sz w:val="26"/>
                 <w:szCs w:val="26"/>
               </w:rPr>
@@ -11483,28 +10638,23 @@
         </w:tc>
         <w:tc>
           <w:tcPr>
-            <w:tcW w:w="2327" w:type="dxa"/>
-            <w:tcBorders>
-              <w:top w:val="single" w:sz="4" w:space="0" w:color="000000"/>
-              <w:left w:val="single" w:sz="4" w:space="0" w:color="000000"/>
-              <w:bottom w:val="single" w:sz="4" w:space="0" w:color="000000"/>
-              <w:right w:val="single" w:sz="4" w:space="0" w:color="000000"/>
-            </w:tcBorders>
-            <w:shd w:val="clear" w:color="000000" w:fill="FFFFFF"/>
-            <w:vAlign w:val="center"/>
-          </w:tcPr>
-          <w:p>
-            <w:pPr>
-              <w:jc w:val="center"/>
-              <w:rPr>
-                <w:rFonts w:ascii="Times New Roman" w:eastAsia="MS PGothic" w:hAnsi="Times New Roman" w:cs="Times New Roman"/>
-                <w:sz w:val="26"/>
-                <w:szCs w:val="26"/>
-              </w:rPr>
-            </w:pPr>
-            <w:r>
-              <w:rPr>
-                <w:rFonts w:ascii="Times New Roman" w:hAnsi="Times New Roman" w:cs="Times New Roman"/>
+            <w:tcW w:w="1134" w:type="dxa"/>
+            <w:hideMark/>
+          </w:tcPr>
+          <w:p>
+            <w:pPr>
+              <w:spacing w:after="0" w:line="360" w:lineRule="auto"/>
+              <w:rPr>
+                <w:rFonts w:ascii="Times New Roman" w:hAnsi="Times New Roman" w:cs="Times New Roman"/>
+                <w:sz w:val="26"/>
+                <w:szCs w:val="26"/>
+              </w:rPr>
+            </w:pPr>
+            <w:r>
+              <w:rPr>
+                <w:rFonts w:ascii="Times New Roman" w:hAnsi="Times New Roman" w:cs="Times New Roman"/>
+                <w:b/>
+                <w:bCs/>
                 <w:sz w:val="26"/>
                 <w:szCs w:val="26"/>
               </w:rPr>
@@ -11514,150 +10664,114 @@
         </w:tc>
         <w:tc>
           <w:tcPr>
-            <w:tcW w:w="2448" w:type="dxa"/>
-            <w:tcBorders>
-              <w:top w:val="single" w:sz="4" w:space="0" w:color="000000"/>
-              <w:left w:val="single" w:sz="4" w:space="0" w:color="000000"/>
-              <w:bottom w:val="single" w:sz="4" w:space="0" w:color="000000"/>
-              <w:right w:val="single" w:sz="4" w:space="0" w:color="000000"/>
-            </w:tcBorders>
-            <w:shd w:val="clear" w:color="000000" w:fill="FFFFFF"/>
-            <w:vAlign w:val="center"/>
-          </w:tcPr>
-          <w:p>
-            <w:pPr>
-              <w:jc w:val="center"/>
-              <w:rPr>
-                <w:rFonts w:ascii="Times New Roman" w:eastAsia="MS PGothic" w:hAnsi="Times New Roman" w:cs="Times New Roman"/>
-                <w:sz w:val="26"/>
-                <w:szCs w:val="26"/>
-              </w:rPr>
-            </w:pPr>
-            <w:r>
-              <w:rPr>
-                <w:rFonts w:ascii="Times New Roman" w:hAnsi="Times New Roman" w:cs="Times New Roman"/>
-                <w:sz w:val="26"/>
-                <w:szCs w:val="26"/>
-              </w:rPr>
-              <w:t>Nghiêm trọng (Critical)</w:t>
-            </w:r>
-          </w:p>
-        </w:tc>
-        <w:tc>
-          <w:tcPr>
-            <w:tcW w:w="4763" w:type="dxa"/>
-            <w:tcBorders>
-              <w:top w:val="single" w:sz="4" w:space="0" w:color="000000"/>
-              <w:left w:val="single" w:sz="4" w:space="0" w:color="000000"/>
-              <w:bottom w:val="single" w:sz="4" w:space="0" w:color="000000"/>
-              <w:right w:val="single" w:sz="4" w:space="0" w:color="000000"/>
-            </w:tcBorders>
-            <w:shd w:val="clear" w:color="000000" w:fill="FFFFFF"/>
-            <w:vAlign w:val="center"/>
-          </w:tcPr>
-          <w:p>
-            <w:pPr>
-              <w:jc w:val="center"/>
-              <w:rPr>
-                <w:rFonts w:ascii="Times New Roman" w:eastAsia="MS PGothic" w:hAnsi="Times New Roman" w:cs="Times New Roman"/>
-                <w:sz w:val="26"/>
-                <w:szCs w:val="26"/>
-              </w:rPr>
-            </w:pPr>
-            <w:r>
-              <w:rPr>
-                <w:rFonts w:ascii="Times New Roman" w:hAnsi="Times New Roman" w:cs="Times New Roman"/>
-                <w:sz w:val="26"/>
-                <w:szCs w:val="26"/>
-              </w:rPr>
-              <w:t>Không có lỗi. Lãnh đạo giao việc thành công, công văn tự động chuyển từ RECEIVED sang IN_PROGRESS.</w:t>
-            </w:r>
-          </w:p>
-        </w:tc>
-        <w:tc>
-          <w:tcPr>
-            <w:tcW w:w="3991" w:type="dxa"/>
-            <w:tcBorders>
-              <w:top w:val="single" w:sz="4" w:space="0" w:color="000000"/>
-              <w:left w:val="single" w:sz="4" w:space="0" w:color="000000"/>
-              <w:bottom w:val="single" w:sz="4" w:space="0" w:color="000000"/>
-              <w:right w:val="single" w:sz="4" w:space="0" w:color="000000"/>
-            </w:tcBorders>
-            <w:shd w:val="clear" w:color="000000" w:fill="FFFFFF"/>
-            <w:vAlign w:val="center"/>
-          </w:tcPr>
-          <w:p>
-            <w:pPr>
-              <w:jc w:val="center"/>
-              <w:rPr>
-                <w:rFonts w:ascii="Times New Roman" w:eastAsia="MS PGothic" w:hAnsi="Times New Roman" w:cs="Times New Roman"/>
-                <w:sz w:val="26"/>
-                <w:szCs w:val="26"/>
-              </w:rPr>
-            </w:pPr>
-            <w:r>
-              <w:rPr>
-                <w:rFonts w:ascii="Times New Roman" w:hAnsi="Times New Roman" w:cs="Times New Roman"/>
-                <w:sz w:val="26"/>
-                <w:szCs w:val="26"/>
-              </w:rPr>
-              <w:t>Pytest tự động (test_tasks.py)</w:t>
+            <w:tcW w:w="2693" w:type="dxa"/>
+            <w:hideMark/>
+          </w:tcPr>
+          <w:p>
+            <w:pPr>
+              <w:spacing w:after="0" w:line="360" w:lineRule="auto"/>
+              <w:rPr>
+                <w:rFonts w:ascii="Times New Roman" w:hAnsi="Times New Roman" w:cs="Times New Roman"/>
+                <w:sz w:val="26"/>
+                <w:szCs w:val="26"/>
+              </w:rPr>
+            </w:pPr>
+            <w:r>
+              <w:rPr>
+                <w:rFonts w:ascii="Times New Roman" w:hAnsi="Times New Roman" w:cs="Times New Roman"/>
+                <w:sz w:val="26"/>
+                <w:szCs w:val="26"/>
+              </w:rPr>
+              <w:t>Cao (High)</w:t>
+            </w:r>
+          </w:p>
+        </w:tc>
+        <w:tc>
+          <w:tcPr>
+            <w:tcW w:w="4515" w:type="dxa"/>
+            <w:hideMark/>
+          </w:tcPr>
+          <w:p>
+            <w:pPr>
+              <w:spacing w:after="0" w:line="360" w:lineRule="auto"/>
+              <w:rPr>
+                <w:rFonts w:ascii="Times New Roman" w:hAnsi="Times New Roman" w:cs="Times New Roman"/>
+                <w:sz w:val="26"/>
+                <w:szCs w:val="26"/>
+              </w:rPr>
+            </w:pPr>
+            <w:r>
+              <w:rPr>
+                <w:rFonts w:ascii="Times New Roman" w:hAnsi="Times New Roman" w:cs="Times New Roman"/>
+                <w:sz w:val="26"/>
+                <w:szCs w:val="26"/>
+              </w:rPr>
+              <w:t>Không có lỗi. Tệp PDF/DOCX được lưu an toàn vào thư mục upload; trích xuất nội dung text chuẩn xác.</w:t>
+            </w:r>
+          </w:p>
+        </w:tc>
+        <w:tc>
+          <w:tcPr>
+            <w:tcW w:w="2330" w:type="dxa"/>
+            <w:hideMark/>
+          </w:tcPr>
+          <w:p>
+            <w:pPr>
+              <w:spacing w:after="0" w:line="360" w:lineRule="auto"/>
+              <w:rPr>
+                <w:rFonts w:ascii="Times New Roman" w:hAnsi="Times New Roman" w:cs="Times New Roman"/>
+                <w:sz w:val="26"/>
+                <w:szCs w:val="26"/>
+              </w:rPr>
+            </w:pPr>
+            <w:r>
+              <w:rPr>
+                <w:rFonts w:ascii="Times New Roman" w:hAnsi="Times New Roman" w:cs="Times New Roman"/>
+                <w:sz w:val="26"/>
+                <w:szCs w:val="26"/>
+              </w:rPr>
+              <w:t>Kiểm thử End-to-End (Thủ công)</w:t>
             </w:r>
           </w:p>
         </w:tc>
       </w:tr>
       <w:tr>
-        <w:trPr>
-          <w:trHeight w:val="270"/>
-        </w:trPr>
-        <w:tc>
-          <w:tcPr>
-            <w:tcW w:w="3194" w:type="dxa"/>
-            <w:tcBorders>
-              <w:top w:val="single" w:sz="4" w:space="0" w:color="000000"/>
-              <w:left w:val="single" w:sz="4" w:space="0" w:color="000000"/>
-              <w:bottom w:val="single" w:sz="4" w:space="0" w:color="000000"/>
-              <w:right w:val="single" w:sz="4" w:space="0" w:color="000000"/>
-            </w:tcBorders>
-            <w:shd w:val="clear" w:color="000000" w:fill="FFFFFF"/>
-            <w:vAlign w:val="center"/>
-          </w:tcPr>
-          <w:p>
-            <w:pPr>
-              <w:jc w:val="center"/>
-              <w:rPr>
-                <w:rFonts w:ascii="Times New Roman" w:hAnsi="Times New Roman" w:cs="Times New Roman"/>
-                <w:sz w:val="26"/>
-                <w:szCs w:val="26"/>
-              </w:rPr>
-            </w:pPr>
-            <w:r>
-              <w:rPr>
-                <w:rFonts w:ascii="Times New Roman" w:hAnsi="Times New Roman" w:cs="Times New Roman"/>
-                <w:sz w:val="26"/>
-                <w:szCs w:val="26"/>
-              </w:rPr>
-              <w:t>TC_TASK_02</w:t>
-            </w:r>
-          </w:p>
-        </w:tc>
-        <w:tc>
-          <w:tcPr>
-            <w:tcW w:w="2160" w:type="dxa"/>
-            <w:tcBorders>
-              <w:top w:val="single" w:sz="4" w:space="0" w:color="000000"/>
-              <w:left w:val="single" w:sz="4" w:space="0" w:color="000000"/>
-              <w:bottom w:val="single" w:sz="4" w:space="0" w:color="000000"/>
-              <w:right w:val="single" w:sz="4" w:space="0" w:color="000000"/>
-            </w:tcBorders>
-            <w:shd w:val="clear" w:color="000000" w:fill="FFFFFF"/>
-            <w:vAlign w:val="center"/>
-          </w:tcPr>
-          <w:p>
-            <w:pPr>
-              <w:jc w:val="center"/>
-              <w:rPr>
-                <w:rFonts w:ascii="Times New Roman" w:eastAsia="MS PGothic" w:hAnsi="Times New Roman" w:cs="Times New Roman"/>
+        <w:tc>
+          <w:tcPr>
+            <w:tcW w:w="0" w:type="auto"/>
+            <w:hideMark/>
+          </w:tcPr>
+          <w:p>
+            <w:pPr>
+              <w:spacing w:after="0" w:line="360" w:lineRule="auto"/>
+              <w:rPr>
+                <w:rFonts w:ascii="Times New Roman" w:hAnsi="Times New Roman" w:cs="Times New Roman"/>
+                <w:sz w:val="26"/>
+                <w:szCs w:val="26"/>
+              </w:rPr>
+            </w:pPr>
+            <w:r>
+              <w:rPr>
+                <w:rFonts w:ascii="Times New Roman" w:hAnsi="Times New Roman" w:cs="Times New Roman"/>
+                <w:b/>
+                <w:bCs/>
+                <w:sz w:val="26"/>
+                <w:szCs w:val="26"/>
+              </w:rPr>
+              <w:t>TC_FILE_02</w:t>
+            </w:r>
+          </w:p>
+        </w:tc>
+        <w:tc>
+          <w:tcPr>
+            <w:tcW w:w="0" w:type="auto"/>
+            <w:hideMark/>
+          </w:tcPr>
+          <w:p>
+            <w:pPr>
+              <w:spacing w:after="0" w:line="360" w:lineRule="auto"/>
+              <w:rPr>
+                <w:rFonts w:ascii="Times New Roman" w:hAnsi="Times New Roman" w:cs="Times New Roman"/>
                 <w:sz w:val="26"/>
                 <w:szCs w:val="26"/>
               </w:rPr>
@@ -11674,28 +10788,21 @@
         </w:tc>
         <w:tc>
           <w:tcPr>
-            <w:tcW w:w="2993" w:type="dxa"/>
-            <w:tcBorders>
-              <w:top w:val="single" w:sz="4" w:space="0" w:color="000000"/>
-              <w:left w:val="single" w:sz="4" w:space="0" w:color="000000"/>
-              <w:bottom w:val="single" w:sz="4" w:space="0" w:color="000000"/>
-              <w:right w:val="single" w:sz="4" w:space="0" w:color="000000"/>
-            </w:tcBorders>
-            <w:shd w:val="clear" w:color="000000" w:fill="FFFFFF"/>
-            <w:vAlign w:val="center"/>
-          </w:tcPr>
-          <w:p>
-            <w:pPr>
-              <w:jc w:val="center"/>
-              <w:rPr>
-                <w:rFonts w:ascii="Times New Roman" w:eastAsia="MS PGothic" w:hAnsi="Times New Roman" w:cs="Times New Roman"/>
-                <w:sz w:val="26"/>
-                <w:szCs w:val="26"/>
-              </w:rPr>
-            </w:pPr>
-            <w:r>
-              <w:rPr>
-                <w:rFonts w:ascii="Times New Roman" w:eastAsia="MS PGothic" w:hAnsi="Times New Roman" w:cs="Times New Roman"/>
+            <w:tcW w:w="2207" w:type="dxa"/>
+            <w:hideMark/>
+          </w:tcPr>
+          <w:p>
+            <w:pPr>
+              <w:spacing w:after="0" w:line="360" w:lineRule="auto"/>
+              <w:rPr>
+                <w:rFonts w:ascii="Times New Roman" w:hAnsi="Times New Roman" w:cs="Times New Roman"/>
+                <w:sz w:val="26"/>
+                <w:szCs w:val="26"/>
+              </w:rPr>
+            </w:pPr>
+            <w:r>
+              <w:rPr>
+                <w:rFonts w:ascii="Times New Roman" w:hAnsi="Times New Roman" w:cs="Times New Roman"/>
                 <w:sz w:val="26"/>
                 <w:szCs w:val="26"/>
               </w:rPr>
@@ -11705,28 +10812,23 @@
         </w:tc>
         <w:tc>
           <w:tcPr>
-            <w:tcW w:w="2327" w:type="dxa"/>
-            <w:tcBorders>
-              <w:top w:val="single" w:sz="4" w:space="0" w:color="000000"/>
-              <w:left w:val="single" w:sz="4" w:space="0" w:color="000000"/>
-              <w:bottom w:val="single" w:sz="4" w:space="0" w:color="000000"/>
-              <w:right w:val="single" w:sz="4" w:space="0" w:color="000000"/>
-            </w:tcBorders>
-            <w:shd w:val="clear" w:color="000000" w:fill="FFFFFF"/>
-            <w:vAlign w:val="center"/>
-          </w:tcPr>
-          <w:p>
-            <w:pPr>
-              <w:jc w:val="center"/>
-              <w:rPr>
-                <w:rFonts w:ascii="Times New Roman" w:eastAsia="MS PGothic" w:hAnsi="Times New Roman" w:cs="Times New Roman"/>
-                <w:sz w:val="26"/>
-                <w:szCs w:val="26"/>
-              </w:rPr>
-            </w:pPr>
-            <w:r>
-              <w:rPr>
-                <w:rFonts w:ascii="Times New Roman" w:hAnsi="Times New Roman" w:cs="Times New Roman"/>
+            <w:tcW w:w="1134" w:type="dxa"/>
+            <w:hideMark/>
+          </w:tcPr>
+          <w:p>
+            <w:pPr>
+              <w:spacing w:after="0" w:line="360" w:lineRule="auto"/>
+              <w:rPr>
+                <w:rFonts w:ascii="Times New Roman" w:hAnsi="Times New Roman" w:cs="Times New Roman"/>
+                <w:sz w:val="26"/>
+                <w:szCs w:val="26"/>
+              </w:rPr>
+            </w:pPr>
+            <w:r>
+              <w:rPr>
+                <w:rFonts w:ascii="Times New Roman" w:hAnsi="Times New Roman" w:cs="Times New Roman"/>
+                <w:b/>
+                <w:bCs/>
                 <w:sz w:val="26"/>
                 <w:szCs w:val="26"/>
               </w:rPr>
@@ -11736,21 +10838,14 @@
         </w:tc>
         <w:tc>
           <w:tcPr>
-            <w:tcW w:w="2448" w:type="dxa"/>
-            <w:tcBorders>
-              <w:top w:val="single" w:sz="4" w:space="0" w:color="000000"/>
-              <w:left w:val="single" w:sz="4" w:space="0" w:color="000000"/>
-              <w:bottom w:val="single" w:sz="4" w:space="0" w:color="000000"/>
-              <w:right w:val="single" w:sz="4" w:space="0" w:color="000000"/>
-            </w:tcBorders>
-            <w:shd w:val="clear" w:color="000000" w:fill="FFFFFF"/>
-            <w:vAlign w:val="center"/>
-          </w:tcPr>
-          <w:p>
-            <w:pPr>
-              <w:jc w:val="center"/>
-              <w:rPr>
-                <w:rFonts w:ascii="Times New Roman" w:eastAsia="MS PGothic" w:hAnsi="Times New Roman" w:cs="Times New Roman"/>
+            <w:tcW w:w="2693" w:type="dxa"/>
+            <w:hideMark/>
+          </w:tcPr>
+          <w:p>
+            <w:pPr>
+              <w:spacing w:after="0" w:line="360" w:lineRule="auto"/>
+              <w:rPr>
+                <w:rFonts w:ascii="Times New Roman" w:hAnsi="Times New Roman" w:cs="Times New Roman"/>
                 <w:sz w:val="26"/>
                 <w:szCs w:val="26"/>
               </w:rPr>
@@ -11767,188 +10862,147 @@
         </w:tc>
         <w:tc>
           <w:tcPr>
-            <w:tcW w:w="4763" w:type="dxa"/>
-            <w:tcBorders>
-              <w:top w:val="single" w:sz="4" w:space="0" w:color="000000"/>
-              <w:left w:val="single" w:sz="4" w:space="0" w:color="000000"/>
-              <w:bottom w:val="single" w:sz="4" w:space="0" w:color="000000"/>
-              <w:right w:val="single" w:sz="4" w:space="0" w:color="000000"/>
-            </w:tcBorders>
-            <w:shd w:val="clear" w:color="000000" w:fill="FFFFFF"/>
-            <w:vAlign w:val="center"/>
-          </w:tcPr>
-          <w:p>
-            <w:pPr>
-              <w:jc w:val="center"/>
-              <w:rPr>
-                <w:rFonts w:ascii="Times New Roman" w:eastAsia="MS PGothic" w:hAnsi="Times New Roman" w:cs="Times New Roman"/>
-                <w:sz w:val="26"/>
-                <w:szCs w:val="26"/>
-              </w:rPr>
-            </w:pPr>
-            <w:r>
-              <w:rPr>
-                <w:rFonts w:ascii="Times New Roman" w:hAnsi="Times New Roman" w:cs="Times New Roman"/>
-                <w:sz w:val="26"/>
-                <w:szCs w:val="26"/>
-              </w:rPr>
-              <w:t>Không có lỗi. Chuyên viên cập nhật tiến độ DOING -&gt; COMPLETED, lưu đúng ngày hoàn thành thực tế.</w:t>
-            </w:r>
-          </w:p>
-        </w:tc>
-        <w:tc>
-          <w:tcPr>
-            <w:tcW w:w="3991" w:type="dxa"/>
-            <w:tcBorders>
-              <w:top w:val="single" w:sz="4" w:space="0" w:color="000000"/>
-              <w:left w:val="single" w:sz="4" w:space="0" w:color="000000"/>
-              <w:bottom w:val="single" w:sz="4" w:space="0" w:color="000000"/>
-              <w:right w:val="single" w:sz="4" w:space="0" w:color="000000"/>
-            </w:tcBorders>
-            <w:shd w:val="clear" w:color="000000" w:fill="FFFFFF"/>
-            <w:vAlign w:val="center"/>
-          </w:tcPr>
-          <w:p>
-            <w:pPr>
-              <w:jc w:val="center"/>
-              <w:rPr>
-                <w:rFonts w:ascii="Times New Roman" w:eastAsia="MS PGothic" w:hAnsi="Times New Roman" w:cs="Times New Roman"/>
-                <w:sz w:val="26"/>
-                <w:szCs w:val="26"/>
-              </w:rPr>
-            </w:pPr>
-            <w:r>
-              <w:rPr>
-                <w:rFonts w:ascii="Times New Roman" w:hAnsi="Times New Roman" w:cs="Times New Roman"/>
-                <w:sz w:val="26"/>
-                <w:szCs w:val="26"/>
-              </w:rPr>
-              <w:t>Pytest tự động (test_tasks.py)</w:t>
+            <w:tcW w:w="4515" w:type="dxa"/>
+            <w:hideMark/>
+          </w:tcPr>
+          <w:p>
+            <w:pPr>
+              <w:spacing w:after="0" w:line="360" w:lineRule="auto"/>
+              <w:rPr>
+                <w:rFonts w:ascii="Times New Roman" w:hAnsi="Times New Roman" w:cs="Times New Roman"/>
+                <w:sz w:val="26"/>
+                <w:szCs w:val="26"/>
+              </w:rPr>
+            </w:pPr>
+            <w:r>
+              <w:rPr>
+                <w:rFonts w:ascii="Times New Roman" w:hAnsi="Times New Roman" w:cs="Times New Roman"/>
+                <w:sz w:val="26"/>
+                <w:szCs w:val="26"/>
+              </w:rPr>
+              <w:t>Không có lỗi. Hệ thống kiểm tra đuôi tệp và MIME-type, từ chối file lạ (.exe) ngay lập tức (HTTP 400).</w:t>
+            </w:r>
+          </w:p>
+        </w:tc>
+        <w:tc>
+          <w:tcPr>
+            <w:tcW w:w="2330" w:type="dxa"/>
+            <w:hideMark/>
+          </w:tcPr>
+          <w:p>
+            <w:pPr>
+              <w:spacing w:after="0" w:line="360" w:lineRule="auto"/>
+              <w:rPr>
+                <w:rFonts w:ascii="Times New Roman" w:hAnsi="Times New Roman" w:cs="Times New Roman"/>
+                <w:sz w:val="26"/>
+                <w:szCs w:val="26"/>
+              </w:rPr>
+            </w:pPr>
+            <w:r>
+              <w:rPr>
+                <w:rFonts w:ascii="Times New Roman" w:hAnsi="Times New Roman" w:cs="Times New Roman"/>
+                <w:sz w:val="26"/>
+                <w:szCs w:val="26"/>
+              </w:rPr>
+              <w:t>Kiểm thử bảo mật (Negative test)</w:t>
             </w:r>
           </w:p>
         </w:tc>
       </w:tr>
       <w:tr>
-        <w:trPr>
-          <w:trHeight w:val="270"/>
-        </w:trPr>
-        <w:tc>
-          <w:tcPr>
-            <w:tcW w:w="3194" w:type="dxa"/>
-            <w:tcBorders>
-              <w:top w:val="single" w:sz="4" w:space="0" w:color="000000"/>
-              <w:left w:val="single" w:sz="4" w:space="0" w:color="000000"/>
-              <w:bottom w:val="single" w:sz="4" w:space="0" w:color="000000"/>
-              <w:right w:val="single" w:sz="4" w:space="0" w:color="000000"/>
-            </w:tcBorders>
-            <w:shd w:val="clear" w:color="000000" w:fill="FFFFFF"/>
-            <w:vAlign w:val="center"/>
-          </w:tcPr>
-          <w:p>
-            <w:pPr>
-              <w:jc w:val="center"/>
-              <w:rPr>
-                <w:rFonts w:ascii="Times New Roman" w:hAnsi="Times New Roman" w:cs="Times New Roman"/>
-                <w:sz w:val="26"/>
-                <w:szCs w:val="26"/>
-              </w:rPr>
-            </w:pPr>
-            <w:r>
-              <w:rPr>
-                <w:rFonts w:ascii="Times New Roman" w:hAnsi="Times New Roman" w:cs="Times New Roman"/>
-                <w:sz w:val="26"/>
-                <w:szCs w:val="26"/>
-              </w:rPr>
-              <w:t>TC_SEARCH_01</w:t>
-            </w:r>
-          </w:p>
-        </w:tc>
-        <w:tc>
-          <w:tcPr>
-            <w:tcW w:w="2160" w:type="dxa"/>
-            <w:tcBorders>
-              <w:top w:val="single" w:sz="4" w:space="0" w:color="000000"/>
-              <w:left w:val="single" w:sz="4" w:space="0" w:color="000000"/>
-              <w:bottom w:val="single" w:sz="4" w:space="0" w:color="000000"/>
-              <w:right w:val="single" w:sz="4" w:space="0" w:color="000000"/>
-            </w:tcBorders>
-            <w:shd w:val="clear" w:color="000000" w:fill="FFFFFF"/>
-            <w:vAlign w:val="center"/>
-          </w:tcPr>
-          <w:p>
-            <w:pPr>
-              <w:jc w:val="center"/>
-              <w:rPr>
-                <w:rFonts w:ascii="Times New Roman" w:eastAsia="MS PGothic" w:hAnsi="Times New Roman" w:cs="Times New Roman"/>
-                <w:sz w:val="26"/>
-                <w:szCs w:val="26"/>
-              </w:rPr>
-            </w:pPr>
-            <w:r>
-              <w:rPr>
-                <w:rFonts w:ascii="Times New Roman" w:hAnsi="Times New Roman" w:cs="Times New Roman"/>
-                <w:sz w:val="26"/>
-                <w:szCs w:val="26"/>
-              </w:rPr>
-              <w:t>24/09/2026</w:t>
-            </w:r>
-          </w:p>
-        </w:tc>
-        <w:tc>
-          <w:tcPr>
-            <w:tcW w:w="2993" w:type="dxa"/>
-            <w:tcBorders>
-              <w:top w:val="single" w:sz="4" w:space="0" w:color="000000"/>
-              <w:left w:val="single" w:sz="4" w:space="0" w:color="000000"/>
-              <w:bottom w:val="single" w:sz="4" w:space="0" w:color="000000"/>
-              <w:right w:val="single" w:sz="4" w:space="0" w:color="000000"/>
-            </w:tcBorders>
-            <w:shd w:val="clear" w:color="000000" w:fill="FFFFFF"/>
-            <w:vAlign w:val="center"/>
-          </w:tcPr>
-          <w:p>
-            <w:pPr>
-              <w:jc w:val="center"/>
-              <w:rPr>
-                <w:rFonts w:ascii="Times New Roman" w:eastAsia="MS PGothic" w:hAnsi="Times New Roman" w:cs="Times New Roman"/>
-                <w:sz w:val="26"/>
-                <w:szCs w:val="26"/>
-              </w:rPr>
-            </w:pPr>
-            <w:r>
-              <w:rPr>
-                <w:rFonts w:ascii="Times New Roman" w:eastAsia="MS PGothic" w:hAnsi="Times New Roman" w:cs="Times New Roman"/>
-                <w:sz w:val="26"/>
-                <w:szCs w:val="26"/>
-              </w:rPr>
-              <w:t>Hoàng Anh Tuấn</w:t>
-            </w:r>
-          </w:p>
-        </w:tc>
-        <w:tc>
-          <w:tcPr>
-            <w:tcW w:w="2327" w:type="dxa"/>
-            <w:tcBorders>
-              <w:top w:val="single" w:sz="4" w:space="0" w:color="000000"/>
-              <w:left w:val="single" w:sz="4" w:space="0" w:color="000000"/>
-              <w:bottom w:val="single" w:sz="4" w:space="0" w:color="000000"/>
-              <w:right w:val="single" w:sz="4" w:space="0" w:color="000000"/>
-            </w:tcBorders>
-            <w:shd w:val="clear" w:color="000000" w:fill="FFFFFF"/>
-            <w:vAlign w:val="center"/>
-          </w:tcPr>
-          <w:p>
-            <w:pPr>
-              <w:jc w:val="center"/>
-              <w:rPr>
-                <w:rFonts w:ascii="Times New Roman" w:eastAsia="MS PGothic" w:hAnsi="Times New Roman" w:cs="Times New Roman"/>
-                <w:sz w:val="26"/>
-                <w:szCs w:val="26"/>
-              </w:rPr>
-            </w:pPr>
-            <w:r>
-              <w:rPr>
-                <w:rFonts w:ascii="Times New Roman" w:hAnsi="Times New Roman" w:cs="Times New Roman"/>
+        <w:tc>
+          <w:tcPr>
+            <w:tcW w:w="0" w:type="auto"/>
+            <w:hideMark/>
+          </w:tcPr>
+          <w:p>
+            <w:pPr>
+              <w:spacing w:after="0" w:line="360" w:lineRule="auto"/>
+              <w:rPr>
+                <w:rFonts w:ascii="Times New Roman" w:hAnsi="Times New Roman" w:cs="Times New Roman"/>
+                <w:sz w:val="26"/>
+                <w:szCs w:val="26"/>
+              </w:rPr>
+            </w:pPr>
+            <w:r>
+              <w:rPr>
+                <w:rFonts w:ascii="Times New Roman" w:hAnsi="Times New Roman" w:cs="Times New Roman"/>
+                <w:b/>
+                <w:bCs/>
+                <w:sz w:val="26"/>
+                <w:szCs w:val="26"/>
+              </w:rPr>
+              <w:t>TC_FILE_03</w:t>
+            </w:r>
+          </w:p>
+        </w:tc>
+        <w:tc>
+          <w:tcPr>
+            <w:tcW w:w="0" w:type="auto"/>
+            <w:hideMark/>
+          </w:tcPr>
+          <w:p>
+            <w:pPr>
+              <w:spacing w:after="0" w:line="360" w:lineRule="auto"/>
+              <w:rPr>
+                <w:rFonts w:ascii="Times New Roman" w:hAnsi="Times New Roman" w:cs="Times New Roman"/>
+                <w:sz w:val="26"/>
+                <w:szCs w:val="26"/>
+              </w:rPr>
+            </w:pPr>
+            <w:r>
+              <w:rPr>
+                <w:rFonts w:ascii="Times New Roman" w:hAnsi="Times New Roman" w:cs="Times New Roman"/>
+                <w:sz w:val="26"/>
+                <w:szCs w:val="26"/>
+              </w:rPr>
+              <w:t>23/09/2026</w:t>
+            </w:r>
+          </w:p>
+        </w:tc>
+        <w:tc>
+          <w:tcPr>
+            <w:tcW w:w="2207" w:type="dxa"/>
+            <w:hideMark/>
+          </w:tcPr>
+          <w:p>
+            <w:pPr>
+              <w:spacing w:after="0" w:line="360" w:lineRule="auto"/>
+              <w:rPr>
+                <w:rFonts w:ascii="Times New Roman" w:hAnsi="Times New Roman" w:cs="Times New Roman"/>
+                <w:sz w:val="26"/>
+                <w:szCs w:val="26"/>
+              </w:rPr>
+            </w:pPr>
+            <w:r>
+              <w:rPr>
+                <w:rFonts w:ascii="Times New Roman" w:hAnsi="Times New Roman" w:cs="Times New Roman"/>
+                <w:sz w:val="26"/>
+                <w:szCs w:val="26"/>
+              </w:rPr>
+              <w:t>Trần Ngọc Hải</w:t>
+            </w:r>
+          </w:p>
+        </w:tc>
+        <w:tc>
+          <w:tcPr>
+            <w:tcW w:w="1134" w:type="dxa"/>
+            <w:hideMark/>
+          </w:tcPr>
+          <w:p>
+            <w:pPr>
+              <w:spacing w:after="0" w:line="360" w:lineRule="auto"/>
+              <w:rPr>
+                <w:rFonts w:ascii="Times New Roman" w:hAnsi="Times New Roman" w:cs="Times New Roman"/>
+                <w:sz w:val="26"/>
+                <w:szCs w:val="26"/>
+              </w:rPr>
+            </w:pPr>
+            <w:r>
+              <w:rPr>
+                <w:rFonts w:ascii="Times New Roman" w:hAnsi="Times New Roman" w:cs="Times New Roman"/>
+                <w:b/>
+                <w:bCs/>
                 <w:sz w:val="26"/>
                 <w:szCs w:val="26"/>
               </w:rPr>
@@ -11958,21 +11012,14 @@
         </w:tc>
         <w:tc>
           <w:tcPr>
-            <w:tcW w:w="2448" w:type="dxa"/>
-            <w:tcBorders>
-              <w:top w:val="single" w:sz="4" w:space="0" w:color="000000"/>
-              <w:left w:val="single" w:sz="4" w:space="0" w:color="000000"/>
-              <w:bottom w:val="single" w:sz="4" w:space="0" w:color="000000"/>
-              <w:right w:val="single" w:sz="4" w:space="0" w:color="000000"/>
-            </w:tcBorders>
-            <w:shd w:val="clear" w:color="000000" w:fill="FFFFFF"/>
-            <w:vAlign w:val="center"/>
-          </w:tcPr>
-          <w:p>
-            <w:pPr>
-              <w:jc w:val="center"/>
-              <w:rPr>
-                <w:rFonts w:ascii="Times New Roman" w:eastAsia="MS PGothic" w:hAnsi="Times New Roman" w:cs="Times New Roman"/>
+            <w:tcW w:w="2693" w:type="dxa"/>
+            <w:hideMark/>
+          </w:tcPr>
+          <w:p>
+            <w:pPr>
+              <w:spacing w:after="0" w:line="360" w:lineRule="auto"/>
+              <w:rPr>
+                <w:rFonts w:ascii="Times New Roman" w:hAnsi="Times New Roman" w:cs="Times New Roman"/>
                 <w:sz w:val="26"/>
                 <w:szCs w:val="26"/>
               </w:rPr>
@@ -11989,188 +11036,147 @@
         </w:tc>
         <w:tc>
           <w:tcPr>
-            <w:tcW w:w="4763" w:type="dxa"/>
-            <w:tcBorders>
-              <w:top w:val="single" w:sz="4" w:space="0" w:color="000000"/>
-              <w:left w:val="single" w:sz="4" w:space="0" w:color="000000"/>
-              <w:bottom w:val="single" w:sz="4" w:space="0" w:color="000000"/>
-              <w:right w:val="single" w:sz="4" w:space="0" w:color="000000"/>
-            </w:tcBorders>
-            <w:shd w:val="clear" w:color="000000" w:fill="FFFFFF"/>
-            <w:vAlign w:val="center"/>
-          </w:tcPr>
-          <w:p>
-            <w:pPr>
-              <w:jc w:val="center"/>
-              <w:rPr>
-                <w:rFonts w:ascii="Times New Roman" w:eastAsia="MS PGothic" w:hAnsi="Times New Roman" w:cs="Times New Roman"/>
-                <w:sz w:val="26"/>
-                <w:szCs w:val="26"/>
-              </w:rPr>
-            </w:pPr>
-            <w:r>
-              <w:rPr>
-                <w:rFonts w:ascii="Times New Roman" w:hAnsi="Times New Roman" w:cs="Times New Roman"/>
-                <w:sz w:val="26"/>
-                <w:szCs w:val="26"/>
-              </w:rPr>
-              <w:t>Không có lỗi. Truy vấn SQL lọc kết hợp LIKE số hiệu, trích yếu và khớp chính xác trạng thái.</w:t>
-            </w:r>
-          </w:p>
-        </w:tc>
-        <w:tc>
-          <w:tcPr>
-            <w:tcW w:w="3991" w:type="dxa"/>
-            <w:tcBorders>
-              <w:top w:val="single" w:sz="4" w:space="0" w:color="000000"/>
-              <w:left w:val="single" w:sz="4" w:space="0" w:color="000000"/>
-              <w:bottom w:val="single" w:sz="4" w:space="0" w:color="000000"/>
-              <w:right w:val="single" w:sz="4" w:space="0" w:color="000000"/>
-            </w:tcBorders>
-            <w:shd w:val="clear" w:color="000000" w:fill="FFFFFF"/>
-            <w:vAlign w:val="center"/>
-          </w:tcPr>
-          <w:p>
-            <w:pPr>
-              <w:jc w:val="center"/>
-              <w:rPr>
-                <w:rFonts w:ascii="Times New Roman" w:eastAsia="MS PGothic" w:hAnsi="Times New Roman" w:cs="Times New Roman"/>
-                <w:sz w:val="26"/>
-                <w:szCs w:val="26"/>
-              </w:rPr>
-            </w:pPr>
-            <w:r>
-              <w:rPr>
-                <w:rFonts w:ascii="Times New Roman" w:hAnsi="Times New Roman" w:cs="Times New Roman"/>
-                <w:sz w:val="26"/>
-                <w:szCs w:val="26"/>
-              </w:rPr>
-              <w:t>Pytest tự động (test_documents.py)</w:t>
+            <w:tcW w:w="4515" w:type="dxa"/>
+            <w:hideMark/>
+          </w:tcPr>
+          <w:p>
+            <w:pPr>
+              <w:spacing w:after="0" w:line="360" w:lineRule="auto"/>
+              <w:rPr>
+                <w:rFonts w:ascii="Times New Roman" w:hAnsi="Times New Roman" w:cs="Times New Roman"/>
+                <w:sz w:val="26"/>
+                <w:szCs w:val="26"/>
+              </w:rPr>
+            </w:pPr>
+            <w:r>
+              <w:rPr>
+                <w:rFonts w:ascii="Times New Roman" w:hAnsi="Times New Roman" w:cs="Times New Roman"/>
+                <w:sz w:val="26"/>
+                <w:szCs w:val="26"/>
+              </w:rPr>
+              <w:t>Không có lỗi. Tải tệp vượt 50MB bị hệ thống từ chối với mã HTTP 413 Payload Too Large.</w:t>
+            </w:r>
+          </w:p>
+        </w:tc>
+        <w:tc>
+          <w:tcPr>
+            <w:tcW w:w="2330" w:type="dxa"/>
+            <w:hideMark/>
+          </w:tcPr>
+          <w:p>
+            <w:pPr>
+              <w:spacing w:after="0" w:line="360" w:lineRule="auto"/>
+              <w:rPr>
+                <w:rFonts w:ascii="Times New Roman" w:hAnsi="Times New Roman" w:cs="Times New Roman"/>
+                <w:sz w:val="26"/>
+                <w:szCs w:val="26"/>
+              </w:rPr>
+            </w:pPr>
+            <w:r>
+              <w:rPr>
+                <w:rFonts w:ascii="Times New Roman" w:hAnsi="Times New Roman" w:cs="Times New Roman"/>
+                <w:sz w:val="26"/>
+                <w:szCs w:val="26"/>
+              </w:rPr>
+              <w:t>Kiểm thử tải tệp biên (Boundary test)</w:t>
             </w:r>
           </w:p>
         </w:tc>
       </w:tr>
       <w:tr>
-        <w:trPr>
-          <w:trHeight w:val="270"/>
-        </w:trPr>
-        <w:tc>
-          <w:tcPr>
-            <w:tcW w:w="3194" w:type="dxa"/>
-            <w:tcBorders>
-              <w:top w:val="single" w:sz="4" w:space="0" w:color="000000"/>
-              <w:left w:val="single" w:sz="4" w:space="0" w:color="000000"/>
-              <w:bottom w:val="single" w:sz="4" w:space="0" w:color="000000"/>
-              <w:right w:val="single" w:sz="4" w:space="0" w:color="000000"/>
-            </w:tcBorders>
-            <w:shd w:val="clear" w:color="000000" w:fill="FFFFFF"/>
-            <w:vAlign w:val="center"/>
-          </w:tcPr>
-          <w:p>
-            <w:pPr>
-              <w:jc w:val="center"/>
-              <w:rPr>
-                <w:rFonts w:ascii="Times New Roman" w:hAnsi="Times New Roman" w:cs="Times New Roman"/>
-                <w:sz w:val="26"/>
-                <w:szCs w:val="26"/>
-              </w:rPr>
-            </w:pPr>
-            <w:r>
-              <w:rPr>
-                <w:rFonts w:ascii="Times New Roman" w:hAnsi="Times New Roman" w:cs="Times New Roman"/>
-                <w:sz w:val="26"/>
-                <w:szCs w:val="26"/>
-              </w:rPr>
-              <w:t>TC_SEARCH_02</w:t>
-            </w:r>
-          </w:p>
-        </w:tc>
-        <w:tc>
-          <w:tcPr>
-            <w:tcW w:w="2160" w:type="dxa"/>
-            <w:tcBorders>
-              <w:top w:val="single" w:sz="4" w:space="0" w:color="000000"/>
-              <w:left w:val="single" w:sz="4" w:space="0" w:color="000000"/>
-              <w:bottom w:val="single" w:sz="4" w:space="0" w:color="000000"/>
-              <w:right w:val="single" w:sz="4" w:space="0" w:color="000000"/>
-            </w:tcBorders>
-            <w:shd w:val="clear" w:color="000000" w:fill="FFFFFF"/>
-            <w:vAlign w:val="center"/>
-          </w:tcPr>
-          <w:p>
-            <w:pPr>
-              <w:jc w:val="center"/>
-              <w:rPr>
-                <w:rFonts w:ascii="Times New Roman" w:eastAsia="MS PGothic" w:hAnsi="Times New Roman" w:cs="Times New Roman"/>
-                <w:sz w:val="26"/>
-                <w:szCs w:val="26"/>
-              </w:rPr>
-            </w:pPr>
-            <w:r>
-              <w:rPr>
-                <w:rFonts w:ascii="Times New Roman" w:hAnsi="Times New Roman" w:cs="Times New Roman"/>
-                <w:sz w:val="26"/>
-                <w:szCs w:val="26"/>
-              </w:rPr>
-              <w:t>24/09/2026</w:t>
-            </w:r>
-          </w:p>
-        </w:tc>
-        <w:tc>
-          <w:tcPr>
-            <w:tcW w:w="2993" w:type="dxa"/>
-            <w:tcBorders>
-              <w:top w:val="single" w:sz="4" w:space="0" w:color="000000"/>
-              <w:left w:val="single" w:sz="4" w:space="0" w:color="000000"/>
-              <w:bottom w:val="single" w:sz="4" w:space="0" w:color="000000"/>
-              <w:right w:val="single" w:sz="4" w:space="0" w:color="000000"/>
-            </w:tcBorders>
-            <w:shd w:val="clear" w:color="000000" w:fill="FFFFFF"/>
-            <w:vAlign w:val="center"/>
-          </w:tcPr>
-          <w:p>
-            <w:pPr>
-              <w:jc w:val="center"/>
-              <w:rPr>
-                <w:rFonts w:ascii="Times New Roman" w:eastAsia="MS PGothic" w:hAnsi="Times New Roman" w:cs="Times New Roman"/>
-                <w:sz w:val="26"/>
-                <w:szCs w:val="26"/>
-              </w:rPr>
-            </w:pPr>
-            <w:r>
-              <w:rPr>
-                <w:rFonts w:ascii="Times New Roman" w:eastAsia="MS PGothic" w:hAnsi="Times New Roman" w:cs="Times New Roman"/>
-                <w:sz w:val="26"/>
-                <w:szCs w:val="26"/>
-              </w:rPr>
-              <w:t>Hoàng Anh Tuấn</w:t>
-            </w:r>
-          </w:p>
-        </w:tc>
-        <w:tc>
-          <w:tcPr>
-            <w:tcW w:w="2327" w:type="dxa"/>
-            <w:tcBorders>
-              <w:top w:val="single" w:sz="4" w:space="0" w:color="000000"/>
-              <w:left w:val="single" w:sz="4" w:space="0" w:color="000000"/>
-              <w:bottom w:val="single" w:sz="4" w:space="0" w:color="000000"/>
-              <w:right w:val="single" w:sz="4" w:space="0" w:color="000000"/>
-            </w:tcBorders>
-            <w:shd w:val="clear" w:color="000000" w:fill="FFFFFF"/>
-            <w:vAlign w:val="center"/>
-          </w:tcPr>
-          <w:p>
-            <w:pPr>
-              <w:jc w:val="center"/>
-              <w:rPr>
-                <w:rFonts w:ascii="Times New Roman" w:eastAsia="MS PGothic" w:hAnsi="Times New Roman" w:cs="Times New Roman"/>
-                <w:sz w:val="26"/>
-                <w:szCs w:val="26"/>
-              </w:rPr>
-            </w:pPr>
-            <w:r>
-              <w:rPr>
-                <w:rFonts w:ascii="Times New Roman" w:hAnsi="Times New Roman" w:cs="Times New Roman"/>
+        <w:tc>
+          <w:tcPr>
+            <w:tcW w:w="0" w:type="auto"/>
+            <w:hideMark/>
+          </w:tcPr>
+          <w:p>
+            <w:pPr>
+              <w:spacing w:after="0" w:line="360" w:lineRule="auto"/>
+              <w:rPr>
+                <w:rFonts w:ascii="Times New Roman" w:hAnsi="Times New Roman" w:cs="Times New Roman"/>
+                <w:sz w:val="26"/>
+                <w:szCs w:val="26"/>
+              </w:rPr>
+            </w:pPr>
+            <w:r>
+              <w:rPr>
+                <w:rFonts w:ascii="Times New Roman" w:hAnsi="Times New Roman" w:cs="Times New Roman"/>
+                <w:b/>
+                <w:bCs/>
+                <w:sz w:val="26"/>
+                <w:szCs w:val="26"/>
+              </w:rPr>
+              <w:t>TC_TASK_01</w:t>
+            </w:r>
+          </w:p>
+        </w:tc>
+        <w:tc>
+          <w:tcPr>
+            <w:tcW w:w="0" w:type="auto"/>
+            <w:hideMark/>
+          </w:tcPr>
+          <w:p>
+            <w:pPr>
+              <w:spacing w:after="0" w:line="360" w:lineRule="auto"/>
+              <w:rPr>
+                <w:rFonts w:ascii="Times New Roman" w:hAnsi="Times New Roman" w:cs="Times New Roman"/>
+                <w:sz w:val="26"/>
+                <w:szCs w:val="26"/>
+              </w:rPr>
+            </w:pPr>
+            <w:r>
+              <w:rPr>
+                <w:rFonts w:ascii="Times New Roman" w:hAnsi="Times New Roman" w:cs="Times New Roman"/>
+                <w:sz w:val="26"/>
+                <w:szCs w:val="26"/>
+              </w:rPr>
+              <w:t>23/09/2026</w:t>
+            </w:r>
+          </w:p>
+        </w:tc>
+        <w:tc>
+          <w:tcPr>
+            <w:tcW w:w="2207" w:type="dxa"/>
+            <w:hideMark/>
+          </w:tcPr>
+          <w:p>
+            <w:pPr>
+              <w:spacing w:after="0" w:line="360" w:lineRule="auto"/>
+              <w:rPr>
+                <w:rFonts w:ascii="Times New Roman" w:hAnsi="Times New Roman" w:cs="Times New Roman"/>
+                <w:sz w:val="26"/>
+                <w:szCs w:val="26"/>
+              </w:rPr>
+            </w:pPr>
+            <w:r>
+              <w:rPr>
+                <w:rFonts w:ascii="Times New Roman" w:hAnsi="Times New Roman" w:cs="Times New Roman"/>
+                <w:sz w:val="26"/>
+                <w:szCs w:val="26"/>
+              </w:rPr>
+              <w:t>Trần Ngọc Hải</w:t>
+            </w:r>
+          </w:p>
+        </w:tc>
+        <w:tc>
+          <w:tcPr>
+            <w:tcW w:w="1134" w:type="dxa"/>
+            <w:hideMark/>
+          </w:tcPr>
+          <w:p>
+            <w:pPr>
+              <w:spacing w:after="0" w:line="360" w:lineRule="auto"/>
+              <w:rPr>
+                <w:rFonts w:ascii="Times New Roman" w:hAnsi="Times New Roman" w:cs="Times New Roman"/>
+                <w:sz w:val="26"/>
+                <w:szCs w:val="26"/>
+              </w:rPr>
+            </w:pPr>
+            <w:r>
+              <w:rPr>
+                <w:rFonts w:ascii="Times New Roman" w:hAnsi="Times New Roman" w:cs="Times New Roman"/>
+                <w:b/>
+                <w:bCs/>
                 <w:sz w:val="26"/>
                 <w:szCs w:val="26"/>
               </w:rPr>
@@ -12180,219 +11186,171 @@
         </w:tc>
         <w:tc>
           <w:tcPr>
-            <w:tcW w:w="2448" w:type="dxa"/>
-            <w:tcBorders>
-              <w:top w:val="single" w:sz="4" w:space="0" w:color="000000"/>
-              <w:left w:val="single" w:sz="4" w:space="0" w:color="000000"/>
-              <w:bottom w:val="single" w:sz="4" w:space="0" w:color="000000"/>
-              <w:right w:val="single" w:sz="4" w:space="0" w:color="000000"/>
-            </w:tcBorders>
-            <w:shd w:val="clear" w:color="000000" w:fill="FFFFFF"/>
-            <w:vAlign w:val="center"/>
-          </w:tcPr>
-          <w:p>
-            <w:pPr>
-              <w:jc w:val="center"/>
-              <w:rPr>
-                <w:rFonts w:ascii="Times New Roman" w:eastAsia="MS PGothic" w:hAnsi="Times New Roman" w:cs="Times New Roman"/>
-                <w:sz w:val="26"/>
-                <w:szCs w:val="26"/>
-              </w:rPr>
-            </w:pPr>
-            <w:r>
-              <w:rPr>
-                <w:rFonts w:ascii="Times New Roman" w:hAnsi="Times New Roman" w:cs="Times New Roman"/>
-                <w:sz w:val="26"/>
-                <w:szCs w:val="26"/>
-              </w:rPr>
-              <w:t>Thấp (Low)</w:t>
-            </w:r>
-          </w:p>
-        </w:tc>
-        <w:tc>
-          <w:tcPr>
-            <w:tcW w:w="4763" w:type="dxa"/>
-            <w:tcBorders>
-              <w:top w:val="single" w:sz="4" w:space="0" w:color="000000"/>
-              <w:left w:val="single" w:sz="4" w:space="0" w:color="000000"/>
-              <w:bottom w:val="single" w:sz="4" w:space="0" w:color="000000"/>
-              <w:right w:val="single" w:sz="4" w:space="0" w:color="000000"/>
-            </w:tcBorders>
-            <w:shd w:val="clear" w:color="000000" w:fill="FFFFFF"/>
-            <w:vAlign w:val="center"/>
-          </w:tcPr>
-          <w:p>
-            <w:pPr>
-              <w:jc w:val="center"/>
-              <w:rPr>
-                <w:rFonts w:ascii="Times New Roman" w:eastAsia="MS PGothic" w:hAnsi="Times New Roman" w:cs="Times New Roman"/>
-                <w:sz w:val="26"/>
-                <w:szCs w:val="26"/>
-              </w:rPr>
-            </w:pPr>
-            <w:r>
-              <w:rPr>
-                <w:rFonts w:ascii="Times New Roman" w:hAnsi="Times New Roman" w:cs="Times New Roman"/>
-                <w:sz w:val="26"/>
-                <w:szCs w:val="26"/>
-              </w:rPr>
-              <w:t>Không có lỗi. Trả về mảng rỗng [] mã 200, không bị crash Backend 500 khi không có kết quả.</w:t>
-            </w:r>
-          </w:p>
-        </w:tc>
-        <w:tc>
-          <w:tcPr>
-            <w:tcW w:w="3991" w:type="dxa"/>
-            <w:tcBorders>
-              <w:top w:val="single" w:sz="4" w:space="0" w:color="000000"/>
-              <w:left w:val="single" w:sz="4" w:space="0" w:color="000000"/>
-              <w:bottom w:val="single" w:sz="4" w:space="0" w:color="000000"/>
-              <w:right w:val="single" w:sz="4" w:space="0" w:color="000000"/>
-            </w:tcBorders>
-            <w:shd w:val="clear" w:color="000000" w:fill="FFFFFF"/>
-            <w:vAlign w:val="center"/>
-          </w:tcPr>
-          <w:p>
-            <w:pPr>
-              <w:jc w:val="center"/>
-              <w:rPr>
-                <w:rFonts w:ascii="Times New Roman" w:eastAsia="MS PGothic" w:hAnsi="Times New Roman" w:cs="Times New Roman"/>
-                <w:sz w:val="26"/>
-                <w:szCs w:val="26"/>
-              </w:rPr>
-            </w:pPr>
-            <w:r>
-              <w:rPr>
-                <w:rFonts w:ascii="Times New Roman" w:hAnsi="Times New Roman" w:cs="Times New Roman"/>
-                <w:sz w:val="26"/>
-                <w:szCs w:val="26"/>
-              </w:rPr>
-              <w:t>Kiểm thử biên (Boundary test)</w:t>
+            <w:tcW w:w="2693" w:type="dxa"/>
+            <w:hideMark/>
+          </w:tcPr>
+          <w:p>
+            <w:pPr>
+              <w:spacing w:after="0" w:line="360" w:lineRule="auto"/>
+              <w:rPr>
+                <w:rFonts w:ascii="Times New Roman" w:hAnsi="Times New Roman" w:cs="Times New Roman"/>
+                <w:sz w:val="26"/>
+                <w:szCs w:val="26"/>
+              </w:rPr>
+            </w:pPr>
+            <w:r>
+              <w:rPr>
+                <w:rFonts w:ascii="Times New Roman" w:hAnsi="Times New Roman" w:cs="Times New Roman"/>
+                <w:sz w:val="26"/>
+                <w:szCs w:val="26"/>
+              </w:rPr>
+              <w:t>Nghiêm trọng (Critical)</w:t>
+            </w:r>
+          </w:p>
+        </w:tc>
+        <w:tc>
+          <w:tcPr>
+            <w:tcW w:w="4515" w:type="dxa"/>
+            <w:hideMark/>
+          </w:tcPr>
+          <w:p>
+            <w:pPr>
+              <w:spacing w:after="0" w:line="360" w:lineRule="auto"/>
+              <w:rPr>
+                <w:rFonts w:ascii="Times New Roman" w:hAnsi="Times New Roman" w:cs="Times New Roman"/>
+                <w:sz w:val="26"/>
+                <w:szCs w:val="26"/>
+              </w:rPr>
+            </w:pPr>
+            <w:r>
+              <w:rPr>
+                <w:rFonts w:ascii="Times New Roman" w:hAnsi="Times New Roman" w:cs="Times New Roman"/>
+                <w:sz w:val="26"/>
+                <w:szCs w:val="26"/>
+              </w:rPr>
+              <w:t>Không có lỗi. Lãnh đạo giao việc thành công, công văn tự động chuyển từ RECEIVED sang IN_PROGRESS.</w:t>
+            </w:r>
+          </w:p>
+        </w:tc>
+        <w:tc>
+          <w:tcPr>
+            <w:tcW w:w="2330" w:type="dxa"/>
+            <w:hideMark/>
+          </w:tcPr>
+          <w:p>
+            <w:pPr>
+              <w:spacing w:after="0" w:line="360" w:lineRule="auto"/>
+              <w:rPr>
+                <w:rFonts w:ascii="Times New Roman" w:hAnsi="Times New Roman" w:cs="Times New Roman"/>
+                <w:sz w:val="26"/>
+                <w:szCs w:val="26"/>
+              </w:rPr>
+            </w:pPr>
+            <w:r>
+              <w:rPr>
+                <w:rFonts w:ascii="Times New Roman" w:hAnsi="Times New Roman" w:cs="Times New Roman"/>
+                <w:sz w:val="26"/>
+                <w:szCs w:val="26"/>
+              </w:rPr>
+              <w:t>Pytest tự động (test_tasks.py)</w:t>
             </w:r>
           </w:p>
         </w:tc>
       </w:tr>
       <w:tr>
-        <w:trPr>
-          <w:trHeight w:val="270"/>
-        </w:trPr>
-        <w:tc>
-          <w:tcPr>
-            <w:tcW w:w="3194" w:type="dxa"/>
-            <w:tcBorders>
-              <w:top w:val="single" w:sz="4" w:space="0" w:color="000000"/>
-              <w:left w:val="single" w:sz="4" w:space="0" w:color="000000"/>
-              <w:bottom w:val="single" w:sz="4" w:space="0" w:color="000000"/>
-              <w:right w:val="single" w:sz="4" w:space="0" w:color="000000"/>
-            </w:tcBorders>
-            <w:shd w:val="clear" w:color="000000" w:fill="FFFFFF"/>
-            <w:vAlign w:val="center"/>
-          </w:tcPr>
-          <w:p>
-            <w:pPr>
-              <w:jc w:val="center"/>
-              <w:rPr>
-                <w:rFonts w:ascii="Times New Roman" w:hAnsi="Times New Roman" w:cs="Times New Roman"/>
-                <w:sz w:val="26"/>
-                <w:szCs w:val="26"/>
-              </w:rPr>
-            </w:pPr>
-            <w:r>
-              <w:rPr>
-                <w:rFonts w:ascii="Times New Roman" w:hAnsi="Times New Roman" w:cs="Times New Roman"/>
-                <w:sz w:val="26"/>
-                <w:szCs w:val="26"/>
-              </w:rPr>
-              <w:t>TC_REMIND_01</w:t>
-            </w:r>
-          </w:p>
-        </w:tc>
-        <w:tc>
-          <w:tcPr>
-            <w:tcW w:w="2160" w:type="dxa"/>
-            <w:tcBorders>
-              <w:top w:val="single" w:sz="4" w:space="0" w:color="000000"/>
-              <w:left w:val="single" w:sz="4" w:space="0" w:color="000000"/>
-              <w:bottom w:val="single" w:sz="4" w:space="0" w:color="000000"/>
-              <w:right w:val="single" w:sz="4" w:space="0" w:color="000000"/>
-            </w:tcBorders>
-            <w:shd w:val="clear" w:color="000000" w:fill="FFFFFF"/>
-            <w:vAlign w:val="center"/>
-          </w:tcPr>
-          <w:p>
-            <w:pPr>
-              <w:jc w:val="center"/>
-              <w:rPr>
-                <w:rFonts w:ascii="Times New Roman" w:eastAsia="MS PGothic" w:hAnsi="Times New Roman" w:cs="Times New Roman"/>
-                <w:sz w:val="26"/>
-                <w:szCs w:val="26"/>
-              </w:rPr>
-            </w:pPr>
-            <w:r>
-              <w:rPr>
-                <w:rFonts w:ascii="Times New Roman" w:hAnsi="Times New Roman" w:cs="Times New Roman"/>
-                <w:sz w:val="26"/>
-                <w:szCs w:val="26"/>
-              </w:rPr>
-              <w:t>24/09/2026</w:t>
-            </w:r>
-          </w:p>
-        </w:tc>
-        <w:tc>
-          <w:tcPr>
-            <w:tcW w:w="2993" w:type="dxa"/>
-            <w:tcBorders>
-              <w:top w:val="single" w:sz="4" w:space="0" w:color="000000"/>
-              <w:left w:val="single" w:sz="4" w:space="0" w:color="000000"/>
-              <w:bottom w:val="single" w:sz="4" w:space="0" w:color="000000"/>
-              <w:right w:val="single" w:sz="4" w:space="0" w:color="000000"/>
-            </w:tcBorders>
-            <w:shd w:val="clear" w:color="000000" w:fill="FFFFFF"/>
-            <w:vAlign w:val="center"/>
-          </w:tcPr>
-          <w:p>
-            <w:pPr>
-              <w:jc w:val="center"/>
-              <w:rPr>
-                <w:rFonts w:ascii="Times New Roman" w:eastAsia="MS PGothic" w:hAnsi="Times New Roman" w:cs="Times New Roman"/>
-                <w:sz w:val="26"/>
-                <w:szCs w:val="26"/>
-              </w:rPr>
-            </w:pPr>
-            <w:r>
-              <w:rPr>
-                <w:rFonts w:ascii="Times New Roman" w:eastAsia="MS PGothic" w:hAnsi="Times New Roman" w:cs="Times New Roman"/>
-                <w:sz w:val="26"/>
-                <w:szCs w:val="26"/>
-              </w:rPr>
-              <w:t>Hoàng Anh Tuấn</w:t>
-            </w:r>
-          </w:p>
-        </w:tc>
-        <w:tc>
-          <w:tcPr>
-            <w:tcW w:w="2327" w:type="dxa"/>
-            <w:tcBorders>
-              <w:top w:val="single" w:sz="4" w:space="0" w:color="000000"/>
-              <w:left w:val="single" w:sz="4" w:space="0" w:color="000000"/>
-              <w:bottom w:val="single" w:sz="4" w:space="0" w:color="000000"/>
-              <w:right w:val="single" w:sz="4" w:space="0" w:color="000000"/>
-            </w:tcBorders>
-            <w:shd w:val="clear" w:color="000000" w:fill="FFFFFF"/>
-            <w:vAlign w:val="center"/>
-          </w:tcPr>
-          <w:p>
-            <w:pPr>
-              <w:jc w:val="center"/>
-              <w:rPr>
-                <w:rFonts w:ascii="Times New Roman" w:eastAsia="MS PGothic" w:hAnsi="Times New Roman" w:cs="Times New Roman"/>
-                <w:sz w:val="26"/>
-                <w:szCs w:val="26"/>
-              </w:rPr>
-            </w:pPr>
-            <w:r>
-              <w:rPr>
-                <w:rFonts w:ascii="Times New Roman" w:hAnsi="Times New Roman" w:cs="Times New Roman"/>
+        <w:tc>
+          <w:tcPr>
+            <w:tcW w:w="0" w:type="auto"/>
+            <w:hideMark/>
+          </w:tcPr>
+          <w:p>
+            <w:pPr>
+              <w:spacing w:after="0" w:line="360" w:lineRule="auto"/>
+              <w:rPr>
+                <w:rFonts w:ascii="Times New Roman" w:hAnsi="Times New Roman" w:cs="Times New Roman"/>
+                <w:sz w:val="26"/>
+                <w:szCs w:val="26"/>
+              </w:rPr>
+            </w:pPr>
+            <w:r>
+              <w:rPr>
+                <w:rFonts w:ascii="Times New Roman" w:hAnsi="Times New Roman" w:cs="Times New Roman"/>
+                <w:b/>
+                <w:bCs/>
+                <w:sz w:val="26"/>
+                <w:szCs w:val="26"/>
+              </w:rPr>
+              <w:t>TC_TASK_02</w:t>
+            </w:r>
+          </w:p>
+        </w:tc>
+        <w:tc>
+          <w:tcPr>
+            <w:tcW w:w="0" w:type="auto"/>
+            <w:hideMark/>
+          </w:tcPr>
+          <w:p>
+            <w:pPr>
+              <w:spacing w:after="0" w:line="360" w:lineRule="auto"/>
+              <w:rPr>
+                <w:rFonts w:ascii="Times New Roman" w:hAnsi="Times New Roman" w:cs="Times New Roman"/>
+                <w:sz w:val="26"/>
+                <w:szCs w:val="26"/>
+              </w:rPr>
+            </w:pPr>
+            <w:r>
+              <w:rPr>
+                <w:rFonts w:ascii="Times New Roman" w:hAnsi="Times New Roman" w:cs="Times New Roman"/>
+                <w:sz w:val="26"/>
+                <w:szCs w:val="26"/>
+              </w:rPr>
+              <w:t>23/09/2026</w:t>
+            </w:r>
+          </w:p>
+        </w:tc>
+        <w:tc>
+          <w:tcPr>
+            <w:tcW w:w="2207" w:type="dxa"/>
+            <w:hideMark/>
+          </w:tcPr>
+          <w:p>
+            <w:pPr>
+              <w:spacing w:after="0" w:line="360" w:lineRule="auto"/>
+              <w:rPr>
+                <w:rFonts w:ascii="Times New Roman" w:hAnsi="Times New Roman" w:cs="Times New Roman"/>
+                <w:sz w:val="26"/>
+                <w:szCs w:val="26"/>
+              </w:rPr>
+            </w:pPr>
+            <w:r>
+              <w:rPr>
+                <w:rFonts w:ascii="Times New Roman" w:hAnsi="Times New Roman" w:cs="Times New Roman"/>
+                <w:sz w:val="26"/>
+                <w:szCs w:val="26"/>
+              </w:rPr>
+              <w:t>Trần Ngọc Hải</w:t>
+            </w:r>
+          </w:p>
+        </w:tc>
+        <w:tc>
+          <w:tcPr>
+            <w:tcW w:w="1134" w:type="dxa"/>
+            <w:hideMark/>
+          </w:tcPr>
+          <w:p>
+            <w:pPr>
+              <w:spacing w:after="0" w:line="360" w:lineRule="auto"/>
+              <w:rPr>
+                <w:rFonts w:ascii="Times New Roman" w:hAnsi="Times New Roman" w:cs="Times New Roman"/>
+                <w:sz w:val="26"/>
+                <w:szCs w:val="26"/>
+              </w:rPr>
+            </w:pPr>
+            <w:r>
+              <w:rPr>
+                <w:rFonts w:ascii="Times New Roman" w:hAnsi="Times New Roman" w:cs="Times New Roman"/>
+                <w:b/>
+                <w:bCs/>
                 <w:sz w:val="26"/>
                 <w:szCs w:val="26"/>
               </w:rPr>
@@ -12402,21 +11360,14 @@
         </w:tc>
         <w:tc>
           <w:tcPr>
-            <w:tcW w:w="2448" w:type="dxa"/>
-            <w:tcBorders>
-              <w:top w:val="single" w:sz="4" w:space="0" w:color="000000"/>
-              <w:left w:val="single" w:sz="4" w:space="0" w:color="000000"/>
-              <w:bottom w:val="single" w:sz="4" w:space="0" w:color="000000"/>
-              <w:right w:val="single" w:sz="4" w:space="0" w:color="000000"/>
-            </w:tcBorders>
-            <w:shd w:val="clear" w:color="000000" w:fill="FFFFFF"/>
-            <w:vAlign w:val="center"/>
-          </w:tcPr>
-          <w:p>
-            <w:pPr>
-              <w:jc w:val="center"/>
-              <w:rPr>
-                <w:rFonts w:ascii="Times New Roman" w:eastAsia="MS PGothic" w:hAnsi="Times New Roman" w:cs="Times New Roman"/>
+            <w:tcW w:w="2693" w:type="dxa"/>
+            <w:hideMark/>
+          </w:tcPr>
+          <w:p>
+            <w:pPr>
+              <w:spacing w:after="0" w:line="360" w:lineRule="auto"/>
+              <w:rPr>
+                <w:rFonts w:ascii="Times New Roman" w:hAnsi="Times New Roman" w:cs="Times New Roman"/>
                 <w:sz w:val="26"/>
                 <w:szCs w:val="26"/>
               </w:rPr>
@@ -12433,188 +11384,147 @@
         </w:tc>
         <w:tc>
           <w:tcPr>
-            <w:tcW w:w="4763" w:type="dxa"/>
-            <w:tcBorders>
-              <w:top w:val="single" w:sz="4" w:space="0" w:color="000000"/>
-              <w:left w:val="single" w:sz="4" w:space="0" w:color="000000"/>
-              <w:bottom w:val="single" w:sz="4" w:space="0" w:color="000000"/>
-              <w:right w:val="single" w:sz="4" w:space="0" w:color="000000"/>
-            </w:tcBorders>
-            <w:shd w:val="clear" w:color="000000" w:fill="FFFFFF"/>
-            <w:vAlign w:val="center"/>
-          </w:tcPr>
-          <w:p>
-            <w:pPr>
-              <w:jc w:val="center"/>
-              <w:rPr>
-                <w:rFonts w:ascii="Times New Roman" w:eastAsia="MS PGothic" w:hAnsi="Times New Roman" w:cs="Times New Roman"/>
-                <w:sz w:val="26"/>
-                <w:szCs w:val="26"/>
-              </w:rPr>
-            </w:pPr>
-            <w:r>
-              <w:rPr>
-                <w:rFonts w:ascii="Times New Roman" w:hAnsi="Times New Roman" w:cs="Times New Roman"/>
-                <w:sz w:val="26"/>
-                <w:szCs w:val="26"/>
-              </w:rPr>
-              <w:t>Không có lỗi. Nhiệm vụ còn &lt;= 2 ngày hiển thị nhãn cam "Sắp hết hạn" và kích hoạt chuông thông báo.</w:t>
-            </w:r>
-          </w:p>
-        </w:tc>
-        <w:tc>
-          <w:tcPr>
-            <w:tcW w:w="3991" w:type="dxa"/>
-            <w:tcBorders>
-              <w:top w:val="single" w:sz="4" w:space="0" w:color="000000"/>
-              <w:left w:val="single" w:sz="4" w:space="0" w:color="000000"/>
-              <w:bottom w:val="single" w:sz="4" w:space="0" w:color="000000"/>
-              <w:right w:val="single" w:sz="4" w:space="0" w:color="000000"/>
-            </w:tcBorders>
-            <w:shd w:val="clear" w:color="000000" w:fill="FFFFFF"/>
-            <w:vAlign w:val="center"/>
-          </w:tcPr>
-          <w:p>
-            <w:pPr>
-              <w:jc w:val="center"/>
-              <w:rPr>
-                <w:rFonts w:ascii="Times New Roman" w:eastAsia="MS PGothic" w:hAnsi="Times New Roman" w:cs="Times New Roman"/>
-                <w:sz w:val="26"/>
-                <w:szCs w:val="26"/>
-              </w:rPr>
-            </w:pPr>
-            <w:r>
-              <w:rPr>
-                <w:rFonts w:ascii="Times New Roman" w:hAnsi="Times New Roman" w:cs="Times New Roman"/>
-                <w:sz w:val="26"/>
-                <w:szCs w:val="26"/>
-              </w:rPr>
-              <w:t>Kiểm thử giao diện (UI Test)</w:t>
+            <w:tcW w:w="4515" w:type="dxa"/>
+            <w:hideMark/>
+          </w:tcPr>
+          <w:p>
+            <w:pPr>
+              <w:spacing w:after="0" w:line="360" w:lineRule="auto"/>
+              <w:rPr>
+                <w:rFonts w:ascii="Times New Roman" w:hAnsi="Times New Roman" w:cs="Times New Roman"/>
+                <w:sz w:val="26"/>
+                <w:szCs w:val="26"/>
+              </w:rPr>
+            </w:pPr>
+            <w:r>
+              <w:rPr>
+                <w:rFonts w:ascii="Times New Roman" w:hAnsi="Times New Roman" w:cs="Times New Roman"/>
+                <w:sz w:val="26"/>
+                <w:szCs w:val="26"/>
+              </w:rPr>
+              <w:t>Không có lỗi. Chuyên viên cập nhật tiến độ DOING -&gt; COMPLETED, lưu đúng ngày hoàn thành thực tế.</w:t>
+            </w:r>
+          </w:p>
+        </w:tc>
+        <w:tc>
+          <w:tcPr>
+            <w:tcW w:w="2330" w:type="dxa"/>
+            <w:hideMark/>
+          </w:tcPr>
+          <w:p>
+            <w:pPr>
+              <w:spacing w:after="0" w:line="360" w:lineRule="auto"/>
+              <w:rPr>
+                <w:rFonts w:ascii="Times New Roman" w:hAnsi="Times New Roman" w:cs="Times New Roman"/>
+                <w:sz w:val="26"/>
+                <w:szCs w:val="26"/>
+              </w:rPr>
+            </w:pPr>
+            <w:r>
+              <w:rPr>
+                <w:rFonts w:ascii="Times New Roman" w:hAnsi="Times New Roman" w:cs="Times New Roman"/>
+                <w:sz w:val="26"/>
+                <w:szCs w:val="26"/>
+              </w:rPr>
+              <w:t>Pytest tự động (test_tasks.py)</w:t>
             </w:r>
           </w:p>
         </w:tc>
       </w:tr>
       <w:tr>
-        <w:trPr>
-          <w:trHeight w:val="270"/>
-        </w:trPr>
-        <w:tc>
-          <w:tcPr>
-            <w:tcW w:w="3194" w:type="dxa"/>
-            <w:tcBorders>
-              <w:top w:val="single" w:sz="4" w:space="0" w:color="000000"/>
-              <w:left w:val="single" w:sz="4" w:space="0" w:color="000000"/>
-              <w:bottom w:val="single" w:sz="4" w:space="0" w:color="000000"/>
-              <w:right w:val="single" w:sz="4" w:space="0" w:color="000000"/>
-            </w:tcBorders>
-            <w:shd w:val="clear" w:color="000000" w:fill="FFFFFF"/>
-            <w:vAlign w:val="center"/>
-          </w:tcPr>
-          <w:p>
-            <w:pPr>
-              <w:jc w:val="center"/>
-              <w:rPr>
-                <w:rFonts w:ascii="Times New Roman" w:hAnsi="Times New Roman" w:cs="Times New Roman"/>
-                <w:sz w:val="26"/>
-                <w:szCs w:val="26"/>
-              </w:rPr>
-            </w:pPr>
-            <w:r>
-              <w:rPr>
-                <w:rFonts w:ascii="Times New Roman" w:hAnsi="Times New Roman" w:cs="Times New Roman"/>
-                <w:sz w:val="26"/>
-                <w:szCs w:val="26"/>
-              </w:rPr>
-              <w:t>TC_REMIND_02</w:t>
-            </w:r>
-          </w:p>
-        </w:tc>
-        <w:tc>
-          <w:tcPr>
-            <w:tcW w:w="2160" w:type="dxa"/>
-            <w:tcBorders>
-              <w:top w:val="single" w:sz="4" w:space="0" w:color="000000"/>
-              <w:left w:val="single" w:sz="4" w:space="0" w:color="000000"/>
-              <w:bottom w:val="single" w:sz="4" w:space="0" w:color="000000"/>
-              <w:right w:val="single" w:sz="4" w:space="0" w:color="000000"/>
-            </w:tcBorders>
-            <w:shd w:val="clear" w:color="000000" w:fill="FFFFFF"/>
-            <w:vAlign w:val="center"/>
-          </w:tcPr>
-          <w:p>
-            <w:pPr>
-              <w:jc w:val="center"/>
-              <w:rPr>
-                <w:rFonts w:ascii="Times New Roman" w:eastAsia="MS PGothic" w:hAnsi="Times New Roman" w:cs="Times New Roman"/>
-                <w:sz w:val="26"/>
-                <w:szCs w:val="26"/>
-              </w:rPr>
-            </w:pPr>
-            <w:r>
-              <w:rPr>
-                <w:rFonts w:ascii="Times New Roman" w:hAnsi="Times New Roman" w:cs="Times New Roman"/>
-                <w:sz w:val="26"/>
-                <w:szCs w:val="26"/>
-              </w:rPr>
-              <w:t>24/09/2026</w:t>
-            </w:r>
-          </w:p>
-        </w:tc>
-        <w:tc>
-          <w:tcPr>
-            <w:tcW w:w="2993" w:type="dxa"/>
-            <w:tcBorders>
-              <w:top w:val="single" w:sz="4" w:space="0" w:color="000000"/>
-              <w:left w:val="single" w:sz="4" w:space="0" w:color="000000"/>
-              <w:bottom w:val="single" w:sz="4" w:space="0" w:color="000000"/>
-              <w:right w:val="single" w:sz="4" w:space="0" w:color="000000"/>
-            </w:tcBorders>
-            <w:shd w:val="clear" w:color="000000" w:fill="FFFFFF"/>
-            <w:vAlign w:val="center"/>
-          </w:tcPr>
-          <w:p>
-            <w:pPr>
-              <w:jc w:val="center"/>
-              <w:rPr>
-                <w:rFonts w:ascii="Times New Roman" w:eastAsia="MS PGothic" w:hAnsi="Times New Roman" w:cs="Times New Roman"/>
-                <w:sz w:val="26"/>
-                <w:szCs w:val="26"/>
-              </w:rPr>
-            </w:pPr>
-            <w:r>
-              <w:rPr>
-                <w:rFonts w:ascii="Times New Roman" w:eastAsia="MS PGothic" w:hAnsi="Times New Roman" w:cs="Times New Roman"/>
-                <w:sz w:val="26"/>
-                <w:szCs w:val="26"/>
-              </w:rPr>
-              <w:t>Hoàng Anh Tuấn</w:t>
-            </w:r>
-          </w:p>
-        </w:tc>
-        <w:tc>
-          <w:tcPr>
-            <w:tcW w:w="2327" w:type="dxa"/>
-            <w:tcBorders>
-              <w:top w:val="single" w:sz="4" w:space="0" w:color="000000"/>
-              <w:left w:val="single" w:sz="4" w:space="0" w:color="000000"/>
-              <w:bottom w:val="single" w:sz="4" w:space="0" w:color="000000"/>
-              <w:right w:val="single" w:sz="4" w:space="0" w:color="000000"/>
-            </w:tcBorders>
-            <w:shd w:val="clear" w:color="000000" w:fill="FFFFFF"/>
-            <w:vAlign w:val="center"/>
-          </w:tcPr>
-          <w:p>
-            <w:pPr>
-              <w:jc w:val="center"/>
-              <w:rPr>
-                <w:rFonts w:ascii="Times New Roman" w:eastAsia="MS PGothic" w:hAnsi="Times New Roman" w:cs="Times New Roman"/>
-                <w:sz w:val="26"/>
-                <w:szCs w:val="26"/>
-              </w:rPr>
-            </w:pPr>
-            <w:r>
-              <w:rPr>
-                <w:rFonts w:ascii="Times New Roman" w:hAnsi="Times New Roman" w:cs="Times New Roman"/>
+        <w:tc>
+          <w:tcPr>
+            <w:tcW w:w="0" w:type="auto"/>
+            <w:hideMark/>
+          </w:tcPr>
+          <w:p>
+            <w:pPr>
+              <w:spacing w:after="0" w:line="360" w:lineRule="auto"/>
+              <w:rPr>
+                <w:rFonts w:ascii="Times New Roman" w:hAnsi="Times New Roman" w:cs="Times New Roman"/>
+                <w:sz w:val="26"/>
+                <w:szCs w:val="26"/>
+              </w:rPr>
+            </w:pPr>
+            <w:r>
+              <w:rPr>
+                <w:rFonts w:ascii="Times New Roman" w:hAnsi="Times New Roman" w:cs="Times New Roman"/>
+                <w:b/>
+                <w:bCs/>
+                <w:sz w:val="26"/>
+                <w:szCs w:val="26"/>
+              </w:rPr>
+              <w:t>TC_TASK_03</w:t>
+            </w:r>
+          </w:p>
+        </w:tc>
+        <w:tc>
+          <w:tcPr>
+            <w:tcW w:w="0" w:type="auto"/>
+            <w:hideMark/>
+          </w:tcPr>
+          <w:p>
+            <w:pPr>
+              <w:spacing w:after="0" w:line="360" w:lineRule="auto"/>
+              <w:rPr>
+                <w:rFonts w:ascii="Times New Roman" w:hAnsi="Times New Roman" w:cs="Times New Roman"/>
+                <w:sz w:val="26"/>
+                <w:szCs w:val="26"/>
+              </w:rPr>
+            </w:pPr>
+            <w:r>
+              <w:rPr>
+                <w:rFonts w:ascii="Times New Roman" w:hAnsi="Times New Roman" w:cs="Times New Roman"/>
+                <w:sz w:val="26"/>
+                <w:szCs w:val="26"/>
+              </w:rPr>
+              <w:t>23/09/2026</w:t>
+            </w:r>
+          </w:p>
+        </w:tc>
+        <w:tc>
+          <w:tcPr>
+            <w:tcW w:w="2207" w:type="dxa"/>
+            <w:hideMark/>
+          </w:tcPr>
+          <w:p>
+            <w:pPr>
+              <w:spacing w:after="0" w:line="360" w:lineRule="auto"/>
+              <w:rPr>
+                <w:rFonts w:ascii="Times New Roman" w:hAnsi="Times New Roman" w:cs="Times New Roman"/>
+                <w:sz w:val="26"/>
+                <w:szCs w:val="26"/>
+              </w:rPr>
+            </w:pPr>
+            <w:r>
+              <w:rPr>
+                <w:rFonts w:ascii="Times New Roman" w:hAnsi="Times New Roman" w:cs="Times New Roman"/>
+                <w:sz w:val="26"/>
+                <w:szCs w:val="26"/>
+              </w:rPr>
+              <w:t>Trần Ngọc Hải</w:t>
+            </w:r>
+          </w:p>
+        </w:tc>
+        <w:tc>
+          <w:tcPr>
+            <w:tcW w:w="1134" w:type="dxa"/>
+            <w:hideMark/>
+          </w:tcPr>
+          <w:p>
+            <w:pPr>
+              <w:spacing w:after="0" w:line="360" w:lineRule="auto"/>
+              <w:rPr>
+                <w:rFonts w:ascii="Times New Roman" w:hAnsi="Times New Roman" w:cs="Times New Roman"/>
+                <w:sz w:val="26"/>
+                <w:szCs w:val="26"/>
+              </w:rPr>
+            </w:pPr>
+            <w:r>
+              <w:rPr>
+                <w:rFonts w:ascii="Times New Roman" w:hAnsi="Times New Roman" w:cs="Times New Roman"/>
+                <w:b/>
+                <w:bCs/>
                 <w:sz w:val="26"/>
                 <w:szCs w:val="26"/>
               </w:rPr>
@@ -12624,150 +11534,114 @@
         </w:tc>
         <w:tc>
           <w:tcPr>
-            <w:tcW w:w="2448" w:type="dxa"/>
-            <w:tcBorders>
-              <w:top w:val="single" w:sz="4" w:space="0" w:color="000000"/>
-              <w:left w:val="single" w:sz="4" w:space="0" w:color="000000"/>
-              <w:bottom w:val="single" w:sz="4" w:space="0" w:color="000000"/>
-              <w:right w:val="single" w:sz="4" w:space="0" w:color="000000"/>
-            </w:tcBorders>
-            <w:shd w:val="clear" w:color="000000" w:fill="FFFFFF"/>
-            <w:vAlign w:val="center"/>
-          </w:tcPr>
-          <w:p>
-            <w:pPr>
-              <w:jc w:val="center"/>
-              <w:rPr>
-                <w:rFonts w:ascii="Times New Roman" w:eastAsia="MS PGothic" w:hAnsi="Times New Roman" w:cs="Times New Roman"/>
-                <w:sz w:val="26"/>
-                <w:szCs w:val="26"/>
-              </w:rPr>
-            </w:pPr>
-            <w:r>
-              <w:rPr>
-                <w:rFonts w:ascii="Times New Roman" w:hAnsi="Times New Roman" w:cs="Times New Roman"/>
-                <w:sz w:val="26"/>
-                <w:szCs w:val="26"/>
-              </w:rPr>
-              <w:t>Cao (High)</w:t>
-            </w:r>
-          </w:p>
-        </w:tc>
-        <w:tc>
-          <w:tcPr>
-            <w:tcW w:w="4763" w:type="dxa"/>
-            <w:tcBorders>
-              <w:top w:val="single" w:sz="4" w:space="0" w:color="000000"/>
-              <w:left w:val="single" w:sz="4" w:space="0" w:color="000000"/>
-              <w:bottom w:val="single" w:sz="4" w:space="0" w:color="000000"/>
-              <w:right w:val="single" w:sz="4" w:space="0" w:color="000000"/>
-            </w:tcBorders>
-            <w:shd w:val="clear" w:color="000000" w:fill="FFFFFF"/>
-            <w:vAlign w:val="center"/>
-          </w:tcPr>
-          <w:p>
-            <w:pPr>
-              <w:jc w:val="center"/>
-              <w:rPr>
-                <w:rFonts w:ascii="Times New Roman" w:eastAsia="MS PGothic" w:hAnsi="Times New Roman" w:cs="Times New Roman"/>
-                <w:sz w:val="26"/>
-                <w:szCs w:val="26"/>
-              </w:rPr>
-            </w:pPr>
-            <w:r>
-              <w:rPr>
-                <w:rFonts w:ascii="Times New Roman" w:hAnsi="Times New Roman" w:cs="Times New Roman"/>
-                <w:sz w:val="26"/>
-                <w:szCs w:val="26"/>
-              </w:rPr>
-              <w:t>Không có lỗi. Nhiệm vụ quá hạn chuyển sang nhãn đỏ "Quá hạn", thống kê Dashboard cập nhật số lượng.</w:t>
-            </w:r>
-          </w:p>
-        </w:tc>
-        <w:tc>
-          <w:tcPr>
-            <w:tcW w:w="3991" w:type="dxa"/>
-            <w:tcBorders>
-              <w:top w:val="single" w:sz="4" w:space="0" w:color="000000"/>
-              <w:left w:val="single" w:sz="4" w:space="0" w:color="000000"/>
-              <w:bottom w:val="single" w:sz="4" w:space="0" w:color="000000"/>
-              <w:right w:val="single" w:sz="4" w:space="0" w:color="000000"/>
-            </w:tcBorders>
-            <w:shd w:val="clear" w:color="000000" w:fill="FFFFFF"/>
-            <w:vAlign w:val="center"/>
-          </w:tcPr>
-          <w:p>
-            <w:pPr>
-              <w:jc w:val="center"/>
-              <w:rPr>
-                <w:rFonts w:ascii="Times New Roman" w:eastAsia="MS PGothic" w:hAnsi="Times New Roman" w:cs="Times New Roman"/>
-                <w:sz w:val="26"/>
-                <w:szCs w:val="26"/>
-              </w:rPr>
-            </w:pPr>
-            <w:r>
-              <w:rPr>
-                <w:rFonts w:ascii="Times New Roman" w:hAnsi="Times New Roman" w:cs="Times New Roman"/>
-                <w:sz w:val="26"/>
-                <w:szCs w:val="26"/>
-              </w:rPr>
-              <w:t>Kiểm thử giao diện (UI Test)</w:t>
+            <w:tcW w:w="2693" w:type="dxa"/>
+            <w:hideMark/>
+          </w:tcPr>
+          <w:p>
+            <w:pPr>
+              <w:spacing w:after="0" w:line="360" w:lineRule="auto"/>
+              <w:rPr>
+                <w:rFonts w:ascii="Times New Roman" w:hAnsi="Times New Roman" w:cs="Times New Roman"/>
+                <w:sz w:val="26"/>
+                <w:szCs w:val="26"/>
+              </w:rPr>
+            </w:pPr>
+            <w:r>
+              <w:rPr>
+                <w:rFonts w:ascii="Times New Roman" w:hAnsi="Times New Roman" w:cs="Times New Roman"/>
+                <w:sz w:val="26"/>
+                <w:szCs w:val="26"/>
+              </w:rPr>
+              <w:t>Trung bình (Medium)</w:t>
+            </w:r>
+          </w:p>
+        </w:tc>
+        <w:tc>
+          <w:tcPr>
+            <w:tcW w:w="4515" w:type="dxa"/>
+            <w:hideMark/>
+          </w:tcPr>
+          <w:p>
+            <w:pPr>
+              <w:spacing w:after="0" w:line="360" w:lineRule="auto"/>
+              <w:rPr>
+                <w:rFonts w:ascii="Times New Roman" w:hAnsi="Times New Roman" w:cs="Times New Roman"/>
+                <w:sz w:val="26"/>
+                <w:szCs w:val="26"/>
+              </w:rPr>
+            </w:pPr>
+            <w:r>
+              <w:rPr>
+                <w:rFonts w:ascii="Times New Roman" w:hAnsi="Times New Roman" w:cs="Times New Roman"/>
+                <w:sz w:val="26"/>
+                <w:szCs w:val="26"/>
+              </w:rPr>
+              <w:t>Không có lỗi. Chọn deadline trong quá khứ bị form chặn và API trả lỗi 422 Unprocessable.</w:t>
+            </w:r>
+          </w:p>
+        </w:tc>
+        <w:tc>
+          <w:tcPr>
+            <w:tcW w:w="2330" w:type="dxa"/>
+            <w:hideMark/>
+          </w:tcPr>
+          <w:p>
+            <w:pPr>
+              <w:spacing w:after="0" w:line="360" w:lineRule="auto"/>
+              <w:rPr>
+                <w:rFonts w:ascii="Times New Roman" w:hAnsi="Times New Roman" w:cs="Times New Roman"/>
+                <w:sz w:val="26"/>
+                <w:szCs w:val="26"/>
+              </w:rPr>
+            </w:pPr>
+            <w:r>
+              <w:rPr>
+                <w:rFonts w:ascii="Times New Roman" w:hAnsi="Times New Roman" w:cs="Times New Roman"/>
+                <w:sz w:val="26"/>
+                <w:szCs w:val="26"/>
+              </w:rPr>
+              <w:t>Kiểm thử validation (Thủ công + API)</w:t>
             </w:r>
           </w:p>
         </w:tc>
       </w:tr>
       <w:tr>
-        <w:trPr>
-          <w:trHeight w:val="270"/>
-        </w:trPr>
-        <w:tc>
-          <w:tcPr>
-            <w:tcW w:w="3194" w:type="dxa"/>
-            <w:tcBorders>
-              <w:top w:val="single" w:sz="4" w:space="0" w:color="000000"/>
-              <w:left w:val="single" w:sz="4" w:space="0" w:color="000000"/>
-              <w:bottom w:val="single" w:sz="4" w:space="0" w:color="000000"/>
-              <w:right w:val="single" w:sz="4" w:space="0" w:color="000000"/>
-            </w:tcBorders>
-            <w:shd w:val="clear" w:color="000000" w:fill="FFFFFF"/>
-            <w:vAlign w:val="center"/>
-          </w:tcPr>
-          <w:p>
-            <w:pPr>
-              <w:jc w:val="center"/>
-              <w:rPr>
-                <w:rFonts w:ascii="Times New Roman" w:hAnsi="Times New Roman" w:cs="Times New Roman"/>
-                <w:sz w:val="26"/>
-                <w:szCs w:val="26"/>
-              </w:rPr>
-            </w:pPr>
-            <w:r>
-              <w:rPr>
-                <w:rFonts w:ascii="Times New Roman" w:hAnsi="Times New Roman" w:cs="Times New Roman"/>
-                <w:sz w:val="26"/>
-                <w:szCs w:val="26"/>
-              </w:rPr>
-              <w:t>TC_STAT_01</w:t>
-            </w:r>
-          </w:p>
-        </w:tc>
-        <w:tc>
-          <w:tcPr>
-            <w:tcW w:w="2160" w:type="dxa"/>
-            <w:tcBorders>
-              <w:top w:val="single" w:sz="4" w:space="0" w:color="000000"/>
-              <w:left w:val="single" w:sz="4" w:space="0" w:color="000000"/>
-              <w:bottom w:val="single" w:sz="4" w:space="0" w:color="000000"/>
-              <w:right w:val="single" w:sz="4" w:space="0" w:color="000000"/>
-            </w:tcBorders>
-            <w:shd w:val="clear" w:color="000000" w:fill="FFFFFF"/>
-            <w:vAlign w:val="center"/>
-          </w:tcPr>
-          <w:p>
-            <w:pPr>
-              <w:jc w:val="center"/>
-              <w:rPr>
-                <w:rFonts w:ascii="Times New Roman" w:eastAsia="MS PGothic" w:hAnsi="Times New Roman" w:cs="Times New Roman"/>
+        <w:tc>
+          <w:tcPr>
+            <w:tcW w:w="0" w:type="auto"/>
+            <w:hideMark/>
+          </w:tcPr>
+          <w:p>
+            <w:pPr>
+              <w:spacing w:after="0" w:line="360" w:lineRule="auto"/>
+              <w:rPr>
+                <w:rFonts w:ascii="Times New Roman" w:hAnsi="Times New Roman" w:cs="Times New Roman"/>
+                <w:sz w:val="26"/>
+                <w:szCs w:val="26"/>
+              </w:rPr>
+            </w:pPr>
+            <w:r>
+              <w:rPr>
+                <w:rFonts w:ascii="Times New Roman" w:hAnsi="Times New Roman" w:cs="Times New Roman"/>
+                <w:b/>
+                <w:bCs/>
+                <w:sz w:val="26"/>
+                <w:szCs w:val="26"/>
+              </w:rPr>
+              <w:t>TC_SEARCH_01</w:t>
+            </w:r>
+          </w:p>
+        </w:tc>
+        <w:tc>
+          <w:tcPr>
+            <w:tcW w:w="0" w:type="auto"/>
+            <w:hideMark/>
+          </w:tcPr>
+          <w:p>
+            <w:pPr>
+              <w:spacing w:after="0" w:line="360" w:lineRule="auto"/>
+              <w:rPr>
+                <w:rFonts w:ascii="Times New Roman" w:hAnsi="Times New Roman" w:cs="Times New Roman"/>
                 <w:sz w:val="26"/>
                 <w:szCs w:val="26"/>
               </w:rPr>
@@ -12784,28 +11658,21 @@
         </w:tc>
         <w:tc>
           <w:tcPr>
-            <w:tcW w:w="2993" w:type="dxa"/>
-            <w:tcBorders>
-              <w:top w:val="single" w:sz="4" w:space="0" w:color="000000"/>
-              <w:left w:val="single" w:sz="4" w:space="0" w:color="000000"/>
-              <w:bottom w:val="single" w:sz="4" w:space="0" w:color="000000"/>
-              <w:right w:val="single" w:sz="4" w:space="0" w:color="000000"/>
-            </w:tcBorders>
-            <w:shd w:val="clear" w:color="000000" w:fill="FFFFFF"/>
-            <w:vAlign w:val="center"/>
-          </w:tcPr>
-          <w:p>
-            <w:pPr>
-              <w:jc w:val="center"/>
-              <w:rPr>
-                <w:rFonts w:ascii="Times New Roman" w:eastAsia="MS PGothic" w:hAnsi="Times New Roman" w:cs="Times New Roman"/>
-                <w:sz w:val="26"/>
-                <w:szCs w:val="26"/>
-              </w:rPr>
-            </w:pPr>
-            <w:r>
-              <w:rPr>
-                <w:rFonts w:ascii="Times New Roman" w:eastAsia="MS PGothic" w:hAnsi="Times New Roman" w:cs="Times New Roman"/>
+            <w:tcW w:w="2207" w:type="dxa"/>
+            <w:hideMark/>
+          </w:tcPr>
+          <w:p>
+            <w:pPr>
+              <w:spacing w:after="0" w:line="360" w:lineRule="auto"/>
+              <w:rPr>
+                <w:rFonts w:ascii="Times New Roman" w:hAnsi="Times New Roman" w:cs="Times New Roman"/>
+                <w:sz w:val="26"/>
+                <w:szCs w:val="26"/>
+              </w:rPr>
+            </w:pPr>
+            <w:r>
+              <w:rPr>
+                <w:rFonts w:ascii="Times New Roman" w:hAnsi="Times New Roman" w:cs="Times New Roman"/>
                 <w:sz w:val="26"/>
                 <w:szCs w:val="26"/>
               </w:rPr>
@@ -12815,28 +11682,23 @@
         </w:tc>
         <w:tc>
           <w:tcPr>
-            <w:tcW w:w="2327" w:type="dxa"/>
-            <w:tcBorders>
-              <w:top w:val="single" w:sz="4" w:space="0" w:color="000000"/>
-              <w:left w:val="single" w:sz="4" w:space="0" w:color="000000"/>
-              <w:bottom w:val="single" w:sz="4" w:space="0" w:color="000000"/>
-              <w:right w:val="single" w:sz="4" w:space="0" w:color="000000"/>
-            </w:tcBorders>
-            <w:shd w:val="clear" w:color="000000" w:fill="FFFFFF"/>
-            <w:vAlign w:val="center"/>
-          </w:tcPr>
-          <w:p>
-            <w:pPr>
-              <w:jc w:val="center"/>
-              <w:rPr>
-                <w:rFonts w:ascii="Times New Roman" w:eastAsia="MS PGothic" w:hAnsi="Times New Roman" w:cs="Times New Roman"/>
-                <w:sz w:val="26"/>
-                <w:szCs w:val="26"/>
-              </w:rPr>
-            </w:pPr>
-            <w:r>
-              <w:rPr>
-                <w:rFonts w:ascii="Times New Roman" w:hAnsi="Times New Roman" w:cs="Times New Roman"/>
+            <w:tcW w:w="1134" w:type="dxa"/>
+            <w:hideMark/>
+          </w:tcPr>
+          <w:p>
+            <w:pPr>
+              <w:spacing w:after="0" w:line="360" w:lineRule="auto"/>
+              <w:rPr>
+                <w:rFonts w:ascii="Times New Roman" w:hAnsi="Times New Roman" w:cs="Times New Roman"/>
+                <w:sz w:val="26"/>
+                <w:szCs w:val="26"/>
+              </w:rPr>
+            </w:pPr>
+            <w:r>
+              <w:rPr>
+                <w:rFonts w:ascii="Times New Roman" w:hAnsi="Times New Roman" w:cs="Times New Roman"/>
+                <w:b/>
+                <w:bCs/>
                 <w:sz w:val="26"/>
                 <w:szCs w:val="26"/>
               </w:rPr>
@@ -12846,21 +11708,14 @@
         </w:tc>
         <w:tc>
           <w:tcPr>
-            <w:tcW w:w="2448" w:type="dxa"/>
-            <w:tcBorders>
-              <w:top w:val="single" w:sz="4" w:space="0" w:color="000000"/>
-              <w:left w:val="single" w:sz="4" w:space="0" w:color="000000"/>
-              <w:bottom w:val="single" w:sz="4" w:space="0" w:color="000000"/>
-              <w:right w:val="single" w:sz="4" w:space="0" w:color="000000"/>
-            </w:tcBorders>
-            <w:shd w:val="clear" w:color="000000" w:fill="FFFFFF"/>
-            <w:vAlign w:val="center"/>
-          </w:tcPr>
-          <w:p>
-            <w:pPr>
-              <w:jc w:val="center"/>
-              <w:rPr>
-                <w:rFonts w:ascii="Times New Roman" w:eastAsia="MS PGothic" w:hAnsi="Times New Roman" w:cs="Times New Roman"/>
+            <w:tcW w:w="2693" w:type="dxa"/>
+            <w:hideMark/>
+          </w:tcPr>
+          <w:p>
+            <w:pPr>
+              <w:spacing w:after="0" w:line="360" w:lineRule="auto"/>
+              <w:rPr>
+                <w:rFonts w:ascii="Times New Roman" w:hAnsi="Times New Roman" w:cs="Times New Roman"/>
                 <w:sz w:val="26"/>
                 <w:szCs w:val="26"/>
               </w:rPr>
@@ -12877,119 +11732,90 @@
         </w:tc>
         <w:tc>
           <w:tcPr>
-            <w:tcW w:w="4763" w:type="dxa"/>
-            <w:tcBorders>
-              <w:top w:val="single" w:sz="4" w:space="0" w:color="000000"/>
-              <w:left w:val="single" w:sz="4" w:space="0" w:color="000000"/>
-              <w:bottom w:val="single" w:sz="4" w:space="0" w:color="000000"/>
-              <w:right w:val="single" w:sz="4" w:space="0" w:color="000000"/>
-            </w:tcBorders>
-            <w:shd w:val="clear" w:color="000000" w:fill="FFFFFF"/>
-            <w:vAlign w:val="center"/>
-          </w:tcPr>
-          <w:p>
-            <w:pPr>
-              <w:jc w:val="center"/>
-              <w:rPr>
-                <w:rFonts w:ascii="Times New Roman" w:eastAsia="MS PGothic" w:hAnsi="Times New Roman" w:cs="Times New Roman"/>
-                <w:sz w:val="26"/>
-                <w:szCs w:val="26"/>
-              </w:rPr>
-            </w:pPr>
-            <w:r>
-              <w:rPr>
-                <w:rFonts w:ascii="Times New Roman" w:hAnsi="Times New Roman" w:cs="Times New Roman"/>
-                <w:sz w:val="26"/>
-                <w:szCs w:val="26"/>
-              </w:rPr>
-              <w:t>Không có lỗi. API thống kê trả về đúng số lượng tổng, số đang xử lý, quá hạn và gom nhóm theo đơn vị.</w:t>
-            </w:r>
-          </w:p>
-        </w:tc>
-        <w:tc>
-          <w:tcPr>
-            <w:tcW w:w="3991" w:type="dxa"/>
-            <w:tcBorders>
-              <w:top w:val="single" w:sz="4" w:space="0" w:color="000000"/>
-              <w:left w:val="single" w:sz="4" w:space="0" w:color="000000"/>
-              <w:bottom w:val="single" w:sz="4" w:space="0" w:color="000000"/>
-              <w:right w:val="single" w:sz="4" w:space="0" w:color="000000"/>
-            </w:tcBorders>
-            <w:shd w:val="clear" w:color="000000" w:fill="FFFFFF"/>
-            <w:vAlign w:val="center"/>
-          </w:tcPr>
-          <w:p>
-            <w:pPr>
-              <w:jc w:val="center"/>
-              <w:rPr>
-                <w:rFonts w:ascii="Times New Roman" w:eastAsia="MS PGothic" w:hAnsi="Times New Roman" w:cs="Times New Roman"/>
-                <w:sz w:val="26"/>
-                <w:szCs w:val="26"/>
-              </w:rPr>
-            </w:pPr>
-            <w:r>
-              <w:rPr>
-                <w:rFonts w:ascii="Times New Roman" w:hAnsi="Times New Roman" w:cs="Times New Roman"/>
-                <w:sz w:val="26"/>
-                <w:szCs w:val="26"/>
-              </w:rPr>
-              <w:t>Pytest tự động (test_tasks.py)</w:t>
+            <w:tcW w:w="4515" w:type="dxa"/>
+            <w:hideMark/>
+          </w:tcPr>
+          <w:p>
+            <w:pPr>
+              <w:spacing w:after="0" w:line="360" w:lineRule="auto"/>
+              <w:rPr>
+                <w:rFonts w:ascii="Times New Roman" w:hAnsi="Times New Roman" w:cs="Times New Roman"/>
+                <w:sz w:val="26"/>
+                <w:szCs w:val="26"/>
+              </w:rPr>
+            </w:pPr>
+            <w:r>
+              <w:rPr>
+                <w:rFonts w:ascii="Times New Roman" w:hAnsi="Times New Roman" w:cs="Times New Roman"/>
+                <w:sz w:val="26"/>
+                <w:szCs w:val="26"/>
+              </w:rPr>
+              <w:t>Không có lỗi. Truy vấn SQL lọc kết hợp LIKE số hiệu, trích yếu và khớp chính xác trạng thái.</w:t>
+            </w:r>
+          </w:p>
+        </w:tc>
+        <w:tc>
+          <w:tcPr>
+            <w:tcW w:w="2330" w:type="dxa"/>
+            <w:hideMark/>
+          </w:tcPr>
+          <w:p>
+            <w:pPr>
+              <w:spacing w:after="0" w:line="360" w:lineRule="auto"/>
+              <w:rPr>
+                <w:rFonts w:ascii="Times New Roman" w:hAnsi="Times New Roman" w:cs="Times New Roman"/>
+                <w:sz w:val="26"/>
+                <w:szCs w:val="26"/>
+              </w:rPr>
+            </w:pPr>
+            <w:r>
+              <w:rPr>
+                <w:rFonts w:ascii="Times New Roman" w:hAnsi="Times New Roman" w:cs="Times New Roman"/>
+                <w:sz w:val="26"/>
+                <w:szCs w:val="26"/>
+              </w:rPr>
+              <w:t>Pytest tự động (test_documents.py)</w:t>
             </w:r>
           </w:p>
         </w:tc>
       </w:tr>
       <w:tr>
-        <w:trPr>
-          <w:trHeight w:val="270"/>
-        </w:trPr>
-        <w:tc>
-          <w:tcPr>
-            <w:tcW w:w="3194" w:type="dxa"/>
-            <w:tcBorders>
-              <w:top w:val="single" w:sz="4" w:space="0" w:color="000000"/>
-              <w:left w:val="single" w:sz="4" w:space="0" w:color="000000"/>
-              <w:bottom w:val="single" w:sz="4" w:space="0" w:color="000000"/>
-              <w:right w:val="single" w:sz="4" w:space="0" w:color="000000"/>
-            </w:tcBorders>
-            <w:shd w:val="clear" w:color="000000" w:fill="FFFFFF"/>
-            <w:vAlign w:val="center"/>
-          </w:tcPr>
-          <w:p>
-            <w:pPr>
-              <w:jc w:val="center"/>
-              <w:rPr>
-                <w:rFonts w:ascii="Times New Roman" w:hAnsi="Times New Roman" w:cs="Times New Roman"/>
-                <w:sz w:val="26"/>
-                <w:szCs w:val="26"/>
-              </w:rPr>
-            </w:pPr>
-            <w:r>
-              <w:rPr>
-                <w:rFonts w:ascii="Times New Roman" w:hAnsi="Times New Roman" w:cs="Times New Roman"/>
-                <w:sz w:val="26"/>
-                <w:szCs w:val="26"/>
-              </w:rPr>
-              <w:t>TC_AI_01</w:t>
-            </w:r>
-          </w:p>
-        </w:tc>
-        <w:tc>
-          <w:tcPr>
-            <w:tcW w:w="2160" w:type="dxa"/>
-            <w:tcBorders>
-              <w:top w:val="single" w:sz="4" w:space="0" w:color="000000"/>
-              <w:left w:val="single" w:sz="4" w:space="0" w:color="000000"/>
-              <w:bottom w:val="single" w:sz="4" w:space="0" w:color="000000"/>
-              <w:right w:val="single" w:sz="4" w:space="0" w:color="000000"/>
-            </w:tcBorders>
-            <w:shd w:val="clear" w:color="000000" w:fill="FFFFFF"/>
-            <w:vAlign w:val="center"/>
-          </w:tcPr>
-          <w:p>
-            <w:pPr>
-              <w:jc w:val="center"/>
-              <w:rPr>
-                <w:rFonts w:ascii="Times New Roman" w:eastAsia="MS PGothic" w:hAnsi="Times New Roman" w:cs="Times New Roman"/>
+        <w:tc>
+          <w:tcPr>
+            <w:tcW w:w="0" w:type="auto"/>
+            <w:hideMark/>
+          </w:tcPr>
+          <w:p>
+            <w:pPr>
+              <w:spacing w:after="0" w:line="360" w:lineRule="auto"/>
+              <w:rPr>
+                <w:rFonts w:ascii="Times New Roman" w:hAnsi="Times New Roman" w:cs="Times New Roman"/>
+                <w:sz w:val="26"/>
+                <w:szCs w:val="26"/>
+              </w:rPr>
+            </w:pPr>
+            <w:r>
+              <w:rPr>
+                <w:rFonts w:ascii="Times New Roman" w:hAnsi="Times New Roman" w:cs="Times New Roman"/>
+                <w:b/>
+                <w:bCs/>
+                <w:sz w:val="26"/>
+                <w:szCs w:val="26"/>
+              </w:rPr>
+              <w:t>TC_SEARCH_02</w:t>
+            </w:r>
+          </w:p>
+        </w:tc>
+        <w:tc>
+          <w:tcPr>
+            <w:tcW w:w="0" w:type="auto"/>
+            <w:hideMark/>
+          </w:tcPr>
+          <w:p>
+            <w:pPr>
+              <w:spacing w:after="0" w:line="360" w:lineRule="auto"/>
+              <w:rPr>
+                <w:rFonts w:ascii="Times New Roman" w:hAnsi="Times New Roman" w:cs="Times New Roman"/>
                 <w:sz w:val="26"/>
                 <w:szCs w:val="26"/>
               </w:rPr>
@@ -13006,28 +11832,21 @@
         </w:tc>
         <w:tc>
           <w:tcPr>
-            <w:tcW w:w="2993" w:type="dxa"/>
-            <w:tcBorders>
-              <w:top w:val="single" w:sz="4" w:space="0" w:color="000000"/>
-              <w:left w:val="single" w:sz="4" w:space="0" w:color="000000"/>
-              <w:bottom w:val="single" w:sz="4" w:space="0" w:color="000000"/>
-              <w:right w:val="single" w:sz="4" w:space="0" w:color="000000"/>
-            </w:tcBorders>
-            <w:shd w:val="clear" w:color="000000" w:fill="FFFFFF"/>
-            <w:vAlign w:val="center"/>
-          </w:tcPr>
-          <w:p>
-            <w:pPr>
-              <w:jc w:val="center"/>
-              <w:rPr>
-                <w:rFonts w:ascii="Times New Roman" w:eastAsia="MS PGothic" w:hAnsi="Times New Roman" w:cs="Times New Roman"/>
-                <w:sz w:val="26"/>
-                <w:szCs w:val="26"/>
-              </w:rPr>
-            </w:pPr>
-            <w:r>
-              <w:rPr>
-                <w:rFonts w:ascii="Times New Roman" w:eastAsia="MS PGothic" w:hAnsi="Times New Roman" w:cs="Times New Roman"/>
+            <w:tcW w:w="2207" w:type="dxa"/>
+            <w:hideMark/>
+          </w:tcPr>
+          <w:p>
+            <w:pPr>
+              <w:spacing w:after="0" w:line="360" w:lineRule="auto"/>
+              <w:rPr>
+                <w:rFonts w:ascii="Times New Roman" w:hAnsi="Times New Roman" w:cs="Times New Roman"/>
+                <w:sz w:val="26"/>
+                <w:szCs w:val="26"/>
+              </w:rPr>
+            </w:pPr>
+            <w:r>
+              <w:rPr>
+                <w:rFonts w:ascii="Times New Roman" w:hAnsi="Times New Roman" w:cs="Times New Roman"/>
                 <w:sz w:val="26"/>
                 <w:szCs w:val="26"/>
               </w:rPr>
@@ -13037,28 +11856,23 @@
         </w:tc>
         <w:tc>
           <w:tcPr>
-            <w:tcW w:w="2327" w:type="dxa"/>
-            <w:tcBorders>
-              <w:top w:val="single" w:sz="4" w:space="0" w:color="000000"/>
-              <w:left w:val="single" w:sz="4" w:space="0" w:color="000000"/>
-              <w:bottom w:val="single" w:sz="4" w:space="0" w:color="000000"/>
-              <w:right w:val="single" w:sz="4" w:space="0" w:color="000000"/>
-            </w:tcBorders>
-            <w:shd w:val="clear" w:color="000000" w:fill="FFFFFF"/>
-            <w:vAlign w:val="center"/>
-          </w:tcPr>
-          <w:p>
-            <w:pPr>
-              <w:jc w:val="center"/>
-              <w:rPr>
-                <w:rFonts w:ascii="Times New Roman" w:eastAsia="MS PGothic" w:hAnsi="Times New Roman" w:cs="Times New Roman"/>
-                <w:sz w:val="26"/>
-                <w:szCs w:val="26"/>
-              </w:rPr>
-            </w:pPr>
-            <w:r>
-              <w:rPr>
-                <w:rFonts w:ascii="Times New Roman" w:hAnsi="Times New Roman" w:cs="Times New Roman"/>
+            <w:tcW w:w="1134" w:type="dxa"/>
+            <w:hideMark/>
+          </w:tcPr>
+          <w:p>
+            <w:pPr>
+              <w:spacing w:after="0" w:line="360" w:lineRule="auto"/>
+              <w:rPr>
+                <w:rFonts w:ascii="Times New Roman" w:hAnsi="Times New Roman" w:cs="Times New Roman"/>
+                <w:sz w:val="26"/>
+                <w:szCs w:val="26"/>
+              </w:rPr>
+            </w:pPr>
+            <w:r>
+              <w:rPr>
+                <w:rFonts w:ascii="Times New Roman" w:hAnsi="Times New Roman" w:cs="Times New Roman"/>
+                <w:b/>
+                <w:bCs/>
                 <w:sz w:val="26"/>
                 <w:szCs w:val="26"/>
               </w:rPr>
@@ -13068,150 +11882,114 @@
         </w:tc>
         <w:tc>
           <w:tcPr>
-            <w:tcW w:w="2448" w:type="dxa"/>
-            <w:tcBorders>
-              <w:top w:val="single" w:sz="4" w:space="0" w:color="000000"/>
-              <w:left w:val="single" w:sz="4" w:space="0" w:color="000000"/>
-              <w:bottom w:val="single" w:sz="4" w:space="0" w:color="000000"/>
-              <w:right w:val="single" w:sz="4" w:space="0" w:color="000000"/>
-            </w:tcBorders>
-            <w:shd w:val="clear" w:color="000000" w:fill="FFFFFF"/>
-            <w:vAlign w:val="center"/>
-          </w:tcPr>
-          <w:p>
-            <w:pPr>
-              <w:jc w:val="center"/>
-              <w:rPr>
-                <w:rFonts w:ascii="Times New Roman" w:eastAsia="MS PGothic" w:hAnsi="Times New Roman" w:cs="Times New Roman"/>
-                <w:sz w:val="26"/>
-                <w:szCs w:val="26"/>
-              </w:rPr>
-            </w:pPr>
-            <w:r>
-              <w:rPr>
-                <w:rFonts w:ascii="Times New Roman" w:hAnsi="Times New Roman" w:cs="Times New Roman"/>
-                <w:sz w:val="26"/>
-                <w:szCs w:val="26"/>
-              </w:rPr>
-              <w:t>Cao (High)</w:t>
-            </w:r>
-          </w:p>
-        </w:tc>
-        <w:tc>
-          <w:tcPr>
-            <w:tcW w:w="4763" w:type="dxa"/>
-            <w:tcBorders>
-              <w:top w:val="single" w:sz="4" w:space="0" w:color="000000"/>
-              <w:left w:val="single" w:sz="4" w:space="0" w:color="000000"/>
-              <w:bottom w:val="single" w:sz="4" w:space="0" w:color="000000"/>
-              <w:right w:val="single" w:sz="4" w:space="0" w:color="000000"/>
-            </w:tcBorders>
-            <w:shd w:val="clear" w:color="000000" w:fill="FFFFFF"/>
-            <w:vAlign w:val="center"/>
-          </w:tcPr>
-          <w:p>
-            <w:pPr>
-              <w:jc w:val="center"/>
-              <w:rPr>
-                <w:rFonts w:ascii="Times New Roman" w:eastAsia="MS PGothic" w:hAnsi="Times New Roman" w:cs="Times New Roman"/>
-                <w:sz w:val="26"/>
-                <w:szCs w:val="26"/>
-              </w:rPr>
-            </w:pPr>
-            <w:r>
-              <w:rPr>
-                <w:rFonts w:ascii="Times New Roman" w:hAnsi="Times New Roman" w:cs="Times New Roman"/>
-                <w:sz w:val="26"/>
-                <w:szCs w:val="26"/>
-              </w:rPr>
-              <w:t>Không có lỗi. Tóm tắt ngắn gọn 3-5 gạch đầu dòng, giữ nguyên văn phong hành chính.</w:t>
-            </w:r>
-          </w:p>
-        </w:tc>
-        <w:tc>
-          <w:tcPr>
-            <w:tcW w:w="3991" w:type="dxa"/>
-            <w:tcBorders>
-              <w:top w:val="single" w:sz="4" w:space="0" w:color="000000"/>
-              <w:left w:val="single" w:sz="4" w:space="0" w:color="000000"/>
-              <w:bottom w:val="single" w:sz="4" w:space="0" w:color="000000"/>
-              <w:right w:val="single" w:sz="4" w:space="0" w:color="000000"/>
-            </w:tcBorders>
-            <w:shd w:val="clear" w:color="000000" w:fill="FFFFFF"/>
-            <w:vAlign w:val="center"/>
-          </w:tcPr>
-          <w:p>
-            <w:pPr>
-              <w:jc w:val="center"/>
-              <w:rPr>
-                <w:rFonts w:ascii="Times New Roman" w:eastAsia="MS PGothic" w:hAnsi="Times New Roman" w:cs="Times New Roman"/>
-                <w:sz w:val="26"/>
-                <w:szCs w:val="26"/>
-              </w:rPr>
-            </w:pPr>
-            <w:r>
-              <w:rPr>
-                <w:rFonts w:ascii="Times New Roman" w:hAnsi="Times New Roman" w:cs="Times New Roman"/>
-                <w:sz w:val="26"/>
-                <w:szCs w:val="26"/>
-              </w:rPr>
-              <w:t>Pytest tự động (test_ai.py)</w:t>
+            <w:tcW w:w="2693" w:type="dxa"/>
+            <w:hideMark/>
+          </w:tcPr>
+          <w:p>
+            <w:pPr>
+              <w:spacing w:after="0" w:line="360" w:lineRule="auto"/>
+              <w:rPr>
+                <w:rFonts w:ascii="Times New Roman" w:hAnsi="Times New Roman" w:cs="Times New Roman"/>
+                <w:sz w:val="26"/>
+                <w:szCs w:val="26"/>
+              </w:rPr>
+            </w:pPr>
+            <w:r>
+              <w:rPr>
+                <w:rFonts w:ascii="Times New Roman" w:hAnsi="Times New Roman" w:cs="Times New Roman"/>
+                <w:sz w:val="26"/>
+                <w:szCs w:val="26"/>
+              </w:rPr>
+              <w:t>Thấp (Low)</w:t>
+            </w:r>
+          </w:p>
+        </w:tc>
+        <w:tc>
+          <w:tcPr>
+            <w:tcW w:w="4515" w:type="dxa"/>
+            <w:hideMark/>
+          </w:tcPr>
+          <w:p>
+            <w:pPr>
+              <w:spacing w:after="0" w:line="360" w:lineRule="auto"/>
+              <w:rPr>
+                <w:rFonts w:ascii="Times New Roman" w:hAnsi="Times New Roman" w:cs="Times New Roman"/>
+                <w:sz w:val="26"/>
+                <w:szCs w:val="26"/>
+              </w:rPr>
+            </w:pPr>
+            <w:r>
+              <w:rPr>
+                <w:rFonts w:ascii="Times New Roman" w:hAnsi="Times New Roman" w:cs="Times New Roman"/>
+                <w:sz w:val="26"/>
+                <w:szCs w:val="26"/>
+              </w:rPr>
+              <w:t>Không có lỗi. Trả về mảng rỗng [] mã 200, không bị crash Backend 500 khi không có kết quả.</w:t>
+            </w:r>
+          </w:p>
+        </w:tc>
+        <w:tc>
+          <w:tcPr>
+            <w:tcW w:w="2330" w:type="dxa"/>
+            <w:hideMark/>
+          </w:tcPr>
+          <w:p>
+            <w:pPr>
+              <w:spacing w:after="0" w:line="360" w:lineRule="auto"/>
+              <w:rPr>
+                <w:rFonts w:ascii="Times New Roman" w:hAnsi="Times New Roman" w:cs="Times New Roman"/>
+                <w:sz w:val="26"/>
+                <w:szCs w:val="26"/>
+              </w:rPr>
+            </w:pPr>
+            <w:r>
+              <w:rPr>
+                <w:rFonts w:ascii="Times New Roman" w:hAnsi="Times New Roman" w:cs="Times New Roman"/>
+                <w:sz w:val="26"/>
+                <w:szCs w:val="26"/>
+              </w:rPr>
+              <w:t>Kiểm thử biên (Boundary test)</w:t>
             </w:r>
           </w:p>
         </w:tc>
       </w:tr>
       <w:tr>
-        <w:trPr>
-          <w:trHeight w:val="270"/>
-        </w:trPr>
-        <w:tc>
-          <w:tcPr>
-            <w:tcW w:w="3194" w:type="dxa"/>
-            <w:tcBorders>
-              <w:top w:val="single" w:sz="4" w:space="0" w:color="000000"/>
-              <w:left w:val="single" w:sz="4" w:space="0" w:color="000000"/>
-              <w:bottom w:val="single" w:sz="4" w:space="0" w:color="000000"/>
-              <w:right w:val="single" w:sz="4" w:space="0" w:color="000000"/>
-            </w:tcBorders>
-            <w:shd w:val="clear" w:color="000000" w:fill="FFFFFF"/>
-            <w:vAlign w:val="center"/>
-          </w:tcPr>
-          <w:p>
-            <w:pPr>
-              <w:jc w:val="center"/>
-              <w:rPr>
-                <w:rFonts w:ascii="Times New Roman" w:hAnsi="Times New Roman" w:cs="Times New Roman"/>
-                <w:sz w:val="26"/>
-                <w:szCs w:val="26"/>
-              </w:rPr>
-            </w:pPr>
-            <w:r>
-              <w:rPr>
-                <w:rFonts w:ascii="Times New Roman" w:hAnsi="Times New Roman" w:cs="Times New Roman"/>
-                <w:sz w:val="26"/>
-                <w:szCs w:val="26"/>
-              </w:rPr>
-              <w:t>TC_AI_02</w:t>
-            </w:r>
-          </w:p>
-        </w:tc>
-        <w:tc>
-          <w:tcPr>
-            <w:tcW w:w="2160" w:type="dxa"/>
-            <w:tcBorders>
-              <w:top w:val="single" w:sz="4" w:space="0" w:color="000000"/>
-              <w:left w:val="single" w:sz="4" w:space="0" w:color="000000"/>
-              <w:bottom w:val="single" w:sz="4" w:space="0" w:color="000000"/>
-              <w:right w:val="single" w:sz="4" w:space="0" w:color="000000"/>
-            </w:tcBorders>
-            <w:shd w:val="clear" w:color="000000" w:fill="FFFFFF"/>
-            <w:vAlign w:val="center"/>
-          </w:tcPr>
-          <w:p>
-            <w:pPr>
-              <w:jc w:val="center"/>
-              <w:rPr>
-                <w:rFonts w:ascii="Times New Roman" w:eastAsia="MS PGothic" w:hAnsi="Times New Roman" w:cs="Times New Roman"/>
+        <w:tc>
+          <w:tcPr>
+            <w:tcW w:w="0" w:type="auto"/>
+            <w:hideMark/>
+          </w:tcPr>
+          <w:p>
+            <w:pPr>
+              <w:spacing w:after="0" w:line="360" w:lineRule="auto"/>
+              <w:rPr>
+                <w:rFonts w:ascii="Times New Roman" w:hAnsi="Times New Roman" w:cs="Times New Roman"/>
+                <w:sz w:val="26"/>
+                <w:szCs w:val="26"/>
+              </w:rPr>
+            </w:pPr>
+            <w:r>
+              <w:rPr>
+                <w:rFonts w:ascii="Times New Roman" w:hAnsi="Times New Roman" w:cs="Times New Roman"/>
+                <w:b/>
+                <w:bCs/>
+                <w:sz w:val="26"/>
+                <w:szCs w:val="26"/>
+              </w:rPr>
+              <w:t>TC_REMIND_01</w:t>
+            </w:r>
+          </w:p>
+        </w:tc>
+        <w:tc>
+          <w:tcPr>
+            <w:tcW w:w="0" w:type="auto"/>
+            <w:hideMark/>
+          </w:tcPr>
+          <w:p>
+            <w:pPr>
+              <w:spacing w:after="0" w:line="360" w:lineRule="auto"/>
+              <w:rPr>
+                <w:rFonts w:ascii="Times New Roman" w:hAnsi="Times New Roman" w:cs="Times New Roman"/>
                 <w:sz w:val="26"/>
                 <w:szCs w:val="26"/>
               </w:rPr>
@@ -13228,28 +12006,21 @@
         </w:tc>
         <w:tc>
           <w:tcPr>
-            <w:tcW w:w="2993" w:type="dxa"/>
-            <w:tcBorders>
-              <w:top w:val="single" w:sz="4" w:space="0" w:color="000000"/>
-              <w:left w:val="single" w:sz="4" w:space="0" w:color="000000"/>
-              <w:bottom w:val="single" w:sz="4" w:space="0" w:color="000000"/>
-              <w:right w:val="single" w:sz="4" w:space="0" w:color="000000"/>
-            </w:tcBorders>
-            <w:shd w:val="clear" w:color="000000" w:fill="FFFFFF"/>
-            <w:vAlign w:val="center"/>
-          </w:tcPr>
-          <w:p>
-            <w:pPr>
-              <w:jc w:val="center"/>
-              <w:rPr>
-                <w:rFonts w:ascii="Times New Roman" w:eastAsia="MS PGothic" w:hAnsi="Times New Roman" w:cs="Times New Roman"/>
-                <w:sz w:val="26"/>
-                <w:szCs w:val="26"/>
-              </w:rPr>
-            </w:pPr>
-            <w:r>
-              <w:rPr>
-                <w:rFonts w:ascii="Times New Roman" w:eastAsia="MS PGothic" w:hAnsi="Times New Roman" w:cs="Times New Roman"/>
+            <w:tcW w:w="2207" w:type="dxa"/>
+            <w:hideMark/>
+          </w:tcPr>
+          <w:p>
+            <w:pPr>
+              <w:spacing w:after="0" w:line="360" w:lineRule="auto"/>
+              <w:rPr>
+                <w:rFonts w:ascii="Times New Roman" w:hAnsi="Times New Roman" w:cs="Times New Roman"/>
+                <w:sz w:val="26"/>
+                <w:szCs w:val="26"/>
+              </w:rPr>
+            </w:pPr>
+            <w:r>
+              <w:rPr>
+                <w:rFonts w:ascii="Times New Roman" w:hAnsi="Times New Roman" w:cs="Times New Roman"/>
                 <w:sz w:val="26"/>
                 <w:szCs w:val="26"/>
               </w:rPr>
@@ -13259,28 +12030,23 @@
         </w:tc>
         <w:tc>
           <w:tcPr>
-            <w:tcW w:w="2327" w:type="dxa"/>
-            <w:tcBorders>
-              <w:top w:val="single" w:sz="4" w:space="0" w:color="000000"/>
-              <w:left w:val="single" w:sz="4" w:space="0" w:color="000000"/>
-              <w:bottom w:val="single" w:sz="4" w:space="0" w:color="000000"/>
-              <w:right w:val="single" w:sz="4" w:space="0" w:color="000000"/>
-            </w:tcBorders>
-            <w:shd w:val="clear" w:color="000000" w:fill="FFFFFF"/>
-            <w:vAlign w:val="center"/>
-          </w:tcPr>
-          <w:p>
-            <w:pPr>
-              <w:jc w:val="center"/>
-              <w:rPr>
-                <w:rFonts w:ascii="Times New Roman" w:eastAsia="MS PGothic" w:hAnsi="Times New Roman" w:cs="Times New Roman"/>
-                <w:sz w:val="26"/>
-                <w:szCs w:val="26"/>
-              </w:rPr>
-            </w:pPr>
-            <w:r>
-              <w:rPr>
-                <w:rFonts w:ascii="Times New Roman" w:hAnsi="Times New Roman" w:cs="Times New Roman"/>
+            <w:tcW w:w="1134" w:type="dxa"/>
+            <w:hideMark/>
+          </w:tcPr>
+          <w:p>
+            <w:pPr>
+              <w:spacing w:after="0" w:line="360" w:lineRule="auto"/>
+              <w:rPr>
+                <w:rFonts w:ascii="Times New Roman" w:hAnsi="Times New Roman" w:cs="Times New Roman"/>
+                <w:sz w:val="26"/>
+                <w:szCs w:val="26"/>
+              </w:rPr>
+            </w:pPr>
+            <w:r>
+              <w:rPr>
+                <w:rFonts w:ascii="Times New Roman" w:hAnsi="Times New Roman" w:cs="Times New Roman"/>
+                <w:b/>
+                <w:bCs/>
                 <w:sz w:val="26"/>
                 <w:szCs w:val="26"/>
               </w:rPr>
@@ -13290,21 +12056,14 @@
         </w:tc>
         <w:tc>
           <w:tcPr>
-            <w:tcW w:w="2448" w:type="dxa"/>
-            <w:tcBorders>
-              <w:top w:val="single" w:sz="4" w:space="0" w:color="000000"/>
-              <w:left w:val="single" w:sz="4" w:space="0" w:color="000000"/>
-              <w:bottom w:val="single" w:sz="4" w:space="0" w:color="000000"/>
-              <w:right w:val="single" w:sz="4" w:space="0" w:color="000000"/>
-            </w:tcBorders>
-            <w:shd w:val="clear" w:color="000000" w:fill="FFFFFF"/>
-            <w:vAlign w:val="center"/>
-          </w:tcPr>
-          <w:p>
-            <w:pPr>
-              <w:jc w:val="center"/>
-              <w:rPr>
-                <w:rFonts w:ascii="Times New Roman" w:eastAsia="MS PGothic" w:hAnsi="Times New Roman" w:cs="Times New Roman"/>
+            <w:tcW w:w="2693" w:type="dxa"/>
+            <w:hideMark/>
+          </w:tcPr>
+          <w:p>
+            <w:pPr>
+              <w:spacing w:after="0" w:line="360" w:lineRule="auto"/>
+              <w:rPr>
+                <w:rFonts w:ascii="Times New Roman" w:hAnsi="Times New Roman" w:cs="Times New Roman"/>
                 <w:sz w:val="26"/>
                 <w:szCs w:val="26"/>
               </w:rPr>
@@ -13321,119 +12080,90 @@
         </w:tc>
         <w:tc>
           <w:tcPr>
-            <w:tcW w:w="4763" w:type="dxa"/>
-            <w:tcBorders>
-              <w:top w:val="single" w:sz="4" w:space="0" w:color="000000"/>
-              <w:left w:val="single" w:sz="4" w:space="0" w:color="000000"/>
-              <w:bottom w:val="single" w:sz="4" w:space="0" w:color="000000"/>
-              <w:right w:val="single" w:sz="4" w:space="0" w:color="000000"/>
-            </w:tcBorders>
-            <w:shd w:val="clear" w:color="000000" w:fill="FFFFFF"/>
-            <w:vAlign w:val="center"/>
-          </w:tcPr>
-          <w:p>
-            <w:pPr>
-              <w:jc w:val="center"/>
-              <w:rPr>
-                <w:rFonts w:ascii="Times New Roman" w:eastAsia="MS PGothic" w:hAnsi="Times New Roman" w:cs="Times New Roman"/>
-                <w:sz w:val="26"/>
-                <w:szCs w:val="26"/>
-              </w:rPr>
-            </w:pPr>
-            <w:r>
-              <w:rPr>
-                <w:rFonts w:ascii="Times New Roman" w:hAnsi="Times New Roman" w:cs="Times New Roman"/>
-                <w:sz w:val="26"/>
-                <w:szCs w:val="26"/>
-              </w:rPr>
-              <w:t>Không có lỗi. Gợi ý độ khẩn HOA_TOC chính xác. Cho phép người dùng chỉnh sửa trước khi lưu (Human-in-the-loop).</w:t>
-            </w:r>
-          </w:p>
-        </w:tc>
-        <w:tc>
-          <w:tcPr>
-            <w:tcW w:w="3991" w:type="dxa"/>
-            <w:tcBorders>
-              <w:top w:val="single" w:sz="4" w:space="0" w:color="000000"/>
-              <w:left w:val="single" w:sz="4" w:space="0" w:color="000000"/>
-              <w:bottom w:val="single" w:sz="4" w:space="0" w:color="000000"/>
-              <w:right w:val="single" w:sz="4" w:space="0" w:color="000000"/>
-            </w:tcBorders>
-            <w:shd w:val="clear" w:color="000000" w:fill="FFFFFF"/>
-            <w:vAlign w:val="center"/>
-          </w:tcPr>
-          <w:p>
-            <w:pPr>
-              <w:jc w:val="center"/>
-              <w:rPr>
-                <w:rFonts w:ascii="Times New Roman" w:eastAsia="MS PGothic" w:hAnsi="Times New Roman" w:cs="Times New Roman"/>
-                <w:sz w:val="26"/>
-                <w:szCs w:val="26"/>
-              </w:rPr>
-            </w:pPr>
-            <w:r>
-              <w:rPr>
-                <w:rFonts w:ascii="Times New Roman" w:hAnsi="Times New Roman" w:cs="Times New Roman"/>
-                <w:sz w:val="26"/>
-                <w:szCs w:val="26"/>
-              </w:rPr>
-              <w:t>Pytest tự động (test_ai.py)</w:t>
+            <w:tcW w:w="4515" w:type="dxa"/>
+            <w:hideMark/>
+          </w:tcPr>
+          <w:p>
+            <w:pPr>
+              <w:spacing w:after="0" w:line="360" w:lineRule="auto"/>
+              <w:rPr>
+                <w:rFonts w:ascii="Times New Roman" w:hAnsi="Times New Roman" w:cs="Times New Roman"/>
+                <w:sz w:val="26"/>
+                <w:szCs w:val="26"/>
+              </w:rPr>
+            </w:pPr>
+            <w:r>
+              <w:rPr>
+                <w:rFonts w:ascii="Times New Roman" w:hAnsi="Times New Roman" w:cs="Times New Roman"/>
+                <w:sz w:val="26"/>
+                <w:szCs w:val="26"/>
+              </w:rPr>
+              <w:t>Không có lỗi. Nhiệm vụ còn &lt;= 2 ngày hiển thị nhãn cam "Sắp hết hạn" và kích hoạt chuông thông báo.</w:t>
+            </w:r>
+          </w:p>
+        </w:tc>
+        <w:tc>
+          <w:tcPr>
+            <w:tcW w:w="2330" w:type="dxa"/>
+            <w:hideMark/>
+          </w:tcPr>
+          <w:p>
+            <w:pPr>
+              <w:spacing w:after="0" w:line="360" w:lineRule="auto"/>
+              <w:rPr>
+                <w:rFonts w:ascii="Times New Roman" w:hAnsi="Times New Roman" w:cs="Times New Roman"/>
+                <w:sz w:val="26"/>
+                <w:szCs w:val="26"/>
+              </w:rPr>
+            </w:pPr>
+            <w:r>
+              <w:rPr>
+                <w:rFonts w:ascii="Times New Roman" w:hAnsi="Times New Roman" w:cs="Times New Roman"/>
+                <w:sz w:val="26"/>
+                <w:szCs w:val="26"/>
+              </w:rPr>
+              <w:t>Kiểm thử giao diện (UI Test thủ công)</w:t>
             </w:r>
           </w:p>
         </w:tc>
       </w:tr>
       <w:tr>
-        <w:trPr>
-          <w:trHeight w:val="270"/>
-        </w:trPr>
-        <w:tc>
-          <w:tcPr>
-            <w:tcW w:w="3194" w:type="dxa"/>
-            <w:tcBorders>
-              <w:top w:val="single" w:sz="4" w:space="0" w:color="000000"/>
-              <w:left w:val="single" w:sz="4" w:space="0" w:color="000000"/>
-              <w:bottom w:val="single" w:sz="4" w:space="0" w:color="000000"/>
-              <w:right w:val="single" w:sz="4" w:space="0" w:color="000000"/>
-            </w:tcBorders>
-            <w:shd w:val="clear" w:color="000000" w:fill="FFFFFF"/>
-            <w:vAlign w:val="center"/>
-          </w:tcPr>
-          <w:p>
-            <w:pPr>
-              <w:jc w:val="center"/>
-              <w:rPr>
-                <w:rFonts w:ascii="Times New Roman" w:hAnsi="Times New Roman" w:cs="Times New Roman"/>
-                <w:sz w:val="26"/>
-                <w:szCs w:val="26"/>
-              </w:rPr>
-            </w:pPr>
-            <w:r>
-              <w:rPr>
-                <w:rFonts w:ascii="Times New Roman" w:hAnsi="Times New Roman" w:cs="Times New Roman"/>
-                <w:sz w:val="26"/>
-                <w:szCs w:val="26"/>
-              </w:rPr>
-              <w:t>TC_AI_03</w:t>
-            </w:r>
-          </w:p>
-        </w:tc>
-        <w:tc>
-          <w:tcPr>
-            <w:tcW w:w="2160" w:type="dxa"/>
-            <w:tcBorders>
-              <w:top w:val="single" w:sz="4" w:space="0" w:color="000000"/>
-              <w:left w:val="single" w:sz="4" w:space="0" w:color="000000"/>
-              <w:bottom w:val="single" w:sz="4" w:space="0" w:color="000000"/>
-              <w:right w:val="single" w:sz="4" w:space="0" w:color="000000"/>
-            </w:tcBorders>
-            <w:shd w:val="clear" w:color="000000" w:fill="FFFFFF"/>
-            <w:vAlign w:val="center"/>
-          </w:tcPr>
-          <w:p>
-            <w:pPr>
-              <w:jc w:val="center"/>
-              <w:rPr>
-                <w:rFonts w:ascii="Times New Roman" w:eastAsia="MS PGothic" w:hAnsi="Times New Roman" w:cs="Times New Roman"/>
+        <w:tc>
+          <w:tcPr>
+            <w:tcW w:w="0" w:type="auto"/>
+            <w:hideMark/>
+          </w:tcPr>
+          <w:p>
+            <w:pPr>
+              <w:spacing w:after="0" w:line="360" w:lineRule="auto"/>
+              <w:rPr>
+                <w:rFonts w:ascii="Times New Roman" w:hAnsi="Times New Roman" w:cs="Times New Roman"/>
+                <w:sz w:val="26"/>
+                <w:szCs w:val="26"/>
+              </w:rPr>
+            </w:pPr>
+            <w:r>
+              <w:rPr>
+                <w:rFonts w:ascii="Times New Roman" w:hAnsi="Times New Roman" w:cs="Times New Roman"/>
+                <w:b/>
+                <w:bCs/>
+                <w:sz w:val="26"/>
+                <w:szCs w:val="26"/>
+              </w:rPr>
+              <w:t>TC_REMIND_02</w:t>
+            </w:r>
+          </w:p>
+        </w:tc>
+        <w:tc>
+          <w:tcPr>
+            <w:tcW w:w="0" w:type="auto"/>
+            <w:hideMark/>
+          </w:tcPr>
+          <w:p>
+            <w:pPr>
+              <w:spacing w:after="0" w:line="360" w:lineRule="auto"/>
+              <w:rPr>
+                <w:rFonts w:ascii="Times New Roman" w:hAnsi="Times New Roman" w:cs="Times New Roman"/>
                 <w:sz w:val="26"/>
                 <w:szCs w:val="26"/>
               </w:rPr>
@@ -13450,28 +12180,21 @@
         </w:tc>
         <w:tc>
           <w:tcPr>
-            <w:tcW w:w="2993" w:type="dxa"/>
-            <w:tcBorders>
-              <w:top w:val="single" w:sz="4" w:space="0" w:color="000000"/>
-              <w:left w:val="single" w:sz="4" w:space="0" w:color="000000"/>
-              <w:bottom w:val="single" w:sz="4" w:space="0" w:color="000000"/>
-              <w:right w:val="single" w:sz="4" w:space="0" w:color="000000"/>
-            </w:tcBorders>
-            <w:shd w:val="clear" w:color="000000" w:fill="FFFFFF"/>
-            <w:vAlign w:val="center"/>
-          </w:tcPr>
-          <w:p>
-            <w:pPr>
-              <w:jc w:val="center"/>
-              <w:rPr>
-                <w:rFonts w:ascii="Times New Roman" w:eastAsia="MS PGothic" w:hAnsi="Times New Roman" w:cs="Times New Roman"/>
-                <w:sz w:val="26"/>
-                <w:szCs w:val="26"/>
-              </w:rPr>
-            </w:pPr>
-            <w:r>
-              <w:rPr>
-                <w:rFonts w:ascii="Times New Roman" w:eastAsia="MS PGothic" w:hAnsi="Times New Roman" w:cs="Times New Roman"/>
+            <w:tcW w:w="2207" w:type="dxa"/>
+            <w:hideMark/>
+          </w:tcPr>
+          <w:p>
+            <w:pPr>
+              <w:spacing w:after="0" w:line="360" w:lineRule="auto"/>
+              <w:rPr>
+                <w:rFonts w:ascii="Times New Roman" w:hAnsi="Times New Roman" w:cs="Times New Roman"/>
+                <w:sz w:val="26"/>
+                <w:szCs w:val="26"/>
+              </w:rPr>
+            </w:pPr>
+            <w:r>
+              <w:rPr>
+                <w:rFonts w:ascii="Times New Roman" w:hAnsi="Times New Roman" w:cs="Times New Roman"/>
                 <w:sz w:val="26"/>
                 <w:szCs w:val="26"/>
               </w:rPr>
@@ -13481,28 +12204,23 @@
         </w:tc>
         <w:tc>
           <w:tcPr>
-            <w:tcW w:w="2327" w:type="dxa"/>
-            <w:tcBorders>
-              <w:top w:val="single" w:sz="4" w:space="0" w:color="000000"/>
-              <w:left w:val="single" w:sz="4" w:space="0" w:color="000000"/>
-              <w:bottom w:val="single" w:sz="4" w:space="0" w:color="000000"/>
-              <w:right w:val="single" w:sz="4" w:space="0" w:color="000000"/>
-            </w:tcBorders>
-            <w:shd w:val="clear" w:color="000000" w:fill="FFFFFF"/>
-            <w:vAlign w:val="center"/>
-          </w:tcPr>
-          <w:p>
-            <w:pPr>
-              <w:jc w:val="center"/>
-              <w:rPr>
-                <w:rFonts w:ascii="Times New Roman" w:eastAsia="MS PGothic" w:hAnsi="Times New Roman" w:cs="Times New Roman"/>
-                <w:sz w:val="26"/>
-                <w:szCs w:val="26"/>
-              </w:rPr>
-            </w:pPr>
-            <w:r>
-              <w:rPr>
-                <w:rFonts w:ascii="Times New Roman" w:hAnsi="Times New Roman" w:cs="Times New Roman"/>
+            <w:tcW w:w="1134" w:type="dxa"/>
+            <w:hideMark/>
+          </w:tcPr>
+          <w:p>
+            <w:pPr>
+              <w:spacing w:after="0" w:line="360" w:lineRule="auto"/>
+              <w:rPr>
+                <w:rFonts w:ascii="Times New Roman" w:hAnsi="Times New Roman" w:cs="Times New Roman"/>
+                <w:sz w:val="26"/>
+                <w:szCs w:val="26"/>
+              </w:rPr>
+            </w:pPr>
+            <w:r>
+              <w:rPr>
+                <w:rFonts w:ascii="Times New Roman" w:hAnsi="Times New Roman" w:cs="Times New Roman"/>
+                <w:b/>
+                <w:bCs/>
                 <w:sz w:val="26"/>
                 <w:szCs w:val="26"/>
               </w:rPr>
@@ -13512,21 +12230,14 @@
         </w:tc>
         <w:tc>
           <w:tcPr>
-            <w:tcW w:w="2448" w:type="dxa"/>
-            <w:tcBorders>
-              <w:top w:val="single" w:sz="4" w:space="0" w:color="000000"/>
-              <w:left w:val="single" w:sz="4" w:space="0" w:color="000000"/>
-              <w:bottom w:val="single" w:sz="4" w:space="0" w:color="000000"/>
-              <w:right w:val="single" w:sz="4" w:space="0" w:color="000000"/>
-            </w:tcBorders>
-            <w:shd w:val="clear" w:color="000000" w:fill="FFFFFF"/>
-            <w:vAlign w:val="center"/>
-          </w:tcPr>
-          <w:p>
-            <w:pPr>
-              <w:jc w:val="center"/>
-              <w:rPr>
-                <w:rFonts w:ascii="Times New Roman" w:eastAsia="MS PGothic" w:hAnsi="Times New Roman" w:cs="Times New Roman"/>
+            <w:tcW w:w="2693" w:type="dxa"/>
+            <w:hideMark/>
+          </w:tcPr>
+          <w:p>
+            <w:pPr>
+              <w:spacing w:after="0" w:line="360" w:lineRule="auto"/>
+              <w:rPr>
+                <w:rFonts w:ascii="Times New Roman" w:hAnsi="Times New Roman" w:cs="Times New Roman"/>
                 <w:sz w:val="26"/>
                 <w:szCs w:val="26"/>
               </w:rPr>
@@ -13543,119 +12254,90 @@
         </w:tc>
         <w:tc>
           <w:tcPr>
-            <w:tcW w:w="4763" w:type="dxa"/>
-            <w:tcBorders>
-              <w:top w:val="single" w:sz="4" w:space="0" w:color="000000"/>
-              <w:left w:val="single" w:sz="4" w:space="0" w:color="000000"/>
-              <w:bottom w:val="single" w:sz="4" w:space="0" w:color="000000"/>
-              <w:right w:val="single" w:sz="4" w:space="0" w:color="000000"/>
-            </w:tcBorders>
-            <w:shd w:val="clear" w:color="000000" w:fill="FFFFFF"/>
-            <w:vAlign w:val="center"/>
-          </w:tcPr>
-          <w:p>
-            <w:pPr>
-              <w:jc w:val="center"/>
-              <w:rPr>
-                <w:rFonts w:ascii="Times New Roman" w:eastAsia="MS PGothic" w:hAnsi="Times New Roman" w:cs="Times New Roman"/>
-                <w:sz w:val="26"/>
-                <w:szCs w:val="26"/>
-              </w:rPr>
-            </w:pPr>
-            <w:r>
-              <w:rPr>
-                <w:rFonts w:ascii="Times New Roman" w:hAnsi="Times New Roman" w:cs="Times New Roman"/>
-                <w:sz w:val="26"/>
-                <w:szCs w:val="26"/>
-              </w:rPr>
-              <w:t>Không có lỗi. Sinh dự thảo phúc đáp chuẩn mẫu văn bản hành chính, có nút sao chép nhanh vào clipboard.</w:t>
-            </w:r>
-          </w:p>
-        </w:tc>
-        <w:tc>
-          <w:tcPr>
-            <w:tcW w:w="3991" w:type="dxa"/>
-            <w:tcBorders>
-              <w:top w:val="single" w:sz="4" w:space="0" w:color="000000"/>
-              <w:left w:val="single" w:sz="4" w:space="0" w:color="000000"/>
-              <w:bottom w:val="single" w:sz="4" w:space="0" w:color="000000"/>
-              <w:right w:val="single" w:sz="4" w:space="0" w:color="000000"/>
-            </w:tcBorders>
-            <w:shd w:val="clear" w:color="000000" w:fill="FFFFFF"/>
-            <w:vAlign w:val="center"/>
-          </w:tcPr>
-          <w:p>
-            <w:pPr>
-              <w:jc w:val="center"/>
-              <w:rPr>
-                <w:rFonts w:ascii="Times New Roman" w:eastAsia="MS PGothic" w:hAnsi="Times New Roman" w:cs="Times New Roman"/>
-                <w:sz w:val="26"/>
-                <w:szCs w:val="26"/>
-              </w:rPr>
-            </w:pPr>
-            <w:r>
-              <w:rPr>
-                <w:rFonts w:ascii="Times New Roman" w:hAnsi="Times New Roman" w:cs="Times New Roman"/>
-                <w:sz w:val="26"/>
-                <w:szCs w:val="26"/>
-              </w:rPr>
-              <w:t>Pytest tự động (test_ai.py)</w:t>
+            <w:tcW w:w="4515" w:type="dxa"/>
+            <w:hideMark/>
+          </w:tcPr>
+          <w:p>
+            <w:pPr>
+              <w:spacing w:after="0" w:line="360" w:lineRule="auto"/>
+              <w:rPr>
+                <w:rFonts w:ascii="Times New Roman" w:hAnsi="Times New Roman" w:cs="Times New Roman"/>
+                <w:sz w:val="26"/>
+                <w:szCs w:val="26"/>
+              </w:rPr>
+            </w:pPr>
+            <w:r>
+              <w:rPr>
+                <w:rFonts w:ascii="Times New Roman" w:hAnsi="Times New Roman" w:cs="Times New Roman"/>
+                <w:sz w:val="26"/>
+                <w:szCs w:val="26"/>
+              </w:rPr>
+              <w:t>Không có lỗi. Nhiệm vụ quá hạn chuyển sang nhãn đỏ "Quá hạn", thống kê Dashboard cập nhật số lượng.</w:t>
+            </w:r>
+          </w:p>
+        </w:tc>
+        <w:tc>
+          <w:tcPr>
+            <w:tcW w:w="2330" w:type="dxa"/>
+            <w:hideMark/>
+          </w:tcPr>
+          <w:p>
+            <w:pPr>
+              <w:spacing w:after="0" w:line="360" w:lineRule="auto"/>
+              <w:rPr>
+                <w:rFonts w:ascii="Times New Roman" w:hAnsi="Times New Roman" w:cs="Times New Roman"/>
+                <w:sz w:val="26"/>
+                <w:szCs w:val="26"/>
+              </w:rPr>
+            </w:pPr>
+            <w:r>
+              <w:rPr>
+                <w:rFonts w:ascii="Times New Roman" w:hAnsi="Times New Roman" w:cs="Times New Roman"/>
+                <w:sz w:val="26"/>
+                <w:szCs w:val="26"/>
+              </w:rPr>
+              <w:t>Kiểm thử giao diện (UI Test thủ công)</w:t>
             </w:r>
           </w:p>
         </w:tc>
       </w:tr>
       <w:tr>
-        <w:trPr>
-          <w:trHeight w:val="270"/>
-        </w:trPr>
-        <w:tc>
-          <w:tcPr>
-            <w:tcW w:w="3194" w:type="dxa"/>
-            <w:tcBorders>
-              <w:top w:val="single" w:sz="4" w:space="0" w:color="000000"/>
-              <w:left w:val="single" w:sz="4" w:space="0" w:color="000000"/>
-              <w:bottom w:val="single" w:sz="4" w:space="0" w:color="000000"/>
-              <w:right w:val="single" w:sz="4" w:space="0" w:color="000000"/>
-            </w:tcBorders>
-            <w:shd w:val="clear" w:color="000000" w:fill="FFFFFF"/>
-            <w:vAlign w:val="center"/>
-          </w:tcPr>
-          <w:p>
-            <w:pPr>
-              <w:jc w:val="center"/>
-              <w:rPr>
-                <w:rFonts w:ascii="Times New Roman" w:hAnsi="Times New Roman" w:cs="Times New Roman"/>
-                <w:sz w:val="26"/>
-                <w:szCs w:val="26"/>
-              </w:rPr>
-            </w:pPr>
-            <w:r>
-              <w:rPr>
-                <w:rFonts w:ascii="Times New Roman" w:hAnsi="Times New Roman" w:cs="Times New Roman"/>
-                <w:sz w:val="26"/>
-                <w:szCs w:val="26"/>
-              </w:rPr>
-              <w:t>TC_AI_HALLUC</w:t>
-            </w:r>
-          </w:p>
-        </w:tc>
-        <w:tc>
-          <w:tcPr>
-            <w:tcW w:w="2160" w:type="dxa"/>
-            <w:tcBorders>
-              <w:top w:val="single" w:sz="4" w:space="0" w:color="000000"/>
-              <w:left w:val="single" w:sz="4" w:space="0" w:color="000000"/>
-              <w:bottom w:val="single" w:sz="4" w:space="0" w:color="000000"/>
-              <w:right w:val="single" w:sz="4" w:space="0" w:color="000000"/>
-            </w:tcBorders>
-            <w:shd w:val="clear" w:color="000000" w:fill="FFFFFF"/>
-            <w:vAlign w:val="center"/>
-          </w:tcPr>
-          <w:p>
-            <w:pPr>
-              <w:jc w:val="center"/>
-              <w:rPr>
-                <w:rFonts w:ascii="Times New Roman" w:eastAsia="MS PGothic" w:hAnsi="Times New Roman" w:cs="Times New Roman"/>
+        <w:tc>
+          <w:tcPr>
+            <w:tcW w:w="0" w:type="auto"/>
+            <w:hideMark/>
+          </w:tcPr>
+          <w:p>
+            <w:pPr>
+              <w:spacing w:after="0" w:line="360" w:lineRule="auto"/>
+              <w:rPr>
+                <w:rFonts w:ascii="Times New Roman" w:hAnsi="Times New Roman" w:cs="Times New Roman"/>
+                <w:sz w:val="26"/>
+                <w:szCs w:val="26"/>
+              </w:rPr>
+            </w:pPr>
+            <w:r>
+              <w:rPr>
+                <w:rFonts w:ascii="Times New Roman" w:hAnsi="Times New Roman" w:cs="Times New Roman"/>
+                <w:b/>
+                <w:bCs/>
+                <w:sz w:val="26"/>
+                <w:szCs w:val="26"/>
+              </w:rPr>
+              <w:t>TC_STAT_01</w:t>
+            </w:r>
+          </w:p>
+        </w:tc>
+        <w:tc>
+          <w:tcPr>
+            <w:tcW w:w="0" w:type="auto"/>
+            <w:hideMark/>
+          </w:tcPr>
+          <w:p>
+            <w:pPr>
+              <w:spacing w:after="0" w:line="360" w:lineRule="auto"/>
+              <w:rPr>
+                <w:rFonts w:ascii="Times New Roman" w:hAnsi="Times New Roman" w:cs="Times New Roman"/>
                 <w:sz w:val="26"/>
                 <w:szCs w:val="26"/>
               </w:rPr>
@@ -13672,28 +12354,21 @@
         </w:tc>
         <w:tc>
           <w:tcPr>
-            <w:tcW w:w="2993" w:type="dxa"/>
-            <w:tcBorders>
-              <w:top w:val="single" w:sz="4" w:space="0" w:color="000000"/>
-              <w:left w:val="single" w:sz="4" w:space="0" w:color="000000"/>
-              <w:bottom w:val="single" w:sz="4" w:space="0" w:color="000000"/>
-              <w:right w:val="single" w:sz="4" w:space="0" w:color="000000"/>
-            </w:tcBorders>
-            <w:shd w:val="clear" w:color="000000" w:fill="FFFFFF"/>
-            <w:vAlign w:val="center"/>
-          </w:tcPr>
-          <w:p>
-            <w:pPr>
-              <w:jc w:val="center"/>
-              <w:rPr>
-                <w:rFonts w:ascii="Times New Roman" w:eastAsia="MS PGothic" w:hAnsi="Times New Roman" w:cs="Times New Roman"/>
-                <w:sz w:val="26"/>
-                <w:szCs w:val="26"/>
-              </w:rPr>
-            </w:pPr>
-            <w:r>
-              <w:rPr>
-                <w:rFonts w:ascii="Times New Roman" w:eastAsia="MS PGothic" w:hAnsi="Times New Roman" w:cs="Times New Roman"/>
+            <w:tcW w:w="2207" w:type="dxa"/>
+            <w:hideMark/>
+          </w:tcPr>
+          <w:p>
+            <w:pPr>
+              <w:spacing w:after="0" w:line="360" w:lineRule="auto"/>
+              <w:rPr>
+                <w:rFonts w:ascii="Times New Roman" w:hAnsi="Times New Roman" w:cs="Times New Roman"/>
+                <w:sz w:val="26"/>
+                <w:szCs w:val="26"/>
+              </w:rPr>
+            </w:pPr>
+            <w:r>
+              <w:rPr>
+                <w:rFonts w:ascii="Times New Roman" w:hAnsi="Times New Roman" w:cs="Times New Roman"/>
                 <w:sz w:val="26"/>
                 <w:szCs w:val="26"/>
               </w:rPr>
@@ -13703,28 +12378,23 @@
         </w:tc>
         <w:tc>
           <w:tcPr>
-            <w:tcW w:w="2327" w:type="dxa"/>
-            <w:tcBorders>
-              <w:top w:val="single" w:sz="4" w:space="0" w:color="000000"/>
-              <w:left w:val="single" w:sz="4" w:space="0" w:color="000000"/>
-              <w:bottom w:val="single" w:sz="4" w:space="0" w:color="000000"/>
-              <w:right w:val="single" w:sz="4" w:space="0" w:color="000000"/>
-            </w:tcBorders>
-            <w:shd w:val="clear" w:color="000000" w:fill="FFFFFF"/>
-            <w:vAlign w:val="center"/>
-          </w:tcPr>
-          <w:p>
-            <w:pPr>
-              <w:jc w:val="center"/>
-              <w:rPr>
-                <w:rFonts w:ascii="Times New Roman" w:eastAsia="MS PGothic" w:hAnsi="Times New Roman" w:cs="Times New Roman"/>
-                <w:sz w:val="26"/>
-                <w:szCs w:val="26"/>
-              </w:rPr>
-            </w:pPr>
-            <w:r>
-              <w:rPr>
-                <w:rFonts w:ascii="Times New Roman" w:hAnsi="Times New Roman" w:cs="Times New Roman"/>
+            <w:tcW w:w="1134" w:type="dxa"/>
+            <w:hideMark/>
+          </w:tcPr>
+          <w:p>
+            <w:pPr>
+              <w:spacing w:after="0" w:line="360" w:lineRule="auto"/>
+              <w:rPr>
+                <w:rFonts w:ascii="Times New Roman" w:hAnsi="Times New Roman" w:cs="Times New Roman"/>
+                <w:sz w:val="26"/>
+                <w:szCs w:val="26"/>
+              </w:rPr>
+            </w:pPr>
+            <w:r>
+              <w:rPr>
+                <w:rFonts w:ascii="Times New Roman" w:hAnsi="Times New Roman" w:cs="Times New Roman"/>
+                <w:b/>
+                <w:bCs/>
                 <w:sz w:val="26"/>
                 <w:szCs w:val="26"/>
               </w:rPr>
@@ -13734,150 +12404,114 @@
         </w:tc>
         <w:tc>
           <w:tcPr>
-            <w:tcW w:w="2448" w:type="dxa"/>
-            <w:tcBorders>
-              <w:top w:val="single" w:sz="4" w:space="0" w:color="000000"/>
-              <w:left w:val="single" w:sz="4" w:space="0" w:color="000000"/>
-              <w:bottom w:val="single" w:sz="4" w:space="0" w:color="000000"/>
-              <w:right w:val="single" w:sz="4" w:space="0" w:color="000000"/>
-            </w:tcBorders>
-            <w:shd w:val="clear" w:color="000000" w:fill="FFFFFF"/>
-            <w:vAlign w:val="center"/>
-          </w:tcPr>
-          <w:p>
-            <w:pPr>
-              <w:jc w:val="center"/>
-              <w:rPr>
-                <w:rFonts w:ascii="Times New Roman" w:eastAsia="MS PGothic" w:hAnsi="Times New Roman" w:cs="Times New Roman"/>
-                <w:sz w:val="26"/>
-                <w:szCs w:val="26"/>
-              </w:rPr>
-            </w:pPr>
-            <w:r>
-              <w:rPr>
-                <w:rFonts w:ascii="Times New Roman" w:hAnsi="Times New Roman" w:cs="Times New Roman"/>
-                <w:sz w:val="26"/>
-                <w:szCs w:val="26"/>
-              </w:rPr>
-              <w:t>Nghiêm trọng (Critical)</w:t>
-            </w:r>
-          </w:p>
-        </w:tc>
-        <w:tc>
-          <w:tcPr>
-            <w:tcW w:w="4763" w:type="dxa"/>
-            <w:tcBorders>
-              <w:top w:val="single" w:sz="4" w:space="0" w:color="000000"/>
-              <w:left w:val="single" w:sz="4" w:space="0" w:color="000000"/>
-              <w:bottom w:val="single" w:sz="4" w:space="0" w:color="000000"/>
-              <w:right w:val="single" w:sz="4" w:space="0" w:color="000000"/>
-            </w:tcBorders>
-            <w:shd w:val="clear" w:color="000000" w:fill="FFFFFF"/>
-            <w:vAlign w:val="center"/>
-          </w:tcPr>
-          <w:p>
-            <w:pPr>
-              <w:jc w:val="center"/>
-              <w:rPr>
-                <w:rFonts w:ascii="Times New Roman" w:eastAsia="MS PGothic" w:hAnsi="Times New Roman" w:cs="Times New Roman"/>
-                <w:sz w:val="26"/>
-                <w:szCs w:val="26"/>
-              </w:rPr>
-            </w:pPr>
-            <w:r>
-              <w:rPr>
-                <w:rFonts w:ascii="Times New Roman" w:hAnsi="Times New Roman" w:cs="Times New Roman"/>
-                <w:sz w:val="26"/>
-                <w:szCs w:val="26"/>
-              </w:rPr>
-              <w:t>Không có lỗi. Prompt ràng buộc "Không tự bịa dữ liệu" hoạt động tốt: AI không tự chém thêm số liệu ngân sách ngoài văn bản.</w:t>
-            </w:r>
-          </w:p>
-        </w:tc>
-        <w:tc>
-          <w:tcPr>
-            <w:tcW w:w="3991" w:type="dxa"/>
-            <w:tcBorders>
-              <w:top w:val="single" w:sz="4" w:space="0" w:color="000000"/>
-              <w:left w:val="single" w:sz="4" w:space="0" w:color="000000"/>
-              <w:bottom w:val="single" w:sz="4" w:space="0" w:color="000000"/>
-              <w:right w:val="single" w:sz="4" w:space="0" w:color="000000"/>
-            </w:tcBorders>
-            <w:shd w:val="clear" w:color="000000" w:fill="FFFFFF"/>
-            <w:vAlign w:val="center"/>
-          </w:tcPr>
-          <w:p>
-            <w:pPr>
-              <w:jc w:val="center"/>
-              <w:rPr>
-                <w:rFonts w:ascii="Times New Roman" w:eastAsia="MS PGothic" w:hAnsi="Times New Roman" w:cs="Times New Roman"/>
-                <w:sz w:val="26"/>
-                <w:szCs w:val="26"/>
-              </w:rPr>
-            </w:pPr>
-            <w:r>
-              <w:rPr>
-                <w:rFonts w:ascii="Times New Roman" w:hAnsi="Times New Roman" w:cs="Times New Roman"/>
-                <w:sz w:val="26"/>
-                <w:szCs w:val="26"/>
-              </w:rPr>
-              <w:t>Kiểm thử chất lượng KT3</w:t>
+            <w:tcW w:w="2693" w:type="dxa"/>
+            <w:hideMark/>
+          </w:tcPr>
+          <w:p>
+            <w:pPr>
+              <w:spacing w:after="0" w:line="360" w:lineRule="auto"/>
+              <w:rPr>
+                <w:rFonts w:ascii="Times New Roman" w:hAnsi="Times New Roman" w:cs="Times New Roman"/>
+                <w:sz w:val="26"/>
+                <w:szCs w:val="26"/>
+              </w:rPr>
+            </w:pPr>
+            <w:r>
+              <w:rPr>
+                <w:rFonts w:ascii="Times New Roman" w:hAnsi="Times New Roman" w:cs="Times New Roman"/>
+                <w:sz w:val="26"/>
+                <w:szCs w:val="26"/>
+              </w:rPr>
+              <w:t>Trung bình (Medium)</w:t>
+            </w:r>
+          </w:p>
+        </w:tc>
+        <w:tc>
+          <w:tcPr>
+            <w:tcW w:w="4515" w:type="dxa"/>
+            <w:hideMark/>
+          </w:tcPr>
+          <w:p>
+            <w:pPr>
+              <w:spacing w:after="0" w:line="360" w:lineRule="auto"/>
+              <w:rPr>
+                <w:rFonts w:ascii="Times New Roman" w:hAnsi="Times New Roman" w:cs="Times New Roman"/>
+                <w:sz w:val="26"/>
+                <w:szCs w:val="26"/>
+              </w:rPr>
+            </w:pPr>
+            <w:r>
+              <w:rPr>
+                <w:rFonts w:ascii="Times New Roman" w:hAnsi="Times New Roman" w:cs="Times New Roman"/>
+                <w:sz w:val="26"/>
+                <w:szCs w:val="26"/>
+              </w:rPr>
+              <w:t>Không có lỗi. API thống kê trả về đúng số lượng tổng, số đang xử lý, quá hạn và gom nhóm theo đơn vị.</w:t>
+            </w:r>
+          </w:p>
+        </w:tc>
+        <w:tc>
+          <w:tcPr>
+            <w:tcW w:w="2330" w:type="dxa"/>
+            <w:hideMark/>
+          </w:tcPr>
+          <w:p>
+            <w:pPr>
+              <w:spacing w:after="0" w:line="360" w:lineRule="auto"/>
+              <w:rPr>
+                <w:rFonts w:ascii="Times New Roman" w:hAnsi="Times New Roman" w:cs="Times New Roman"/>
+                <w:sz w:val="26"/>
+                <w:szCs w:val="26"/>
+              </w:rPr>
+            </w:pPr>
+            <w:r>
+              <w:rPr>
+                <w:rFonts w:ascii="Times New Roman" w:hAnsi="Times New Roman" w:cs="Times New Roman"/>
+                <w:sz w:val="26"/>
+                <w:szCs w:val="26"/>
+              </w:rPr>
+              <w:t>Pytest tự động (test_tasks.py)</w:t>
             </w:r>
           </w:p>
         </w:tc>
       </w:tr>
       <w:tr>
-        <w:trPr>
-          <w:trHeight w:val="270"/>
-        </w:trPr>
-        <w:tc>
-          <w:tcPr>
-            <w:tcW w:w="3194" w:type="dxa"/>
-            <w:tcBorders>
-              <w:top w:val="single" w:sz="4" w:space="0" w:color="000000"/>
-              <w:left w:val="single" w:sz="4" w:space="0" w:color="000000"/>
-              <w:bottom w:val="single" w:sz="4" w:space="0" w:color="000000"/>
-              <w:right w:val="single" w:sz="4" w:space="0" w:color="000000"/>
-            </w:tcBorders>
-            <w:shd w:val="clear" w:color="000000" w:fill="FFFFFF"/>
-            <w:vAlign w:val="center"/>
-          </w:tcPr>
-          <w:p>
-            <w:pPr>
-              <w:jc w:val="center"/>
-              <w:rPr>
-                <w:rFonts w:ascii="Times New Roman" w:hAnsi="Times New Roman" w:cs="Times New Roman"/>
-                <w:sz w:val="26"/>
-                <w:szCs w:val="26"/>
-              </w:rPr>
-            </w:pPr>
-            <w:r>
-              <w:rPr>
-                <w:rFonts w:ascii="Times New Roman" w:hAnsi="Times New Roman" w:cs="Times New Roman"/>
-                <w:sz w:val="26"/>
-                <w:szCs w:val="26"/>
-              </w:rPr>
-              <w:t>TC_AI_EDGE_01</w:t>
-            </w:r>
-          </w:p>
-        </w:tc>
-        <w:tc>
-          <w:tcPr>
-            <w:tcW w:w="2160" w:type="dxa"/>
-            <w:tcBorders>
-              <w:top w:val="single" w:sz="4" w:space="0" w:color="000000"/>
-              <w:left w:val="single" w:sz="4" w:space="0" w:color="000000"/>
-              <w:bottom w:val="single" w:sz="4" w:space="0" w:color="000000"/>
-              <w:right w:val="single" w:sz="4" w:space="0" w:color="000000"/>
-            </w:tcBorders>
-            <w:shd w:val="clear" w:color="000000" w:fill="FFFFFF"/>
-            <w:vAlign w:val="center"/>
-          </w:tcPr>
-          <w:p>
-            <w:pPr>
-              <w:jc w:val="center"/>
-              <w:rPr>
-                <w:rFonts w:ascii="Times New Roman" w:eastAsia="MS PGothic" w:hAnsi="Times New Roman" w:cs="Times New Roman"/>
+        <w:tc>
+          <w:tcPr>
+            <w:tcW w:w="0" w:type="auto"/>
+            <w:hideMark/>
+          </w:tcPr>
+          <w:p>
+            <w:pPr>
+              <w:spacing w:after="0" w:line="360" w:lineRule="auto"/>
+              <w:rPr>
+                <w:rFonts w:ascii="Times New Roman" w:hAnsi="Times New Roman" w:cs="Times New Roman"/>
+                <w:sz w:val="26"/>
+                <w:szCs w:val="26"/>
+              </w:rPr>
+            </w:pPr>
+            <w:r>
+              <w:rPr>
+                <w:rFonts w:ascii="Times New Roman" w:hAnsi="Times New Roman" w:cs="Times New Roman"/>
+                <w:b/>
+                <w:bCs/>
+                <w:sz w:val="26"/>
+                <w:szCs w:val="26"/>
+              </w:rPr>
+              <w:t>TC_AI_01</w:t>
+            </w:r>
+          </w:p>
+        </w:tc>
+        <w:tc>
+          <w:tcPr>
+            <w:tcW w:w="0" w:type="auto"/>
+            <w:hideMark/>
+          </w:tcPr>
+          <w:p>
+            <w:pPr>
+              <w:spacing w:after="0" w:line="360" w:lineRule="auto"/>
+              <w:rPr>
+                <w:rFonts w:ascii="Times New Roman" w:hAnsi="Times New Roman" w:cs="Times New Roman"/>
                 <w:sz w:val="26"/>
                 <w:szCs w:val="26"/>
               </w:rPr>
@@ -13894,28 +12528,21 @@
         </w:tc>
         <w:tc>
           <w:tcPr>
-            <w:tcW w:w="2993" w:type="dxa"/>
-            <w:tcBorders>
-              <w:top w:val="single" w:sz="4" w:space="0" w:color="000000"/>
-              <w:left w:val="single" w:sz="4" w:space="0" w:color="000000"/>
-              <w:bottom w:val="single" w:sz="4" w:space="0" w:color="000000"/>
-              <w:right w:val="single" w:sz="4" w:space="0" w:color="000000"/>
-            </w:tcBorders>
-            <w:shd w:val="clear" w:color="000000" w:fill="FFFFFF"/>
-            <w:vAlign w:val="center"/>
-          </w:tcPr>
-          <w:p>
-            <w:pPr>
-              <w:jc w:val="center"/>
-              <w:rPr>
-                <w:rFonts w:ascii="Times New Roman" w:eastAsia="MS PGothic" w:hAnsi="Times New Roman" w:cs="Times New Roman"/>
-                <w:sz w:val="26"/>
-                <w:szCs w:val="26"/>
-              </w:rPr>
-            </w:pPr>
-            <w:r>
-              <w:rPr>
-                <w:rFonts w:ascii="Times New Roman" w:eastAsia="MS PGothic" w:hAnsi="Times New Roman" w:cs="Times New Roman"/>
+            <w:tcW w:w="2207" w:type="dxa"/>
+            <w:hideMark/>
+          </w:tcPr>
+          <w:p>
+            <w:pPr>
+              <w:spacing w:after="0" w:line="360" w:lineRule="auto"/>
+              <w:rPr>
+                <w:rFonts w:ascii="Times New Roman" w:hAnsi="Times New Roman" w:cs="Times New Roman"/>
+                <w:sz w:val="26"/>
+                <w:szCs w:val="26"/>
+              </w:rPr>
+            </w:pPr>
+            <w:r>
+              <w:rPr>
+                <w:rFonts w:ascii="Times New Roman" w:hAnsi="Times New Roman" w:cs="Times New Roman"/>
                 <w:sz w:val="26"/>
                 <w:szCs w:val="26"/>
               </w:rPr>
@@ -13925,157 +12552,1003 @@
         </w:tc>
         <w:tc>
           <w:tcPr>
-            <w:tcW w:w="2327" w:type="dxa"/>
-            <w:tcBorders>
-              <w:top w:val="single" w:sz="4" w:space="0" w:color="000000"/>
-              <w:left w:val="single" w:sz="4" w:space="0" w:color="000000"/>
-              <w:bottom w:val="single" w:sz="4" w:space="0" w:color="000000"/>
-              <w:right w:val="single" w:sz="4" w:space="0" w:color="000000"/>
-            </w:tcBorders>
-            <w:shd w:val="clear" w:color="000000" w:fill="FFFFFF"/>
-            <w:vAlign w:val="center"/>
-          </w:tcPr>
-          <w:p>
-            <w:pPr>
-              <w:jc w:val="center"/>
-              <w:rPr>
-                <w:rFonts w:ascii="Times New Roman" w:eastAsia="MS PGothic" w:hAnsi="Times New Roman" w:cs="Times New Roman"/>
-                <w:sz w:val="26"/>
-                <w:szCs w:val="26"/>
-              </w:rPr>
-            </w:pPr>
-            <w:r>
-              <w:rPr>
-                <w:rFonts w:ascii="Times New Roman" w:hAnsi="Times New Roman" w:cs="Times New Roman"/>
-                <w:sz w:val="26"/>
-                <w:szCs w:val="26"/>
-              </w:rPr>
-              <w:t>FAIL</w:t>
-            </w:r>
-          </w:p>
-        </w:tc>
-        <w:tc>
-          <w:tcPr>
-            <w:tcW w:w="2448" w:type="dxa"/>
-            <w:tcBorders>
-              <w:top w:val="single" w:sz="4" w:space="0" w:color="000000"/>
-              <w:left w:val="single" w:sz="4" w:space="0" w:color="000000"/>
-              <w:bottom w:val="single" w:sz="4" w:space="0" w:color="000000"/>
-              <w:right w:val="single" w:sz="4" w:space="0" w:color="000000"/>
-            </w:tcBorders>
-            <w:shd w:val="clear" w:color="000000" w:fill="FFFFFF"/>
-            <w:vAlign w:val="center"/>
-          </w:tcPr>
-          <w:p>
-            <w:pPr>
-              <w:jc w:val="center"/>
-              <w:rPr>
-                <w:rFonts w:ascii="Times New Roman" w:eastAsia="MS PGothic" w:hAnsi="Times New Roman" w:cs="Times New Roman"/>
-                <w:sz w:val="26"/>
-                <w:szCs w:val="26"/>
-              </w:rPr>
-            </w:pPr>
-            <w:r>
-              <w:rPr>
-                <w:rFonts w:ascii="Times New Roman" w:hAnsi="Times New Roman" w:cs="Times New Roman"/>
-                <w:sz w:val="26"/>
-                <w:szCs w:val="26"/>
-              </w:rPr>
-              <w:t>Trung bình (Medium)</w:t>
-            </w:r>
-          </w:p>
-        </w:tc>
-        <w:tc>
-          <w:tcPr>
-            <w:tcW w:w="4763" w:type="dxa"/>
-            <w:tcBorders>
-              <w:top w:val="single" w:sz="4" w:space="0" w:color="000000"/>
-              <w:left w:val="single" w:sz="4" w:space="0" w:color="000000"/>
-              <w:bottom w:val="single" w:sz="4" w:space="0" w:color="000000"/>
-              <w:right w:val="single" w:sz="4" w:space="0" w:color="000000"/>
-            </w:tcBorders>
-            <w:shd w:val="clear" w:color="000000" w:fill="FFFFFF"/>
-            <w:vAlign w:val="center"/>
-          </w:tcPr>
-          <w:p>
-            <w:pPr>
-              <w:jc w:val="center"/>
-              <w:rPr>
-                <w:rFonts w:ascii="Times New Roman" w:eastAsia="MS PGothic" w:hAnsi="Times New Roman" w:cs="Times New Roman"/>
-                <w:sz w:val="26"/>
-                <w:szCs w:val="26"/>
-              </w:rPr>
-            </w:pPr>
-            <w:r>
-              <w:rPr>
-                <w:rFonts w:ascii="Times New Roman" w:hAnsi="Times New Roman" w:cs="Times New Roman"/>
-                <w:sz w:val="26"/>
-                <w:szCs w:val="26"/>
-              </w:rPr>
-              <w:t>Đã xử lý (Fixed): Ban đầu văn bản ngắn dưới 5 từ làm AI phân tích sai, đã bổ sung tiền kiểm tra độ dài trả cảnh báo an toàn.</w:t>
-            </w:r>
-          </w:p>
-        </w:tc>
-        <w:tc>
-          <w:tcPr>
-            <w:tcW w:w="3991" w:type="dxa"/>
-            <w:tcBorders>
-              <w:top w:val="single" w:sz="4" w:space="0" w:color="000000"/>
-              <w:left w:val="single" w:sz="4" w:space="0" w:color="000000"/>
-              <w:bottom w:val="single" w:sz="4" w:space="0" w:color="000000"/>
-              <w:right w:val="single" w:sz="4" w:space="0" w:color="000000"/>
-            </w:tcBorders>
-            <w:shd w:val="clear" w:color="000000" w:fill="FFFFFF"/>
-            <w:vAlign w:val="center"/>
-          </w:tcPr>
-          <w:p>
-            <w:pPr>
-              <w:jc w:val="center"/>
-              <w:rPr>
-                <w:rFonts w:ascii="Times New Roman" w:eastAsia="MS PGothic" w:hAnsi="Times New Roman" w:cs="Times New Roman"/>
-                <w:sz w:val="26"/>
-                <w:szCs w:val="26"/>
-              </w:rPr>
-            </w:pPr>
-            <w:r>
-              <w:rPr>
-                <w:rFonts w:ascii="Times New Roman" w:hAnsi="Times New Roman" w:cs="Times New Roman"/>
-                <w:sz w:val="26"/>
-                <w:szCs w:val="26"/>
-              </w:rPr>
-              <w:t>Kiểm thử biên KT3</w:t>
+            <w:tcW w:w="1134" w:type="dxa"/>
+            <w:hideMark/>
+          </w:tcPr>
+          <w:p>
+            <w:pPr>
+              <w:spacing w:after="0" w:line="360" w:lineRule="auto"/>
+              <w:rPr>
+                <w:rFonts w:ascii="Times New Roman" w:hAnsi="Times New Roman" w:cs="Times New Roman"/>
+                <w:sz w:val="26"/>
+                <w:szCs w:val="26"/>
+              </w:rPr>
+            </w:pPr>
+            <w:r>
+              <w:rPr>
+                <w:rFonts w:ascii="Times New Roman" w:hAnsi="Times New Roman" w:cs="Times New Roman"/>
+                <w:b/>
+                <w:bCs/>
+                <w:sz w:val="26"/>
+                <w:szCs w:val="26"/>
+              </w:rPr>
+              <w:t>PASS</w:t>
+            </w:r>
+          </w:p>
+        </w:tc>
+        <w:tc>
+          <w:tcPr>
+            <w:tcW w:w="2693" w:type="dxa"/>
+            <w:hideMark/>
+          </w:tcPr>
+          <w:p>
+            <w:pPr>
+              <w:spacing w:after="0" w:line="360" w:lineRule="auto"/>
+              <w:rPr>
+                <w:rFonts w:ascii="Times New Roman" w:hAnsi="Times New Roman" w:cs="Times New Roman"/>
+                <w:sz w:val="26"/>
+                <w:szCs w:val="26"/>
+              </w:rPr>
+            </w:pPr>
+            <w:r>
+              <w:rPr>
+                <w:rFonts w:ascii="Times New Roman" w:hAnsi="Times New Roman" w:cs="Times New Roman"/>
+                <w:sz w:val="26"/>
+                <w:szCs w:val="26"/>
+              </w:rPr>
+              <w:t>Cao (High)</w:t>
+            </w:r>
+          </w:p>
+        </w:tc>
+        <w:tc>
+          <w:tcPr>
+            <w:tcW w:w="4515" w:type="dxa"/>
+            <w:hideMark/>
+          </w:tcPr>
+          <w:p>
+            <w:pPr>
+              <w:spacing w:after="0" w:line="360" w:lineRule="auto"/>
+              <w:rPr>
+                <w:rFonts w:ascii="Times New Roman" w:hAnsi="Times New Roman" w:cs="Times New Roman"/>
+                <w:sz w:val="26"/>
+                <w:szCs w:val="26"/>
+              </w:rPr>
+            </w:pPr>
+            <w:r>
+              <w:rPr>
+                <w:rFonts w:ascii="Times New Roman" w:hAnsi="Times New Roman" w:cs="Times New Roman"/>
+                <w:sz w:val="26"/>
+                <w:szCs w:val="26"/>
+              </w:rPr>
+              <w:t>Không có lỗi. Tóm tắt ngắn gọn 3-5 gạch đầu dòng, giữ nguyên văn phong hành chính.</w:t>
+            </w:r>
+          </w:p>
+        </w:tc>
+        <w:tc>
+          <w:tcPr>
+            <w:tcW w:w="2330" w:type="dxa"/>
+            <w:hideMark/>
+          </w:tcPr>
+          <w:p>
+            <w:pPr>
+              <w:spacing w:after="0" w:line="360" w:lineRule="auto"/>
+              <w:rPr>
+                <w:rFonts w:ascii="Times New Roman" w:hAnsi="Times New Roman" w:cs="Times New Roman"/>
+                <w:sz w:val="26"/>
+                <w:szCs w:val="26"/>
+              </w:rPr>
+            </w:pPr>
+            <w:r>
+              <w:rPr>
+                <w:rFonts w:ascii="Times New Roman" w:hAnsi="Times New Roman" w:cs="Times New Roman"/>
+                <w:sz w:val="26"/>
+                <w:szCs w:val="26"/>
+              </w:rPr>
+              <w:t>Pytest tự động (test_ai.py)</w:t>
             </w:r>
           </w:p>
         </w:tc>
       </w:tr>
       <w:tr>
-        <w:trPr>
-          <w:trHeight w:val="270"/>
-        </w:trPr>
-        <w:tc>
-          <w:tcPr>
-            <w:tcW w:w="3194" w:type="dxa"/>
-            <w:tcBorders>
-              <w:top w:val="single" w:sz="4" w:space="0" w:color="000000"/>
-              <w:left w:val="single" w:sz="4" w:space="0" w:color="000000"/>
-              <w:bottom w:val="single" w:sz="4" w:space="0" w:color="000000"/>
-              <w:right w:val="single" w:sz="4" w:space="0" w:color="000000"/>
-            </w:tcBorders>
-            <w:shd w:val="clear" w:color="000000" w:fill="FFFFFF"/>
-            <w:vAlign w:val="center"/>
-          </w:tcPr>
-          <w:p>
-            <w:pPr>
-              <w:jc w:val="center"/>
-              <w:rPr>
-                <w:rFonts w:ascii="Times New Roman" w:hAnsi="Times New Roman" w:cs="Times New Roman"/>
-                <w:sz w:val="26"/>
-                <w:szCs w:val="26"/>
-              </w:rPr>
-            </w:pPr>
-            <w:r>
-              <w:rPr>
-                <w:rFonts w:ascii="Times New Roman" w:hAnsi="Times New Roman" w:cs="Times New Roman"/>
+        <w:tc>
+          <w:tcPr>
+            <w:tcW w:w="0" w:type="auto"/>
+            <w:hideMark/>
+          </w:tcPr>
+          <w:p>
+            <w:pPr>
+              <w:spacing w:after="0" w:line="360" w:lineRule="auto"/>
+              <w:rPr>
+                <w:rFonts w:ascii="Times New Roman" w:hAnsi="Times New Roman" w:cs="Times New Roman"/>
+                <w:sz w:val="26"/>
+                <w:szCs w:val="26"/>
+              </w:rPr>
+            </w:pPr>
+            <w:r>
+              <w:rPr>
+                <w:rFonts w:ascii="Times New Roman" w:hAnsi="Times New Roman" w:cs="Times New Roman"/>
+                <w:b/>
+                <w:bCs/>
+                <w:sz w:val="26"/>
+                <w:szCs w:val="26"/>
+              </w:rPr>
+              <w:t>TC_AI_02</w:t>
+            </w:r>
+          </w:p>
+        </w:tc>
+        <w:tc>
+          <w:tcPr>
+            <w:tcW w:w="0" w:type="auto"/>
+            <w:hideMark/>
+          </w:tcPr>
+          <w:p>
+            <w:pPr>
+              <w:spacing w:after="0" w:line="360" w:lineRule="auto"/>
+              <w:rPr>
+                <w:rFonts w:ascii="Times New Roman" w:hAnsi="Times New Roman" w:cs="Times New Roman"/>
+                <w:sz w:val="26"/>
+                <w:szCs w:val="26"/>
+              </w:rPr>
+            </w:pPr>
+            <w:r>
+              <w:rPr>
+                <w:rFonts w:ascii="Times New Roman" w:hAnsi="Times New Roman" w:cs="Times New Roman"/>
+                <w:sz w:val="26"/>
+                <w:szCs w:val="26"/>
+              </w:rPr>
+              <w:t>24/09/2026</w:t>
+            </w:r>
+          </w:p>
+        </w:tc>
+        <w:tc>
+          <w:tcPr>
+            <w:tcW w:w="2207" w:type="dxa"/>
+            <w:hideMark/>
+          </w:tcPr>
+          <w:p>
+            <w:pPr>
+              <w:spacing w:after="0" w:line="360" w:lineRule="auto"/>
+              <w:rPr>
+                <w:rFonts w:ascii="Times New Roman" w:hAnsi="Times New Roman" w:cs="Times New Roman"/>
+                <w:sz w:val="26"/>
+                <w:szCs w:val="26"/>
+              </w:rPr>
+            </w:pPr>
+            <w:r>
+              <w:rPr>
+                <w:rFonts w:ascii="Times New Roman" w:hAnsi="Times New Roman" w:cs="Times New Roman"/>
+                <w:sz w:val="26"/>
+                <w:szCs w:val="26"/>
+              </w:rPr>
+              <w:t>Hoàng Anh Tuấn</w:t>
+            </w:r>
+          </w:p>
+        </w:tc>
+        <w:tc>
+          <w:tcPr>
+            <w:tcW w:w="1134" w:type="dxa"/>
+            <w:hideMark/>
+          </w:tcPr>
+          <w:p>
+            <w:pPr>
+              <w:spacing w:after="0" w:line="360" w:lineRule="auto"/>
+              <w:rPr>
+                <w:rFonts w:ascii="Times New Roman" w:hAnsi="Times New Roman" w:cs="Times New Roman"/>
+                <w:sz w:val="26"/>
+                <w:szCs w:val="26"/>
+              </w:rPr>
+            </w:pPr>
+            <w:r>
+              <w:rPr>
+                <w:rFonts w:ascii="Times New Roman" w:hAnsi="Times New Roman" w:cs="Times New Roman"/>
+                <w:b/>
+                <w:bCs/>
+                <w:sz w:val="26"/>
+                <w:szCs w:val="26"/>
+              </w:rPr>
+              <w:t>PASS</w:t>
+            </w:r>
+          </w:p>
+        </w:tc>
+        <w:tc>
+          <w:tcPr>
+            <w:tcW w:w="2693" w:type="dxa"/>
+            <w:hideMark/>
+          </w:tcPr>
+          <w:p>
+            <w:pPr>
+              <w:spacing w:after="0" w:line="360" w:lineRule="auto"/>
+              <w:rPr>
+                <w:rFonts w:ascii="Times New Roman" w:hAnsi="Times New Roman" w:cs="Times New Roman"/>
+                <w:sz w:val="26"/>
+                <w:szCs w:val="26"/>
+              </w:rPr>
+            </w:pPr>
+            <w:r>
+              <w:rPr>
+                <w:rFonts w:ascii="Times New Roman" w:hAnsi="Times New Roman" w:cs="Times New Roman"/>
+                <w:sz w:val="26"/>
+                <w:szCs w:val="26"/>
+              </w:rPr>
+              <w:t>Cao (High)</w:t>
+            </w:r>
+          </w:p>
+        </w:tc>
+        <w:tc>
+          <w:tcPr>
+            <w:tcW w:w="4515" w:type="dxa"/>
+            <w:hideMark/>
+          </w:tcPr>
+          <w:p>
+            <w:pPr>
+              <w:spacing w:after="0" w:line="360" w:lineRule="auto"/>
+              <w:rPr>
+                <w:rFonts w:ascii="Times New Roman" w:hAnsi="Times New Roman" w:cs="Times New Roman"/>
+                <w:sz w:val="26"/>
+                <w:szCs w:val="26"/>
+              </w:rPr>
+            </w:pPr>
+            <w:r>
+              <w:rPr>
+                <w:rFonts w:ascii="Times New Roman" w:hAnsi="Times New Roman" w:cs="Times New Roman"/>
+                <w:sz w:val="26"/>
+                <w:szCs w:val="26"/>
+              </w:rPr>
+              <w:t>Không có lỗi. Gợi ý độ khẩn HOA_TOC chính xác. Cho phép người dùng chỉnh sửa trước khi lưu (Human-in-the-loop).</w:t>
+            </w:r>
+          </w:p>
+        </w:tc>
+        <w:tc>
+          <w:tcPr>
+            <w:tcW w:w="2330" w:type="dxa"/>
+            <w:hideMark/>
+          </w:tcPr>
+          <w:p>
+            <w:pPr>
+              <w:spacing w:after="0" w:line="360" w:lineRule="auto"/>
+              <w:rPr>
+                <w:rFonts w:ascii="Times New Roman" w:hAnsi="Times New Roman" w:cs="Times New Roman"/>
+                <w:sz w:val="26"/>
+                <w:szCs w:val="26"/>
+              </w:rPr>
+            </w:pPr>
+            <w:r>
+              <w:rPr>
+                <w:rFonts w:ascii="Times New Roman" w:hAnsi="Times New Roman" w:cs="Times New Roman"/>
+                <w:sz w:val="26"/>
+                <w:szCs w:val="26"/>
+              </w:rPr>
+              <w:t>Pytest tự động (test_ai.py)</w:t>
+            </w:r>
+          </w:p>
+        </w:tc>
+      </w:tr>
+      <w:tr>
+        <w:tc>
+          <w:tcPr>
+            <w:tcW w:w="0" w:type="auto"/>
+            <w:hideMark/>
+          </w:tcPr>
+          <w:p>
+            <w:pPr>
+              <w:spacing w:after="0" w:line="360" w:lineRule="auto"/>
+              <w:rPr>
+                <w:rFonts w:ascii="Times New Roman" w:hAnsi="Times New Roman" w:cs="Times New Roman"/>
+                <w:sz w:val="26"/>
+                <w:szCs w:val="26"/>
+              </w:rPr>
+            </w:pPr>
+            <w:r>
+              <w:rPr>
+                <w:rFonts w:ascii="Times New Roman" w:hAnsi="Times New Roman" w:cs="Times New Roman"/>
+                <w:b/>
+                <w:bCs/>
+                <w:sz w:val="26"/>
+                <w:szCs w:val="26"/>
+              </w:rPr>
+              <w:t>TC_AI_03</w:t>
+            </w:r>
+          </w:p>
+        </w:tc>
+        <w:tc>
+          <w:tcPr>
+            <w:tcW w:w="0" w:type="auto"/>
+            <w:hideMark/>
+          </w:tcPr>
+          <w:p>
+            <w:pPr>
+              <w:spacing w:after="0" w:line="360" w:lineRule="auto"/>
+              <w:rPr>
+                <w:rFonts w:ascii="Times New Roman" w:hAnsi="Times New Roman" w:cs="Times New Roman"/>
+                <w:sz w:val="26"/>
+                <w:szCs w:val="26"/>
+              </w:rPr>
+            </w:pPr>
+            <w:r>
+              <w:rPr>
+                <w:rFonts w:ascii="Times New Roman" w:hAnsi="Times New Roman" w:cs="Times New Roman"/>
+                <w:sz w:val="26"/>
+                <w:szCs w:val="26"/>
+              </w:rPr>
+              <w:t>24/09/2026</w:t>
+            </w:r>
+          </w:p>
+        </w:tc>
+        <w:tc>
+          <w:tcPr>
+            <w:tcW w:w="2207" w:type="dxa"/>
+            <w:hideMark/>
+          </w:tcPr>
+          <w:p>
+            <w:pPr>
+              <w:spacing w:after="0" w:line="360" w:lineRule="auto"/>
+              <w:rPr>
+                <w:rFonts w:ascii="Times New Roman" w:hAnsi="Times New Roman" w:cs="Times New Roman"/>
+                <w:sz w:val="26"/>
+                <w:szCs w:val="26"/>
+              </w:rPr>
+            </w:pPr>
+            <w:r>
+              <w:rPr>
+                <w:rFonts w:ascii="Times New Roman" w:hAnsi="Times New Roman" w:cs="Times New Roman"/>
+                <w:sz w:val="26"/>
+                <w:szCs w:val="26"/>
+              </w:rPr>
+              <w:t>Hoàng Anh Tuấn</w:t>
+            </w:r>
+          </w:p>
+        </w:tc>
+        <w:tc>
+          <w:tcPr>
+            <w:tcW w:w="1134" w:type="dxa"/>
+            <w:hideMark/>
+          </w:tcPr>
+          <w:p>
+            <w:pPr>
+              <w:spacing w:after="0" w:line="360" w:lineRule="auto"/>
+              <w:rPr>
+                <w:rFonts w:ascii="Times New Roman" w:hAnsi="Times New Roman" w:cs="Times New Roman"/>
+                <w:sz w:val="26"/>
+                <w:szCs w:val="26"/>
+              </w:rPr>
+            </w:pPr>
+            <w:r>
+              <w:rPr>
+                <w:rFonts w:ascii="Times New Roman" w:hAnsi="Times New Roman" w:cs="Times New Roman"/>
+                <w:b/>
+                <w:bCs/>
+                <w:sz w:val="26"/>
+                <w:szCs w:val="26"/>
+              </w:rPr>
+              <w:t>PASS</w:t>
+            </w:r>
+          </w:p>
+        </w:tc>
+        <w:tc>
+          <w:tcPr>
+            <w:tcW w:w="2693" w:type="dxa"/>
+            <w:hideMark/>
+          </w:tcPr>
+          <w:p>
+            <w:pPr>
+              <w:spacing w:after="0" w:line="360" w:lineRule="auto"/>
+              <w:rPr>
+                <w:rFonts w:ascii="Times New Roman" w:hAnsi="Times New Roman" w:cs="Times New Roman"/>
+                <w:sz w:val="26"/>
+                <w:szCs w:val="26"/>
+              </w:rPr>
+            </w:pPr>
+            <w:r>
+              <w:rPr>
+                <w:rFonts w:ascii="Times New Roman" w:hAnsi="Times New Roman" w:cs="Times New Roman"/>
+                <w:sz w:val="26"/>
+                <w:szCs w:val="26"/>
+              </w:rPr>
+              <w:t>Cao (High)</w:t>
+            </w:r>
+          </w:p>
+        </w:tc>
+        <w:tc>
+          <w:tcPr>
+            <w:tcW w:w="4515" w:type="dxa"/>
+            <w:hideMark/>
+          </w:tcPr>
+          <w:p>
+            <w:pPr>
+              <w:spacing w:after="0" w:line="360" w:lineRule="auto"/>
+              <w:rPr>
+                <w:rFonts w:ascii="Times New Roman" w:hAnsi="Times New Roman" w:cs="Times New Roman"/>
+                <w:sz w:val="26"/>
+                <w:szCs w:val="26"/>
+              </w:rPr>
+            </w:pPr>
+            <w:r>
+              <w:rPr>
+                <w:rFonts w:ascii="Times New Roman" w:hAnsi="Times New Roman" w:cs="Times New Roman"/>
+                <w:sz w:val="26"/>
+                <w:szCs w:val="26"/>
+              </w:rPr>
+              <w:t>Không có lỗi. Sinh dự thảo phúc đáp chuẩn mẫu văn bản hành chính, có nút sao chép nhanh vào clipboard.</w:t>
+            </w:r>
+          </w:p>
+        </w:tc>
+        <w:tc>
+          <w:tcPr>
+            <w:tcW w:w="2330" w:type="dxa"/>
+            <w:hideMark/>
+          </w:tcPr>
+          <w:p>
+            <w:pPr>
+              <w:spacing w:after="0" w:line="360" w:lineRule="auto"/>
+              <w:rPr>
+                <w:rFonts w:ascii="Times New Roman" w:hAnsi="Times New Roman" w:cs="Times New Roman"/>
+                <w:sz w:val="26"/>
+                <w:szCs w:val="26"/>
+              </w:rPr>
+            </w:pPr>
+            <w:r>
+              <w:rPr>
+                <w:rFonts w:ascii="Times New Roman" w:hAnsi="Times New Roman" w:cs="Times New Roman"/>
+                <w:sz w:val="26"/>
+                <w:szCs w:val="26"/>
+              </w:rPr>
+              <w:t>Pytest tự động (test_ai.py)</w:t>
+            </w:r>
+          </w:p>
+        </w:tc>
+      </w:tr>
+      <w:tr>
+        <w:tc>
+          <w:tcPr>
+            <w:tcW w:w="0" w:type="auto"/>
+            <w:hideMark/>
+          </w:tcPr>
+          <w:p>
+            <w:pPr>
+              <w:spacing w:after="0" w:line="360" w:lineRule="auto"/>
+              <w:rPr>
+                <w:rFonts w:ascii="Times New Roman" w:hAnsi="Times New Roman" w:cs="Times New Roman"/>
+                <w:sz w:val="26"/>
+                <w:szCs w:val="26"/>
+              </w:rPr>
+            </w:pPr>
+            <w:r>
+              <w:rPr>
+                <w:rFonts w:ascii="Times New Roman" w:hAnsi="Times New Roman" w:cs="Times New Roman"/>
+                <w:b/>
+                <w:bCs/>
+                <w:sz w:val="26"/>
+                <w:szCs w:val="26"/>
+              </w:rPr>
+              <w:t>TC_AI_HALLUC</w:t>
+            </w:r>
+          </w:p>
+        </w:tc>
+        <w:tc>
+          <w:tcPr>
+            <w:tcW w:w="0" w:type="auto"/>
+            <w:hideMark/>
+          </w:tcPr>
+          <w:p>
+            <w:pPr>
+              <w:spacing w:after="0" w:line="360" w:lineRule="auto"/>
+              <w:rPr>
+                <w:rFonts w:ascii="Times New Roman" w:hAnsi="Times New Roman" w:cs="Times New Roman"/>
+                <w:sz w:val="26"/>
+                <w:szCs w:val="26"/>
+              </w:rPr>
+            </w:pPr>
+            <w:r>
+              <w:rPr>
+                <w:rFonts w:ascii="Times New Roman" w:hAnsi="Times New Roman" w:cs="Times New Roman"/>
+                <w:sz w:val="26"/>
+                <w:szCs w:val="26"/>
+              </w:rPr>
+              <w:t>24/09/2026</w:t>
+            </w:r>
+          </w:p>
+        </w:tc>
+        <w:tc>
+          <w:tcPr>
+            <w:tcW w:w="2207" w:type="dxa"/>
+            <w:hideMark/>
+          </w:tcPr>
+          <w:p>
+            <w:pPr>
+              <w:spacing w:after="0" w:line="360" w:lineRule="auto"/>
+              <w:rPr>
+                <w:rFonts w:ascii="Times New Roman" w:hAnsi="Times New Roman" w:cs="Times New Roman"/>
+                <w:sz w:val="26"/>
+                <w:szCs w:val="26"/>
+              </w:rPr>
+            </w:pPr>
+            <w:r>
+              <w:rPr>
+                <w:rFonts w:ascii="Times New Roman" w:hAnsi="Times New Roman" w:cs="Times New Roman"/>
+                <w:sz w:val="26"/>
+                <w:szCs w:val="26"/>
+              </w:rPr>
+              <w:t>Hoàng Anh Tuấn</w:t>
+            </w:r>
+          </w:p>
+        </w:tc>
+        <w:tc>
+          <w:tcPr>
+            <w:tcW w:w="1134" w:type="dxa"/>
+            <w:hideMark/>
+          </w:tcPr>
+          <w:p>
+            <w:pPr>
+              <w:spacing w:after="0" w:line="360" w:lineRule="auto"/>
+              <w:rPr>
+                <w:rFonts w:ascii="Times New Roman" w:hAnsi="Times New Roman" w:cs="Times New Roman"/>
+                <w:sz w:val="26"/>
+                <w:szCs w:val="26"/>
+              </w:rPr>
+            </w:pPr>
+            <w:r>
+              <w:rPr>
+                <w:rFonts w:ascii="Times New Roman" w:hAnsi="Times New Roman" w:cs="Times New Roman"/>
+                <w:b/>
+                <w:bCs/>
+                <w:sz w:val="26"/>
+                <w:szCs w:val="26"/>
+              </w:rPr>
+              <w:t>PASS</w:t>
+            </w:r>
+          </w:p>
+        </w:tc>
+        <w:tc>
+          <w:tcPr>
+            <w:tcW w:w="2693" w:type="dxa"/>
+            <w:hideMark/>
+          </w:tcPr>
+          <w:p>
+            <w:pPr>
+              <w:spacing w:after="0" w:line="360" w:lineRule="auto"/>
+              <w:rPr>
+                <w:rFonts w:ascii="Times New Roman" w:hAnsi="Times New Roman" w:cs="Times New Roman"/>
+                <w:sz w:val="26"/>
+                <w:szCs w:val="26"/>
+              </w:rPr>
+            </w:pPr>
+            <w:r>
+              <w:rPr>
+                <w:rFonts w:ascii="Times New Roman" w:hAnsi="Times New Roman" w:cs="Times New Roman"/>
+                <w:sz w:val="26"/>
+                <w:szCs w:val="26"/>
+              </w:rPr>
+              <w:t>Nghiêm trọng (Critical)</w:t>
+            </w:r>
+          </w:p>
+        </w:tc>
+        <w:tc>
+          <w:tcPr>
+            <w:tcW w:w="4515" w:type="dxa"/>
+            <w:hideMark/>
+          </w:tcPr>
+          <w:p>
+            <w:pPr>
+              <w:spacing w:after="0" w:line="360" w:lineRule="auto"/>
+              <w:rPr>
+                <w:rFonts w:ascii="Times New Roman" w:hAnsi="Times New Roman" w:cs="Times New Roman"/>
+                <w:sz w:val="26"/>
+                <w:szCs w:val="26"/>
+              </w:rPr>
+            </w:pPr>
+            <w:r>
+              <w:rPr>
+                <w:rFonts w:ascii="Times New Roman" w:hAnsi="Times New Roman" w:cs="Times New Roman"/>
+                <w:sz w:val="26"/>
+                <w:szCs w:val="26"/>
+              </w:rPr>
+              <w:t>Không có lỗi. Prompt ràng buộc "Không tự bịa dữ liệu" hoạt động tốt: AI không tự chém thêm số liệu ngân sách ngoài văn bản.</w:t>
+            </w:r>
+          </w:p>
+        </w:tc>
+        <w:tc>
+          <w:tcPr>
+            <w:tcW w:w="2330" w:type="dxa"/>
+            <w:hideMark/>
+          </w:tcPr>
+          <w:p>
+            <w:pPr>
+              <w:spacing w:after="0" w:line="360" w:lineRule="auto"/>
+              <w:rPr>
+                <w:rFonts w:ascii="Times New Roman" w:hAnsi="Times New Roman" w:cs="Times New Roman"/>
+                <w:sz w:val="26"/>
+                <w:szCs w:val="26"/>
+              </w:rPr>
+            </w:pPr>
+            <w:r>
+              <w:rPr>
+                <w:rFonts w:ascii="Times New Roman" w:hAnsi="Times New Roman" w:cs="Times New Roman"/>
+                <w:sz w:val="26"/>
+                <w:szCs w:val="26"/>
+              </w:rPr>
+              <w:t>Kiểm thử chất lượng KT3</w:t>
+            </w:r>
+          </w:p>
+        </w:tc>
+      </w:tr>
+      <w:tr>
+        <w:tc>
+          <w:tcPr>
+            <w:tcW w:w="0" w:type="auto"/>
+            <w:hideMark/>
+          </w:tcPr>
+          <w:p>
+            <w:pPr>
+              <w:spacing w:after="0" w:line="360" w:lineRule="auto"/>
+              <w:rPr>
+                <w:rFonts w:ascii="Times New Roman" w:hAnsi="Times New Roman" w:cs="Times New Roman"/>
+                <w:sz w:val="26"/>
+                <w:szCs w:val="26"/>
+              </w:rPr>
+            </w:pPr>
+            <w:r>
+              <w:rPr>
+                <w:rFonts w:ascii="Times New Roman" w:hAnsi="Times New Roman" w:cs="Times New Roman"/>
+                <w:b/>
+                <w:bCs/>
+                <w:sz w:val="26"/>
+                <w:szCs w:val="26"/>
+              </w:rPr>
+              <w:t>TC_AI_EDGE_01</w:t>
+            </w:r>
+          </w:p>
+        </w:tc>
+        <w:tc>
+          <w:tcPr>
+            <w:tcW w:w="0" w:type="auto"/>
+            <w:hideMark/>
+          </w:tcPr>
+          <w:p>
+            <w:pPr>
+              <w:spacing w:after="0" w:line="360" w:lineRule="auto"/>
+              <w:rPr>
+                <w:rFonts w:ascii="Times New Roman" w:hAnsi="Times New Roman" w:cs="Times New Roman"/>
+                <w:sz w:val="26"/>
+                <w:szCs w:val="26"/>
+              </w:rPr>
+            </w:pPr>
+            <w:r>
+              <w:rPr>
+                <w:rFonts w:ascii="Times New Roman" w:hAnsi="Times New Roman" w:cs="Times New Roman"/>
+                <w:sz w:val="26"/>
+                <w:szCs w:val="26"/>
+              </w:rPr>
+              <w:t>24/09/2026</w:t>
+            </w:r>
+          </w:p>
+        </w:tc>
+        <w:tc>
+          <w:tcPr>
+            <w:tcW w:w="2207" w:type="dxa"/>
+            <w:hideMark/>
+          </w:tcPr>
+          <w:p>
+            <w:pPr>
+              <w:spacing w:after="0" w:line="360" w:lineRule="auto"/>
+              <w:rPr>
+                <w:rFonts w:ascii="Times New Roman" w:hAnsi="Times New Roman" w:cs="Times New Roman"/>
+                <w:sz w:val="26"/>
+                <w:szCs w:val="26"/>
+              </w:rPr>
+            </w:pPr>
+            <w:r>
+              <w:rPr>
+                <w:rFonts w:ascii="Times New Roman" w:hAnsi="Times New Roman" w:cs="Times New Roman"/>
+                <w:sz w:val="26"/>
+                <w:szCs w:val="26"/>
+              </w:rPr>
+              <w:t>Hoàng Anh Tuấn</w:t>
+            </w:r>
+          </w:p>
+        </w:tc>
+        <w:tc>
+          <w:tcPr>
+            <w:tcW w:w="1134" w:type="dxa"/>
+            <w:hideMark/>
+          </w:tcPr>
+          <w:p>
+            <w:pPr>
+              <w:spacing w:after="0" w:line="360" w:lineRule="auto"/>
+              <w:rPr>
+                <w:rFonts w:ascii="Times New Roman" w:hAnsi="Times New Roman" w:cs="Times New Roman"/>
+                <w:sz w:val="26"/>
+                <w:szCs w:val="26"/>
+              </w:rPr>
+            </w:pPr>
+            <w:r>
+              <w:rPr>
+                <w:rFonts w:ascii="Times New Roman" w:hAnsi="Times New Roman" w:cs="Times New Roman"/>
+                <w:b/>
+                <w:bCs/>
+                <w:sz w:val="26"/>
+                <w:szCs w:val="26"/>
+              </w:rPr>
+              <w:t>FAIL</w:t>
+            </w:r>
+          </w:p>
+        </w:tc>
+        <w:tc>
+          <w:tcPr>
+            <w:tcW w:w="2693" w:type="dxa"/>
+            <w:hideMark/>
+          </w:tcPr>
+          <w:p>
+            <w:pPr>
+              <w:spacing w:after="0" w:line="360" w:lineRule="auto"/>
+              <w:rPr>
+                <w:rFonts w:ascii="Times New Roman" w:hAnsi="Times New Roman" w:cs="Times New Roman"/>
+                <w:sz w:val="26"/>
+                <w:szCs w:val="26"/>
+              </w:rPr>
+            </w:pPr>
+            <w:r>
+              <w:rPr>
+                <w:rFonts w:ascii="Times New Roman" w:hAnsi="Times New Roman" w:cs="Times New Roman"/>
+                <w:sz w:val="26"/>
+                <w:szCs w:val="26"/>
+              </w:rPr>
+              <w:t>Trung bình (Medium)</w:t>
+            </w:r>
+          </w:p>
+        </w:tc>
+        <w:tc>
+          <w:tcPr>
+            <w:tcW w:w="4515" w:type="dxa"/>
+            <w:hideMark/>
+          </w:tcPr>
+          <w:p>
+            <w:pPr>
+              <w:spacing w:after="0" w:line="360" w:lineRule="auto"/>
+              <w:rPr>
+                <w:rFonts w:ascii="Times New Roman" w:hAnsi="Times New Roman" w:cs="Times New Roman"/>
+                <w:sz w:val="26"/>
+                <w:szCs w:val="26"/>
+              </w:rPr>
+            </w:pPr>
+            <w:r>
+              <w:rPr>
+                <w:rFonts w:ascii="Times New Roman" w:hAnsi="Times New Roman" w:cs="Times New Roman"/>
+                <w:b/>
+                <w:bCs/>
+                <w:sz w:val="26"/>
+                <w:szCs w:val="26"/>
+              </w:rPr>
+              <w:t>Đã xử lý (Fixed):</w:t>
+            </w:r>
+            <w:r>
+              <w:rPr>
+                <w:rFonts w:ascii="Times New Roman" w:hAnsi="Times New Roman" w:cs="Times New Roman"/>
+                <w:sz w:val="26"/>
+                <w:szCs w:val="26"/>
+              </w:rPr>
+              <w:t> Ban đầu văn bản ngắn dưới 5 từ làm AI phân tích sai, đã bổ sung tiền kiểm tra độ dài trả cảnh báo an toàn.</w:t>
+            </w:r>
+          </w:p>
+        </w:tc>
+        <w:tc>
+          <w:tcPr>
+            <w:tcW w:w="2330" w:type="dxa"/>
+            <w:hideMark/>
+          </w:tcPr>
+          <w:p>
+            <w:pPr>
+              <w:spacing w:after="0" w:line="360" w:lineRule="auto"/>
+              <w:rPr>
+                <w:rFonts w:ascii="Times New Roman" w:hAnsi="Times New Roman" w:cs="Times New Roman"/>
+                <w:sz w:val="26"/>
+                <w:szCs w:val="26"/>
+              </w:rPr>
+            </w:pPr>
+            <w:r>
+              <w:rPr>
+                <w:rFonts w:ascii="Times New Roman" w:hAnsi="Times New Roman" w:cs="Times New Roman"/>
+                <w:sz w:val="26"/>
+                <w:szCs w:val="26"/>
+              </w:rPr>
+              <w:t>Kiểm thử biên KT3</w:t>
+            </w:r>
+          </w:p>
+        </w:tc>
+      </w:tr>
+      <w:tr>
+        <w:tc>
+          <w:tcPr>
+            <w:tcW w:w="0" w:type="auto"/>
+            <w:hideMark/>
+          </w:tcPr>
+          <w:p>
+            <w:pPr>
+              <w:spacing w:after="0" w:line="360" w:lineRule="auto"/>
+              <w:rPr>
+                <w:rFonts w:ascii="Times New Roman" w:hAnsi="Times New Roman" w:cs="Times New Roman"/>
+                <w:sz w:val="26"/>
+                <w:szCs w:val="26"/>
+              </w:rPr>
+            </w:pPr>
+            <w:r>
+              <w:rPr>
+                <w:rFonts w:ascii="Times New Roman" w:hAnsi="Times New Roman" w:cs="Times New Roman"/>
+                <w:b/>
+                <w:bCs/>
+                <w:sz w:val="26"/>
+                <w:szCs w:val="26"/>
+              </w:rPr>
+              <w:t>TC_AI_SEC_01</w:t>
+            </w:r>
+          </w:p>
+        </w:tc>
+        <w:tc>
+          <w:tcPr>
+            <w:tcW w:w="0" w:type="auto"/>
+            <w:hideMark/>
+          </w:tcPr>
+          <w:p>
+            <w:pPr>
+              <w:spacing w:after="0" w:line="360" w:lineRule="auto"/>
+              <w:rPr>
+                <w:rFonts w:ascii="Times New Roman" w:hAnsi="Times New Roman" w:cs="Times New Roman"/>
+                <w:sz w:val="26"/>
+                <w:szCs w:val="26"/>
+              </w:rPr>
+            </w:pPr>
+            <w:r>
+              <w:rPr>
+                <w:rFonts w:ascii="Times New Roman" w:hAnsi="Times New Roman" w:cs="Times New Roman"/>
+                <w:sz w:val="26"/>
+                <w:szCs w:val="26"/>
+              </w:rPr>
+              <w:t>24/09/2026</w:t>
+            </w:r>
+          </w:p>
+        </w:tc>
+        <w:tc>
+          <w:tcPr>
+            <w:tcW w:w="2207" w:type="dxa"/>
+            <w:hideMark/>
+          </w:tcPr>
+          <w:p>
+            <w:pPr>
+              <w:spacing w:after="0" w:line="360" w:lineRule="auto"/>
+              <w:rPr>
+                <w:rFonts w:ascii="Times New Roman" w:hAnsi="Times New Roman" w:cs="Times New Roman"/>
+                <w:sz w:val="26"/>
+                <w:szCs w:val="26"/>
+              </w:rPr>
+            </w:pPr>
+            <w:r>
+              <w:rPr>
+                <w:rFonts w:ascii="Times New Roman" w:hAnsi="Times New Roman" w:cs="Times New Roman"/>
+                <w:sz w:val="26"/>
+                <w:szCs w:val="26"/>
+              </w:rPr>
+              <w:t>Hoàng Anh Tuấn</w:t>
+            </w:r>
+          </w:p>
+        </w:tc>
+        <w:tc>
+          <w:tcPr>
+            <w:tcW w:w="1134" w:type="dxa"/>
+            <w:hideMark/>
+          </w:tcPr>
+          <w:p>
+            <w:pPr>
+              <w:spacing w:after="0" w:line="360" w:lineRule="auto"/>
+              <w:rPr>
+                <w:rFonts w:ascii="Times New Roman" w:hAnsi="Times New Roman" w:cs="Times New Roman"/>
+                <w:sz w:val="26"/>
+                <w:szCs w:val="26"/>
+              </w:rPr>
+            </w:pPr>
+            <w:r>
+              <w:rPr>
+                <w:rFonts w:ascii="Times New Roman" w:hAnsi="Times New Roman" w:cs="Times New Roman"/>
+                <w:b/>
+                <w:bCs/>
+                <w:sz w:val="26"/>
+                <w:szCs w:val="26"/>
+              </w:rPr>
+              <w:t>PASS</w:t>
+            </w:r>
+          </w:p>
+        </w:tc>
+        <w:tc>
+          <w:tcPr>
+            <w:tcW w:w="2693" w:type="dxa"/>
+            <w:hideMark/>
+          </w:tcPr>
+          <w:p>
+            <w:pPr>
+              <w:spacing w:after="0" w:line="360" w:lineRule="auto"/>
+              <w:rPr>
+                <w:rFonts w:ascii="Times New Roman" w:hAnsi="Times New Roman" w:cs="Times New Roman"/>
+                <w:sz w:val="26"/>
+                <w:szCs w:val="26"/>
+              </w:rPr>
+            </w:pPr>
+            <w:r>
+              <w:rPr>
+                <w:rFonts w:ascii="Times New Roman" w:hAnsi="Times New Roman" w:cs="Times New Roman"/>
+                <w:sz w:val="26"/>
+                <w:szCs w:val="26"/>
+              </w:rPr>
+              <w:t>Nghiêm trọng (Critical)</w:t>
+            </w:r>
+          </w:p>
+        </w:tc>
+        <w:tc>
+          <w:tcPr>
+            <w:tcW w:w="4515" w:type="dxa"/>
+            <w:hideMark/>
+          </w:tcPr>
+          <w:p>
+            <w:pPr>
+              <w:spacing w:after="0" w:line="360" w:lineRule="auto"/>
+              <w:rPr>
+                <w:rFonts w:ascii="Times New Roman" w:hAnsi="Times New Roman" w:cs="Times New Roman"/>
+                <w:sz w:val="26"/>
+                <w:szCs w:val="26"/>
+              </w:rPr>
+            </w:pPr>
+            <w:r>
+              <w:rPr>
+                <w:rFonts w:ascii="Times New Roman" w:hAnsi="Times New Roman" w:cs="Times New Roman"/>
+                <w:sz w:val="26"/>
+                <w:szCs w:val="26"/>
+              </w:rPr>
+              <w:t>Không có lỗi. AI từ chối các câu lệnh cố tình ép in password / secret, phản hồi an toàn phạm vi hành chính.</w:t>
+            </w:r>
+          </w:p>
+        </w:tc>
+        <w:tc>
+          <w:tcPr>
+            <w:tcW w:w="2330" w:type="dxa"/>
+            <w:hideMark/>
+          </w:tcPr>
+          <w:p>
+            <w:pPr>
+              <w:spacing w:after="0" w:line="360" w:lineRule="auto"/>
+              <w:rPr>
+                <w:rFonts w:ascii="Times New Roman" w:hAnsi="Times New Roman" w:cs="Times New Roman"/>
+                <w:sz w:val="26"/>
+                <w:szCs w:val="26"/>
+              </w:rPr>
+            </w:pPr>
+            <w:r>
+              <w:rPr>
+                <w:rFonts w:ascii="Times New Roman" w:hAnsi="Times New Roman" w:cs="Times New Roman"/>
+                <w:sz w:val="26"/>
+                <w:szCs w:val="26"/>
+              </w:rPr>
+              <w:t>Kiểm thử bảo mật AI (Security Test)</w:t>
+            </w:r>
+          </w:p>
+        </w:tc>
+      </w:tr>
+      <w:tr>
+        <w:tc>
+          <w:tcPr>
+            <w:tcW w:w="0" w:type="auto"/>
+            <w:hideMark/>
+          </w:tcPr>
+          <w:p>
+            <w:pPr>
+              <w:spacing w:after="0" w:line="360" w:lineRule="auto"/>
+              <w:rPr>
+                <w:rFonts w:ascii="Times New Roman" w:hAnsi="Times New Roman" w:cs="Times New Roman"/>
+                <w:sz w:val="26"/>
+                <w:szCs w:val="26"/>
+              </w:rPr>
+            </w:pPr>
+            <w:r>
+              <w:rPr>
+                <w:rFonts w:ascii="Times New Roman" w:hAnsi="Times New Roman" w:cs="Times New Roman"/>
+                <w:b/>
+                <w:bCs/>
                 <w:sz w:val="26"/>
                 <w:szCs w:val="26"/>
               </w:rPr>
@@ -14085,21 +13558,14 @@
         </w:tc>
         <w:tc>
           <w:tcPr>
-            <w:tcW w:w="2160" w:type="dxa"/>
-            <w:tcBorders>
-              <w:top w:val="single" w:sz="4" w:space="0" w:color="000000"/>
-              <w:left w:val="single" w:sz="4" w:space="0" w:color="000000"/>
-              <w:bottom w:val="single" w:sz="4" w:space="0" w:color="000000"/>
-              <w:right w:val="single" w:sz="4" w:space="0" w:color="000000"/>
-            </w:tcBorders>
-            <w:shd w:val="clear" w:color="000000" w:fill="FFFFFF"/>
-            <w:vAlign w:val="center"/>
-          </w:tcPr>
-          <w:p>
-            <w:pPr>
-              <w:jc w:val="center"/>
-              <w:rPr>
-                <w:rFonts w:ascii="Times New Roman" w:eastAsia="MS PGothic" w:hAnsi="Times New Roman" w:cs="Times New Roman"/>
+            <w:tcW w:w="0" w:type="auto"/>
+            <w:hideMark/>
+          </w:tcPr>
+          <w:p>
+            <w:pPr>
+              <w:spacing w:after="0" w:line="360" w:lineRule="auto"/>
+              <w:rPr>
+                <w:rFonts w:ascii="Times New Roman" w:hAnsi="Times New Roman" w:cs="Times New Roman"/>
                 <w:sz w:val="26"/>
                 <w:szCs w:val="26"/>
               </w:rPr>
@@ -14116,28 +13582,21 @@
         </w:tc>
         <w:tc>
           <w:tcPr>
-            <w:tcW w:w="2993" w:type="dxa"/>
-            <w:tcBorders>
-              <w:top w:val="single" w:sz="4" w:space="0" w:color="000000"/>
-              <w:left w:val="single" w:sz="4" w:space="0" w:color="000000"/>
-              <w:bottom w:val="single" w:sz="4" w:space="0" w:color="000000"/>
-              <w:right w:val="single" w:sz="4" w:space="0" w:color="000000"/>
-            </w:tcBorders>
-            <w:shd w:val="clear" w:color="000000" w:fill="FFFFFF"/>
-            <w:vAlign w:val="center"/>
-          </w:tcPr>
-          <w:p>
-            <w:pPr>
-              <w:jc w:val="center"/>
-              <w:rPr>
-                <w:rFonts w:ascii="Times New Roman" w:eastAsia="MS PGothic" w:hAnsi="Times New Roman" w:cs="Times New Roman"/>
-                <w:sz w:val="26"/>
-                <w:szCs w:val="26"/>
-              </w:rPr>
-            </w:pPr>
-            <w:r>
-              <w:rPr>
-                <w:rFonts w:ascii="Times New Roman" w:eastAsia="MS PGothic" w:hAnsi="Times New Roman" w:cs="Times New Roman"/>
+            <w:tcW w:w="2207" w:type="dxa"/>
+            <w:hideMark/>
+          </w:tcPr>
+          <w:p>
+            <w:pPr>
+              <w:spacing w:after="0" w:line="360" w:lineRule="auto"/>
+              <w:rPr>
+                <w:rFonts w:ascii="Times New Roman" w:hAnsi="Times New Roman" w:cs="Times New Roman"/>
+                <w:sz w:val="26"/>
+                <w:szCs w:val="26"/>
+              </w:rPr>
+            </w:pPr>
+            <w:r>
+              <w:rPr>
+                <w:rFonts w:ascii="Times New Roman" w:hAnsi="Times New Roman" w:cs="Times New Roman"/>
                 <w:sz w:val="26"/>
                 <w:szCs w:val="26"/>
               </w:rPr>
@@ -14147,28 +13606,23 @@
         </w:tc>
         <w:tc>
           <w:tcPr>
-            <w:tcW w:w="2327" w:type="dxa"/>
-            <w:tcBorders>
-              <w:top w:val="single" w:sz="4" w:space="0" w:color="000000"/>
-              <w:left w:val="single" w:sz="4" w:space="0" w:color="000000"/>
-              <w:bottom w:val="single" w:sz="4" w:space="0" w:color="000000"/>
-              <w:right w:val="single" w:sz="4" w:space="0" w:color="000000"/>
-            </w:tcBorders>
-            <w:shd w:val="clear" w:color="000000" w:fill="FFFFFF"/>
-            <w:vAlign w:val="center"/>
-          </w:tcPr>
-          <w:p>
-            <w:pPr>
-              <w:jc w:val="center"/>
-              <w:rPr>
-                <w:rFonts w:ascii="Times New Roman" w:eastAsia="MS PGothic" w:hAnsi="Times New Roman" w:cs="Times New Roman"/>
-                <w:sz w:val="26"/>
-                <w:szCs w:val="26"/>
-              </w:rPr>
-            </w:pPr>
-            <w:r>
-              <w:rPr>
-                <w:rFonts w:ascii="Times New Roman" w:hAnsi="Times New Roman" w:cs="Times New Roman"/>
+            <w:tcW w:w="1134" w:type="dxa"/>
+            <w:hideMark/>
+          </w:tcPr>
+          <w:p>
+            <w:pPr>
+              <w:spacing w:after="0" w:line="360" w:lineRule="auto"/>
+              <w:rPr>
+                <w:rFonts w:ascii="Times New Roman" w:hAnsi="Times New Roman" w:cs="Times New Roman"/>
+                <w:sz w:val="26"/>
+                <w:szCs w:val="26"/>
+              </w:rPr>
+            </w:pPr>
+            <w:r>
+              <w:rPr>
+                <w:rFonts w:ascii="Times New Roman" w:hAnsi="Times New Roman" w:cs="Times New Roman"/>
+                <w:b/>
+                <w:bCs/>
                 <w:sz w:val="26"/>
                 <w:szCs w:val="26"/>
               </w:rPr>
@@ -14178,21 +13632,14 @@
         </w:tc>
         <w:tc>
           <w:tcPr>
-            <w:tcW w:w="2448" w:type="dxa"/>
-            <w:tcBorders>
-              <w:top w:val="single" w:sz="4" w:space="0" w:color="000000"/>
-              <w:left w:val="single" w:sz="4" w:space="0" w:color="000000"/>
-              <w:bottom w:val="single" w:sz="4" w:space="0" w:color="000000"/>
-              <w:right w:val="single" w:sz="4" w:space="0" w:color="000000"/>
-            </w:tcBorders>
-            <w:shd w:val="clear" w:color="000000" w:fill="FFFFFF"/>
-            <w:vAlign w:val="center"/>
-          </w:tcPr>
-          <w:p>
-            <w:pPr>
-              <w:jc w:val="center"/>
-              <w:rPr>
-                <w:rFonts w:ascii="Times New Roman" w:eastAsia="MS PGothic" w:hAnsi="Times New Roman" w:cs="Times New Roman"/>
+            <w:tcW w:w="2693" w:type="dxa"/>
+            <w:hideMark/>
+          </w:tcPr>
+          <w:p>
+            <w:pPr>
+              <w:spacing w:after="0" w:line="360" w:lineRule="auto"/>
+              <w:rPr>
+                <w:rFonts w:ascii="Times New Roman" w:hAnsi="Times New Roman" w:cs="Times New Roman"/>
                 <w:sz w:val="26"/>
                 <w:szCs w:val="26"/>
               </w:rPr>
@@ -14209,21 +13656,14 @@
         </w:tc>
         <w:tc>
           <w:tcPr>
-            <w:tcW w:w="4763" w:type="dxa"/>
-            <w:tcBorders>
-              <w:top w:val="single" w:sz="4" w:space="0" w:color="000000"/>
-              <w:left w:val="single" w:sz="4" w:space="0" w:color="000000"/>
-              <w:bottom w:val="single" w:sz="4" w:space="0" w:color="000000"/>
-              <w:right w:val="single" w:sz="4" w:space="0" w:color="000000"/>
-            </w:tcBorders>
-            <w:shd w:val="clear" w:color="000000" w:fill="FFFFFF"/>
-            <w:vAlign w:val="center"/>
-          </w:tcPr>
-          <w:p>
-            <w:pPr>
-              <w:jc w:val="center"/>
-              <w:rPr>
-                <w:rFonts w:ascii="Times New Roman" w:eastAsia="MS PGothic" w:hAnsi="Times New Roman" w:cs="Times New Roman"/>
+            <w:tcW w:w="4515" w:type="dxa"/>
+            <w:hideMark/>
+          </w:tcPr>
+          <w:p>
+            <w:pPr>
+              <w:spacing w:after="0" w:line="360" w:lineRule="auto"/>
+              <w:rPr>
+                <w:rFonts w:ascii="Times New Roman" w:hAnsi="Times New Roman" w:cs="Times New Roman"/>
                 <w:sz w:val="26"/>
                 <w:szCs w:val="26"/>
               </w:rPr>
@@ -14240,21 +13680,14 @@
         </w:tc>
         <w:tc>
           <w:tcPr>
-            <w:tcW w:w="3991" w:type="dxa"/>
-            <w:tcBorders>
-              <w:top w:val="single" w:sz="4" w:space="0" w:color="000000"/>
-              <w:left w:val="single" w:sz="4" w:space="0" w:color="000000"/>
-              <w:bottom w:val="single" w:sz="4" w:space="0" w:color="000000"/>
-              <w:right w:val="single" w:sz="4" w:space="0" w:color="000000"/>
-            </w:tcBorders>
-            <w:shd w:val="clear" w:color="000000" w:fill="FFFFFF"/>
-            <w:vAlign w:val="center"/>
-          </w:tcPr>
-          <w:p>
-            <w:pPr>
-              <w:jc w:val="center"/>
-              <w:rPr>
-                <w:rFonts w:ascii="Times New Roman" w:eastAsia="MS PGothic" w:hAnsi="Times New Roman" w:cs="Times New Roman"/>
+            <w:tcW w:w="2330" w:type="dxa"/>
+            <w:hideMark/>
+          </w:tcPr>
+          <w:p>
+            <w:pPr>
+              <w:spacing w:after="0" w:line="360" w:lineRule="auto"/>
+              <w:rPr>
+                <w:rFonts w:ascii="Times New Roman" w:hAnsi="Times New Roman" w:cs="Times New Roman"/>
                 <w:sz w:val="26"/>
                 <w:szCs w:val="26"/>
               </w:rPr>
@@ -14678,7 +14111,7 @@
   <w:abstractNum w:abstractNumId="1" w15:restartNumberingAfterBreak="0">
     <w:nsid w:val="499A4AA0"/>
     <w:multiLevelType w:val="multilevel"/>
-    <w:tmpl w:val="4670C81C"/>
+    <w:tmpl w:val="88F475AE"/>
     <w:lvl w:ilvl="0">
       <w:start w:val="1"/>
       <w:numFmt w:val="decimal"/>
@@ -15445,17 +14878,18 @@
     <w:next w:val="Normal"/>
     <w:link w:val="Heading1Char"/>
     <w:qFormat/>
-    <w:rsid w:val="00CC4E79"/>
+    <w:rsid w:val="009E7AA3"/>
     <w:pPr>
       <w:keepNext/>
       <w:numPr>
         <w:numId w:val="1"/>
       </w:numPr>
       <w:spacing w:before="120" w:after="120" w:line="240" w:lineRule="auto"/>
+      <w:ind w:left="0" w:firstLine="0"/>
       <w:outlineLvl w:val="0"/>
     </w:pPr>
     <w:rPr>
-      <w:rFonts w:ascii="Arial" w:eastAsia="Batang" w:hAnsi="Arial" w:cs="Arial"/>
+      <w:rFonts w:ascii="Times New Roman" w:eastAsia="Batang" w:hAnsi="Times New Roman" w:cs="Times New Roman"/>
       <w:b/>
       <w:kern w:val="2"/>
       <w:sz w:val="28"/>
@@ -15657,7 +15091,6 @@
   <w:style w:type="character" w:default="1" w:styleId="DefaultParagraphFont">
     <w:name w:val="Default Paragraph Font"/>
     <w:uiPriority w:val="1"/>
-    <w:semiHidden/>
     <w:unhideWhenUsed/>
   </w:style>
   <w:style w:type="table" w:default="1" w:styleId="TableNormal">
@@ -15713,9 +15146,9 @@
     <w:basedOn w:val="DefaultParagraphFont"/>
     <w:link w:val="Heading1"/>
     <w:qFormat/>
-    <w:rsid w:val="00CC4E79"/>
+    <w:rsid w:val="009E7AA3"/>
     <w:rPr>
-      <w:rFonts w:ascii="Arial" w:eastAsia="Batang" w:hAnsi="Arial" w:cs="Arial"/>
+      <w:rFonts w:ascii="Times New Roman" w:eastAsia="Batang" w:hAnsi="Times New Roman" w:cs="Times New Roman"/>
       <w:b/>
       <w:kern w:val="2"/>
       <w:sz w:val="28"/>

--- a/docs/05_GenAI_SoftwareDevelopment_functional-testing.docx
+++ b/docs/05_GenAI_SoftwareDevelopment_functional-testing.docx
@@ -7082,6 +7082,219 @@
           </w:p>
         </w:tc>
       </w:tr>
+      <w:tr>
+        <w:tc>
+          <w:tcPr>
+            <w:tcW w:w="2482" w:type="dxa"/>
+            <w:tcMar>
+              <w:top w:w="120" w:type="dxa"/>
+              <w:left w:w="180" w:type="dxa"/>
+              <w:bottom w:w="120" w:type="dxa"/>
+              <w:right w:w="180" w:type="dxa"/>
+            </w:tcMar>
+            <w:vAlign w:val="center"/>
+          </w:tcPr>
+          <w:p>
+            <w:pPr>
+              <w:spacing w:after="120" w:line="240" w:lineRule="auto"/>
+              <w:rPr>
+                <w:rFonts w:ascii="Times New Roman" w:hAnsi="Times New Roman" w:cs="Times New Roman"/>
+                <w:b/>
+                <w:bCs/>
+                <w:sz w:val="26"/>
+                <w:szCs w:val="26"/>
+              </w:rPr>
+            </w:pPr>
+            <w:r>
+              <w:rPr>
+                <w:rFonts w:ascii="Times New Roman" w:hAnsi="Times New Roman" w:cs="Times New Roman"/>
+                <w:b/>
+                <w:bCs/>
+                <w:sz w:val="26"/>
+                <w:szCs w:val="26"/>
+              </w:rPr>
+              <w:t>TC_AI_LOCAL_01</w:t>
+            </w:r>
+          </w:p>
+        </w:tc>
+        <w:tc>
+          <w:tcPr>
+            <w:tcW w:w="1879" w:type="dxa"/>
+            <w:tcMar>
+              <w:top w:w="120" w:type="dxa"/>
+              <w:left w:w="180" w:type="dxa"/>
+              <w:bottom w:w="120" w:type="dxa"/>
+              <w:right w:w="180" w:type="dxa"/>
+            </w:tcMar>
+            <w:vAlign w:val="center"/>
+          </w:tcPr>
+          <w:p>
+            <w:pPr>
+              <w:spacing w:after="120" w:line="240" w:lineRule="auto"/>
+              <w:rPr>
+                <w:rFonts w:ascii="Times New Roman" w:hAnsi="Times New Roman" w:cs="Times New Roman"/>
+                <w:sz w:val="26"/>
+                <w:szCs w:val="26"/>
+              </w:rPr>
+            </w:pPr>
+            <w:r>
+              <w:rPr>
+                <w:rFonts w:ascii="Times New Roman" w:hAnsi="Times New Roman" w:cs="Times New Roman"/>
+                <w:sz w:val="26"/>
+                <w:szCs w:val="26"/>
+              </w:rPr>
+              <w:t>AI Bảo mật nội bộ (NFR8</w:t>
+            </w:r>
+            <w:r>
+              <w:rPr>
+                <w:rFonts w:ascii="Times New Roman" w:hAnsi="Times New Roman" w:cs="Times New Roman"/>
+                <w:sz w:val="26"/>
+                <w:szCs w:val="26"/>
+              </w:rPr>
+              <w:t>)</w:t>
+            </w:r>
+          </w:p>
+        </w:tc>
+        <w:tc>
+          <w:tcPr>
+            <w:tcW w:w="3122" w:type="dxa"/>
+            <w:tcMar>
+              <w:top w:w="120" w:type="dxa"/>
+              <w:left w:w="180" w:type="dxa"/>
+              <w:bottom w:w="120" w:type="dxa"/>
+              <w:right w:w="180" w:type="dxa"/>
+            </w:tcMar>
+            <w:vAlign w:val="center"/>
+          </w:tcPr>
+          <w:p>
+            <w:pPr>
+              <w:spacing w:after="120" w:line="240" w:lineRule="auto"/>
+              <w:rPr>
+                <w:rFonts w:ascii="Times New Roman" w:hAnsi="Times New Roman" w:cs="Times New Roman"/>
+                <w:sz w:val="26"/>
+                <w:szCs w:val="26"/>
+              </w:rPr>
+            </w:pPr>
+            <w:r>
+              <w:rPr>
+                <w:rFonts w:ascii="Times New Roman" w:hAnsi="Times New Roman" w:cs="Times New Roman"/>
+                <w:sz w:val="26"/>
+                <w:szCs w:val="26"/>
+              </w:rPr>
+              <w:t>Kiểm tra cơ chế tự động định tuyến AI Cục bộ cho công văn lưu hành nội bộ, bảo mật dữ liệu tuyệt đối không gửi ra Cloud bên ngoài</w:t>
+            </w:r>
+          </w:p>
+        </w:tc>
+        <w:tc>
+          <w:tcPr>
+            <w:tcW w:w="2406" w:type="dxa"/>
+            <w:tcMar>
+              <w:top w:w="120" w:type="dxa"/>
+              <w:left w:w="180" w:type="dxa"/>
+              <w:bottom w:w="120" w:type="dxa"/>
+              <w:right w:w="180" w:type="dxa"/>
+            </w:tcMar>
+            <w:vAlign w:val="center"/>
+          </w:tcPr>
+          <w:p>
+            <w:pPr>
+              <w:spacing w:after="120" w:line="240" w:lineRule="auto"/>
+              <w:rPr>
+                <w:rFonts w:ascii="Times New Roman" w:hAnsi="Times New Roman" w:cs="Times New Roman"/>
+                <w:sz w:val="26"/>
+                <w:szCs w:val="26"/>
+              </w:rPr>
+            </w:pPr>
+            <w:r>
+              <w:rPr>
+                <w:rFonts w:ascii="Times New Roman" w:hAnsi="Times New Roman" w:cs="Times New Roman"/>
+                <w:sz w:val="26"/>
+                <w:szCs w:val="26"/>
+              </w:rPr>
+              <w:t>Người dùng đã đăng nhập hệ thống, mở văn bản có phạm vi nội bộ</w:t>
+            </w:r>
+          </w:p>
+        </w:tc>
+        <w:tc>
+          <w:tcPr>
+            <w:tcW w:w="3265" w:type="dxa"/>
+            <w:tcMar>
+              <w:top w:w="120" w:type="dxa"/>
+              <w:left w:w="180" w:type="dxa"/>
+              <w:bottom w:w="120" w:type="dxa"/>
+              <w:right w:w="180" w:type="dxa"/>
+            </w:tcMar>
+            <w:vAlign w:val="center"/>
+          </w:tcPr>
+          <w:p>
+            <w:pPr>
+              <w:spacing w:after="120" w:line="240" w:lineRule="auto"/>
+              <w:rPr>
+                <w:rFonts w:ascii="Times New Roman" w:hAnsi="Times New Roman" w:cs="Times New Roman"/>
+                <w:sz w:val="26"/>
+                <w:szCs w:val="26"/>
+              </w:rPr>
+            </w:pPr>
+            <w:r>
+              <w:rPr>
+                <w:rFonts w:ascii="Times New Roman" w:hAnsi="Times New Roman" w:cs="Times New Roman"/>
+                <w:sz w:val="26"/>
+                <w:szCs w:val="26"/>
+              </w:rPr>
+              <w:t>Công văn có document_scope = "INTERNAL" hoặc trích yếu có từ khóa: </w:t>
+            </w:r>
+            <w:r>
+              <w:rPr>
+                <w:rFonts w:ascii="Times New Roman" w:hAnsi="Times New Roman" w:cs="Times New Roman"/>
+                <w:i/>
+                <w:iCs/>
+                <w:sz w:val="26"/>
+                <w:szCs w:val="26"/>
+              </w:rPr>
+              <w:t>"Thông báo lưu hành nội bộ về đánh giá thi đua và dự toán Quý 2"</w:t>
+            </w:r>
+          </w:p>
+        </w:tc>
+        <w:tc>
+          <w:tcPr>
+            <w:tcW w:w="3839" w:type="dxa"/>
+            <w:tcMar>
+              <w:top w:w="120" w:type="dxa"/>
+              <w:left w:w="180" w:type="dxa"/>
+              <w:bottom w:w="120" w:type="dxa"/>
+              <w:right w:w="180" w:type="dxa"/>
+            </w:tcMar>
+            <w:vAlign w:val="center"/>
+          </w:tcPr>
+          <w:p>
+            <w:pPr>
+              <w:spacing w:after="120" w:line="240" w:lineRule="auto"/>
+              <w:rPr>
+                <w:rFonts w:ascii="Times New Roman" w:hAnsi="Times New Roman" w:cs="Times New Roman"/>
+                <w:sz w:val="26"/>
+                <w:szCs w:val="26"/>
+              </w:rPr>
+            </w:pPr>
+            <w:r>
+              <w:rPr>
+                <w:rFonts w:ascii="Times New Roman" w:hAnsi="Times New Roman" w:cs="Times New Roman"/>
+                <w:sz w:val="26"/>
+                <w:szCs w:val="26"/>
+              </w:rPr>
+              <w:t>AI bóc tách, tóm tắt và sinh dự thảo thành công qua Local Engine (không gửi dữ liệu ra ngoài Internet).</w:t>
+            </w:r>
+            <w:r>
+              <w:rPr>
+                <w:rFonts w:ascii="Times New Roman" w:hAnsi="Times New Roman" w:cs="Times New Roman"/>
+                <w:sz w:val="26"/>
+                <w:szCs w:val="26"/>
+              </w:rPr>
+              <w:br/>
+              <w:t>Bảng CSDL ai_task_logs ghi nhận đúng cờ _INTERNAL_LOCAL.</w:t>
+            </w:r>
+          </w:p>
+        </w:tc>
+      </w:tr>
     </w:tbl>
     <w:p>
       <w:pPr>
@@ -7130,13 +7343,13 @@
         <w:tblLook w:val="04A0" w:firstRow="1" w:lastRow="0" w:firstColumn="1" w:lastColumn="0" w:noHBand="0" w:noVBand="1"/>
       </w:tblPr>
       <w:tblGrid>
-        <w:gridCol w:w="1775"/>
-        <w:gridCol w:w="1110"/>
-        <w:gridCol w:w="740"/>
-        <w:gridCol w:w="968"/>
-        <w:gridCol w:w="1012"/>
-        <w:gridCol w:w="1644"/>
-        <w:gridCol w:w="1812"/>
+        <w:gridCol w:w="1637"/>
+        <w:gridCol w:w="972"/>
+        <w:gridCol w:w="659"/>
+        <w:gridCol w:w="852"/>
+        <w:gridCol w:w="890"/>
+        <w:gridCol w:w="2484"/>
+        <w:gridCol w:w="1567"/>
       </w:tblGrid>
       <w:tr>
         <w:tc>
@@ -7228,7 +7441,7 @@
         </w:tc>
         <w:tc>
           <w:tcPr>
-            <w:tcW w:w="1134" w:type="dxa"/>
+            <w:tcW w:w="1213" w:type="dxa"/>
             <w:hideMark/>
           </w:tcPr>
           <w:p>
@@ -7315,7 +7528,7 @@
         </w:tc>
         <w:tc>
           <w:tcPr>
-            <w:tcW w:w="2330" w:type="dxa"/>
+            <w:tcW w:w="2333" w:type="dxa"/>
             <w:hideMark/>
           </w:tcPr>
           <w:p>
@@ -7420,7 +7633,7 @@
         </w:tc>
         <w:tc>
           <w:tcPr>
-            <w:tcW w:w="1134" w:type="dxa"/>
+            <w:tcW w:w="1213" w:type="dxa"/>
             <w:hideMark/>
           </w:tcPr>
           <w:p>
@@ -7494,7 +7707,7 @@
         </w:tc>
         <w:tc>
           <w:tcPr>
-            <w:tcW w:w="2330" w:type="dxa"/>
+            <w:tcW w:w="2333" w:type="dxa"/>
             <w:hideMark/>
           </w:tcPr>
           <w:p>
@@ -7594,7 +7807,7 @@
         </w:tc>
         <w:tc>
           <w:tcPr>
-            <w:tcW w:w="1134" w:type="dxa"/>
+            <w:tcW w:w="1213" w:type="dxa"/>
             <w:hideMark/>
           </w:tcPr>
           <w:p>
@@ -7668,7 +7881,7 @@
         </w:tc>
         <w:tc>
           <w:tcPr>
-            <w:tcW w:w="2330" w:type="dxa"/>
+            <w:tcW w:w="2333" w:type="dxa"/>
             <w:hideMark/>
           </w:tcPr>
           <w:p>
@@ -7768,7 +7981,7 @@
         </w:tc>
         <w:tc>
           <w:tcPr>
-            <w:tcW w:w="1134" w:type="dxa"/>
+            <w:tcW w:w="1213" w:type="dxa"/>
             <w:hideMark/>
           </w:tcPr>
           <w:p>
@@ -7842,7 +8055,7 @@
         </w:tc>
         <w:tc>
           <w:tcPr>
-            <w:tcW w:w="2330" w:type="dxa"/>
+            <w:tcW w:w="2333" w:type="dxa"/>
             <w:hideMark/>
           </w:tcPr>
           <w:p>
@@ -7942,7 +8155,7 @@
         </w:tc>
         <w:tc>
           <w:tcPr>
-            <w:tcW w:w="1134" w:type="dxa"/>
+            <w:tcW w:w="1213" w:type="dxa"/>
             <w:hideMark/>
           </w:tcPr>
           <w:p>
@@ -8016,7 +8229,7 @@
         </w:tc>
         <w:tc>
           <w:tcPr>
-            <w:tcW w:w="2330" w:type="dxa"/>
+            <w:tcW w:w="2333" w:type="dxa"/>
             <w:hideMark/>
           </w:tcPr>
           <w:p>
@@ -8116,7 +8329,7 @@
         </w:tc>
         <w:tc>
           <w:tcPr>
-            <w:tcW w:w="1134" w:type="dxa"/>
+            <w:tcW w:w="1213" w:type="dxa"/>
             <w:hideMark/>
           </w:tcPr>
           <w:p>
@@ -8190,7 +8403,7 @@
         </w:tc>
         <w:tc>
           <w:tcPr>
-            <w:tcW w:w="2330" w:type="dxa"/>
+            <w:tcW w:w="2333" w:type="dxa"/>
             <w:hideMark/>
           </w:tcPr>
           <w:p>
@@ -8290,7 +8503,7 @@
         </w:tc>
         <w:tc>
           <w:tcPr>
-            <w:tcW w:w="1134" w:type="dxa"/>
+            <w:tcW w:w="1213" w:type="dxa"/>
             <w:hideMark/>
           </w:tcPr>
           <w:p>
@@ -8364,7 +8577,7 @@
         </w:tc>
         <w:tc>
           <w:tcPr>
-            <w:tcW w:w="2330" w:type="dxa"/>
+            <w:tcW w:w="2333" w:type="dxa"/>
             <w:hideMark/>
           </w:tcPr>
           <w:p>
@@ -8464,7 +8677,7 @@
         </w:tc>
         <w:tc>
           <w:tcPr>
-            <w:tcW w:w="1134" w:type="dxa"/>
+            <w:tcW w:w="1213" w:type="dxa"/>
             <w:hideMark/>
           </w:tcPr>
           <w:p>
@@ -8538,7 +8751,7 @@
         </w:tc>
         <w:tc>
           <w:tcPr>
-            <w:tcW w:w="2330" w:type="dxa"/>
+            <w:tcW w:w="2333" w:type="dxa"/>
             <w:hideMark/>
           </w:tcPr>
           <w:p>
@@ -8638,7 +8851,7 @@
         </w:tc>
         <w:tc>
           <w:tcPr>
-            <w:tcW w:w="1134" w:type="dxa"/>
+            <w:tcW w:w="1213" w:type="dxa"/>
             <w:hideMark/>
           </w:tcPr>
           <w:p>
@@ -8712,7 +8925,7 @@
         </w:tc>
         <w:tc>
           <w:tcPr>
-            <w:tcW w:w="2330" w:type="dxa"/>
+            <w:tcW w:w="2333" w:type="dxa"/>
             <w:hideMark/>
           </w:tcPr>
           <w:p>
@@ -8812,7 +9025,7 @@
         </w:tc>
         <w:tc>
           <w:tcPr>
-            <w:tcW w:w="1134" w:type="dxa"/>
+            <w:tcW w:w="1213" w:type="dxa"/>
             <w:hideMark/>
           </w:tcPr>
           <w:p>
@@ -8886,7 +9099,7 @@
         </w:tc>
         <w:tc>
           <w:tcPr>
-            <w:tcW w:w="2330" w:type="dxa"/>
+            <w:tcW w:w="2333" w:type="dxa"/>
             <w:hideMark/>
           </w:tcPr>
           <w:p>
@@ -8986,7 +9199,7 @@
         </w:tc>
         <w:tc>
           <w:tcPr>
-            <w:tcW w:w="1134" w:type="dxa"/>
+            <w:tcW w:w="1213" w:type="dxa"/>
             <w:hideMark/>
           </w:tcPr>
           <w:p>
@@ -9060,7 +9273,7 @@
         </w:tc>
         <w:tc>
           <w:tcPr>
-            <w:tcW w:w="2330" w:type="dxa"/>
+            <w:tcW w:w="2333" w:type="dxa"/>
             <w:hideMark/>
           </w:tcPr>
           <w:p>
@@ -9160,7 +9373,7 @@
         </w:tc>
         <w:tc>
           <w:tcPr>
-            <w:tcW w:w="1134" w:type="dxa"/>
+            <w:tcW w:w="1213" w:type="dxa"/>
             <w:hideMark/>
           </w:tcPr>
           <w:p>
@@ -9234,7 +9447,7 @@
         </w:tc>
         <w:tc>
           <w:tcPr>
-            <w:tcW w:w="2330" w:type="dxa"/>
+            <w:tcW w:w="2333" w:type="dxa"/>
             <w:hideMark/>
           </w:tcPr>
           <w:p>
@@ -9334,7 +9547,7 @@
         </w:tc>
         <w:tc>
           <w:tcPr>
-            <w:tcW w:w="1134" w:type="dxa"/>
+            <w:tcW w:w="1213" w:type="dxa"/>
             <w:hideMark/>
           </w:tcPr>
           <w:p>
@@ -9408,7 +9621,7 @@
         </w:tc>
         <w:tc>
           <w:tcPr>
-            <w:tcW w:w="2330" w:type="dxa"/>
+            <w:tcW w:w="2333" w:type="dxa"/>
             <w:hideMark/>
           </w:tcPr>
           <w:p>
@@ -9508,7 +9721,7 @@
         </w:tc>
         <w:tc>
           <w:tcPr>
-            <w:tcW w:w="1134" w:type="dxa"/>
+            <w:tcW w:w="1213" w:type="dxa"/>
             <w:hideMark/>
           </w:tcPr>
           <w:p>
@@ -9582,7 +9795,7 @@
         </w:tc>
         <w:tc>
           <w:tcPr>
-            <w:tcW w:w="2330" w:type="dxa"/>
+            <w:tcW w:w="2333" w:type="dxa"/>
             <w:hideMark/>
           </w:tcPr>
           <w:p>
@@ -9682,7 +9895,7 @@
         </w:tc>
         <w:tc>
           <w:tcPr>
-            <w:tcW w:w="1134" w:type="dxa"/>
+            <w:tcW w:w="1213" w:type="dxa"/>
             <w:hideMark/>
           </w:tcPr>
           <w:p>
@@ -9756,7 +9969,7 @@
         </w:tc>
         <w:tc>
           <w:tcPr>
-            <w:tcW w:w="2330" w:type="dxa"/>
+            <w:tcW w:w="2333" w:type="dxa"/>
             <w:hideMark/>
           </w:tcPr>
           <w:p>
@@ -9856,7 +10069,7 @@
         </w:tc>
         <w:tc>
           <w:tcPr>
-            <w:tcW w:w="1134" w:type="dxa"/>
+            <w:tcW w:w="1213" w:type="dxa"/>
             <w:hideMark/>
           </w:tcPr>
           <w:p>
@@ -9930,7 +10143,7 @@
         </w:tc>
         <w:tc>
           <w:tcPr>
-            <w:tcW w:w="2330" w:type="dxa"/>
+            <w:tcW w:w="2333" w:type="dxa"/>
             <w:hideMark/>
           </w:tcPr>
           <w:p>
@@ -10030,7 +10243,7 @@
         </w:tc>
         <w:tc>
           <w:tcPr>
-            <w:tcW w:w="1134" w:type="dxa"/>
+            <w:tcW w:w="1213" w:type="dxa"/>
             <w:hideMark/>
           </w:tcPr>
           <w:p>
@@ -10104,7 +10317,7 @@
         </w:tc>
         <w:tc>
           <w:tcPr>
-            <w:tcW w:w="2330" w:type="dxa"/>
+            <w:tcW w:w="2333" w:type="dxa"/>
             <w:hideMark/>
           </w:tcPr>
           <w:p>
@@ -10204,7 +10417,7 @@
         </w:tc>
         <w:tc>
           <w:tcPr>
-            <w:tcW w:w="1134" w:type="dxa"/>
+            <w:tcW w:w="1213" w:type="dxa"/>
             <w:hideMark/>
           </w:tcPr>
           <w:p>
@@ -10278,7 +10491,7 @@
         </w:tc>
         <w:tc>
           <w:tcPr>
-            <w:tcW w:w="2330" w:type="dxa"/>
+            <w:tcW w:w="2333" w:type="dxa"/>
             <w:hideMark/>
           </w:tcPr>
           <w:p>
@@ -10378,7 +10591,7 @@
         </w:tc>
         <w:tc>
           <w:tcPr>
-            <w:tcW w:w="1134" w:type="dxa"/>
+            <w:tcW w:w="1213" w:type="dxa"/>
             <w:hideMark/>
           </w:tcPr>
           <w:p>
@@ -10452,7 +10665,7 @@
         </w:tc>
         <w:tc>
           <w:tcPr>
-            <w:tcW w:w="2330" w:type="dxa"/>
+            <w:tcW w:w="2333" w:type="dxa"/>
             <w:hideMark/>
           </w:tcPr>
           <w:p>
@@ -10552,7 +10765,7 @@
         </w:tc>
         <w:tc>
           <w:tcPr>
-            <w:tcW w:w="1134" w:type="dxa"/>
+            <w:tcW w:w="1213" w:type="dxa"/>
             <w:hideMark/>
           </w:tcPr>
           <w:p>
@@ -10626,7 +10839,7 @@
         </w:tc>
         <w:tc>
           <w:tcPr>
-            <w:tcW w:w="2330" w:type="dxa"/>
+            <w:tcW w:w="2333" w:type="dxa"/>
             <w:hideMark/>
           </w:tcPr>
           <w:p>
@@ -10726,7 +10939,7 @@
         </w:tc>
         <w:tc>
           <w:tcPr>
-            <w:tcW w:w="1134" w:type="dxa"/>
+            <w:tcW w:w="1213" w:type="dxa"/>
             <w:hideMark/>
           </w:tcPr>
           <w:p>
@@ -10800,7 +11013,7 @@
         </w:tc>
         <w:tc>
           <w:tcPr>
-            <w:tcW w:w="2330" w:type="dxa"/>
+            <w:tcW w:w="2333" w:type="dxa"/>
             <w:hideMark/>
           </w:tcPr>
           <w:p>
@@ -10900,7 +11113,7 @@
         </w:tc>
         <w:tc>
           <w:tcPr>
-            <w:tcW w:w="1134" w:type="dxa"/>
+            <w:tcW w:w="1213" w:type="dxa"/>
             <w:hideMark/>
           </w:tcPr>
           <w:p>
@@ -10974,7 +11187,7 @@
         </w:tc>
         <w:tc>
           <w:tcPr>
-            <w:tcW w:w="2330" w:type="dxa"/>
+            <w:tcW w:w="2333" w:type="dxa"/>
             <w:hideMark/>
           </w:tcPr>
           <w:p>
@@ -11074,7 +11287,7 @@
         </w:tc>
         <w:tc>
           <w:tcPr>
-            <w:tcW w:w="1134" w:type="dxa"/>
+            <w:tcW w:w="1213" w:type="dxa"/>
             <w:hideMark/>
           </w:tcPr>
           <w:p>
@@ -11148,7 +11361,7 @@
         </w:tc>
         <w:tc>
           <w:tcPr>
-            <w:tcW w:w="2330" w:type="dxa"/>
+            <w:tcW w:w="2333" w:type="dxa"/>
             <w:hideMark/>
           </w:tcPr>
           <w:p>
@@ -11248,7 +11461,7 @@
         </w:tc>
         <w:tc>
           <w:tcPr>
-            <w:tcW w:w="1134" w:type="dxa"/>
+            <w:tcW w:w="1213" w:type="dxa"/>
             <w:hideMark/>
           </w:tcPr>
           <w:p>
@@ -11322,7 +11535,7 @@
         </w:tc>
         <w:tc>
           <w:tcPr>
-            <w:tcW w:w="2330" w:type="dxa"/>
+            <w:tcW w:w="2333" w:type="dxa"/>
             <w:hideMark/>
           </w:tcPr>
           <w:p>
@@ -11422,7 +11635,7 @@
         </w:tc>
         <w:tc>
           <w:tcPr>
-            <w:tcW w:w="1134" w:type="dxa"/>
+            <w:tcW w:w="1213" w:type="dxa"/>
             <w:hideMark/>
           </w:tcPr>
           <w:p>
@@ -11496,7 +11709,7 @@
         </w:tc>
         <w:tc>
           <w:tcPr>
-            <w:tcW w:w="2330" w:type="dxa"/>
+            <w:tcW w:w="2333" w:type="dxa"/>
             <w:hideMark/>
           </w:tcPr>
           <w:p>
@@ -11596,7 +11809,7 @@
         </w:tc>
         <w:tc>
           <w:tcPr>
-            <w:tcW w:w="1134" w:type="dxa"/>
+            <w:tcW w:w="1213" w:type="dxa"/>
             <w:hideMark/>
           </w:tcPr>
           <w:p>
@@ -11670,7 +11883,7 @@
         </w:tc>
         <w:tc>
           <w:tcPr>
-            <w:tcW w:w="2330" w:type="dxa"/>
+            <w:tcW w:w="2333" w:type="dxa"/>
             <w:hideMark/>
           </w:tcPr>
           <w:p>
@@ -11770,7 +11983,7 @@
         </w:tc>
         <w:tc>
           <w:tcPr>
-            <w:tcW w:w="1134" w:type="dxa"/>
+            <w:tcW w:w="1213" w:type="dxa"/>
             <w:hideMark/>
           </w:tcPr>
           <w:p>
@@ -11854,7 +12067,7 @@
         </w:tc>
         <w:tc>
           <w:tcPr>
-            <w:tcW w:w="2330" w:type="dxa"/>
+            <w:tcW w:w="2333" w:type="dxa"/>
             <w:hideMark/>
           </w:tcPr>
           <w:p>
@@ -11954,7 +12167,7 @@
         </w:tc>
         <w:tc>
           <w:tcPr>
-            <w:tcW w:w="1134" w:type="dxa"/>
+            <w:tcW w:w="1213" w:type="dxa"/>
             <w:hideMark/>
           </w:tcPr>
           <w:p>
@@ -12028,7 +12241,7 @@
         </w:tc>
         <w:tc>
           <w:tcPr>
-            <w:tcW w:w="2330" w:type="dxa"/>
+            <w:tcW w:w="2333" w:type="dxa"/>
             <w:hideMark/>
           </w:tcPr>
           <w:p>
@@ -12128,7 +12341,7 @@
         </w:tc>
         <w:tc>
           <w:tcPr>
-            <w:tcW w:w="1134" w:type="dxa"/>
+            <w:tcW w:w="1213" w:type="dxa"/>
             <w:hideMark/>
           </w:tcPr>
           <w:p>
@@ -12202,7 +12415,7 @@
         </w:tc>
         <w:tc>
           <w:tcPr>
-            <w:tcW w:w="2330" w:type="dxa"/>
+            <w:tcW w:w="2333" w:type="dxa"/>
             <w:hideMark/>
           </w:tcPr>
           <w:p>
@@ -12221,6 +12434,219 @@
                 <w:szCs w:val="26"/>
               </w:rPr>
               <w:t>Kiểm thử tính sẵn sàng &amp; chịu lỗi</w:t>
+            </w:r>
+          </w:p>
+        </w:tc>
+      </w:tr>
+      <w:tr>
+        <w:tc>
+          <w:tcPr>
+            <w:tcW w:w="0" w:type="auto"/>
+          </w:tcPr>
+          <w:p>
+            <w:pPr>
+              <w:spacing w:after="0" w:line="360" w:lineRule="auto"/>
+              <w:rPr>
+                <w:rFonts w:ascii="Times New Roman" w:hAnsi="Times New Roman" w:cs="Times New Roman"/>
+                <w:b/>
+                <w:bCs/>
+                <w:sz w:val="26"/>
+                <w:szCs w:val="26"/>
+              </w:rPr>
+            </w:pPr>
+            <w:r>
+              <w:rPr>
+                <w:rFonts w:ascii="Times New Roman" w:hAnsi="Times New Roman" w:cs="Times New Roman"/>
+                <w:b/>
+                <w:bCs/>
+                <w:sz w:val="26"/>
+                <w:szCs w:val="26"/>
+              </w:rPr>
+              <w:t>TC_AI_LOCAL_01</w:t>
+            </w:r>
+          </w:p>
+        </w:tc>
+        <w:tc>
+          <w:tcPr>
+            <w:tcW w:w="0" w:type="auto"/>
+          </w:tcPr>
+          <w:p>
+            <w:pPr>
+              <w:spacing w:after="0" w:line="360" w:lineRule="auto"/>
+              <w:rPr>
+                <w:rFonts w:ascii="Times New Roman" w:hAnsi="Times New Roman" w:cs="Times New Roman"/>
+                <w:sz w:val="26"/>
+                <w:szCs w:val="26"/>
+              </w:rPr>
+            </w:pPr>
+            <w:r>
+              <w:rPr>
+                <w:rFonts w:ascii="Times New Roman" w:hAnsi="Times New Roman" w:cs="Times New Roman"/>
+                <w:sz w:val="26"/>
+                <w:szCs w:val="26"/>
+              </w:rPr>
+              <w:t>24/09/2026</w:t>
+            </w:r>
+          </w:p>
+        </w:tc>
+        <w:tc>
+          <w:tcPr>
+            <w:tcW w:w="2207" w:type="dxa"/>
+          </w:tcPr>
+          <w:p>
+            <w:pPr>
+              <w:spacing w:after="0" w:line="360" w:lineRule="auto"/>
+              <w:rPr>
+                <w:rFonts w:ascii="Times New Roman" w:hAnsi="Times New Roman" w:cs="Times New Roman"/>
+                <w:sz w:val="26"/>
+                <w:szCs w:val="26"/>
+              </w:rPr>
+            </w:pPr>
+            <w:r>
+              <w:rPr>
+                <w:rFonts w:ascii="Times New Roman" w:hAnsi="Times New Roman" w:cs="Times New Roman"/>
+                <w:sz w:val="26"/>
+                <w:szCs w:val="26"/>
+              </w:rPr>
+              <w:t>Hoàng Anh Tuấn</w:t>
+            </w:r>
+          </w:p>
+        </w:tc>
+        <w:tc>
+          <w:tcPr>
+            <w:tcW w:w="1213" w:type="dxa"/>
+          </w:tcPr>
+          <w:p>
+            <w:pPr>
+              <w:spacing w:after="0" w:line="360" w:lineRule="auto"/>
+              <w:rPr>
+                <w:rFonts w:ascii="Times New Roman" w:hAnsi="Times New Roman" w:cs="Times New Roman"/>
+                <w:b/>
+                <w:bCs/>
+                <w:sz w:val="26"/>
+                <w:szCs w:val="26"/>
+              </w:rPr>
+            </w:pPr>
+            <w:r>
+              <w:rPr>
+                <w:rFonts w:ascii="Times New Roman" w:hAnsi="Times New Roman" w:cs="Times New Roman"/>
+                <w:b/>
+                <w:bCs/>
+                <w:sz w:val="26"/>
+                <w:szCs w:val="26"/>
+              </w:rPr>
+              <w:t>PASS</w:t>
+            </w:r>
+          </w:p>
+        </w:tc>
+        <w:tc>
+          <w:tcPr>
+            <w:tcW w:w="2693" w:type="dxa"/>
+          </w:tcPr>
+          <w:p>
+            <w:pPr>
+              <w:spacing w:after="0" w:line="360" w:lineRule="auto"/>
+              <w:rPr>
+                <w:rFonts w:ascii="Times New Roman" w:hAnsi="Times New Roman" w:cs="Times New Roman"/>
+                <w:sz w:val="26"/>
+                <w:szCs w:val="26"/>
+              </w:rPr>
+            </w:pPr>
+            <w:r>
+              <w:rPr>
+                <w:rFonts w:ascii="Times New Roman" w:hAnsi="Times New Roman" w:cs="Times New Roman"/>
+                <w:sz w:val="26"/>
+                <w:szCs w:val="26"/>
+              </w:rPr>
+              <w:t>Nghiêm trọng (Critical)</w:t>
+            </w:r>
+          </w:p>
+        </w:tc>
+        <w:tc>
+          <w:tcPr>
+            <w:tcW w:w="4515" w:type="dxa"/>
+          </w:tcPr>
+          <w:p>
+            <w:pPr>
+              <w:spacing w:after="0" w:line="360" w:lineRule="auto"/>
+              <w:rPr>
+                <w:rFonts w:ascii="Times New Roman" w:hAnsi="Times New Roman" w:cs="Times New Roman"/>
+                <w:sz w:val="26"/>
+                <w:szCs w:val="26"/>
+              </w:rPr>
+            </w:pPr>
+            <w:r>
+              <w:rPr>
+                <w:rFonts w:ascii="Times New Roman" w:hAnsi="Times New Roman" w:cs="Times New Roman"/>
+                <w:sz w:val="26"/>
+                <w:szCs w:val="26"/>
+              </w:rPr>
+              <w:t>Không có lỗi. Hệ thống tự động kích hoạt chế độ AI Cục bộ on-premise và lưu vết kiểm</w:t>
+            </w:r>
+            <w:r>
+              <w:rPr>
+                <w:rFonts w:ascii="Times New Roman" w:hAnsi="Times New Roman" w:cs="Times New Roman"/>
+                <w:sz w:val="26"/>
+                <w:szCs w:val="26"/>
+              </w:rPr>
+              <w:t xml:space="preserve"> </w:t>
+            </w:r>
+            <w:r>
+              <w:rPr>
+                <w:rFonts w:ascii="Times New Roman" w:hAnsi="Times New Roman" w:cs="Times New Roman"/>
+                <w:sz w:val="26"/>
+                <w:szCs w:val="26"/>
+              </w:rPr>
+              <w:t>toán _INTERNAL_LOCAL trong CSDL.</w:t>
+            </w:r>
+          </w:p>
+        </w:tc>
+        <w:tc>
+          <w:tcPr>
+            <w:tcW w:w="2333" w:type="dxa"/>
+          </w:tcPr>
+          <w:p>
+            <w:pPr>
+              <w:spacing w:after="0" w:line="360" w:lineRule="auto"/>
+              <w:rPr>
+                <w:rFonts w:ascii="Times New Roman" w:hAnsi="Times New Roman" w:cs="Times New Roman"/>
+                <w:sz w:val="26"/>
+                <w:szCs w:val="26"/>
+              </w:rPr>
+            </w:pPr>
+            <w:r>
+              <w:rPr>
+                <w:rFonts w:ascii="Times New Roman" w:hAnsi="Times New Roman" w:cs="Times New Roman"/>
+                <w:sz w:val="26"/>
+                <w:szCs w:val="26"/>
+              </w:rPr>
+              <w:t>Python</w:t>
+            </w:r>
+            <w:r>
+              <w:rPr>
+                <w:rFonts w:ascii="Times New Roman" w:hAnsi="Times New Roman" w:cs="Times New Roman"/>
+                <w:sz w:val="26"/>
+                <w:szCs w:val="26"/>
+              </w:rPr>
+              <w:t xml:space="preserve"> tự động</w:t>
+            </w:r>
+          </w:p>
+          <w:p>
+            <w:pPr>
+              <w:spacing w:after="0" w:line="360" w:lineRule="auto"/>
+              <w:rPr>
+                <w:rFonts w:ascii="Times New Roman" w:hAnsi="Times New Roman" w:cs="Times New Roman"/>
+                <w:sz w:val="26"/>
+                <w:szCs w:val="26"/>
+              </w:rPr>
+            </w:pPr>
+            <w:r>
+              <w:rPr>
+                <w:rFonts w:ascii="Times New Roman" w:hAnsi="Times New Roman" w:cs="Times New Roman"/>
+                <w:sz w:val="26"/>
+                <w:szCs w:val="26"/>
+              </w:rPr>
+              <w:t>(test_ai.py) kết hợp kiểm thử giao diện</w:t>
             </w:r>
           </w:p>
         </w:tc>
@@ -13613,7 +14039,6 @@
   <w:style w:type="character" w:default="1" w:styleId="DefaultParagraphFont">
     <w:name w:val="Default Paragraph Font"/>
     <w:uiPriority w:val="1"/>
-    <w:semiHidden/>
     <w:unhideWhenUsed/>
   </w:style>
   <w:style w:type="table" w:default="1" w:styleId="TableNormal">
